--- a/Prateek Rastogi-Current.docx
+++ b/Prateek Rastogi-Current.docx
@@ -371,7 +371,7 @@
           <w:sz w:val="24"/>
           <w:szCs w:val="24"/>
         </w:rPr>
-        <w:t>X-801</w:t>
+        <w:t>192</w:t>
       </w:r>
       <w:r>
         <w:rPr>
@@ -387,7 +387,25 @@
           <w:sz w:val="24"/>
           <w:szCs w:val="24"/>
         </w:rPr>
-        <w:t xml:space="preserve"> Amrapali </w:t>
+        <w:t xml:space="preserve"> </w:t>
+      </w:r>
+      <w:proofErr w:type="spellStart"/>
+      <w:r>
+        <w:rPr>
+          <w:rFonts w:asciiTheme="majorHAnsi" w:eastAsia="MS Mincho" w:hAnsiTheme="majorHAnsi"/>
+          <w:sz w:val="24"/>
+          <w:szCs w:val="24"/>
+        </w:rPr>
+        <w:t>Peptech</w:t>
+      </w:r>
+      <w:proofErr w:type="spellEnd"/>
+      <w:r>
+        <w:rPr>
+          <w:rFonts w:asciiTheme="majorHAnsi" w:eastAsia="MS Mincho" w:hAnsiTheme="majorHAnsi"/>
+          <w:sz w:val="24"/>
+          <w:szCs w:val="24"/>
+        </w:rPr>
+        <w:t xml:space="preserve"> </w:t>
       </w:r>
       <w:proofErr w:type="gramStart"/>
       <w:r>
@@ -396,7 +414,15 @@
           <w:sz w:val="24"/>
           <w:szCs w:val="24"/>
         </w:rPr>
-        <w:t>Sapphire,</w:t>
+        <w:t>City</w:t>
+      </w:r>
+      <w:r>
+        <w:rPr>
+          <w:rFonts w:asciiTheme="majorHAnsi" w:eastAsia="MS Mincho" w:hAnsiTheme="majorHAnsi"/>
+          <w:sz w:val="24"/>
+          <w:szCs w:val="24"/>
+        </w:rPr>
+        <w:t>,</w:t>
       </w:r>
       <w:r>
         <w:rPr>
@@ -548,13 +574,31 @@
         </w:rPr>
         <w:t xml:space="preserve">      </w:t>
       </w:r>
-      <w:r>
-        <w:rPr>
-          <w:rFonts w:asciiTheme="majorHAnsi" w:eastAsia="MS Mincho" w:hAnsiTheme="majorHAnsi"/>
-          <w:sz w:val="24"/>
-          <w:szCs w:val="24"/>
-        </w:rPr>
-        <w:t>Sector 45,</w:t>
+      <w:proofErr w:type="spellStart"/>
+      <w:r>
+        <w:rPr>
+          <w:rFonts w:asciiTheme="majorHAnsi" w:eastAsia="MS Mincho" w:hAnsiTheme="majorHAnsi"/>
+          <w:sz w:val="24"/>
+          <w:szCs w:val="24"/>
+        </w:rPr>
+        <w:t>S</w:t>
+      </w:r>
+      <w:r>
+        <w:rPr>
+          <w:rFonts w:asciiTheme="majorHAnsi" w:eastAsia="MS Mincho" w:hAnsiTheme="majorHAnsi"/>
+          <w:sz w:val="24"/>
+          <w:szCs w:val="24"/>
+        </w:rPr>
+        <w:t>ohawal</w:t>
+      </w:r>
+      <w:proofErr w:type="spellEnd"/>
+      <w:r>
+        <w:rPr>
+          <w:rFonts w:asciiTheme="majorHAnsi" w:eastAsia="MS Mincho" w:hAnsiTheme="majorHAnsi"/>
+          <w:sz w:val="24"/>
+          <w:szCs w:val="24"/>
+        </w:rPr>
+        <w:t>,</w:t>
       </w:r>
       <w:r>
         <w:rPr>
@@ -570,7 +614,7 @@
           <w:sz w:val="24"/>
           <w:szCs w:val="24"/>
         </w:rPr>
-        <w:t>Noida</w:t>
+        <w:t>Satna</w:t>
       </w:r>
       <w:r>
         <w:rPr>
@@ -802,7 +846,7 @@
           <w:sz w:val="24"/>
           <w:szCs w:val="24"/>
         </w:rPr>
-        <w:t>201301</w:t>
+        <w:t>485441</w:t>
       </w:r>
       <w:r>
         <w:rPr>
@@ -818,17 +862,7 @@
           <w:sz w:val="24"/>
           <w:szCs w:val="24"/>
         </w:rPr>
-        <w:t xml:space="preserve">       </w:t>
-      </w:r>
-      <w:bookmarkStart w:id="0" w:name="_GoBack"/>
-      <w:bookmarkEnd w:id="0"/>
-      <w:r>
-        <w:rPr>
-          <w:rFonts w:asciiTheme="majorHAnsi" w:eastAsia="MS Mincho" w:hAnsiTheme="majorHAnsi"/>
-          <w:sz w:val="24"/>
-          <w:szCs w:val="24"/>
-        </w:rPr>
-        <w:t xml:space="preserve">                                        </w:t>
+        <w:t xml:space="preserve">                                               </w:t>
       </w:r>
       <w:r>
         <w:rPr>
@@ -1025,246 +1059,127 @@
       <w:pPr>
         <w:pStyle w:val="ResumeHeadings"/>
         <w:rPr>
-          <w:rFonts w:asciiTheme="majorHAnsi" w:eastAsia="MS Mincho" w:hAnsiTheme="majorHAnsi"/>
+          <w:b w:val="0"/>
           <w:sz w:val="32"/>
           <w:szCs w:val="32"/>
         </w:rPr>
       </w:pPr>
       <w:r>
         <w:rPr>
-          <w:rFonts w:asciiTheme="majorHAnsi" w:eastAsia="MS Mincho" w:hAnsiTheme="majorHAnsi"/>
+          <w:rFonts w:asciiTheme="majorHAnsi" w:hAnsiTheme="majorHAnsi"/>
           <w:sz w:val="32"/>
           <w:szCs w:val="32"/>
         </w:rPr>
-        <w:t>Experience</w:t>
+        <w:t>Education</w:t>
       </w:r>
     </w:p>
     <w:p>
       <w:pPr>
-        <w:pStyle w:val="JobTitlebold"/>
-        <w:rPr>
-          <w:rFonts w:asciiTheme="minorHAnsi" w:eastAsia="MS Mincho" w:hAnsiTheme="minorHAnsi"/>
-          <w:sz w:val="24"/>
-          <w:szCs w:val="24"/>
-        </w:rPr>
-      </w:pPr>
-      <w:r>
-        <w:rPr>
-          <w:rFonts w:asciiTheme="minorHAnsi" w:eastAsia="MS Mincho" w:hAnsiTheme="minorHAnsi"/>
-          <w:b w:val="0"/>
-          <w:sz w:val="24"/>
-          <w:szCs w:val="24"/>
-        </w:rPr>
-        <w:tab/>
-      </w:r>
-      <w:r>
-        <w:rPr>
-          <w:rFonts w:asciiTheme="minorHAnsi" w:eastAsia="MS Mincho" w:hAnsiTheme="minorHAnsi"/>
-          <w:b w:val="0"/>
-          <w:sz w:val="24"/>
-          <w:szCs w:val="24"/>
-        </w:rPr>
-        <w:tab/>
-      </w:r>
-      <w:r>
-        <w:rPr>
-          <w:rFonts w:asciiTheme="minorHAnsi" w:eastAsia="MS Mincho" w:hAnsiTheme="minorHAnsi"/>
-          <w:b w:val="0"/>
-          <w:sz w:val="24"/>
-          <w:szCs w:val="24"/>
-        </w:rPr>
-        <w:tab/>
-      </w:r>
-      <w:r>
-        <w:rPr>
-          <w:rFonts w:asciiTheme="minorHAnsi" w:eastAsia="MS Mincho" w:hAnsiTheme="minorHAnsi"/>
-          <w:b w:val="0"/>
-          <w:sz w:val="24"/>
-          <w:szCs w:val="24"/>
-        </w:rPr>
-        <w:tab/>
-      </w:r>
-      <w:r>
-        <w:rPr>
-          <w:rFonts w:asciiTheme="minorHAnsi" w:eastAsia="MS Mincho" w:hAnsiTheme="minorHAnsi"/>
-          <w:b w:val="0"/>
-          <w:sz w:val="24"/>
-          <w:szCs w:val="24"/>
-        </w:rPr>
-        <w:tab/>
-      </w:r>
+        <w:pStyle w:val="BulletPoints"/>
+        <w:numPr>
+          <w:ilvl w:val="0"/>
+          <w:numId w:val="0"/>
+        </w:numPr>
+        <w:ind w:left="360"/>
+      </w:pPr>
     </w:p>
     <w:p>
       <w:pPr>
-        <w:pStyle w:val="JobTitlebold"/>
+        <w:pStyle w:val="BulletPoints"/>
         <w:numPr>
           <w:ilvl w:val="0"/>
           <w:numId w:val="30"/>
         </w:numPr>
         <w:rPr>
-          <w:rFonts w:asciiTheme="majorHAnsi" w:eastAsia="MS Mincho" w:hAnsiTheme="majorHAnsi"/>
-          <w:sz w:val="24"/>
-          <w:szCs w:val="24"/>
-        </w:rPr>
-      </w:pPr>
-      <w:r>
-        <w:rPr>
-          <w:rFonts w:asciiTheme="majorHAnsi" w:eastAsia="MS Mincho" w:hAnsiTheme="majorHAnsi"/>
-          <w:sz w:val="24"/>
-          <w:szCs w:val="24"/>
-        </w:rPr>
-        <w:t>Times Internet</w:t>
-      </w:r>
-      <w:r>
-        <w:rPr>
-          <w:rFonts w:asciiTheme="majorHAnsi" w:eastAsia="MS Mincho" w:hAnsiTheme="majorHAnsi"/>
-          <w:sz w:val="24"/>
-          <w:szCs w:val="24"/>
-        </w:rPr>
-        <w:tab/>
-      </w:r>
-      <w:r>
-        <w:rPr>
-          <w:rFonts w:asciiTheme="majorHAnsi" w:eastAsia="MS Mincho" w:hAnsiTheme="majorHAnsi"/>
-          <w:sz w:val="24"/>
-          <w:szCs w:val="24"/>
-        </w:rPr>
-        <w:tab/>
-      </w:r>
-      <w:r>
-        <w:rPr>
-          <w:rFonts w:asciiTheme="majorHAnsi" w:eastAsia="MS Mincho" w:hAnsiTheme="majorHAnsi"/>
-          <w:sz w:val="24"/>
-          <w:szCs w:val="24"/>
-        </w:rPr>
-        <w:tab/>
-      </w:r>
-      <w:r>
-        <w:rPr>
-          <w:rFonts w:asciiTheme="majorHAnsi" w:eastAsia="MS Mincho" w:hAnsiTheme="majorHAnsi"/>
-          <w:sz w:val="24"/>
-          <w:szCs w:val="24"/>
-        </w:rPr>
-        <w:tab/>
-      </w:r>
-      <w:r>
-        <w:rPr>
-          <w:rFonts w:asciiTheme="majorHAnsi" w:eastAsia="MS Mincho" w:hAnsiTheme="majorHAnsi"/>
-          <w:sz w:val="24"/>
-          <w:szCs w:val="24"/>
-        </w:rPr>
-        <w:tab/>
-      </w:r>
-      <w:r>
-        <w:rPr>
-          <w:rFonts w:asciiTheme="majorHAnsi" w:eastAsia="MS Mincho" w:hAnsiTheme="majorHAnsi"/>
-          <w:sz w:val="24"/>
-          <w:szCs w:val="24"/>
-        </w:rPr>
-        <w:tab/>
-      </w:r>
-      <w:r>
-        <w:rPr>
-          <w:rFonts w:asciiTheme="majorHAnsi" w:eastAsia="MS Mincho" w:hAnsiTheme="majorHAnsi"/>
-          <w:sz w:val="24"/>
-          <w:szCs w:val="24"/>
-        </w:rPr>
-        <w:tab/>
-      </w:r>
-      <w:r>
-        <w:rPr>
-          <w:rFonts w:asciiTheme="majorHAnsi" w:eastAsia="MS Mincho" w:hAnsiTheme="majorHAnsi"/>
-          <w:sz w:val="24"/>
-          <w:szCs w:val="24"/>
-        </w:rPr>
-        <w:t xml:space="preserve">             </w:t>
-      </w:r>
-      <w:r>
-        <w:rPr>
-          <w:rFonts w:asciiTheme="majorHAnsi" w:eastAsia="MS Mincho" w:hAnsiTheme="majorHAnsi"/>
-          <w:sz w:val="24"/>
-          <w:szCs w:val="24"/>
-        </w:rPr>
-        <w:t>Nov’17-Feb’19</w:t>
-      </w:r>
-      <w:r>
-        <w:rPr>
-          <w:rFonts w:asciiTheme="majorHAnsi" w:eastAsia="MS Mincho" w:hAnsiTheme="majorHAnsi"/>
-          <w:sz w:val="24"/>
-          <w:szCs w:val="24"/>
-        </w:rPr>
-        <w:tab/>
+          <w:sz w:val="24"/>
+          <w:szCs w:val="24"/>
+        </w:rPr>
+      </w:pPr>
+      <w:r>
+        <w:rPr>
+          <w:sz w:val="24"/>
+          <w:szCs w:val="24"/>
+        </w:rPr>
+        <w:t>C</w:t>
+      </w:r>
+      <w:r>
+        <w:rPr>
+          <w:sz w:val="24"/>
+          <w:szCs w:val="24"/>
+        </w:rPr>
+        <w:t>onferred</w:t>
+      </w:r>
+      <w:r>
+        <w:rPr>
+          <w:sz w:val="24"/>
+          <w:szCs w:val="24"/>
+        </w:rPr>
+        <w:t xml:space="preserve"> Bachelor of Technology in Compu</w:t>
+      </w:r>
+      <w:r>
+        <w:rPr>
+          <w:sz w:val="24"/>
+          <w:szCs w:val="24"/>
+        </w:rPr>
+        <w:t>ter Science and Engineering by</w:t>
+      </w:r>
+      <w:r>
+        <w:rPr>
+          <w:sz w:val="24"/>
+          <w:szCs w:val="24"/>
+        </w:rPr>
+        <w:t xml:space="preserve"> IIT Guwahati </w:t>
+      </w:r>
+      <w:r>
+        <w:rPr>
+          <w:sz w:val="24"/>
+          <w:szCs w:val="24"/>
+        </w:rPr>
+        <w:t>(</w:t>
+      </w:r>
+      <w:r>
+        <w:rPr>
+          <w:sz w:val="24"/>
+          <w:szCs w:val="24"/>
+        </w:rPr>
+        <w:t>Indian Institute of Technology Guwahati)</w:t>
+      </w:r>
+      <w:r>
+        <w:rPr>
+          <w:sz w:val="24"/>
+          <w:szCs w:val="24"/>
+        </w:rPr>
+        <w:t>.</w:t>
       </w:r>
     </w:p>
     <w:p>
       <w:pPr>
-        <w:pStyle w:val="JobTitlebold"/>
-        <w:ind w:left="1080"/>
-        <w:rPr>
-          <w:rFonts w:eastAsia="MS Mincho"/>
-          <w:b w:val="0"/>
-          <w:sz w:val="24"/>
-          <w:szCs w:val="24"/>
-        </w:rPr>
-      </w:pPr>
-      <w:r>
-        <w:rPr>
-          <w:rFonts w:eastAsia="MS Mincho"/>
-          <w:b w:val="0"/>
-          <w:sz w:val="24"/>
-          <w:szCs w:val="24"/>
-        </w:rPr>
-        <w:t xml:space="preserve">Joined ETB2B </w:t>
-      </w:r>
-      <w:r>
-        <w:rPr>
-          <w:rFonts w:eastAsia="MS Mincho"/>
-          <w:b w:val="0"/>
-          <w:sz w:val="24"/>
-          <w:szCs w:val="24"/>
-        </w:rPr>
-        <w:t>in</w:t>
-      </w:r>
-      <w:r>
-        <w:rPr>
-          <w:rFonts w:eastAsia="MS Mincho"/>
-          <w:b w:val="0"/>
-          <w:sz w:val="24"/>
-          <w:szCs w:val="24"/>
-        </w:rPr>
-        <w:t xml:space="preserve"> Times Internet as </w:t>
-      </w:r>
-      <w:r>
-        <w:rPr>
-          <w:rFonts w:eastAsia="MS Mincho"/>
-          <w:b w:val="0"/>
-          <w:sz w:val="24"/>
-          <w:szCs w:val="24"/>
-        </w:rPr>
-        <w:t xml:space="preserve">a </w:t>
-      </w:r>
-      <w:r>
-        <w:rPr>
-          <w:rFonts w:eastAsia="MS Mincho"/>
-          <w:b w:val="0"/>
-          <w:sz w:val="24"/>
-          <w:szCs w:val="24"/>
-        </w:rPr>
-        <w:t xml:space="preserve">Frontend Developer, but my role </w:t>
-      </w:r>
-      <w:r>
-        <w:rPr>
-          <w:rFonts w:eastAsia="MS Mincho"/>
-          <w:b w:val="0"/>
-          <w:sz w:val="24"/>
-          <w:szCs w:val="24"/>
-        </w:rPr>
-        <w:t>eventually</w:t>
-      </w:r>
-      <w:r>
-        <w:rPr>
-          <w:rFonts w:eastAsia="MS Mincho"/>
-          <w:b w:val="0"/>
+        <w:pStyle w:val="BulletPoints"/>
+        <w:numPr>
+          <w:ilvl w:val="0"/>
+          <w:numId w:val="0"/>
+        </w:numPr>
+        <w:ind w:left="720" w:firstLine="360"/>
+        <w:rPr>
+          <w:rFonts w:asciiTheme="majorHAnsi" w:hAnsiTheme="majorHAnsi"/>
+          <w:b/>
+          <w:sz w:val="24"/>
+          <w:szCs w:val="24"/>
+        </w:rPr>
+      </w:pPr>
+      <w:r>
+        <w:rPr>
+          <w:rFonts w:asciiTheme="majorHAnsi" w:hAnsiTheme="majorHAnsi"/>
+          <w:b/>
+          <w:sz w:val="24"/>
+          <w:szCs w:val="24"/>
+        </w:rPr>
+        <w:t>Duration: 2010</w:t>
+      </w:r>
+      <w:r>
+        <w:rPr>
+          <w:rFonts w:asciiTheme="majorHAnsi" w:hAnsiTheme="majorHAnsi"/>
+          <w:b/>
           <w:sz w:val="24"/>
           <w:szCs w:val="24"/>
         </w:rPr>
@@ -1272,44 +1187,17 @@
       </w:r>
       <w:r>
         <w:rPr>
-          <w:rFonts w:eastAsia="MS Mincho"/>
-          <w:b w:val="0"/>
-          <w:sz w:val="24"/>
-          <w:szCs w:val="24"/>
-        </w:rPr>
-        <w:t>morphed in</w:t>
-      </w:r>
-      <w:r>
-        <w:rPr>
-          <w:rFonts w:eastAsia="MS Mincho"/>
-          <w:b w:val="0"/>
-          <w:sz w:val="24"/>
-          <w:szCs w:val="24"/>
-        </w:rPr>
-        <w:t xml:space="preserve">to </w:t>
-      </w:r>
-      <w:r>
-        <w:rPr>
-          <w:rFonts w:eastAsia="MS Mincho"/>
-          <w:b w:val="0"/>
-          <w:sz w:val="24"/>
-          <w:szCs w:val="24"/>
-        </w:rPr>
-        <w:t>business</w:t>
-      </w:r>
-      <w:r>
-        <w:rPr>
-          <w:rFonts w:eastAsia="MS Mincho"/>
-          <w:b w:val="0"/>
-          <w:sz w:val="24"/>
-          <w:szCs w:val="24"/>
-        </w:rPr>
-        <w:t xml:space="preserve"> unit</w:t>
-      </w:r>
-      <w:r>
-        <w:rPr>
-          <w:rFonts w:eastAsia="MS Mincho"/>
-          <w:b w:val="0"/>
+          <w:rFonts w:asciiTheme="majorHAnsi" w:hAnsiTheme="majorHAnsi"/>
+          <w:b/>
+          <w:sz w:val="24"/>
+          <w:szCs w:val="24"/>
+        </w:rPr>
+        <w:t>–</w:t>
+      </w:r>
+      <w:r>
+        <w:rPr>
+          <w:rFonts w:asciiTheme="majorHAnsi" w:hAnsiTheme="majorHAnsi"/>
+          <w:b/>
           <w:sz w:val="24"/>
           <w:szCs w:val="24"/>
         </w:rPr>
@@ -1317,2417 +1205,29 @@
       </w:r>
       <w:r>
         <w:rPr>
-          <w:rFonts w:eastAsia="MS Mincho"/>
-          <w:b w:val="0"/>
-          <w:sz w:val="24"/>
-          <w:szCs w:val="24"/>
-        </w:rPr>
-        <w:t>tech strategy</w:t>
-      </w:r>
-      <w:r>
-        <w:rPr>
-          <w:rFonts w:eastAsia="MS Mincho"/>
-          <w:b w:val="0"/>
-          <w:sz w:val="24"/>
-          <w:szCs w:val="24"/>
-        </w:rPr>
-        <w:t xml:space="preserve"> supervision</w:t>
-      </w:r>
-      <w:r>
-        <w:rPr>
-          <w:rFonts w:eastAsia="MS Mincho"/>
-          <w:b w:val="0"/>
-          <w:sz w:val="24"/>
-          <w:szCs w:val="24"/>
-        </w:rPr>
-        <w:t xml:space="preserve"> </w:t>
-      </w:r>
-      <w:r>
-        <w:rPr>
-          <w:rFonts w:eastAsia="MS Mincho"/>
-          <w:b w:val="0"/>
-          <w:sz w:val="24"/>
-          <w:szCs w:val="24"/>
-        </w:rPr>
-        <w:t>through</w:t>
-      </w:r>
-      <w:r>
-        <w:rPr>
-          <w:rFonts w:eastAsia="MS Mincho"/>
-          <w:b w:val="0"/>
-          <w:sz w:val="24"/>
-          <w:szCs w:val="24"/>
-        </w:rPr>
-        <w:t xml:space="preserve"> proof of concept</w:t>
-      </w:r>
-      <w:r>
-        <w:rPr>
-          <w:rFonts w:eastAsia="MS Mincho"/>
-          <w:b w:val="0"/>
-          <w:sz w:val="24"/>
-          <w:szCs w:val="24"/>
-        </w:rPr>
-        <w:t xml:space="preserve"> </w:t>
-      </w:r>
-      <w:r>
-        <w:rPr>
-          <w:rFonts w:eastAsia="MS Mincho"/>
-          <w:b w:val="0"/>
-          <w:sz w:val="24"/>
-          <w:szCs w:val="24"/>
-        </w:rPr>
-        <w:t>demonstration</w:t>
-      </w:r>
-      <w:r>
-        <w:rPr>
-          <w:rFonts w:eastAsia="MS Mincho"/>
-          <w:b w:val="0"/>
-          <w:sz w:val="24"/>
-          <w:szCs w:val="24"/>
-        </w:rPr>
-        <w:t>s</w:t>
-      </w:r>
-      <w:r>
-        <w:rPr>
-          <w:rFonts w:eastAsia="MS Mincho"/>
-          <w:b w:val="0"/>
-          <w:sz w:val="24"/>
-          <w:szCs w:val="24"/>
-        </w:rPr>
-        <w:t xml:space="preserve"> </w:t>
-      </w:r>
-      <w:r>
-        <w:rPr>
-          <w:rFonts w:eastAsia="MS Mincho"/>
-          <w:b w:val="0"/>
-          <w:sz w:val="24"/>
-          <w:szCs w:val="24"/>
-        </w:rPr>
-        <w:t>engraving</w:t>
-      </w:r>
-      <w:r>
-        <w:rPr>
-          <w:rFonts w:eastAsia="MS Mincho"/>
-          <w:b w:val="0"/>
-          <w:sz w:val="24"/>
-          <w:szCs w:val="24"/>
-        </w:rPr>
-        <w:t xml:space="preserve"> </w:t>
-      </w:r>
-      <w:r>
-        <w:rPr>
-          <w:rFonts w:eastAsia="MS Mincho"/>
-          <w:b w:val="0"/>
-          <w:sz w:val="24"/>
-          <w:szCs w:val="24"/>
-        </w:rPr>
-        <w:t>cutting-edge</w:t>
-      </w:r>
-      <w:r>
-        <w:rPr>
-          <w:rFonts w:eastAsia="MS Mincho"/>
-          <w:b w:val="0"/>
-          <w:sz w:val="24"/>
-          <w:szCs w:val="24"/>
-        </w:rPr>
-        <w:t xml:space="preserve"> technologies</w:t>
-      </w:r>
-      <w:r>
-        <w:rPr>
-          <w:rFonts w:eastAsia="MS Mincho"/>
-          <w:b w:val="0"/>
-          <w:sz w:val="24"/>
-          <w:szCs w:val="24"/>
-        </w:rPr>
-        <w:t xml:space="preserve"> such as Gatsby, </w:t>
-      </w:r>
-      <w:proofErr w:type="spellStart"/>
-      <w:r>
-        <w:rPr>
-          <w:rFonts w:eastAsia="MS Mincho"/>
-          <w:b w:val="0"/>
-          <w:sz w:val="24"/>
-          <w:szCs w:val="24"/>
-        </w:rPr>
-        <w:t>LoopBack</w:t>
-      </w:r>
-      <w:proofErr w:type="spellEnd"/>
-      <w:r>
-        <w:rPr>
-          <w:rFonts w:eastAsia="MS Mincho"/>
-          <w:b w:val="0"/>
-          <w:sz w:val="24"/>
-          <w:szCs w:val="24"/>
-        </w:rPr>
-        <w:t>, and Universal Recommender</w:t>
-      </w:r>
-      <w:r>
-        <w:rPr>
-          <w:rFonts w:eastAsia="MS Mincho"/>
-          <w:b w:val="0"/>
-          <w:sz w:val="24"/>
-          <w:szCs w:val="24"/>
-        </w:rPr>
-        <w:t>,</w:t>
-      </w:r>
-      <w:r>
-        <w:rPr>
-          <w:rFonts w:eastAsia="MS Mincho"/>
-          <w:b w:val="0"/>
-          <w:sz w:val="24"/>
-          <w:szCs w:val="24"/>
-        </w:rPr>
-        <w:t xml:space="preserve"> and</w:t>
-      </w:r>
-      <w:r>
-        <w:rPr>
-          <w:rFonts w:eastAsia="MS Mincho"/>
-          <w:b w:val="0"/>
-          <w:sz w:val="24"/>
-          <w:szCs w:val="24"/>
-        </w:rPr>
-        <w:t xml:space="preserve"> via</w:t>
-      </w:r>
-      <w:r>
-        <w:rPr>
-          <w:rFonts w:eastAsia="MS Mincho"/>
-          <w:b w:val="0"/>
-          <w:sz w:val="24"/>
-          <w:szCs w:val="24"/>
-        </w:rPr>
-        <w:t xml:space="preserve"> </w:t>
-      </w:r>
-      <w:r>
-        <w:rPr>
-          <w:rFonts w:eastAsia="MS Mincho"/>
-          <w:b w:val="0"/>
-          <w:sz w:val="24"/>
-          <w:szCs w:val="24"/>
-        </w:rPr>
-        <w:t>arbitrage</w:t>
-      </w:r>
-      <w:r>
-        <w:rPr>
-          <w:rFonts w:eastAsia="MS Mincho"/>
-          <w:b w:val="0"/>
-          <w:sz w:val="24"/>
-          <w:szCs w:val="24"/>
-        </w:rPr>
-        <w:t xml:space="preserve"> </w:t>
-      </w:r>
-      <w:r>
-        <w:rPr>
-          <w:rFonts w:eastAsia="MS Mincho"/>
-          <w:b w:val="0"/>
-          <w:sz w:val="24"/>
-          <w:szCs w:val="24"/>
-        </w:rPr>
-        <w:t xml:space="preserve">value </w:t>
-      </w:r>
-      <w:r>
-        <w:rPr>
-          <w:rFonts w:eastAsia="MS Mincho"/>
-          <w:b w:val="0"/>
-          <w:sz w:val="24"/>
-          <w:szCs w:val="24"/>
-        </w:rPr>
-        <w:t>injection</w:t>
-      </w:r>
-      <w:r>
-        <w:rPr>
-          <w:rFonts w:eastAsia="MS Mincho"/>
-          <w:b w:val="0"/>
-          <w:sz w:val="24"/>
-          <w:szCs w:val="24"/>
-        </w:rPr>
-        <w:t>s</w:t>
-      </w:r>
-      <w:r>
-        <w:rPr>
-          <w:rFonts w:eastAsia="MS Mincho"/>
-          <w:b w:val="0"/>
-          <w:sz w:val="24"/>
-          <w:szCs w:val="24"/>
-        </w:rPr>
-        <w:t xml:space="preserve"> </w:t>
-      </w:r>
-      <w:r>
-        <w:rPr>
-          <w:rFonts w:eastAsia="MS Mincho"/>
-          <w:b w:val="0"/>
-          <w:sz w:val="24"/>
-          <w:szCs w:val="24"/>
-        </w:rPr>
-        <w:t>in existing system</w:t>
-      </w:r>
-      <w:r>
-        <w:rPr>
-          <w:rFonts w:eastAsia="MS Mincho"/>
-          <w:b w:val="0"/>
-          <w:sz w:val="24"/>
-          <w:szCs w:val="24"/>
-        </w:rPr>
-        <w:t>s</w:t>
-      </w:r>
-      <w:r>
-        <w:rPr>
-          <w:rFonts w:eastAsia="MS Mincho"/>
-          <w:b w:val="0"/>
-          <w:sz w:val="24"/>
-          <w:szCs w:val="24"/>
-        </w:rPr>
-        <w:t xml:space="preserve"> </w:t>
-      </w:r>
-      <w:r>
-        <w:rPr>
-          <w:rFonts w:eastAsia="MS Mincho"/>
-          <w:b w:val="0"/>
-          <w:sz w:val="24"/>
-          <w:szCs w:val="24"/>
-        </w:rPr>
-        <w:t>with</w:t>
-      </w:r>
-      <w:r>
-        <w:rPr>
-          <w:rFonts w:eastAsia="MS Mincho"/>
-          <w:b w:val="0"/>
-          <w:sz w:val="24"/>
-          <w:szCs w:val="24"/>
-        </w:rPr>
-        <w:t xml:space="preserve"> </w:t>
-      </w:r>
-      <w:r>
-        <w:rPr>
-          <w:rFonts w:eastAsia="MS Mincho"/>
-          <w:b w:val="0"/>
-          <w:sz w:val="24"/>
-          <w:szCs w:val="24"/>
-        </w:rPr>
-        <w:t xml:space="preserve">PWAs, </w:t>
-      </w:r>
-      <w:proofErr w:type="spellStart"/>
-      <w:r>
-        <w:rPr>
-          <w:rFonts w:eastAsia="MS Mincho"/>
-          <w:b w:val="0"/>
-          <w:sz w:val="24"/>
-          <w:szCs w:val="24"/>
-        </w:rPr>
-        <w:t>S</w:t>
-      </w:r>
-      <w:r>
-        <w:rPr>
-          <w:rFonts w:eastAsia="MS Mincho"/>
-          <w:b w:val="0"/>
-          <w:sz w:val="24"/>
-          <w:szCs w:val="24"/>
-        </w:rPr>
-        <w:t>treamable</w:t>
-      </w:r>
-      <w:proofErr w:type="spellEnd"/>
-      <w:r>
-        <w:rPr>
-          <w:rFonts w:eastAsia="MS Mincho"/>
-          <w:b w:val="0"/>
-          <w:sz w:val="24"/>
-          <w:szCs w:val="24"/>
-        </w:rPr>
-        <w:t xml:space="preserve"> </w:t>
-      </w:r>
-      <w:r>
-        <w:rPr>
-          <w:rFonts w:eastAsia="MS Mincho"/>
-          <w:b w:val="0"/>
-          <w:sz w:val="24"/>
-          <w:szCs w:val="24"/>
-        </w:rPr>
-        <w:t>W</w:t>
-      </w:r>
-      <w:r>
-        <w:rPr>
-          <w:rFonts w:eastAsia="MS Mincho"/>
-          <w:b w:val="0"/>
-          <w:sz w:val="24"/>
-          <w:szCs w:val="24"/>
-        </w:rPr>
-        <w:t xml:space="preserve">eb </w:t>
-      </w:r>
-      <w:r>
-        <w:rPr>
-          <w:rFonts w:eastAsia="MS Mincho"/>
-          <w:b w:val="0"/>
-          <w:sz w:val="24"/>
-          <w:szCs w:val="24"/>
-        </w:rPr>
-        <w:t>A</w:t>
-      </w:r>
-      <w:r>
-        <w:rPr>
-          <w:rFonts w:eastAsia="MS Mincho"/>
-          <w:b w:val="0"/>
-          <w:sz w:val="24"/>
-          <w:szCs w:val="24"/>
-        </w:rPr>
-        <w:t>pps</w:t>
-      </w:r>
-      <w:r>
-        <w:rPr>
-          <w:rFonts w:eastAsia="MS Mincho"/>
-          <w:b w:val="0"/>
-          <w:sz w:val="24"/>
-          <w:szCs w:val="24"/>
-        </w:rPr>
-        <w:t>,</w:t>
-      </w:r>
-      <w:r>
-        <w:rPr>
-          <w:rFonts w:eastAsia="MS Mincho"/>
-          <w:b w:val="0"/>
-          <w:sz w:val="24"/>
-          <w:szCs w:val="24"/>
-        </w:rPr>
-        <w:t xml:space="preserve"> </w:t>
-      </w:r>
-      <w:r>
-        <w:rPr>
-          <w:rFonts w:eastAsia="MS Mincho"/>
-          <w:b w:val="0"/>
-          <w:sz w:val="24"/>
-          <w:szCs w:val="24"/>
-        </w:rPr>
-        <w:br/>
-      </w:r>
-      <w:proofErr w:type="spellStart"/>
-      <w:r>
-        <w:rPr>
-          <w:rFonts w:eastAsia="MS Mincho"/>
-          <w:b w:val="0"/>
-          <w:sz w:val="24"/>
-          <w:szCs w:val="24"/>
-        </w:rPr>
-        <w:t>Gr</w:t>
-      </w:r>
-      <w:r>
-        <w:rPr>
-          <w:rFonts w:eastAsia="MS Mincho"/>
-          <w:b w:val="0"/>
-          <w:sz w:val="24"/>
-          <w:szCs w:val="24"/>
-        </w:rPr>
-        <w:t>a</w:t>
-      </w:r>
-      <w:r>
-        <w:rPr>
-          <w:rFonts w:eastAsia="MS Mincho"/>
-          <w:b w:val="0"/>
-          <w:sz w:val="24"/>
-          <w:szCs w:val="24"/>
-        </w:rPr>
-        <w:t>phQL</w:t>
-      </w:r>
-      <w:proofErr w:type="spellEnd"/>
-      <w:r>
-        <w:rPr>
-          <w:rFonts w:eastAsia="MS Mincho"/>
-          <w:b w:val="0"/>
-          <w:sz w:val="24"/>
-          <w:szCs w:val="24"/>
-        </w:rPr>
-        <w:t xml:space="preserve"> API Gateway,</w:t>
-      </w:r>
-      <w:r>
-        <w:rPr>
-          <w:rFonts w:eastAsia="MS Mincho"/>
-          <w:b w:val="0"/>
-          <w:sz w:val="24"/>
-          <w:szCs w:val="24"/>
-        </w:rPr>
-        <w:t xml:space="preserve"> </w:t>
-      </w:r>
-      <w:r>
-        <w:rPr>
-          <w:rFonts w:eastAsia="MS Mincho"/>
-          <w:b w:val="0"/>
-          <w:sz w:val="24"/>
-          <w:szCs w:val="24"/>
-        </w:rPr>
-        <w:t>M</w:t>
-      </w:r>
-      <w:r>
-        <w:rPr>
-          <w:rFonts w:eastAsia="MS Mincho"/>
-          <w:b w:val="0"/>
-          <w:sz w:val="24"/>
-          <w:szCs w:val="24"/>
-        </w:rPr>
-        <w:t>icro-CMSs</w:t>
-      </w:r>
-      <w:r>
-        <w:rPr>
-          <w:rFonts w:eastAsia="MS Mincho"/>
-          <w:b w:val="0"/>
-          <w:sz w:val="24"/>
-          <w:szCs w:val="24"/>
-        </w:rPr>
-        <w:t xml:space="preserve">, and </w:t>
-      </w:r>
-      <w:r>
-        <w:rPr>
-          <w:rFonts w:eastAsia="MS Mincho"/>
-          <w:b w:val="0"/>
-          <w:sz w:val="24"/>
-          <w:szCs w:val="24"/>
-        </w:rPr>
-        <w:t>M</w:t>
-      </w:r>
-      <w:r>
-        <w:rPr>
-          <w:rFonts w:eastAsia="MS Mincho"/>
-          <w:b w:val="0"/>
-          <w:sz w:val="24"/>
-          <w:szCs w:val="24"/>
-        </w:rPr>
-        <w:t>ulti-</w:t>
-      </w:r>
-      <w:r>
-        <w:rPr>
-          <w:rFonts w:eastAsia="MS Mincho"/>
-          <w:b w:val="0"/>
-          <w:sz w:val="24"/>
-          <w:szCs w:val="24"/>
-        </w:rPr>
-        <w:t>D</w:t>
-      </w:r>
-      <w:r>
-        <w:rPr>
-          <w:rFonts w:eastAsia="MS Mincho"/>
-          <w:b w:val="0"/>
-          <w:sz w:val="24"/>
-          <w:szCs w:val="24"/>
-        </w:rPr>
-        <w:t xml:space="preserve">atacenter </w:t>
-      </w:r>
-      <w:r>
-        <w:rPr>
-          <w:rFonts w:eastAsia="MS Mincho"/>
-          <w:b w:val="0"/>
-          <w:sz w:val="24"/>
-          <w:szCs w:val="24"/>
-        </w:rPr>
-        <w:t xml:space="preserve">ADN </w:t>
-      </w:r>
-      <w:r>
-        <w:rPr>
-          <w:rFonts w:eastAsia="MS Mincho"/>
-          <w:b w:val="0"/>
-          <w:sz w:val="24"/>
-          <w:szCs w:val="24"/>
-        </w:rPr>
-        <w:t>P</w:t>
-      </w:r>
-      <w:r>
-        <w:rPr>
-          <w:rFonts w:eastAsia="MS Mincho"/>
-          <w:b w:val="0"/>
-          <w:sz w:val="24"/>
-          <w:szCs w:val="24"/>
-        </w:rPr>
-        <w:t xml:space="preserve">ipeline </w:t>
-      </w:r>
-      <w:r>
-        <w:rPr>
-          <w:rFonts w:eastAsia="MS Mincho"/>
-          <w:b w:val="0"/>
-          <w:sz w:val="24"/>
-          <w:szCs w:val="24"/>
-        </w:rPr>
-        <w:t>D</w:t>
-      </w:r>
-      <w:r>
-        <w:rPr>
-          <w:rFonts w:eastAsia="MS Mincho"/>
-          <w:b w:val="0"/>
-          <w:sz w:val="24"/>
-          <w:szCs w:val="24"/>
-        </w:rPr>
-        <w:t>esign</w:t>
-      </w:r>
-      <w:r>
-        <w:rPr>
-          <w:rFonts w:eastAsia="MS Mincho"/>
-          <w:b w:val="0"/>
-          <w:sz w:val="24"/>
-          <w:szCs w:val="24"/>
-        </w:rPr>
-        <w:t>.</w:t>
-      </w:r>
-      <w:r>
-        <w:rPr>
-          <w:rFonts w:eastAsia="MS Mincho"/>
-          <w:b w:val="0"/>
-          <w:sz w:val="24"/>
-          <w:szCs w:val="24"/>
-        </w:rPr>
-        <w:t xml:space="preserve">  </w:t>
-      </w:r>
-      <w:r>
-        <w:rPr>
-          <w:rFonts w:eastAsia="MS Mincho"/>
-          <w:b w:val="0"/>
-          <w:sz w:val="24"/>
-          <w:szCs w:val="24"/>
-        </w:rPr>
-        <w:t xml:space="preserve">  </w:t>
-      </w:r>
-      <w:r>
-        <w:rPr>
-          <w:rFonts w:eastAsia="MS Mincho"/>
-          <w:b w:val="0"/>
-          <w:sz w:val="24"/>
-          <w:szCs w:val="24"/>
-        </w:rPr>
-        <w:t xml:space="preserve"> </w:t>
-      </w:r>
-      <w:r>
-        <w:rPr>
-          <w:rFonts w:eastAsia="MS Mincho"/>
-          <w:b w:val="0"/>
-          <w:sz w:val="24"/>
-          <w:szCs w:val="24"/>
-        </w:rPr>
-        <w:t xml:space="preserve">  </w:t>
+          <w:rFonts w:asciiTheme="majorHAnsi" w:hAnsiTheme="majorHAnsi"/>
+          <w:b/>
+          <w:sz w:val="24"/>
+          <w:szCs w:val="24"/>
+        </w:rPr>
+        <w:t>2014</w:t>
       </w:r>
     </w:p>
     <w:p>
       <w:pPr>
-        <w:pStyle w:val="JobTitlebold"/>
-        <w:ind w:left="0"/>
-        <w:rPr>
-          <w:rFonts w:asciiTheme="majorHAnsi" w:eastAsia="MS Mincho" w:hAnsiTheme="majorHAnsi"/>
-          <w:sz w:val="24"/>
-          <w:szCs w:val="24"/>
-        </w:rPr>
-      </w:pPr>
-    </w:p>
-    <w:p>
-      <w:pPr>
-        <w:pStyle w:val="JobTitlebold"/>
+        <w:pStyle w:val="BulletPoints"/>
         <w:numPr>
           <w:ilvl w:val="0"/>
-          <w:numId w:val="30"/>
+          <w:numId w:val="0"/>
         </w:numPr>
-        <w:rPr>
-          <w:rFonts w:asciiTheme="majorHAnsi" w:eastAsia="MS Mincho" w:hAnsiTheme="majorHAnsi"/>
-          <w:sz w:val="24"/>
-          <w:szCs w:val="24"/>
-        </w:rPr>
-      </w:pPr>
-      <w:proofErr w:type="spellStart"/>
-      <w:r>
-        <w:rPr>
-          <w:rFonts w:asciiTheme="majorHAnsi" w:eastAsia="MS Mincho" w:hAnsiTheme="majorHAnsi"/>
-          <w:sz w:val="24"/>
-          <w:szCs w:val="24"/>
-        </w:rPr>
-        <w:t>c</w:t>
-      </w:r>
-      <w:r>
-        <w:rPr>
-          <w:rFonts w:asciiTheme="majorHAnsi" w:eastAsia="MS Mincho" w:hAnsiTheme="majorHAnsi"/>
-          <w:sz w:val="24"/>
-          <w:szCs w:val="24"/>
-        </w:rPr>
-        <w:t>onsert</w:t>
-      </w:r>
-      <w:proofErr w:type="spellEnd"/>
-      <w:r>
-        <w:rPr>
-          <w:rFonts w:asciiTheme="majorHAnsi" w:eastAsia="MS Mincho" w:hAnsiTheme="majorHAnsi"/>
-          <w:sz w:val="24"/>
-          <w:szCs w:val="24"/>
-        </w:rPr>
-        <w:tab/>
-      </w:r>
-      <w:r>
-        <w:rPr>
-          <w:rFonts w:asciiTheme="majorHAnsi" w:eastAsia="MS Mincho" w:hAnsiTheme="majorHAnsi"/>
-          <w:sz w:val="24"/>
-          <w:szCs w:val="24"/>
-        </w:rPr>
-        <w:tab/>
-      </w:r>
-      <w:r>
-        <w:rPr>
-          <w:rFonts w:asciiTheme="majorHAnsi" w:eastAsia="MS Mincho" w:hAnsiTheme="majorHAnsi"/>
-          <w:sz w:val="24"/>
-          <w:szCs w:val="24"/>
-        </w:rPr>
-        <w:tab/>
-      </w:r>
-      <w:r>
-        <w:rPr>
-          <w:rFonts w:asciiTheme="majorHAnsi" w:eastAsia="MS Mincho" w:hAnsiTheme="majorHAnsi"/>
-          <w:sz w:val="24"/>
-          <w:szCs w:val="24"/>
-        </w:rPr>
-        <w:tab/>
-      </w:r>
-      <w:r>
-        <w:rPr>
-          <w:rFonts w:asciiTheme="majorHAnsi" w:eastAsia="MS Mincho" w:hAnsiTheme="majorHAnsi"/>
-          <w:sz w:val="24"/>
-          <w:szCs w:val="24"/>
-        </w:rPr>
-        <w:tab/>
-      </w:r>
-      <w:r>
-        <w:rPr>
-          <w:rFonts w:asciiTheme="majorHAnsi" w:eastAsia="MS Mincho" w:hAnsiTheme="majorHAnsi"/>
-          <w:sz w:val="24"/>
-          <w:szCs w:val="24"/>
-        </w:rPr>
-        <w:tab/>
-      </w:r>
-      <w:r>
-        <w:rPr>
-          <w:rFonts w:asciiTheme="majorHAnsi" w:eastAsia="MS Mincho" w:hAnsiTheme="majorHAnsi"/>
-          <w:sz w:val="24"/>
-          <w:szCs w:val="24"/>
-        </w:rPr>
-        <w:tab/>
-      </w:r>
-      <w:r>
-        <w:rPr>
-          <w:rFonts w:asciiTheme="majorHAnsi" w:eastAsia="MS Mincho" w:hAnsiTheme="majorHAnsi"/>
-          <w:sz w:val="24"/>
-          <w:szCs w:val="24"/>
-        </w:rPr>
-        <w:tab/>
-      </w:r>
-      <w:r>
-        <w:rPr>
-          <w:rFonts w:asciiTheme="majorHAnsi" w:eastAsia="MS Mincho" w:hAnsiTheme="majorHAnsi"/>
-          <w:sz w:val="24"/>
-          <w:szCs w:val="24"/>
-        </w:rPr>
-        <w:tab/>
-        <w:t>Aug’16-Oct’17</w:t>
-      </w:r>
-      <w:r>
-        <w:rPr>
-          <w:rFonts w:asciiTheme="majorHAnsi" w:eastAsia="MS Mincho" w:hAnsiTheme="majorHAnsi"/>
-          <w:sz w:val="24"/>
-          <w:szCs w:val="24"/>
-        </w:rPr>
-        <w:tab/>
-      </w:r>
-    </w:p>
-    <w:p>
-      <w:pPr>
-        <w:pStyle w:val="JobTitlebold"/>
-        <w:ind w:left="1080"/>
-        <w:rPr>
-          <w:rFonts w:asciiTheme="minorHAnsi" w:eastAsia="MS Mincho" w:hAnsiTheme="minorHAnsi" w:cstheme="minorHAnsi"/>
-          <w:b w:val="0"/>
-          <w:sz w:val="24"/>
-          <w:szCs w:val="24"/>
-        </w:rPr>
-      </w:pPr>
-      <w:r>
-        <w:rPr>
-          <w:rFonts w:asciiTheme="minorHAnsi" w:eastAsia="MS Mincho" w:hAnsiTheme="minorHAnsi" w:cstheme="minorHAnsi"/>
-          <w:b w:val="0"/>
-          <w:sz w:val="24"/>
-          <w:szCs w:val="24"/>
-        </w:rPr>
-        <w:t>F</w:t>
-      </w:r>
-      <w:r>
-        <w:rPr>
-          <w:rFonts w:asciiTheme="minorHAnsi" w:eastAsia="MS Mincho" w:hAnsiTheme="minorHAnsi" w:cstheme="minorHAnsi"/>
-          <w:b w:val="0"/>
-          <w:sz w:val="24"/>
-          <w:szCs w:val="24"/>
-        </w:rPr>
-        <w:t>ounded</w:t>
-      </w:r>
-      <w:r>
-        <w:rPr>
-          <w:rFonts w:asciiTheme="minorHAnsi" w:eastAsia="MS Mincho" w:hAnsiTheme="minorHAnsi" w:cstheme="minorHAnsi"/>
-          <w:b w:val="0"/>
-          <w:sz w:val="24"/>
-          <w:szCs w:val="24"/>
-        </w:rPr>
-        <w:t xml:space="preserve"> a tech startup that </w:t>
-      </w:r>
-      <w:r>
-        <w:rPr>
-          <w:rFonts w:asciiTheme="minorHAnsi" w:eastAsia="MS Mincho" w:hAnsiTheme="minorHAnsi" w:cstheme="minorHAnsi"/>
-          <w:b w:val="0"/>
-          <w:sz w:val="24"/>
-          <w:szCs w:val="24"/>
-        </w:rPr>
-        <w:t xml:space="preserve">recommended </w:t>
-      </w:r>
-      <w:r>
-        <w:rPr>
-          <w:rFonts w:asciiTheme="minorHAnsi" w:eastAsia="MS Mincho" w:hAnsiTheme="minorHAnsi" w:cstheme="minorHAnsi"/>
-          <w:b w:val="0"/>
-          <w:sz w:val="24"/>
-          <w:szCs w:val="24"/>
-        </w:rPr>
-        <w:t>live music video</w:t>
-      </w:r>
-      <w:r>
-        <w:rPr>
-          <w:rFonts w:asciiTheme="minorHAnsi" w:eastAsia="MS Mincho" w:hAnsiTheme="minorHAnsi" w:cstheme="minorHAnsi"/>
-          <w:b w:val="0"/>
-          <w:sz w:val="24"/>
-          <w:szCs w:val="24"/>
-        </w:rPr>
-        <w:t>s</w:t>
-      </w:r>
-      <w:r>
-        <w:rPr>
-          <w:rFonts w:asciiTheme="minorHAnsi" w:eastAsia="MS Mincho" w:hAnsiTheme="minorHAnsi" w:cstheme="minorHAnsi"/>
-          <w:b w:val="0"/>
-          <w:sz w:val="24"/>
-          <w:szCs w:val="24"/>
-        </w:rPr>
-        <w:t xml:space="preserve"> </w:t>
-      </w:r>
-      <w:r>
-        <w:rPr>
-          <w:rFonts w:asciiTheme="minorHAnsi" w:eastAsia="MS Mincho" w:hAnsiTheme="minorHAnsi" w:cstheme="minorHAnsi"/>
-          <w:b w:val="0"/>
-          <w:sz w:val="24"/>
-          <w:szCs w:val="24"/>
-        </w:rPr>
-        <w:t>to the</w:t>
-      </w:r>
-      <w:r>
-        <w:rPr>
-          <w:rFonts w:asciiTheme="minorHAnsi" w:eastAsia="MS Mincho" w:hAnsiTheme="minorHAnsi" w:cstheme="minorHAnsi"/>
-          <w:b w:val="0"/>
-          <w:sz w:val="24"/>
-          <w:szCs w:val="24"/>
-        </w:rPr>
-        <w:t xml:space="preserve"> user</w:t>
-      </w:r>
-      <w:r>
-        <w:rPr>
-          <w:rFonts w:asciiTheme="minorHAnsi" w:eastAsia="MS Mincho" w:hAnsiTheme="minorHAnsi" w:cstheme="minorHAnsi"/>
-          <w:b w:val="0"/>
-          <w:sz w:val="24"/>
-          <w:szCs w:val="24"/>
-        </w:rPr>
-        <w:t>s</w:t>
-      </w:r>
-      <w:r>
-        <w:rPr>
-          <w:rFonts w:asciiTheme="minorHAnsi" w:eastAsia="MS Mincho" w:hAnsiTheme="minorHAnsi" w:cstheme="minorHAnsi"/>
-          <w:b w:val="0"/>
-          <w:sz w:val="24"/>
-          <w:szCs w:val="24"/>
-        </w:rPr>
-        <w:t>.</w:t>
-      </w:r>
-      <w:r>
-        <w:rPr>
-          <w:rFonts w:asciiTheme="minorHAnsi" w:eastAsia="MS Mincho" w:hAnsiTheme="minorHAnsi" w:cstheme="minorHAnsi"/>
-          <w:b w:val="0"/>
-          <w:sz w:val="24"/>
-          <w:szCs w:val="24"/>
-        </w:rPr>
-        <w:t xml:space="preserve"> </w:t>
-      </w:r>
-      <w:r>
-        <w:rPr>
-          <w:rFonts w:asciiTheme="minorHAnsi" w:eastAsia="MS Mincho" w:hAnsiTheme="minorHAnsi" w:cstheme="minorHAnsi"/>
-          <w:b w:val="0"/>
-          <w:sz w:val="24"/>
-          <w:szCs w:val="24"/>
-        </w:rPr>
-        <w:t>The tech stack comprise</w:t>
-      </w:r>
-      <w:r>
-        <w:rPr>
-          <w:rFonts w:asciiTheme="minorHAnsi" w:eastAsia="MS Mincho" w:hAnsiTheme="minorHAnsi" w:cstheme="minorHAnsi"/>
-          <w:b w:val="0"/>
-          <w:sz w:val="24"/>
-          <w:szCs w:val="24"/>
-        </w:rPr>
-        <w:t>d</w:t>
-      </w:r>
-      <w:r>
-        <w:rPr>
-          <w:rFonts w:asciiTheme="minorHAnsi" w:eastAsia="MS Mincho" w:hAnsiTheme="minorHAnsi" w:cstheme="minorHAnsi"/>
-          <w:b w:val="0"/>
-          <w:sz w:val="24"/>
-          <w:szCs w:val="24"/>
-        </w:rPr>
-        <w:t xml:space="preserve"> </w:t>
-      </w:r>
-      <w:r>
-        <w:rPr>
-          <w:rFonts w:asciiTheme="minorHAnsi" w:eastAsia="MS Mincho" w:hAnsiTheme="minorHAnsi" w:cstheme="minorHAnsi"/>
-          <w:b w:val="0"/>
-          <w:sz w:val="24"/>
-          <w:szCs w:val="24"/>
-        </w:rPr>
-        <w:t xml:space="preserve">mainly </w:t>
-      </w:r>
-      <w:r>
-        <w:rPr>
-          <w:rFonts w:asciiTheme="minorHAnsi" w:eastAsia="MS Mincho" w:hAnsiTheme="minorHAnsi" w:cstheme="minorHAnsi"/>
-          <w:b w:val="0"/>
-          <w:sz w:val="24"/>
-          <w:szCs w:val="24"/>
-        </w:rPr>
-        <w:t>of</w:t>
-      </w:r>
-      <w:r>
-        <w:rPr>
-          <w:rFonts w:asciiTheme="minorHAnsi" w:eastAsia="MS Mincho" w:hAnsiTheme="minorHAnsi" w:cstheme="minorHAnsi"/>
-          <w:b w:val="0"/>
-          <w:sz w:val="24"/>
-          <w:szCs w:val="24"/>
-        </w:rPr>
-        <w:t xml:space="preserve"> </w:t>
-      </w:r>
-      <w:r>
-        <w:rPr>
-          <w:rFonts w:asciiTheme="minorHAnsi" w:eastAsia="MS Mincho" w:hAnsiTheme="minorHAnsi" w:cstheme="minorHAnsi"/>
-          <w:b w:val="0"/>
-          <w:sz w:val="24"/>
-          <w:szCs w:val="24"/>
-        </w:rPr>
-        <w:t>N</w:t>
-      </w:r>
-      <w:r>
-        <w:rPr>
-          <w:rFonts w:asciiTheme="minorHAnsi" w:eastAsia="MS Mincho" w:hAnsiTheme="minorHAnsi" w:cstheme="minorHAnsi"/>
-          <w:b w:val="0"/>
-          <w:sz w:val="24"/>
-          <w:szCs w:val="24"/>
-        </w:rPr>
-        <w:t xml:space="preserve">ext.js, </w:t>
-      </w:r>
-      <w:r>
-        <w:rPr>
-          <w:rFonts w:asciiTheme="minorHAnsi" w:eastAsia="MS Mincho" w:hAnsiTheme="minorHAnsi" w:cstheme="minorHAnsi"/>
-          <w:b w:val="0"/>
-          <w:sz w:val="24"/>
-          <w:szCs w:val="24"/>
-        </w:rPr>
-        <w:t>R</w:t>
-      </w:r>
-      <w:r>
-        <w:rPr>
-          <w:rFonts w:asciiTheme="minorHAnsi" w:eastAsia="MS Mincho" w:hAnsiTheme="minorHAnsi" w:cstheme="minorHAnsi"/>
-          <w:b w:val="0"/>
-          <w:sz w:val="24"/>
-          <w:szCs w:val="24"/>
-        </w:rPr>
-        <w:t xml:space="preserve">eact, </w:t>
-      </w:r>
-      <w:r>
-        <w:rPr>
-          <w:rFonts w:asciiTheme="minorHAnsi" w:eastAsia="MS Mincho" w:hAnsiTheme="minorHAnsi" w:cstheme="minorHAnsi"/>
-          <w:b w:val="0"/>
-          <w:sz w:val="24"/>
-          <w:szCs w:val="24"/>
-        </w:rPr>
-        <w:t>S</w:t>
-      </w:r>
-      <w:r>
-        <w:rPr>
-          <w:rFonts w:asciiTheme="minorHAnsi" w:eastAsia="MS Mincho" w:hAnsiTheme="minorHAnsi" w:cstheme="minorHAnsi"/>
-          <w:b w:val="0"/>
-          <w:sz w:val="24"/>
-          <w:szCs w:val="24"/>
-        </w:rPr>
-        <w:t>emantic</w:t>
-      </w:r>
-      <w:r>
-        <w:rPr>
-          <w:rFonts w:asciiTheme="minorHAnsi" w:eastAsia="MS Mincho" w:hAnsiTheme="minorHAnsi" w:cstheme="minorHAnsi"/>
-          <w:b w:val="0"/>
-          <w:sz w:val="24"/>
-          <w:szCs w:val="24"/>
-        </w:rPr>
-        <w:t xml:space="preserve"> UI</w:t>
-      </w:r>
-      <w:r>
-        <w:rPr>
-          <w:rFonts w:asciiTheme="minorHAnsi" w:eastAsia="MS Mincho" w:hAnsiTheme="minorHAnsi" w:cstheme="minorHAnsi"/>
-          <w:b w:val="0"/>
-          <w:sz w:val="24"/>
-          <w:szCs w:val="24"/>
-        </w:rPr>
-        <w:t xml:space="preserve">, </w:t>
-      </w:r>
-      <w:r>
-        <w:rPr>
-          <w:rFonts w:asciiTheme="minorHAnsi" w:eastAsia="MS Mincho" w:hAnsiTheme="minorHAnsi" w:cstheme="minorHAnsi"/>
-          <w:b w:val="0"/>
-          <w:sz w:val="24"/>
-          <w:szCs w:val="24"/>
-        </w:rPr>
-        <w:t>R</w:t>
-      </w:r>
-      <w:r>
-        <w:rPr>
-          <w:rFonts w:asciiTheme="minorHAnsi" w:eastAsia="MS Mincho" w:hAnsiTheme="minorHAnsi" w:cstheme="minorHAnsi"/>
-          <w:b w:val="0"/>
-          <w:sz w:val="24"/>
-          <w:szCs w:val="24"/>
-        </w:rPr>
-        <w:t xml:space="preserve">eact </w:t>
-      </w:r>
-      <w:r>
-        <w:rPr>
-          <w:rFonts w:asciiTheme="minorHAnsi" w:eastAsia="MS Mincho" w:hAnsiTheme="minorHAnsi" w:cstheme="minorHAnsi"/>
-          <w:b w:val="0"/>
-          <w:sz w:val="24"/>
-          <w:szCs w:val="24"/>
-        </w:rPr>
-        <w:t>A</w:t>
-      </w:r>
-      <w:r>
-        <w:rPr>
-          <w:rFonts w:asciiTheme="minorHAnsi" w:eastAsia="MS Mincho" w:hAnsiTheme="minorHAnsi" w:cstheme="minorHAnsi"/>
-          <w:b w:val="0"/>
-          <w:sz w:val="24"/>
-          <w:szCs w:val="24"/>
-        </w:rPr>
-        <w:t xml:space="preserve">pollo, </w:t>
-      </w:r>
-      <w:proofErr w:type="spellStart"/>
-      <w:r>
-        <w:rPr>
-          <w:rFonts w:asciiTheme="minorHAnsi" w:eastAsia="MS Mincho" w:hAnsiTheme="minorHAnsi" w:cstheme="minorHAnsi"/>
-          <w:b w:val="0"/>
-          <w:sz w:val="24"/>
-          <w:szCs w:val="24"/>
-        </w:rPr>
-        <w:t>L</w:t>
-      </w:r>
-      <w:r>
-        <w:rPr>
-          <w:rFonts w:asciiTheme="minorHAnsi" w:eastAsia="MS Mincho" w:hAnsiTheme="minorHAnsi" w:cstheme="minorHAnsi"/>
-          <w:b w:val="0"/>
-          <w:sz w:val="24"/>
-          <w:szCs w:val="24"/>
-        </w:rPr>
-        <w:t>oop</w:t>
-      </w:r>
-      <w:r>
-        <w:rPr>
-          <w:rFonts w:asciiTheme="minorHAnsi" w:eastAsia="MS Mincho" w:hAnsiTheme="minorHAnsi" w:cstheme="minorHAnsi"/>
-          <w:b w:val="0"/>
-          <w:sz w:val="24"/>
-          <w:szCs w:val="24"/>
-        </w:rPr>
-        <w:t>B</w:t>
-      </w:r>
-      <w:r>
-        <w:rPr>
-          <w:rFonts w:asciiTheme="minorHAnsi" w:eastAsia="MS Mincho" w:hAnsiTheme="minorHAnsi" w:cstheme="minorHAnsi"/>
-          <w:b w:val="0"/>
-          <w:sz w:val="24"/>
-          <w:szCs w:val="24"/>
-        </w:rPr>
-        <w:t>ack</w:t>
-      </w:r>
-      <w:proofErr w:type="spellEnd"/>
-      <w:r>
-        <w:rPr>
-          <w:rFonts w:asciiTheme="minorHAnsi" w:eastAsia="MS Mincho" w:hAnsiTheme="minorHAnsi" w:cstheme="minorHAnsi"/>
-          <w:b w:val="0"/>
-          <w:sz w:val="24"/>
-          <w:szCs w:val="24"/>
-        </w:rPr>
-        <w:t xml:space="preserve">, </w:t>
-      </w:r>
-      <w:proofErr w:type="spellStart"/>
-      <w:r>
-        <w:rPr>
-          <w:rFonts w:asciiTheme="minorHAnsi" w:eastAsia="MS Mincho" w:hAnsiTheme="minorHAnsi" w:cstheme="minorHAnsi"/>
-          <w:b w:val="0"/>
-          <w:sz w:val="24"/>
-          <w:szCs w:val="24"/>
-        </w:rPr>
-        <w:t>R</w:t>
-      </w:r>
-      <w:r>
-        <w:rPr>
-          <w:rFonts w:asciiTheme="minorHAnsi" w:eastAsia="MS Mincho" w:hAnsiTheme="minorHAnsi" w:cstheme="minorHAnsi"/>
-          <w:b w:val="0"/>
-          <w:sz w:val="24"/>
-          <w:szCs w:val="24"/>
-        </w:rPr>
-        <w:t>x</w:t>
-      </w:r>
-      <w:r>
-        <w:rPr>
-          <w:rFonts w:asciiTheme="minorHAnsi" w:eastAsia="MS Mincho" w:hAnsiTheme="minorHAnsi" w:cstheme="minorHAnsi"/>
-          <w:b w:val="0"/>
-          <w:sz w:val="24"/>
-          <w:szCs w:val="24"/>
-        </w:rPr>
-        <w:t>JS</w:t>
-      </w:r>
-      <w:proofErr w:type="spellEnd"/>
-      <w:r>
-        <w:rPr>
-          <w:rFonts w:asciiTheme="minorHAnsi" w:eastAsia="MS Mincho" w:hAnsiTheme="minorHAnsi" w:cstheme="minorHAnsi"/>
-          <w:b w:val="0"/>
-          <w:sz w:val="24"/>
-          <w:szCs w:val="24"/>
-        </w:rPr>
-        <w:t xml:space="preserve">, </w:t>
-      </w:r>
-      <w:proofErr w:type="spellStart"/>
-      <w:r>
-        <w:rPr>
-          <w:rFonts w:asciiTheme="minorHAnsi" w:eastAsia="MS Mincho" w:hAnsiTheme="minorHAnsi" w:cstheme="minorHAnsi"/>
-          <w:b w:val="0"/>
-          <w:sz w:val="24"/>
-          <w:szCs w:val="24"/>
-        </w:rPr>
-        <w:t>L</w:t>
-      </w:r>
-      <w:r>
-        <w:rPr>
-          <w:rFonts w:asciiTheme="minorHAnsi" w:eastAsia="MS Mincho" w:hAnsiTheme="minorHAnsi" w:cstheme="minorHAnsi"/>
-          <w:b w:val="0"/>
-          <w:sz w:val="24"/>
-          <w:szCs w:val="24"/>
-        </w:rPr>
-        <w:t>odash</w:t>
-      </w:r>
-      <w:proofErr w:type="spellEnd"/>
-      <w:r>
-        <w:rPr>
-          <w:rFonts w:asciiTheme="minorHAnsi" w:eastAsia="MS Mincho" w:hAnsiTheme="minorHAnsi" w:cstheme="minorHAnsi"/>
-          <w:b w:val="0"/>
-          <w:sz w:val="24"/>
-          <w:szCs w:val="24"/>
-        </w:rPr>
-        <w:t>,</w:t>
-      </w:r>
-      <w:r>
-        <w:rPr>
-          <w:rFonts w:asciiTheme="minorHAnsi" w:eastAsia="MS Mincho" w:hAnsiTheme="minorHAnsi" w:cstheme="minorHAnsi"/>
-          <w:b w:val="0"/>
-          <w:sz w:val="24"/>
-          <w:szCs w:val="24"/>
-        </w:rPr>
-        <w:t xml:space="preserve"> </w:t>
-      </w:r>
-      <w:r>
-        <w:rPr>
-          <w:rFonts w:asciiTheme="minorHAnsi" w:eastAsia="MS Mincho" w:hAnsiTheme="minorHAnsi" w:cstheme="minorHAnsi"/>
-          <w:b w:val="0"/>
-          <w:sz w:val="24"/>
-          <w:szCs w:val="24"/>
-        </w:rPr>
-        <w:t xml:space="preserve">MongoDB, </w:t>
-      </w:r>
-      <w:proofErr w:type="spellStart"/>
-      <w:r>
-        <w:rPr>
-          <w:rFonts w:asciiTheme="minorHAnsi" w:eastAsia="MS Mincho" w:hAnsiTheme="minorHAnsi" w:cstheme="minorHAnsi"/>
-          <w:b w:val="0"/>
-          <w:sz w:val="24"/>
-          <w:szCs w:val="24"/>
-        </w:rPr>
-        <w:t>Recombee</w:t>
-      </w:r>
-      <w:proofErr w:type="spellEnd"/>
-      <w:r>
-        <w:rPr>
-          <w:rFonts w:asciiTheme="minorHAnsi" w:eastAsia="MS Mincho" w:hAnsiTheme="minorHAnsi" w:cstheme="minorHAnsi"/>
-          <w:b w:val="0"/>
-          <w:sz w:val="24"/>
-          <w:szCs w:val="24"/>
-        </w:rPr>
-        <w:t xml:space="preserve">, </w:t>
-      </w:r>
-      <w:r>
-        <w:rPr>
-          <w:rFonts w:asciiTheme="minorHAnsi" w:eastAsia="MS Mincho" w:hAnsiTheme="minorHAnsi" w:cstheme="minorHAnsi"/>
-          <w:b w:val="0"/>
-          <w:sz w:val="24"/>
-          <w:szCs w:val="24"/>
-        </w:rPr>
-        <w:t>D</w:t>
-      </w:r>
-      <w:r>
-        <w:rPr>
-          <w:rFonts w:asciiTheme="minorHAnsi" w:eastAsia="MS Mincho" w:hAnsiTheme="minorHAnsi" w:cstheme="minorHAnsi"/>
-          <w:b w:val="0"/>
-          <w:sz w:val="24"/>
-          <w:szCs w:val="24"/>
-        </w:rPr>
-        <w:t xml:space="preserve">ocker, and </w:t>
-      </w:r>
-      <w:r>
-        <w:rPr>
-          <w:rFonts w:asciiTheme="minorHAnsi" w:eastAsia="MS Mincho" w:hAnsiTheme="minorHAnsi" w:cstheme="minorHAnsi"/>
-          <w:b w:val="0"/>
-          <w:sz w:val="24"/>
-          <w:szCs w:val="24"/>
-        </w:rPr>
-        <w:t>K</w:t>
-      </w:r>
-      <w:r>
-        <w:rPr>
-          <w:rFonts w:asciiTheme="minorHAnsi" w:eastAsia="MS Mincho" w:hAnsiTheme="minorHAnsi" w:cstheme="minorHAnsi"/>
-          <w:b w:val="0"/>
-          <w:sz w:val="24"/>
-          <w:szCs w:val="24"/>
-        </w:rPr>
-        <w:t>ubernetes</w:t>
-      </w:r>
-      <w:r>
-        <w:rPr>
-          <w:rFonts w:asciiTheme="minorHAnsi" w:eastAsia="MS Mincho" w:hAnsiTheme="minorHAnsi" w:cstheme="minorHAnsi"/>
-          <w:b w:val="0"/>
-          <w:sz w:val="24"/>
-          <w:szCs w:val="24"/>
-        </w:rPr>
-        <w:t xml:space="preserve"> </w:t>
-      </w:r>
-      <w:r>
-        <w:rPr>
-          <w:rFonts w:asciiTheme="minorHAnsi" w:eastAsia="MS Mincho" w:hAnsiTheme="minorHAnsi" w:cstheme="minorHAnsi"/>
-          <w:b w:val="0"/>
-          <w:sz w:val="24"/>
-          <w:szCs w:val="24"/>
-        </w:rPr>
-        <w:t>stitched</w:t>
-      </w:r>
-      <w:r>
-        <w:rPr>
-          <w:rFonts w:asciiTheme="minorHAnsi" w:eastAsia="MS Mincho" w:hAnsiTheme="minorHAnsi" w:cstheme="minorHAnsi"/>
-          <w:b w:val="0"/>
-          <w:sz w:val="24"/>
-          <w:szCs w:val="24"/>
-        </w:rPr>
-        <w:t xml:space="preserve"> in</w:t>
-      </w:r>
-      <w:r>
-        <w:rPr>
-          <w:rFonts w:asciiTheme="minorHAnsi" w:eastAsia="MS Mincho" w:hAnsiTheme="minorHAnsi" w:cstheme="minorHAnsi"/>
-          <w:b w:val="0"/>
-          <w:sz w:val="24"/>
-          <w:szCs w:val="24"/>
-        </w:rPr>
-        <w:t xml:space="preserve"> MVVM architectur</w:t>
-      </w:r>
-      <w:r>
-        <w:rPr>
-          <w:rFonts w:asciiTheme="minorHAnsi" w:eastAsia="MS Mincho" w:hAnsiTheme="minorHAnsi" w:cstheme="minorHAnsi"/>
-          <w:b w:val="0"/>
-          <w:sz w:val="24"/>
-          <w:szCs w:val="24"/>
-        </w:rPr>
-        <w:t>e</w:t>
-      </w:r>
-      <w:r>
-        <w:rPr>
-          <w:rFonts w:asciiTheme="minorHAnsi" w:eastAsia="MS Mincho" w:hAnsiTheme="minorHAnsi" w:cstheme="minorHAnsi"/>
-          <w:b w:val="0"/>
-          <w:sz w:val="24"/>
-          <w:szCs w:val="24"/>
-        </w:rPr>
-        <w:t>.</w:t>
-      </w:r>
-      <w:r>
-        <w:rPr>
-          <w:rFonts w:asciiTheme="minorHAnsi" w:eastAsia="MS Mincho" w:hAnsiTheme="minorHAnsi" w:cstheme="minorHAnsi"/>
-          <w:b w:val="0"/>
-          <w:sz w:val="24"/>
-          <w:szCs w:val="24"/>
-        </w:rPr>
-        <w:t xml:space="preserve"> </w:t>
-      </w:r>
-      <w:r>
-        <w:rPr>
-          <w:rFonts w:asciiTheme="minorHAnsi" w:eastAsia="MS Mincho" w:hAnsiTheme="minorHAnsi" w:cstheme="minorHAnsi"/>
-          <w:b w:val="0"/>
-          <w:sz w:val="24"/>
-          <w:szCs w:val="24"/>
-        </w:rPr>
-        <w:br/>
-      </w:r>
-      <w:r>
-        <w:rPr>
-          <w:rFonts w:asciiTheme="minorHAnsi" w:eastAsia="MS Mincho" w:hAnsiTheme="minorHAnsi" w:cstheme="minorHAnsi"/>
-          <w:b w:val="0"/>
-          <w:sz w:val="24"/>
-          <w:szCs w:val="24"/>
-        </w:rPr>
-        <w:t>Some</w:t>
-      </w:r>
-      <w:r>
-        <w:rPr>
-          <w:rFonts w:asciiTheme="minorHAnsi" w:eastAsia="MS Mincho" w:hAnsiTheme="minorHAnsi" w:cstheme="minorHAnsi"/>
-          <w:b w:val="0"/>
-          <w:sz w:val="24"/>
-          <w:szCs w:val="24"/>
-        </w:rPr>
-        <w:t xml:space="preserve"> of the</w:t>
-      </w:r>
-      <w:r>
-        <w:rPr>
-          <w:rFonts w:asciiTheme="minorHAnsi" w:eastAsia="MS Mincho" w:hAnsiTheme="minorHAnsi" w:cstheme="minorHAnsi"/>
-          <w:b w:val="0"/>
-          <w:sz w:val="24"/>
-          <w:szCs w:val="24"/>
-        </w:rPr>
-        <w:t xml:space="preserve"> </w:t>
-      </w:r>
-      <w:r>
-        <w:rPr>
-          <w:rFonts w:asciiTheme="minorHAnsi" w:eastAsia="MS Mincho" w:hAnsiTheme="minorHAnsi" w:cstheme="minorHAnsi"/>
-          <w:b w:val="0"/>
-          <w:sz w:val="24"/>
-          <w:szCs w:val="24"/>
-        </w:rPr>
-        <w:t>r</w:t>
-      </w:r>
-      <w:r>
-        <w:rPr>
-          <w:rFonts w:asciiTheme="minorHAnsi" w:eastAsia="MS Mincho" w:hAnsiTheme="minorHAnsi" w:cstheme="minorHAnsi"/>
-          <w:b w:val="0"/>
-          <w:sz w:val="24"/>
-          <w:szCs w:val="24"/>
-        </w:rPr>
-        <w:t>elevant</w:t>
-      </w:r>
-      <w:r>
-        <w:rPr>
-          <w:rFonts w:asciiTheme="minorHAnsi" w:eastAsia="MS Mincho" w:hAnsiTheme="minorHAnsi" w:cstheme="minorHAnsi"/>
-          <w:b w:val="0"/>
-          <w:sz w:val="24"/>
-          <w:szCs w:val="24"/>
-        </w:rPr>
-        <w:t xml:space="preserve"> </w:t>
-      </w:r>
-      <w:r>
-        <w:rPr>
-          <w:rFonts w:asciiTheme="minorHAnsi" w:eastAsia="MS Mincho" w:hAnsiTheme="minorHAnsi" w:cstheme="minorHAnsi"/>
-          <w:b w:val="0"/>
-          <w:sz w:val="24"/>
-          <w:szCs w:val="24"/>
-        </w:rPr>
-        <w:t>code</w:t>
-      </w:r>
-      <w:r>
-        <w:rPr>
-          <w:rFonts w:asciiTheme="minorHAnsi" w:eastAsia="MS Mincho" w:hAnsiTheme="minorHAnsi" w:cstheme="minorHAnsi"/>
-          <w:b w:val="0"/>
-          <w:sz w:val="24"/>
-          <w:szCs w:val="24"/>
-        </w:rPr>
-        <w:t>,</w:t>
-      </w:r>
-      <w:r>
-        <w:rPr>
-          <w:rFonts w:asciiTheme="minorHAnsi" w:eastAsia="MS Mincho" w:hAnsiTheme="minorHAnsi" w:cstheme="minorHAnsi"/>
-          <w:b w:val="0"/>
-          <w:sz w:val="24"/>
-          <w:szCs w:val="24"/>
-        </w:rPr>
-        <w:t xml:space="preserve"> </w:t>
-      </w:r>
-      <w:r>
-        <w:rPr>
-          <w:rFonts w:asciiTheme="minorHAnsi" w:eastAsia="MS Mincho" w:hAnsiTheme="minorHAnsi" w:cstheme="minorHAnsi"/>
-          <w:b w:val="0"/>
-          <w:sz w:val="24"/>
-          <w:szCs w:val="24"/>
-        </w:rPr>
-        <w:t xml:space="preserve">based </w:t>
-      </w:r>
-      <w:r>
-        <w:rPr>
-          <w:rFonts w:asciiTheme="minorHAnsi" w:eastAsia="MS Mincho" w:hAnsiTheme="minorHAnsi" w:cstheme="minorHAnsi"/>
-          <w:b w:val="0"/>
-          <w:sz w:val="24"/>
-          <w:szCs w:val="24"/>
-        </w:rPr>
-        <w:t>on</w:t>
-      </w:r>
-      <w:r>
-        <w:rPr>
-          <w:rFonts w:asciiTheme="minorHAnsi" w:eastAsia="MS Mincho" w:hAnsiTheme="minorHAnsi" w:cstheme="minorHAnsi"/>
-          <w:b w:val="0"/>
-          <w:sz w:val="24"/>
-          <w:szCs w:val="24"/>
-        </w:rPr>
-        <w:t xml:space="preserve"> </w:t>
-      </w:r>
-      <w:r>
-        <w:rPr>
-          <w:rFonts w:asciiTheme="minorHAnsi" w:eastAsia="MS Mincho" w:hAnsiTheme="minorHAnsi" w:cstheme="minorHAnsi"/>
-          <w:b w:val="0"/>
-          <w:sz w:val="24"/>
-          <w:szCs w:val="24"/>
-        </w:rPr>
-        <w:t>R</w:t>
-      </w:r>
-      <w:r>
-        <w:rPr>
-          <w:rFonts w:asciiTheme="minorHAnsi" w:eastAsia="MS Mincho" w:hAnsiTheme="minorHAnsi" w:cstheme="minorHAnsi"/>
-          <w:b w:val="0"/>
-          <w:sz w:val="24"/>
-          <w:szCs w:val="24"/>
-        </w:rPr>
-        <w:t xml:space="preserve">edux, </w:t>
-      </w:r>
-      <w:r>
-        <w:rPr>
-          <w:rFonts w:asciiTheme="minorHAnsi" w:eastAsia="MS Mincho" w:hAnsiTheme="minorHAnsi" w:cstheme="minorHAnsi"/>
-          <w:b w:val="0"/>
-          <w:sz w:val="24"/>
-          <w:szCs w:val="24"/>
-        </w:rPr>
-        <w:t>Feathers</w:t>
-      </w:r>
-      <w:r>
-        <w:rPr>
-          <w:rFonts w:asciiTheme="minorHAnsi" w:eastAsia="MS Mincho" w:hAnsiTheme="minorHAnsi" w:cstheme="minorHAnsi"/>
-          <w:b w:val="0"/>
-          <w:sz w:val="24"/>
-          <w:szCs w:val="24"/>
-        </w:rPr>
-        <w:t>,</w:t>
-      </w:r>
-      <w:r>
-        <w:rPr>
-          <w:rFonts w:asciiTheme="minorHAnsi" w:eastAsia="MS Mincho" w:hAnsiTheme="minorHAnsi" w:cstheme="minorHAnsi"/>
-          <w:b w:val="0"/>
-          <w:sz w:val="24"/>
-          <w:szCs w:val="24"/>
-        </w:rPr>
-        <w:t xml:space="preserve"> etc</w:t>
-      </w:r>
-      <w:r>
-        <w:rPr>
-          <w:rFonts w:asciiTheme="minorHAnsi" w:eastAsia="MS Mincho" w:hAnsiTheme="minorHAnsi" w:cstheme="minorHAnsi"/>
-          <w:b w:val="0"/>
-          <w:sz w:val="24"/>
-          <w:szCs w:val="24"/>
-        </w:rPr>
-        <w:t>.</w:t>
-      </w:r>
-      <w:r>
-        <w:rPr>
-          <w:rFonts w:asciiTheme="minorHAnsi" w:eastAsia="MS Mincho" w:hAnsiTheme="minorHAnsi" w:cstheme="minorHAnsi"/>
-          <w:b w:val="0"/>
-          <w:sz w:val="24"/>
-          <w:szCs w:val="24"/>
-        </w:rPr>
-        <w:t>,</w:t>
-      </w:r>
-      <w:r>
-        <w:rPr>
-          <w:rFonts w:asciiTheme="minorHAnsi" w:eastAsia="MS Mincho" w:hAnsiTheme="minorHAnsi" w:cstheme="minorHAnsi"/>
-          <w:b w:val="0"/>
-          <w:sz w:val="24"/>
-          <w:szCs w:val="24"/>
-        </w:rPr>
-        <w:t xml:space="preserve"> </w:t>
-      </w:r>
-      <w:r>
-        <w:rPr>
-          <w:rFonts w:asciiTheme="minorHAnsi" w:eastAsia="MS Mincho" w:hAnsiTheme="minorHAnsi" w:cstheme="minorHAnsi"/>
-          <w:b w:val="0"/>
-          <w:sz w:val="24"/>
-          <w:szCs w:val="24"/>
-        </w:rPr>
-        <w:t>can be accessed at:</w:t>
-      </w:r>
-    </w:p>
-    <w:p>
-      <w:pPr>
-        <w:pStyle w:val="JobTitlebold"/>
-        <w:ind w:left="1080"/>
-        <w:rPr>
-          <w:rFonts w:asciiTheme="minorHAnsi" w:eastAsia="MS Mincho" w:hAnsiTheme="minorHAnsi" w:cstheme="minorHAnsi"/>
-          <w:b w:val="0"/>
-          <w:sz w:val="24"/>
-          <w:szCs w:val="24"/>
-        </w:rPr>
-      </w:pPr>
-      <w:hyperlink r:id="rId11" w:history="1">
-        <w:r>
-          <w:rPr>
-            <w:rStyle w:val="Hyperlink"/>
-            <w:rFonts w:asciiTheme="minorHAnsi" w:eastAsia="MS Mincho" w:hAnsiTheme="minorHAnsi" w:cstheme="minorHAnsi"/>
-            <w:b w:val="0"/>
-            <w:sz w:val="24"/>
-            <w:szCs w:val="24"/>
-          </w:rPr>
-          <w:t>https://github.com/prateekrastogi/andlit</w:t>
-        </w:r>
-      </w:hyperlink>
-      <w:r>
-        <w:rPr>
-          <w:rStyle w:val="Hyperlink"/>
-          <w:rFonts w:asciiTheme="minorHAnsi" w:eastAsia="MS Mincho" w:hAnsiTheme="minorHAnsi" w:cstheme="minorHAnsi"/>
-          <w:b w:val="0"/>
-          <w:sz w:val="24"/>
-          <w:szCs w:val="24"/>
-        </w:rPr>
-        <w:t xml:space="preserve"> </w:t>
-      </w:r>
-    </w:p>
-    <w:p>
-      <w:pPr>
-        <w:pStyle w:val="JobTitlebold"/>
-        <w:ind w:left="1080"/>
-        <w:rPr>
-          <w:rFonts w:asciiTheme="minorHAnsi" w:eastAsia="MS Mincho" w:hAnsiTheme="minorHAnsi" w:cstheme="minorHAnsi"/>
-          <w:b w:val="0"/>
-          <w:sz w:val="24"/>
-          <w:szCs w:val="24"/>
-        </w:rPr>
-      </w:pPr>
-      <w:hyperlink r:id="rId12" w:history="1">
-        <w:r>
-          <w:rPr>
-            <w:rStyle w:val="Hyperlink"/>
-            <w:rFonts w:asciiTheme="minorHAnsi" w:eastAsia="MS Mincho" w:hAnsiTheme="minorHAnsi" w:cstheme="minorHAnsi"/>
-            <w:b w:val="0"/>
-            <w:sz w:val="24"/>
-            <w:szCs w:val="24"/>
-          </w:rPr>
-          <w:t>https://github.com/prateekrastogi/bakendi</w:t>
-        </w:r>
-      </w:hyperlink>
-    </w:p>
-    <w:p>
-      <w:pPr>
-        <w:pStyle w:val="JobTitlebold"/>
-        <w:ind w:left="1080"/>
-        <w:rPr>
-          <w:rFonts w:asciiTheme="minorHAnsi" w:eastAsia="MS Mincho" w:hAnsiTheme="minorHAnsi" w:cstheme="minorHAnsi"/>
-          <w:sz w:val="24"/>
-          <w:szCs w:val="24"/>
-        </w:rPr>
-      </w:pPr>
-    </w:p>
-    <w:p>
-      <w:pPr>
-        <w:pStyle w:val="JobTitlebold"/>
-        <w:numPr>
-          <w:ilvl w:val="0"/>
-          <w:numId w:val="30"/>
-        </w:numPr>
-        <w:rPr>
-          <w:rFonts w:asciiTheme="majorHAnsi" w:eastAsia="MS Mincho" w:hAnsiTheme="majorHAnsi"/>
-          <w:sz w:val="24"/>
-          <w:szCs w:val="24"/>
-        </w:rPr>
-      </w:pPr>
-      <w:r>
-        <w:rPr>
-          <w:rFonts w:asciiTheme="majorHAnsi" w:eastAsia="MS Mincho" w:hAnsiTheme="majorHAnsi"/>
-          <w:sz w:val="24"/>
-          <w:szCs w:val="24"/>
-        </w:rPr>
-        <w:t>FICO</w:t>
-      </w:r>
-      <w:r>
-        <w:rPr>
-          <w:rFonts w:asciiTheme="majorHAnsi" w:eastAsia="MS Mincho" w:hAnsiTheme="majorHAnsi"/>
-          <w:sz w:val="24"/>
-          <w:szCs w:val="24"/>
-        </w:rPr>
-        <w:tab/>
-      </w:r>
-      <w:r>
-        <w:rPr>
-          <w:rFonts w:asciiTheme="majorHAnsi" w:eastAsia="MS Mincho" w:hAnsiTheme="majorHAnsi"/>
-          <w:sz w:val="24"/>
-          <w:szCs w:val="24"/>
-        </w:rPr>
-        <w:tab/>
-      </w:r>
-      <w:r>
-        <w:rPr>
-          <w:rFonts w:asciiTheme="majorHAnsi" w:eastAsia="MS Mincho" w:hAnsiTheme="majorHAnsi"/>
-          <w:sz w:val="24"/>
-          <w:szCs w:val="24"/>
-        </w:rPr>
-        <w:tab/>
-      </w:r>
-      <w:r>
-        <w:rPr>
-          <w:rFonts w:asciiTheme="majorHAnsi" w:eastAsia="MS Mincho" w:hAnsiTheme="majorHAnsi"/>
-          <w:sz w:val="24"/>
-          <w:szCs w:val="24"/>
-        </w:rPr>
-        <w:tab/>
-      </w:r>
-      <w:r>
-        <w:rPr>
-          <w:rFonts w:asciiTheme="majorHAnsi" w:eastAsia="MS Mincho" w:hAnsiTheme="majorHAnsi"/>
-          <w:sz w:val="24"/>
-          <w:szCs w:val="24"/>
-        </w:rPr>
-        <w:tab/>
-      </w:r>
-      <w:r>
-        <w:rPr>
-          <w:rFonts w:asciiTheme="majorHAnsi" w:eastAsia="MS Mincho" w:hAnsiTheme="majorHAnsi"/>
-          <w:sz w:val="24"/>
-          <w:szCs w:val="24"/>
-        </w:rPr>
-        <w:tab/>
-      </w:r>
-      <w:r>
-        <w:rPr>
-          <w:rFonts w:asciiTheme="majorHAnsi" w:eastAsia="MS Mincho" w:hAnsiTheme="majorHAnsi"/>
-          <w:sz w:val="24"/>
-          <w:szCs w:val="24"/>
-        </w:rPr>
-        <w:tab/>
-      </w:r>
-      <w:r>
-        <w:rPr>
-          <w:rFonts w:asciiTheme="majorHAnsi" w:eastAsia="MS Mincho" w:hAnsiTheme="majorHAnsi"/>
-          <w:sz w:val="24"/>
-          <w:szCs w:val="24"/>
-        </w:rPr>
-        <w:tab/>
-      </w:r>
-      <w:r>
-        <w:rPr>
-          <w:rFonts w:asciiTheme="majorHAnsi" w:eastAsia="MS Mincho" w:hAnsiTheme="majorHAnsi"/>
-          <w:sz w:val="24"/>
-          <w:szCs w:val="24"/>
-        </w:rPr>
-        <w:tab/>
-        <w:t>Jun’14-Jul’16</w:t>
-      </w:r>
-    </w:p>
-    <w:p>
-      <w:pPr>
-        <w:pStyle w:val="JobTitlebold"/>
-        <w:ind w:left="1080"/>
-        <w:rPr>
-          <w:rFonts w:eastAsia="MS Mincho"/>
-          <w:b w:val="0"/>
-          <w:sz w:val="24"/>
-          <w:szCs w:val="24"/>
-        </w:rPr>
-      </w:pPr>
-      <w:r>
-        <w:rPr>
-          <w:rFonts w:eastAsia="MS Mincho"/>
-          <w:b w:val="0"/>
-          <w:sz w:val="24"/>
-          <w:szCs w:val="24"/>
-        </w:rPr>
-        <w:t>Worked</w:t>
-      </w:r>
-      <w:r>
-        <w:rPr>
-          <w:rFonts w:eastAsia="MS Mincho"/>
-          <w:b w:val="0"/>
-          <w:sz w:val="24"/>
-          <w:szCs w:val="24"/>
-        </w:rPr>
-        <w:t xml:space="preserve"> </w:t>
-      </w:r>
-      <w:r>
-        <w:rPr>
-          <w:rFonts w:eastAsia="MS Mincho"/>
-          <w:b w:val="0"/>
-          <w:sz w:val="24"/>
-          <w:szCs w:val="24"/>
-        </w:rPr>
-        <w:t>at</w:t>
-      </w:r>
-      <w:r>
-        <w:rPr>
-          <w:rFonts w:eastAsia="MS Mincho"/>
-          <w:b w:val="0"/>
-          <w:sz w:val="24"/>
-          <w:szCs w:val="24"/>
-        </w:rPr>
-        <w:t xml:space="preserve"> Fair Is</w:t>
-      </w:r>
-      <w:r>
-        <w:rPr>
-          <w:rFonts w:eastAsia="MS Mincho"/>
-          <w:b w:val="0"/>
-          <w:sz w:val="24"/>
-          <w:szCs w:val="24"/>
-        </w:rPr>
-        <w:t>a</w:t>
-      </w:r>
-      <w:r>
-        <w:rPr>
-          <w:rFonts w:eastAsia="MS Mincho"/>
-          <w:b w:val="0"/>
-          <w:sz w:val="24"/>
-          <w:szCs w:val="24"/>
-        </w:rPr>
-        <w:t>ac</w:t>
-      </w:r>
-      <w:r>
-        <w:rPr>
-          <w:rFonts w:eastAsia="MS Mincho"/>
-          <w:b w:val="0"/>
-          <w:sz w:val="24"/>
-          <w:szCs w:val="24"/>
-        </w:rPr>
-        <w:t xml:space="preserve"> </w:t>
-      </w:r>
-      <w:r>
-        <w:rPr>
-          <w:rFonts w:eastAsia="MS Mincho"/>
-          <w:b w:val="0"/>
-          <w:sz w:val="24"/>
-          <w:szCs w:val="24"/>
-        </w:rPr>
-        <w:t>(FICO)</w:t>
-      </w:r>
-      <w:r>
-        <w:rPr>
-          <w:rFonts w:eastAsia="MS Mincho"/>
-          <w:b w:val="0"/>
-          <w:sz w:val="24"/>
-          <w:szCs w:val="24"/>
-        </w:rPr>
-        <w:t>,</w:t>
-      </w:r>
-      <w:r>
-        <w:rPr>
-          <w:rFonts w:eastAsia="MS Mincho"/>
-          <w:b w:val="0"/>
-          <w:sz w:val="24"/>
-          <w:szCs w:val="24"/>
-        </w:rPr>
-        <w:t xml:space="preserve"> as a Software Engineer</w:t>
-      </w:r>
-      <w:r>
-        <w:rPr>
-          <w:rFonts w:eastAsia="MS Mincho"/>
-          <w:b w:val="0"/>
-          <w:sz w:val="24"/>
-          <w:szCs w:val="24"/>
-        </w:rPr>
-        <w:t>,</w:t>
-      </w:r>
-      <w:r>
-        <w:rPr>
-          <w:rFonts w:eastAsia="MS Mincho"/>
-          <w:b w:val="0"/>
-          <w:sz w:val="24"/>
-          <w:szCs w:val="24"/>
-        </w:rPr>
-        <w:t xml:space="preserve"> w</w:t>
-      </w:r>
-      <w:r>
-        <w:rPr>
-          <w:rFonts w:eastAsia="MS Mincho"/>
-          <w:b w:val="0"/>
-          <w:sz w:val="24"/>
-          <w:szCs w:val="24"/>
-        </w:rPr>
-        <w:t xml:space="preserve">here my primary responsibility </w:t>
-      </w:r>
-      <w:r>
-        <w:rPr>
-          <w:rFonts w:eastAsia="MS Mincho"/>
-          <w:b w:val="0"/>
-          <w:sz w:val="24"/>
-          <w:szCs w:val="24"/>
-        </w:rPr>
-        <w:t>was</w:t>
-      </w:r>
-      <w:r>
-        <w:rPr>
-          <w:rFonts w:eastAsia="MS Mincho"/>
-          <w:b w:val="0"/>
-          <w:sz w:val="24"/>
-          <w:szCs w:val="24"/>
-        </w:rPr>
-        <w:br/>
-      </w:r>
-      <w:r>
-        <w:rPr>
-          <w:rFonts w:eastAsia="MS Mincho"/>
-          <w:b w:val="0"/>
-          <w:sz w:val="24"/>
-          <w:szCs w:val="24"/>
-        </w:rPr>
-        <w:t>to develop</w:t>
-      </w:r>
-      <w:r>
-        <w:rPr>
-          <w:rFonts w:eastAsia="MS Mincho"/>
-          <w:b w:val="0"/>
-          <w:sz w:val="24"/>
-          <w:szCs w:val="24"/>
-        </w:rPr>
-        <w:t xml:space="preserve"> </w:t>
-      </w:r>
-      <w:r>
-        <w:rPr>
-          <w:rFonts w:eastAsia="MS Mincho"/>
-          <w:b w:val="0"/>
-          <w:sz w:val="24"/>
-          <w:szCs w:val="24"/>
-        </w:rPr>
-        <w:t xml:space="preserve">a </w:t>
-      </w:r>
-      <w:r>
-        <w:rPr>
-          <w:rFonts w:eastAsia="MS Mincho"/>
-          <w:b w:val="0"/>
-          <w:sz w:val="24"/>
-          <w:szCs w:val="24"/>
-        </w:rPr>
-        <w:t>B</w:t>
-      </w:r>
-      <w:r>
-        <w:rPr>
-          <w:rFonts w:eastAsia="MS Mincho"/>
-          <w:b w:val="0"/>
-          <w:sz w:val="24"/>
-          <w:szCs w:val="24"/>
-        </w:rPr>
-        <w:t xml:space="preserve">usiness </w:t>
-      </w:r>
-      <w:r>
-        <w:rPr>
-          <w:rFonts w:eastAsia="MS Mincho"/>
-          <w:b w:val="0"/>
-          <w:sz w:val="24"/>
-          <w:szCs w:val="24"/>
-        </w:rPr>
-        <w:t>I</w:t>
-      </w:r>
-      <w:r>
-        <w:rPr>
-          <w:rFonts w:eastAsia="MS Mincho"/>
-          <w:b w:val="0"/>
-          <w:sz w:val="24"/>
-          <w:szCs w:val="24"/>
-        </w:rPr>
-        <w:t>ntelligence</w:t>
-      </w:r>
-      <w:r>
-        <w:rPr>
-          <w:rFonts w:eastAsia="MS Mincho"/>
-          <w:b w:val="0"/>
-          <w:sz w:val="24"/>
-          <w:szCs w:val="24"/>
-        </w:rPr>
-        <w:t xml:space="preserve"> (BI)</w:t>
-      </w:r>
-      <w:r>
-        <w:rPr>
-          <w:rFonts w:eastAsia="MS Mincho"/>
-          <w:b w:val="0"/>
-          <w:sz w:val="24"/>
-          <w:szCs w:val="24"/>
-        </w:rPr>
-        <w:t xml:space="preserve"> </w:t>
-      </w:r>
-      <w:r>
-        <w:rPr>
-          <w:rFonts w:eastAsia="MS Mincho"/>
-          <w:b w:val="0"/>
-          <w:sz w:val="24"/>
-          <w:szCs w:val="24"/>
-        </w:rPr>
-        <w:t>Microservice</w:t>
-      </w:r>
-      <w:r>
-        <w:rPr>
-          <w:rFonts w:eastAsia="MS Mincho"/>
-          <w:b w:val="0"/>
-          <w:sz w:val="24"/>
-          <w:szCs w:val="24"/>
-        </w:rPr>
-        <w:t xml:space="preserve"> </w:t>
-      </w:r>
-      <w:r>
-        <w:rPr>
-          <w:rFonts w:eastAsia="MS Mincho"/>
-          <w:b w:val="0"/>
-          <w:sz w:val="24"/>
-          <w:szCs w:val="24"/>
-        </w:rPr>
-        <w:t>assembled</w:t>
-      </w:r>
-      <w:r>
-        <w:rPr>
-          <w:rFonts w:eastAsia="MS Mincho"/>
-          <w:b w:val="0"/>
-          <w:sz w:val="24"/>
-          <w:szCs w:val="24"/>
-        </w:rPr>
-        <w:t xml:space="preserve"> with Java based</w:t>
-      </w:r>
-      <w:r>
-        <w:rPr>
-          <w:rFonts w:eastAsia="MS Mincho"/>
-          <w:b w:val="0"/>
-          <w:sz w:val="24"/>
-          <w:szCs w:val="24"/>
-        </w:rPr>
-        <w:t xml:space="preserve"> </w:t>
-      </w:r>
-      <w:r>
-        <w:rPr>
-          <w:rFonts w:eastAsia="MS Mincho"/>
-          <w:b w:val="0"/>
-          <w:sz w:val="24"/>
-          <w:szCs w:val="24"/>
-        </w:rPr>
-        <w:t>technologies</w:t>
-      </w:r>
-      <w:r>
-        <w:rPr>
-          <w:rFonts w:eastAsia="MS Mincho"/>
-          <w:b w:val="0"/>
-          <w:sz w:val="24"/>
-          <w:szCs w:val="24"/>
-        </w:rPr>
-        <w:t xml:space="preserve"> </w:t>
-      </w:r>
-      <w:r>
-        <w:rPr>
-          <w:rFonts w:eastAsia="MS Mincho"/>
-          <w:b w:val="0"/>
-          <w:sz w:val="24"/>
-          <w:szCs w:val="24"/>
-        </w:rPr>
-        <w:t>such as</w:t>
-      </w:r>
-      <w:r>
-        <w:rPr>
-          <w:rFonts w:eastAsia="MS Mincho"/>
-          <w:b w:val="0"/>
-          <w:sz w:val="24"/>
-          <w:szCs w:val="24"/>
-        </w:rPr>
-        <w:t xml:space="preserve"> Spring</w:t>
-      </w:r>
-      <w:r>
-        <w:rPr>
-          <w:rFonts w:eastAsia="MS Mincho"/>
-          <w:b w:val="0"/>
-          <w:sz w:val="24"/>
-          <w:szCs w:val="24"/>
-        </w:rPr>
-        <w:t xml:space="preserve"> Boot</w:t>
-      </w:r>
-      <w:r>
-        <w:rPr>
-          <w:rFonts w:eastAsia="MS Mincho"/>
-          <w:b w:val="0"/>
-          <w:sz w:val="24"/>
-          <w:szCs w:val="24"/>
-        </w:rPr>
-        <w:t xml:space="preserve">, </w:t>
-      </w:r>
-      <w:r>
-        <w:rPr>
-          <w:rFonts w:eastAsia="MS Mincho"/>
-          <w:b w:val="0"/>
-          <w:sz w:val="24"/>
-          <w:szCs w:val="24"/>
-        </w:rPr>
-        <w:t xml:space="preserve">Spring Data, </w:t>
-      </w:r>
-      <w:r>
-        <w:rPr>
-          <w:rFonts w:eastAsia="MS Mincho"/>
-          <w:b w:val="0"/>
-          <w:sz w:val="24"/>
-          <w:szCs w:val="24"/>
-        </w:rPr>
-        <w:t xml:space="preserve">Hibernate, </w:t>
-      </w:r>
-      <w:r>
-        <w:rPr>
-          <w:rFonts w:eastAsia="MS Mincho"/>
-          <w:b w:val="0"/>
-          <w:sz w:val="24"/>
-          <w:szCs w:val="24"/>
-        </w:rPr>
-        <w:t xml:space="preserve">Google </w:t>
-      </w:r>
-      <w:r>
-        <w:rPr>
-          <w:rFonts w:eastAsia="MS Mincho"/>
-          <w:b w:val="0"/>
-          <w:sz w:val="24"/>
-          <w:szCs w:val="24"/>
-        </w:rPr>
-        <w:t xml:space="preserve">Guava, </w:t>
-      </w:r>
-      <w:r>
-        <w:rPr>
-          <w:rFonts w:eastAsia="MS Mincho"/>
-          <w:b w:val="0"/>
-          <w:sz w:val="24"/>
-          <w:szCs w:val="24"/>
-        </w:rPr>
-        <w:t xml:space="preserve">TestNG, </w:t>
-      </w:r>
-      <w:r>
-        <w:rPr>
-          <w:rFonts w:eastAsia="MS Mincho"/>
-          <w:b w:val="0"/>
-          <w:sz w:val="24"/>
-          <w:szCs w:val="24"/>
-        </w:rPr>
-        <w:t xml:space="preserve">Mockito, and </w:t>
-      </w:r>
-      <w:r>
-        <w:rPr>
-          <w:rFonts w:eastAsia="MS Mincho"/>
-          <w:b w:val="0"/>
-          <w:sz w:val="24"/>
-          <w:szCs w:val="24"/>
-        </w:rPr>
-        <w:t>Selenium</w:t>
-      </w:r>
-      <w:r>
-        <w:rPr>
-          <w:rFonts w:eastAsia="MS Mincho"/>
-          <w:b w:val="0"/>
-          <w:sz w:val="24"/>
-          <w:szCs w:val="24"/>
-        </w:rPr>
-        <w:t>,</w:t>
-      </w:r>
-      <w:r>
-        <w:rPr>
-          <w:rFonts w:eastAsia="MS Mincho"/>
-          <w:b w:val="0"/>
-          <w:sz w:val="24"/>
-          <w:szCs w:val="24"/>
-        </w:rPr>
-        <w:t xml:space="preserve"> and deployed on an in-house PaaS</w:t>
-      </w:r>
-      <w:r>
-        <w:rPr>
-          <w:rFonts w:eastAsia="MS Mincho"/>
-          <w:b w:val="0"/>
-          <w:sz w:val="24"/>
-          <w:szCs w:val="24"/>
-        </w:rPr>
-        <w:t>.</w:t>
-      </w:r>
-    </w:p>
-    <w:p>
-      <w:pPr>
-        <w:pStyle w:val="JobTitlebold"/>
-        <w:ind w:left="1080"/>
-        <w:rPr>
-          <w:rFonts w:asciiTheme="minorHAnsi" w:eastAsia="MS Mincho" w:hAnsiTheme="minorHAnsi"/>
-          <w:b w:val="0"/>
-          <w:sz w:val="24"/>
-          <w:szCs w:val="24"/>
-        </w:rPr>
-      </w:pPr>
-      <w:r>
-        <w:rPr>
-          <w:rFonts w:asciiTheme="minorHAnsi" w:eastAsia="MS Mincho" w:hAnsiTheme="minorHAnsi"/>
-          <w:b w:val="0"/>
-          <w:sz w:val="24"/>
-          <w:szCs w:val="24"/>
-        </w:rPr>
-        <w:t xml:space="preserve"> </w:t>
-      </w:r>
-      <w:r>
-        <w:rPr>
-          <w:rFonts w:asciiTheme="minorHAnsi" w:eastAsia="MS Mincho" w:hAnsiTheme="minorHAnsi"/>
-          <w:b w:val="0"/>
-          <w:sz w:val="24"/>
-          <w:szCs w:val="24"/>
-        </w:rPr>
-        <w:tab/>
-      </w:r>
-      <w:r>
-        <w:rPr>
-          <w:rFonts w:asciiTheme="minorHAnsi" w:eastAsia="MS Mincho" w:hAnsiTheme="minorHAnsi"/>
-          <w:b w:val="0"/>
-          <w:sz w:val="24"/>
-          <w:szCs w:val="24"/>
-        </w:rPr>
-        <w:tab/>
-      </w:r>
-      <w:r>
-        <w:rPr>
-          <w:rFonts w:asciiTheme="minorHAnsi" w:eastAsia="MS Mincho" w:hAnsiTheme="minorHAnsi"/>
-          <w:b w:val="0"/>
-          <w:sz w:val="24"/>
-          <w:szCs w:val="24"/>
-        </w:rPr>
-        <w:tab/>
-      </w:r>
-    </w:p>
-    <w:p>
-      <w:pPr>
-        <w:pStyle w:val="JobTitlebold"/>
-        <w:numPr>
-          <w:ilvl w:val="0"/>
-          <w:numId w:val="30"/>
-        </w:numPr>
-        <w:rPr>
-          <w:rFonts w:asciiTheme="majorHAnsi" w:eastAsia="MS Mincho" w:hAnsiTheme="majorHAnsi"/>
-          <w:sz w:val="24"/>
-          <w:szCs w:val="24"/>
-        </w:rPr>
-      </w:pPr>
-      <w:r>
-        <w:rPr>
-          <w:rFonts w:asciiTheme="majorHAnsi" w:eastAsia="MS Mincho" w:hAnsiTheme="majorHAnsi"/>
-          <w:sz w:val="24"/>
-          <w:szCs w:val="24"/>
-        </w:rPr>
-        <w:t>UMONS</w:t>
-      </w:r>
-      <w:r>
-        <w:rPr>
-          <w:rFonts w:asciiTheme="majorHAnsi" w:eastAsia="MS Mincho" w:hAnsiTheme="majorHAnsi"/>
-          <w:sz w:val="24"/>
-          <w:szCs w:val="24"/>
-        </w:rPr>
-        <w:tab/>
-      </w:r>
-      <w:r>
-        <w:rPr>
-          <w:rFonts w:asciiTheme="majorHAnsi" w:eastAsia="MS Mincho" w:hAnsiTheme="majorHAnsi"/>
-          <w:sz w:val="24"/>
-          <w:szCs w:val="24"/>
-        </w:rPr>
-        <w:tab/>
-      </w:r>
-      <w:r>
-        <w:rPr>
-          <w:rFonts w:asciiTheme="majorHAnsi" w:eastAsia="MS Mincho" w:hAnsiTheme="majorHAnsi"/>
-          <w:sz w:val="24"/>
-          <w:szCs w:val="24"/>
-        </w:rPr>
-        <w:tab/>
-      </w:r>
-      <w:r>
-        <w:rPr>
-          <w:rFonts w:asciiTheme="majorHAnsi" w:eastAsia="MS Mincho" w:hAnsiTheme="majorHAnsi"/>
-          <w:sz w:val="24"/>
-          <w:szCs w:val="24"/>
-        </w:rPr>
-        <w:tab/>
-      </w:r>
-      <w:r>
-        <w:rPr>
-          <w:rFonts w:asciiTheme="majorHAnsi" w:eastAsia="MS Mincho" w:hAnsiTheme="majorHAnsi"/>
-          <w:sz w:val="24"/>
-          <w:szCs w:val="24"/>
-        </w:rPr>
-        <w:tab/>
-      </w:r>
-      <w:r>
-        <w:rPr>
-          <w:rFonts w:asciiTheme="majorHAnsi" w:eastAsia="MS Mincho" w:hAnsiTheme="majorHAnsi"/>
-          <w:sz w:val="24"/>
-          <w:szCs w:val="24"/>
-        </w:rPr>
-        <w:tab/>
-      </w:r>
-      <w:r>
-        <w:rPr>
-          <w:rFonts w:asciiTheme="majorHAnsi" w:eastAsia="MS Mincho" w:hAnsiTheme="majorHAnsi"/>
-          <w:sz w:val="24"/>
-          <w:szCs w:val="24"/>
-        </w:rPr>
-        <w:tab/>
-      </w:r>
-      <w:r>
-        <w:rPr>
-          <w:rFonts w:asciiTheme="majorHAnsi" w:eastAsia="MS Mincho" w:hAnsiTheme="majorHAnsi"/>
-          <w:sz w:val="24"/>
-          <w:szCs w:val="24"/>
-        </w:rPr>
-        <w:tab/>
-      </w:r>
-      <w:r>
-        <w:rPr>
-          <w:rFonts w:asciiTheme="majorHAnsi" w:eastAsia="MS Mincho" w:hAnsiTheme="majorHAnsi"/>
-          <w:sz w:val="24"/>
-          <w:szCs w:val="24"/>
-        </w:rPr>
-        <w:tab/>
-      </w:r>
-      <w:r>
-        <w:rPr>
-          <w:rFonts w:asciiTheme="majorHAnsi" w:eastAsia="MS Mincho" w:hAnsiTheme="majorHAnsi"/>
-          <w:sz w:val="24"/>
-          <w:szCs w:val="24"/>
-        </w:rPr>
-        <w:t>May’13-Jul’13</w:t>
-      </w:r>
-    </w:p>
-    <w:p>
-      <w:pPr>
-        <w:pStyle w:val="JobTitlebold"/>
-        <w:ind w:left="1080"/>
-        <w:rPr>
-          <w:rFonts w:eastAsia="MS Mincho"/>
-          <w:b w:val="0"/>
-          <w:sz w:val="24"/>
-          <w:szCs w:val="24"/>
-        </w:rPr>
-      </w:pPr>
-      <w:r>
-        <w:rPr>
-          <w:rFonts w:eastAsia="MS Mincho"/>
-          <w:b w:val="0"/>
-          <w:sz w:val="24"/>
-          <w:szCs w:val="24"/>
-        </w:rPr>
-        <w:t>Interned</w:t>
-      </w:r>
-      <w:r>
-        <w:rPr>
-          <w:rFonts w:eastAsia="MS Mincho"/>
-          <w:b w:val="0"/>
-          <w:sz w:val="24"/>
-          <w:szCs w:val="24"/>
-        </w:rPr>
-        <w:t xml:space="preserve">, in University of Mons, Belgium, on a project </w:t>
-      </w:r>
-      <w:r>
-        <w:rPr>
-          <w:rFonts w:eastAsia="MS Mincho"/>
-          <w:b w:val="0"/>
-          <w:sz w:val="24"/>
-          <w:szCs w:val="24"/>
-        </w:rPr>
-        <w:t>about</w:t>
-      </w:r>
-      <w:r>
-        <w:rPr>
-          <w:rFonts w:eastAsia="MS Mincho"/>
-          <w:b w:val="0"/>
-          <w:sz w:val="24"/>
-          <w:szCs w:val="24"/>
-        </w:rPr>
-        <w:t xml:space="preserve"> metadata </w:t>
-      </w:r>
-      <w:r>
-        <w:rPr>
-          <w:rFonts w:eastAsia="MS Mincho"/>
-          <w:b w:val="0"/>
-          <w:sz w:val="24"/>
-          <w:szCs w:val="24"/>
-        </w:rPr>
-        <w:t>and</w:t>
-      </w:r>
-      <w:r>
-        <w:rPr>
-          <w:rFonts w:eastAsia="MS Mincho"/>
-          <w:b w:val="0"/>
-          <w:sz w:val="24"/>
-          <w:szCs w:val="24"/>
-        </w:rPr>
-        <w:t xml:space="preserve"> </w:t>
-      </w:r>
-      <w:r>
-        <w:rPr>
-          <w:rFonts w:eastAsia="MS Mincho"/>
-          <w:b w:val="0"/>
-          <w:sz w:val="24"/>
-          <w:szCs w:val="24"/>
-        </w:rPr>
-        <w:t xml:space="preserve">source code </w:t>
-      </w:r>
-      <w:r>
-        <w:rPr>
-          <w:rFonts w:eastAsia="MS Mincho"/>
-          <w:b w:val="0"/>
-          <w:sz w:val="24"/>
-          <w:szCs w:val="24"/>
-        </w:rPr>
-        <w:t>extraction</w:t>
-      </w:r>
-      <w:r>
-        <w:rPr>
-          <w:rFonts w:eastAsia="MS Mincho"/>
-          <w:b w:val="0"/>
-          <w:sz w:val="24"/>
-          <w:szCs w:val="24"/>
-        </w:rPr>
-        <w:t>, pre-processing,</w:t>
-      </w:r>
-      <w:r>
-        <w:rPr>
-          <w:rFonts w:eastAsia="MS Mincho"/>
-          <w:b w:val="0"/>
-          <w:sz w:val="24"/>
-          <w:szCs w:val="24"/>
-        </w:rPr>
-        <w:t xml:space="preserve"> and analysis of all</w:t>
-      </w:r>
-      <w:r>
-        <w:rPr>
-          <w:rFonts w:eastAsia="MS Mincho"/>
-          <w:b w:val="0"/>
-          <w:sz w:val="24"/>
-          <w:szCs w:val="24"/>
-        </w:rPr>
-        <w:t xml:space="preserve"> R</w:t>
-      </w:r>
-      <w:r>
-        <w:rPr>
-          <w:rFonts w:eastAsia="MS Mincho"/>
-          <w:b w:val="0"/>
-          <w:sz w:val="24"/>
-          <w:szCs w:val="24"/>
-        </w:rPr>
-        <w:t xml:space="preserve"> </w:t>
-      </w:r>
-      <w:r>
-        <w:rPr>
-          <w:rFonts w:eastAsia="MS Mincho"/>
-          <w:b w:val="0"/>
-          <w:sz w:val="24"/>
-          <w:szCs w:val="24"/>
-        </w:rPr>
-        <w:t xml:space="preserve">CRAN </w:t>
-      </w:r>
-      <w:r>
-        <w:rPr>
-          <w:rFonts w:eastAsia="MS Mincho"/>
-          <w:b w:val="0"/>
-          <w:sz w:val="24"/>
-          <w:szCs w:val="24"/>
-        </w:rPr>
-        <w:t>hosted</w:t>
-      </w:r>
-      <w:r>
-        <w:rPr>
-          <w:rFonts w:eastAsia="MS Mincho"/>
-          <w:b w:val="0"/>
-          <w:sz w:val="24"/>
-          <w:szCs w:val="24"/>
-        </w:rPr>
-        <w:t xml:space="preserve"> live and archived packages.</w:t>
-      </w:r>
-      <w:r>
-        <w:rPr>
-          <w:rFonts w:eastAsia="MS Mincho"/>
-          <w:b w:val="0"/>
-          <w:sz w:val="24"/>
-          <w:szCs w:val="24"/>
-        </w:rPr>
-        <w:br/>
-      </w:r>
-      <w:r>
-        <w:rPr>
-          <w:rFonts w:eastAsia="MS Mincho"/>
-          <w:b w:val="0"/>
-          <w:sz w:val="24"/>
-          <w:szCs w:val="24"/>
-        </w:rPr>
-        <w:t>The code</w:t>
-      </w:r>
-      <w:r>
-        <w:rPr>
-          <w:rFonts w:eastAsia="MS Mincho"/>
-          <w:b w:val="0"/>
-          <w:sz w:val="24"/>
-          <w:szCs w:val="24"/>
-        </w:rPr>
-        <w:t xml:space="preserve"> written during the project</w:t>
-      </w:r>
-      <w:r>
-        <w:rPr>
-          <w:rFonts w:eastAsia="MS Mincho"/>
-          <w:b w:val="0"/>
-          <w:sz w:val="24"/>
-          <w:szCs w:val="24"/>
-        </w:rPr>
-        <w:t xml:space="preserve"> can be viewed at:</w:t>
-      </w:r>
-    </w:p>
-    <w:p>
-      <w:pPr>
-        <w:pStyle w:val="JobTitlebold"/>
-        <w:ind w:left="1080"/>
-        <w:rPr>
-          <w:rFonts w:eastAsia="MS Mincho"/>
-          <w:b w:val="0"/>
-          <w:sz w:val="24"/>
-          <w:szCs w:val="24"/>
-          <w:u w:val="single"/>
-        </w:rPr>
-      </w:pPr>
-      <w:hyperlink r:id="rId13" w:history="1">
-        <w:r>
-          <w:rPr>
-            <w:rStyle w:val="Hyperlink"/>
-            <w:rFonts w:eastAsia="MS Mincho"/>
-            <w:b w:val="0"/>
-            <w:sz w:val="24"/>
-            <w:szCs w:val="24"/>
-          </w:rPr>
-          <w:t>https://github.com/prateekrastogi/Evolution-of-R</w:t>
-        </w:r>
-      </w:hyperlink>
-    </w:p>
-    <w:p>
-      <w:pPr>
-        <w:pStyle w:val="JobTitlebold"/>
-        <w:rPr>
-          <w:rFonts w:asciiTheme="minorHAnsi" w:eastAsia="MS Mincho" w:hAnsiTheme="minorHAnsi"/>
-          <w:sz w:val="24"/>
-          <w:szCs w:val="24"/>
-        </w:rPr>
-      </w:pPr>
-      <w:r>
-        <w:rPr>
-          <w:rFonts w:asciiTheme="minorHAnsi" w:eastAsia="MS Mincho" w:hAnsiTheme="minorHAnsi"/>
-          <w:b w:val="0"/>
-          <w:sz w:val="24"/>
-          <w:szCs w:val="24"/>
-        </w:rPr>
-        <w:tab/>
-      </w:r>
-      <w:r>
-        <w:rPr>
-          <w:rFonts w:asciiTheme="minorHAnsi" w:eastAsia="MS Mincho" w:hAnsiTheme="minorHAnsi"/>
-          <w:b w:val="0"/>
-          <w:sz w:val="24"/>
-          <w:szCs w:val="24"/>
-        </w:rPr>
-        <w:tab/>
-      </w:r>
-      <w:r>
-        <w:rPr>
-          <w:rFonts w:asciiTheme="minorHAnsi" w:eastAsia="MS Mincho" w:hAnsiTheme="minorHAnsi"/>
-          <w:b w:val="0"/>
-          <w:sz w:val="24"/>
-          <w:szCs w:val="24"/>
-        </w:rPr>
-        <w:tab/>
-      </w:r>
+        <w:ind w:left="720" w:firstLine="360"/>
+        <w:rPr>
+          <w:rFonts w:asciiTheme="majorHAnsi" w:hAnsiTheme="majorHAnsi"/>
+          <w:b/>
+          <w:sz w:val="24"/>
+          <w:szCs w:val="24"/>
+        </w:rPr>
+      </w:pPr>
     </w:p>
     <w:p>
       <w:pPr>
@@ -3747,11 +1247,10 @@
           <w:szCs w:val="32"/>
           <w:lang w:val="en-IN" w:eastAsia="en-IN"/>
         </w:rPr>
-        <w:lastRenderedPageBreak/>
         <mc:AlternateContent>
           <mc:Choice Requires="wps">
             <w:drawing>
-              <wp:anchor distT="0" distB="0" distL="114300" distR="114300" simplePos="0" relativeHeight="251707392" behindDoc="0" locked="0" layoutInCell="1" allowOverlap="1" wp14:anchorId="7FA011E5" wp14:editId="6FBB0CC1">
+              <wp:anchor distT="0" distB="0" distL="114300" distR="114300" simplePos="0" relativeHeight="251709440" behindDoc="0" locked="0" layoutInCell="1" allowOverlap="1" wp14:anchorId="52CDDAB6" wp14:editId="3E4C5999">
                 <wp:simplePos x="0" y="0"/>
                 <wp:positionH relativeFrom="margin">
                   <wp:align>left</wp:align>
@@ -3762,7 +1261,7 @@
                 <wp:extent cx="0" cy="8869680"/>
                 <wp:effectExtent l="38100" t="0" r="38100" b="45720"/>
                 <wp:wrapNone/>
-                <wp:docPr id="18" name="Line 2"/>
+                <wp:docPr id="2" name="Line 2"/>
                 <wp:cNvGraphicFramePr>
                   <a:graphicFrameLocks xmlns:a="http://schemas.openxmlformats.org/drawingml/2006/main"/>
                 </wp:cNvGraphicFramePr>
@@ -3815,7 +1314,7 @@
           </mc:Choice>
           <mc:Fallback>
             <w:pict>
-              <v:line w14:anchorId="35C6F417" id="Line 2" o:spid="_x0000_s1026" style="position:absolute;flip:x;z-index:251707392;visibility:visible;mso-wrap-style:square;mso-width-percent:0;mso-height-percent:0;mso-wrap-distance-left:9pt;mso-wrap-distance-top:0;mso-wrap-distance-right:9pt;mso-wrap-distance-bottom:0;mso-position-horizontal:left;mso-position-horizontal-relative:margin;mso-position-vertical:center;mso-position-vertical-relative:margin;mso-width-percent:0;mso-height-percent:0;mso-width-relative:page;mso-height-relative:page" from="0,0" to="0,698.4pt" o:gfxdata="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" strokecolor="#2f5897 [3215]" strokeweight="5.25pt">
+              <v:line w14:anchorId="7430D869" id="Line 2" o:spid="_x0000_s1026" style="position:absolute;flip:x;z-index:251709440;visibility:visible;mso-wrap-style:square;mso-width-percent:0;mso-height-percent:0;mso-wrap-distance-left:9pt;mso-wrap-distance-top:0;mso-wrap-distance-right:9pt;mso-wrap-distance-bottom:0;mso-position-horizontal:left;mso-position-horizontal-relative:margin;mso-position-vertical:center;mso-position-vertical-relative:margin;mso-width-percent:0;mso-height-percent:0;mso-width-relative:page;mso-height-relative:page" from="0,0" to="0,698.4pt" o:gfxdata="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" strokecolor="#2f5897 [3215]" strokeweight="5.25pt">
                 <w10:wrap anchorx="margin" anchory="margin"/>
               </v:line>
             </w:pict>
@@ -3828,7 +1327,7 @@
           <w:sz w:val="32"/>
           <w:szCs w:val="32"/>
         </w:rPr>
-        <w:t>Skills</w:t>
+        <w:t>Academic Experience</w:t>
       </w:r>
     </w:p>
     <w:p>
@@ -3840,32 +1339,6 @@
           <w:szCs w:val="24"/>
         </w:rPr>
       </w:pPr>
-    </w:p>
-    <w:p>
-      <w:pPr>
-        <w:pStyle w:val="JobTitlebold"/>
-        <w:rPr>
-          <w:rFonts w:asciiTheme="majorHAnsi" w:eastAsia="MS Mincho" w:hAnsiTheme="majorHAnsi"/>
-          <w:sz w:val="24"/>
-          <w:szCs w:val="24"/>
-        </w:rPr>
-      </w:pPr>
-      <w:r>
-        <w:rPr>
-          <w:rFonts w:asciiTheme="majorHAnsi" w:eastAsia="MS Mincho" w:hAnsiTheme="majorHAnsi"/>
-          <w:sz w:val="24"/>
-          <w:szCs w:val="24"/>
-        </w:rPr>
-        <w:t>Programming</w:t>
-      </w:r>
-      <w:r>
-        <w:rPr>
-          <w:rFonts w:asciiTheme="majorHAnsi" w:eastAsia="MS Mincho" w:hAnsiTheme="majorHAnsi"/>
-          <w:sz w:val="24"/>
-          <w:szCs w:val="24"/>
-        </w:rPr>
-        <w:t>:</w:t>
-      </w:r>
     </w:p>
     <w:p>
       <w:pPr>
@@ -3875,297 +1348,75 @@
           <w:numId w:val="30"/>
         </w:numPr>
         <w:rPr>
-          <w:rFonts w:eastAsia="MS Mincho"/>
-          <w:sz w:val="24"/>
-          <w:szCs w:val="24"/>
-        </w:rPr>
-      </w:pPr>
-      <w:r>
-        <w:rPr>
-          <w:rFonts w:eastAsia="MS Mincho"/>
-          <w:b w:val="0"/>
-          <w:sz w:val="24"/>
-          <w:szCs w:val="24"/>
-        </w:rPr>
-        <w:t>JavaScript</w:t>
-      </w:r>
-      <w:r>
-        <w:rPr>
-          <w:rFonts w:eastAsia="MS Mincho"/>
-          <w:b w:val="0"/>
-          <w:sz w:val="24"/>
-          <w:szCs w:val="24"/>
-        </w:rPr>
-        <w:t>,</w:t>
-      </w:r>
-      <w:r>
-        <w:rPr>
-          <w:rFonts w:eastAsia="MS Mincho"/>
-          <w:b w:val="0"/>
-          <w:sz w:val="24"/>
-          <w:szCs w:val="24"/>
-        </w:rPr>
-        <w:t xml:space="preserve"> </w:t>
-      </w:r>
-      <w:r>
-        <w:rPr>
-          <w:rFonts w:eastAsia="MS Mincho"/>
-          <w:b w:val="0"/>
-          <w:sz w:val="24"/>
-          <w:szCs w:val="24"/>
-        </w:rPr>
-        <w:t>TypeScript</w:t>
-      </w:r>
-      <w:r>
-        <w:rPr>
-          <w:rFonts w:eastAsia="MS Mincho"/>
-          <w:b w:val="0"/>
-          <w:sz w:val="24"/>
-          <w:szCs w:val="24"/>
-        </w:rPr>
-        <w:t>,</w:t>
-      </w:r>
-      <w:r>
-        <w:rPr>
-          <w:rFonts w:eastAsia="MS Mincho"/>
-          <w:b w:val="0"/>
-          <w:sz w:val="24"/>
-          <w:szCs w:val="24"/>
-        </w:rPr>
-        <w:t xml:space="preserve"> </w:t>
-      </w:r>
-      <w:r>
-        <w:rPr>
-          <w:rFonts w:eastAsia="MS Mincho"/>
-          <w:b w:val="0"/>
-          <w:sz w:val="24"/>
-          <w:szCs w:val="24"/>
-        </w:rPr>
-        <w:t>JSX</w:t>
-      </w:r>
-      <w:r>
-        <w:rPr>
-          <w:rFonts w:eastAsia="MS Mincho"/>
-          <w:b w:val="0"/>
-          <w:sz w:val="24"/>
-          <w:szCs w:val="24"/>
-        </w:rPr>
-        <w:t>, Node</w:t>
-      </w:r>
-      <w:r>
-        <w:rPr>
-          <w:rFonts w:eastAsia="MS Mincho"/>
-          <w:b w:val="0"/>
-          <w:sz w:val="24"/>
-          <w:szCs w:val="24"/>
-        </w:rPr>
-        <w:t>.</w:t>
-      </w:r>
-      <w:r>
-        <w:rPr>
-          <w:rFonts w:eastAsia="MS Mincho"/>
-          <w:b w:val="0"/>
-          <w:sz w:val="24"/>
-          <w:szCs w:val="24"/>
-        </w:rPr>
-        <w:t>js</w:t>
-      </w:r>
-      <w:r>
-        <w:rPr>
-          <w:rFonts w:eastAsia="MS Mincho"/>
-          <w:b w:val="0"/>
-          <w:sz w:val="24"/>
-          <w:szCs w:val="24"/>
-        </w:rPr>
-        <w:t>,</w:t>
-      </w:r>
-      <w:r>
-        <w:rPr>
-          <w:rFonts w:eastAsia="MS Mincho"/>
-          <w:b w:val="0"/>
-          <w:sz w:val="24"/>
-          <w:szCs w:val="24"/>
-        </w:rPr>
-        <w:t xml:space="preserve"> </w:t>
-      </w:r>
-      <w:r>
-        <w:rPr>
-          <w:rFonts w:eastAsia="MS Mincho"/>
-          <w:b w:val="0"/>
-          <w:sz w:val="24"/>
-          <w:szCs w:val="24"/>
-        </w:rPr>
-        <w:t>Java</w:t>
-      </w:r>
-      <w:r>
-        <w:rPr>
-          <w:rFonts w:eastAsia="MS Mincho"/>
-          <w:b w:val="0"/>
-          <w:sz w:val="24"/>
-          <w:szCs w:val="24"/>
-        </w:rPr>
-        <w:t>,</w:t>
-      </w:r>
-      <w:r>
-        <w:rPr>
-          <w:rFonts w:eastAsia="MS Mincho"/>
-          <w:b w:val="0"/>
-          <w:sz w:val="24"/>
-          <w:szCs w:val="24"/>
-        </w:rPr>
-        <w:t xml:space="preserve"> R</w:t>
-      </w:r>
-      <w:r>
-        <w:rPr>
-          <w:rFonts w:eastAsia="MS Mincho"/>
-          <w:b w:val="0"/>
-          <w:sz w:val="24"/>
-          <w:szCs w:val="24"/>
-        </w:rPr>
-        <w:t xml:space="preserve">, </w:t>
-      </w:r>
-      <w:r>
-        <w:rPr>
-          <w:rFonts w:eastAsia="MS Mincho"/>
-          <w:b w:val="0"/>
-          <w:sz w:val="24"/>
-          <w:szCs w:val="24"/>
-        </w:rPr>
-        <w:t>C#</w:t>
-      </w:r>
-      <w:r>
-        <w:rPr>
-          <w:rFonts w:eastAsia="MS Mincho"/>
-          <w:b w:val="0"/>
-          <w:sz w:val="24"/>
-          <w:szCs w:val="24"/>
-        </w:rPr>
-        <w:t>, C++,</w:t>
-      </w:r>
-      <w:r>
-        <w:rPr>
-          <w:rFonts w:eastAsia="MS Mincho"/>
-          <w:b w:val="0"/>
-          <w:sz w:val="24"/>
-          <w:szCs w:val="24"/>
-        </w:rPr>
-        <w:t xml:space="preserve"> C,</w:t>
-      </w:r>
-      <w:r>
-        <w:rPr>
-          <w:rFonts w:eastAsia="MS Mincho"/>
-          <w:b w:val="0"/>
-          <w:sz w:val="24"/>
-          <w:szCs w:val="24"/>
-        </w:rPr>
-        <w:t xml:space="preserve"> </w:t>
-      </w:r>
-      <w:r>
-        <w:rPr>
-          <w:rFonts w:eastAsia="MS Mincho"/>
-          <w:b w:val="0"/>
-          <w:sz w:val="24"/>
-          <w:szCs w:val="24"/>
-        </w:rPr>
-        <w:t>HTML</w:t>
-      </w:r>
-      <w:r>
-        <w:rPr>
-          <w:rFonts w:eastAsia="MS Mincho"/>
-          <w:b w:val="0"/>
-          <w:sz w:val="24"/>
-          <w:szCs w:val="24"/>
-        </w:rPr>
-        <w:t xml:space="preserve">, </w:t>
-      </w:r>
-      <w:r>
-        <w:rPr>
-          <w:rFonts w:eastAsia="MS Mincho"/>
-          <w:b w:val="0"/>
-          <w:sz w:val="24"/>
-          <w:szCs w:val="24"/>
-        </w:rPr>
-        <w:t>L</w:t>
-      </w:r>
-      <w:r>
-        <w:rPr>
-          <w:rFonts w:eastAsia="MS Mincho"/>
-          <w:b w:val="0"/>
-          <w:sz w:val="24"/>
-          <w:szCs w:val="24"/>
-        </w:rPr>
-        <w:t>ess</w:t>
-      </w:r>
-      <w:r>
-        <w:rPr>
-          <w:rFonts w:eastAsia="MS Mincho"/>
-          <w:b w:val="0"/>
-          <w:sz w:val="24"/>
-          <w:szCs w:val="24"/>
-        </w:rPr>
-        <w:t xml:space="preserve">, </w:t>
-      </w:r>
-      <w:r>
-        <w:rPr>
-          <w:rFonts w:eastAsia="MS Mincho"/>
-          <w:b w:val="0"/>
-          <w:sz w:val="24"/>
-          <w:szCs w:val="24"/>
-        </w:rPr>
-        <w:t>JSON</w:t>
-      </w:r>
-      <w:r>
-        <w:rPr>
-          <w:rFonts w:eastAsia="MS Mincho"/>
-          <w:b w:val="0"/>
-          <w:sz w:val="24"/>
-          <w:szCs w:val="24"/>
-        </w:rPr>
-        <w:t>,</w:t>
-      </w:r>
-      <w:r>
-        <w:rPr>
-          <w:rFonts w:eastAsia="MS Mincho"/>
-          <w:b w:val="0"/>
-          <w:sz w:val="24"/>
-          <w:szCs w:val="24"/>
-        </w:rPr>
-        <w:t xml:space="preserve"> </w:t>
-      </w:r>
-      <w:r>
-        <w:rPr>
-          <w:rFonts w:eastAsia="MS Mincho"/>
-          <w:b w:val="0"/>
-          <w:sz w:val="24"/>
-          <w:szCs w:val="24"/>
-        </w:rPr>
-        <w:t xml:space="preserve">and </w:t>
-      </w:r>
-      <w:r>
-        <w:rPr>
-          <w:rFonts w:eastAsia="MS Mincho"/>
-          <w:b w:val="0"/>
-          <w:sz w:val="24"/>
-          <w:szCs w:val="24"/>
-        </w:rPr>
-        <w:t>YAML</w:t>
-      </w:r>
-      <w:r>
-        <w:rPr>
-          <w:rFonts w:eastAsia="MS Mincho"/>
-          <w:b w:val="0"/>
-          <w:sz w:val="24"/>
-          <w:szCs w:val="24"/>
-        </w:rPr>
-        <w:t>.</w:t>
+          <w:rFonts w:asciiTheme="majorHAnsi" w:eastAsia="MS Mincho" w:hAnsiTheme="majorHAnsi"/>
+          <w:sz w:val="24"/>
+          <w:szCs w:val="24"/>
+        </w:rPr>
+      </w:pPr>
+      <w:r>
+        <w:rPr>
+          <w:rFonts w:asciiTheme="majorHAnsi" w:eastAsia="MS Mincho" w:hAnsiTheme="majorHAnsi"/>
+          <w:sz w:val="24"/>
+          <w:szCs w:val="24"/>
+        </w:rPr>
+        <w:t>Bachelor Thesis</w:t>
+      </w:r>
+      <w:r>
+        <w:rPr>
+          <w:rFonts w:asciiTheme="majorHAnsi" w:eastAsia="MS Mincho" w:hAnsiTheme="majorHAnsi"/>
+          <w:sz w:val="24"/>
+          <w:szCs w:val="24"/>
+        </w:rPr>
+        <w:t xml:space="preserve"> (Human</w:t>
+      </w:r>
+      <w:r>
+        <w:rPr>
+          <w:rFonts w:asciiTheme="majorHAnsi" w:eastAsia="MS Mincho" w:hAnsiTheme="majorHAnsi"/>
+          <w:sz w:val="24"/>
+          <w:szCs w:val="24"/>
+        </w:rPr>
+        <w:t>-</w:t>
+      </w:r>
+      <w:r>
+        <w:rPr>
+          <w:rFonts w:asciiTheme="majorHAnsi" w:eastAsia="MS Mincho" w:hAnsiTheme="majorHAnsi"/>
+          <w:sz w:val="24"/>
+          <w:szCs w:val="24"/>
+        </w:rPr>
+        <w:t>Computer Interaction)</w:t>
+      </w:r>
+      <w:r>
+        <w:rPr>
+          <w:rFonts w:asciiTheme="majorHAnsi" w:eastAsia="MS Mincho" w:hAnsiTheme="majorHAnsi"/>
+          <w:sz w:val="24"/>
+          <w:szCs w:val="24"/>
+        </w:rPr>
+        <w:tab/>
+      </w:r>
+      <w:r>
+        <w:rPr>
+          <w:rFonts w:asciiTheme="majorHAnsi" w:eastAsia="MS Mincho" w:hAnsiTheme="majorHAnsi"/>
+          <w:sz w:val="24"/>
+          <w:szCs w:val="24"/>
+        </w:rPr>
+        <w:tab/>
+      </w:r>
+      <w:r>
+        <w:rPr>
+          <w:rFonts w:asciiTheme="majorHAnsi" w:eastAsia="MS Mincho" w:hAnsiTheme="majorHAnsi"/>
+          <w:sz w:val="24"/>
+          <w:szCs w:val="24"/>
+        </w:rPr>
+        <w:tab/>
+        <w:t>Aug’13-Apr’14</w:t>
       </w:r>
     </w:p>
     <w:p>
       <w:pPr>
         <w:pStyle w:val="JobTitlebold"/>
-        <w:ind w:left="0"/>
-        <w:rPr>
-          <w:rFonts w:eastAsia="MS Mincho"/>
+        <w:ind w:left="1080"/>
+        <w:rPr>
+          <w:rFonts w:asciiTheme="majorHAnsi" w:eastAsia="MS Mincho" w:hAnsiTheme="majorHAnsi"/>
           <w:sz w:val="24"/>
           <w:szCs w:val="24"/>
         </w:rPr>
@@ -4174,28 +1425,13 @@
     <w:p>
       <w:pPr>
         <w:pStyle w:val="JobTitlebold"/>
-        <w:rPr>
-          <w:rFonts w:asciiTheme="majorHAnsi" w:eastAsia="MS Mincho" w:hAnsiTheme="majorHAnsi"/>
-          <w:sz w:val="24"/>
-          <w:szCs w:val="24"/>
-        </w:rPr>
-      </w:pPr>
-      <w:r>
-        <w:rPr>
-          <w:rFonts w:asciiTheme="majorHAnsi" w:eastAsia="MS Mincho" w:hAnsiTheme="majorHAnsi"/>
-          <w:sz w:val="24"/>
-          <w:szCs w:val="24"/>
-        </w:rPr>
-        <w:t>Software Development</w:t>
-      </w:r>
-      <w:r>
-        <w:rPr>
-          <w:rFonts w:asciiTheme="majorHAnsi" w:eastAsia="MS Mincho" w:hAnsiTheme="majorHAnsi"/>
-          <w:sz w:val="24"/>
-          <w:szCs w:val="24"/>
-        </w:rPr>
-        <w:t>:</w:t>
-      </w:r>
+        <w:ind w:left="1080"/>
+        <w:rPr>
+          <w:rFonts w:asciiTheme="majorHAnsi" w:eastAsia="MS Mincho" w:hAnsiTheme="majorHAnsi"/>
+          <w:sz w:val="24"/>
+          <w:szCs w:val="24"/>
+        </w:rPr>
+      </w:pPr>
     </w:p>
     <w:p>
       <w:pPr>
@@ -4205,111 +1441,436 @@
           <w:numId w:val="30"/>
         </w:numPr>
         <w:rPr>
-          <w:rFonts w:eastAsia="MS Mincho"/>
-          <w:sz w:val="24"/>
-          <w:szCs w:val="24"/>
-        </w:rPr>
-      </w:pPr>
-      <w:proofErr w:type="spellStart"/>
-      <w:r>
-        <w:rPr>
-          <w:rFonts w:eastAsia="MS Mincho"/>
-          <w:b w:val="0"/>
-          <w:sz w:val="24"/>
-          <w:szCs w:val="24"/>
-        </w:rPr>
-        <w:t>Loop</w:t>
-      </w:r>
-      <w:r>
-        <w:rPr>
-          <w:rFonts w:eastAsia="MS Mincho"/>
-          <w:b w:val="0"/>
-          <w:sz w:val="24"/>
-          <w:szCs w:val="24"/>
-        </w:rPr>
-        <w:t>B</w:t>
-      </w:r>
-      <w:r>
-        <w:rPr>
-          <w:rFonts w:eastAsia="MS Mincho"/>
-          <w:b w:val="0"/>
-          <w:sz w:val="24"/>
-          <w:szCs w:val="24"/>
-        </w:rPr>
-        <w:t>ack</w:t>
-      </w:r>
-      <w:proofErr w:type="spellEnd"/>
-      <w:r>
-        <w:rPr>
-          <w:rFonts w:eastAsia="MS Mincho"/>
-          <w:b w:val="0"/>
-          <w:sz w:val="24"/>
-          <w:szCs w:val="24"/>
-        </w:rPr>
-        <w:t xml:space="preserve">, </w:t>
-      </w:r>
-      <w:r>
-        <w:rPr>
-          <w:rFonts w:eastAsia="MS Mincho"/>
-          <w:b w:val="0"/>
-          <w:sz w:val="24"/>
-          <w:szCs w:val="24"/>
-        </w:rPr>
-        <w:t xml:space="preserve">Gatsby, </w:t>
-      </w:r>
-      <w:r>
-        <w:rPr>
-          <w:rFonts w:eastAsia="MS Mincho"/>
-          <w:b w:val="0"/>
-          <w:sz w:val="24"/>
-          <w:szCs w:val="24"/>
-        </w:rPr>
-        <w:t xml:space="preserve">Apollo Server, </w:t>
-      </w:r>
-      <w:r>
-        <w:rPr>
-          <w:rFonts w:eastAsia="MS Mincho"/>
-          <w:b w:val="0"/>
-          <w:sz w:val="24"/>
-          <w:szCs w:val="24"/>
-        </w:rPr>
-        <w:t>Next.j</w:t>
-      </w:r>
-      <w:r>
-        <w:rPr>
-          <w:rFonts w:eastAsia="MS Mincho"/>
-          <w:b w:val="0"/>
-          <w:sz w:val="24"/>
-          <w:szCs w:val="24"/>
-        </w:rPr>
-        <w:t>s</w:t>
-      </w:r>
-      <w:r>
-        <w:rPr>
-          <w:rFonts w:eastAsia="MS Mincho"/>
-          <w:b w:val="0"/>
-          <w:sz w:val="24"/>
-          <w:szCs w:val="24"/>
-        </w:rPr>
-        <w:t>, Feathers</w:t>
-      </w:r>
-      <w:r>
-        <w:rPr>
-          <w:rFonts w:eastAsia="MS Mincho"/>
-          <w:b w:val="0"/>
-          <w:sz w:val="24"/>
-          <w:szCs w:val="24"/>
-        </w:rPr>
-        <w:t>, and Express</w:t>
-      </w:r>
-      <w:r>
-        <w:rPr>
-          <w:rFonts w:eastAsia="MS Mincho"/>
-          <w:b w:val="0"/>
-          <w:sz w:val="24"/>
-          <w:szCs w:val="24"/>
-        </w:rPr>
-        <w:t xml:space="preserve">.  </w:t>
+          <w:rFonts w:asciiTheme="majorHAnsi" w:eastAsia="MS Mincho" w:hAnsiTheme="majorHAnsi"/>
+          <w:sz w:val="24"/>
+          <w:szCs w:val="24"/>
+        </w:rPr>
+      </w:pPr>
+      <w:r>
+        <w:rPr>
+          <w:rFonts w:asciiTheme="majorHAnsi" w:eastAsia="MS Mincho" w:hAnsiTheme="majorHAnsi"/>
+          <w:sz w:val="24"/>
+          <w:szCs w:val="24"/>
+        </w:rPr>
+        <w:t>UMONS</w:t>
+      </w:r>
+      <w:r>
+        <w:rPr>
+          <w:rFonts w:asciiTheme="majorHAnsi" w:eastAsia="MS Mincho" w:hAnsiTheme="majorHAnsi"/>
+          <w:sz w:val="24"/>
+          <w:szCs w:val="24"/>
+        </w:rPr>
+        <w:tab/>
+      </w:r>
+      <w:r>
+        <w:rPr>
+          <w:rFonts w:asciiTheme="majorHAnsi" w:eastAsia="MS Mincho" w:hAnsiTheme="majorHAnsi"/>
+          <w:sz w:val="24"/>
+          <w:szCs w:val="24"/>
+        </w:rPr>
+        <w:tab/>
+      </w:r>
+      <w:r>
+        <w:rPr>
+          <w:rFonts w:asciiTheme="majorHAnsi" w:eastAsia="MS Mincho" w:hAnsiTheme="majorHAnsi"/>
+          <w:sz w:val="24"/>
+          <w:szCs w:val="24"/>
+        </w:rPr>
+        <w:tab/>
+      </w:r>
+      <w:r>
+        <w:rPr>
+          <w:rFonts w:asciiTheme="majorHAnsi" w:eastAsia="MS Mincho" w:hAnsiTheme="majorHAnsi"/>
+          <w:sz w:val="24"/>
+          <w:szCs w:val="24"/>
+        </w:rPr>
+        <w:tab/>
+      </w:r>
+      <w:r>
+        <w:rPr>
+          <w:rFonts w:asciiTheme="majorHAnsi" w:eastAsia="MS Mincho" w:hAnsiTheme="majorHAnsi"/>
+          <w:sz w:val="24"/>
+          <w:szCs w:val="24"/>
+        </w:rPr>
+        <w:tab/>
+      </w:r>
+      <w:r>
+        <w:rPr>
+          <w:rFonts w:asciiTheme="majorHAnsi" w:eastAsia="MS Mincho" w:hAnsiTheme="majorHAnsi"/>
+          <w:sz w:val="24"/>
+          <w:szCs w:val="24"/>
+        </w:rPr>
+        <w:tab/>
+      </w:r>
+      <w:r>
+        <w:rPr>
+          <w:rFonts w:asciiTheme="majorHAnsi" w:eastAsia="MS Mincho" w:hAnsiTheme="majorHAnsi"/>
+          <w:sz w:val="24"/>
+          <w:szCs w:val="24"/>
+        </w:rPr>
+        <w:tab/>
+      </w:r>
+      <w:r>
+        <w:rPr>
+          <w:rFonts w:asciiTheme="majorHAnsi" w:eastAsia="MS Mincho" w:hAnsiTheme="majorHAnsi"/>
+          <w:sz w:val="24"/>
+          <w:szCs w:val="24"/>
+        </w:rPr>
+        <w:tab/>
+      </w:r>
+      <w:r>
+        <w:rPr>
+          <w:rFonts w:asciiTheme="majorHAnsi" w:eastAsia="MS Mincho" w:hAnsiTheme="majorHAnsi"/>
+          <w:sz w:val="24"/>
+          <w:szCs w:val="24"/>
+        </w:rPr>
+        <w:tab/>
+        <w:t>May’13-Jul’13</w:t>
+      </w:r>
+    </w:p>
+    <w:p>
+      <w:pPr>
+        <w:pStyle w:val="JobTitlebold"/>
+        <w:ind w:left="1080"/>
+        <w:rPr>
+          <w:rFonts w:eastAsia="MS Mincho"/>
+          <w:b w:val="0"/>
+          <w:sz w:val="24"/>
+          <w:szCs w:val="24"/>
+        </w:rPr>
+      </w:pPr>
+    </w:p>
+    <w:p>
+      <w:pPr>
+        <w:pStyle w:val="JobTitlebold"/>
+        <w:ind w:left="1080"/>
+        <w:rPr>
+          <w:rFonts w:eastAsia="MS Mincho"/>
+          <w:b w:val="0"/>
+          <w:sz w:val="24"/>
+          <w:szCs w:val="24"/>
+        </w:rPr>
+      </w:pPr>
+      <w:r>
+        <w:rPr>
+          <w:rFonts w:eastAsia="MS Mincho"/>
+          <w:b w:val="0"/>
+          <w:sz w:val="24"/>
+          <w:szCs w:val="24"/>
+        </w:rPr>
+        <w:t>Interned, in University of Mons, Belgium, on a project about metadata and source code extraction, pre-processing, and analysis of all R CRAN hosted live and archived packages.</w:t>
+      </w:r>
+      <w:r>
+        <w:rPr>
+          <w:rFonts w:eastAsia="MS Mincho"/>
+          <w:b w:val="0"/>
+          <w:sz w:val="24"/>
+          <w:szCs w:val="24"/>
+        </w:rPr>
+        <w:br/>
+        <w:t>The code written during the project can be viewed at:</w:t>
+      </w:r>
+    </w:p>
+    <w:p>
+      <w:pPr>
+        <w:pStyle w:val="JobTitlebold"/>
+        <w:ind w:left="1080"/>
+        <w:rPr>
+          <w:rFonts w:eastAsia="MS Mincho"/>
+          <w:b w:val="0"/>
+          <w:sz w:val="24"/>
+          <w:szCs w:val="24"/>
+          <w:u w:val="single"/>
+        </w:rPr>
+      </w:pPr>
+      <w:hyperlink r:id="rId11" w:history="1">
+        <w:r>
+          <w:rPr>
+            <w:rStyle w:val="Hyperlink"/>
+            <w:rFonts w:eastAsia="MS Mincho"/>
+            <w:b w:val="0"/>
+            <w:sz w:val="24"/>
+            <w:szCs w:val="24"/>
+          </w:rPr>
+          <w:t>https://github.com/prateekrastogi/Evolution-of-R</w:t>
+        </w:r>
+      </w:hyperlink>
+    </w:p>
+    <w:p>
+      <w:pPr>
+        <w:pStyle w:val="JobTitlebold"/>
+        <w:tabs>
+          <w:tab w:val="right" w:pos="720"/>
+        </w:tabs>
+        <w:ind w:left="1080"/>
+        <w:rPr>
+          <w:rFonts w:asciiTheme="majorHAnsi" w:eastAsia="MS Mincho" w:hAnsiTheme="majorHAnsi"/>
+          <w:sz w:val="24"/>
+          <w:szCs w:val="24"/>
+        </w:rPr>
+      </w:pPr>
+    </w:p>
+    <w:p>
+      <w:pPr>
+        <w:pStyle w:val="JobTitlebold"/>
+        <w:tabs>
+          <w:tab w:val="right" w:pos="720"/>
+        </w:tabs>
+        <w:ind w:left="1080"/>
+        <w:rPr>
+          <w:rFonts w:asciiTheme="majorHAnsi" w:eastAsia="MS Mincho" w:hAnsiTheme="majorHAnsi"/>
+          <w:sz w:val="24"/>
+          <w:szCs w:val="24"/>
+        </w:rPr>
+      </w:pPr>
+    </w:p>
+    <w:p>
+      <w:pPr>
+        <w:pStyle w:val="JobTitlebold"/>
+        <w:tabs>
+          <w:tab w:val="right" w:pos="720"/>
+        </w:tabs>
+        <w:ind w:left="1080"/>
+        <w:rPr>
+          <w:rFonts w:asciiTheme="majorHAnsi" w:eastAsia="MS Mincho" w:hAnsiTheme="majorHAnsi"/>
+          <w:sz w:val="24"/>
+          <w:szCs w:val="24"/>
+        </w:rPr>
+      </w:pPr>
+    </w:p>
+    <w:p>
+      <w:pPr>
+        <w:pStyle w:val="JobTitlebold"/>
+        <w:tabs>
+          <w:tab w:val="right" w:pos="720"/>
+        </w:tabs>
+        <w:ind w:left="1080"/>
+        <w:rPr>
+          <w:rFonts w:asciiTheme="majorHAnsi" w:eastAsia="MS Mincho" w:hAnsiTheme="majorHAnsi"/>
+          <w:sz w:val="24"/>
+          <w:szCs w:val="24"/>
+        </w:rPr>
+      </w:pPr>
+    </w:p>
+    <w:p>
+      <w:pPr>
+        <w:pStyle w:val="JobTitlebold"/>
+        <w:tabs>
+          <w:tab w:val="right" w:pos="720"/>
+        </w:tabs>
+        <w:ind w:left="1080"/>
+        <w:rPr>
+          <w:rFonts w:asciiTheme="majorHAnsi" w:eastAsia="MS Mincho" w:hAnsiTheme="majorHAnsi"/>
+          <w:sz w:val="24"/>
+          <w:szCs w:val="24"/>
+        </w:rPr>
+      </w:pPr>
+    </w:p>
+    <w:p>
+      <w:pPr>
+        <w:pStyle w:val="JobTitlebold"/>
+        <w:tabs>
+          <w:tab w:val="right" w:pos="720"/>
+        </w:tabs>
+        <w:ind w:left="1080"/>
+        <w:rPr>
+          <w:rFonts w:asciiTheme="majorHAnsi" w:eastAsia="MS Mincho" w:hAnsiTheme="majorHAnsi"/>
+          <w:sz w:val="24"/>
+          <w:szCs w:val="24"/>
+        </w:rPr>
+      </w:pPr>
+    </w:p>
+    <w:p>
+      <w:pPr>
+        <w:pStyle w:val="JobTitlebold"/>
+        <w:tabs>
+          <w:tab w:val="right" w:pos="720"/>
+        </w:tabs>
+        <w:ind w:left="1080"/>
+        <w:rPr>
+          <w:rFonts w:asciiTheme="majorHAnsi" w:eastAsia="MS Mincho" w:hAnsiTheme="majorHAnsi"/>
+          <w:sz w:val="24"/>
+          <w:szCs w:val="24"/>
+        </w:rPr>
+      </w:pPr>
+    </w:p>
+    <w:p>
+      <w:pPr>
+        <w:pStyle w:val="JobTitlebold"/>
+        <w:tabs>
+          <w:tab w:val="right" w:pos="720"/>
+        </w:tabs>
+        <w:ind w:left="0"/>
+        <w:rPr>
+          <w:rFonts w:eastAsia="MS Mincho"/>
+          <w:sz w:val="24"/>
+          <w:szCs w:val="24"/>
+        </w:rPr>
+      </w:pPr>
+    </w:p>
+    <w:p>
+      <w:pPr>
+        <w:pStyle w:val="ResumeHeadings"/>
+        <w:rPr>
+          <w:rFonts w:asciiTheme="majorHAnsi" w:eastAsia="MS Mincho" w:hAnsiTheme="majorHAnsi"/>
+          <w:sz w:val="32"/>
+          <w:szCs w:val="32"/>
+        </w:rPr>
+      </w:pPr>
+      <w:r>
+        <w:rPr>
+          <w:rFonts w:asciiTheme="majorHAnsi" w:hAnsiTheme="majorHAnsi"/>
+          <w:noProof/>
+          <w:color w:val="0070C0"/>
+          <w:sz w:val="32"/>
+          <w:szCs w:val="32"/>
+          <w:lang w:val="en-IN" w:eastAsia="en-IN"/>
+        </w:rPr>
+        <w:lastRenderedPageBreak/>
+        <mc:AlternateContent>
+          <mc:Choice Requires="wps">
+            <w:drawing>
+              <wp:anchor distT="0" distB="0" distL="114300" distR="114300" simplePos="0" relativeHeight="251711488" behindDoc="0" locked="0" layoutInCell="1" allowOverlap="1" wp14:anchorId="387145C1" wp14:editId="3F64C7DF">
+                <wp:simplePos x="0" y="0"/>
+                <wp:positionH relativeFrom="margin">
+                  <wp:align>left</wp:align>
+                </wp:positionH>
+                <wp:positionV relativeFrom="margin">
+                  <wp:posOffset>9525</wp:posOffset>
+                </wp:positionV>
+                <wp:extent cx="0" cy="8869680"/>
+                <wp:effectExtent l="38100" t="0" r="38100" b="45720"/>
+                <wp:wrapNone/>
+                <wp:docPr id="3" name="Line 2"/>
+                <wp:cNvGraphicFramePr>
+                  <a:graphicFrameLocks xmlns:a="http://schemas.openxmlformats.org/drawingml/2006/main"/>
+                </wp:cNvGraphicFramePr>
+                <a:graphic xmlns:a="http://schemas.openxmlformats.org/drawingml/2006/main">
+                  <a:graphicData uri="http://schemas.microsoft.com/office/word/2010/wordprocessingShape">
+                    <wps:wsp>
+                      <wps:cNvCnPr>
+                        <a:cxnSpLocks noChangeShapeType="1"/>
+                      </wps:cNvCnPr>
+                      <wps:spPr bwMode="auto">
+                        <a:xfrm flipH="1">
+                          <a:off x="0" y="0"/>
+                          <a:ext cx="0" cy="8869680"/>
+                        </a:xfrm>
+                        <a:prstGeom prst="line">
+                          <a:avLst/>
+                        </a:prstGeom>
+                        <a:noFill/>
+                        <a:ln w="66675">
+                          <a:solidFill>
+                            <a:schemeClr val="tx2">
+                              <a:lumMod val="100000"/>
+                              <a:lumOff val="0"/>
+                            </a:schemeClr>
+                          </a:solidFill>
+                          <a:round/>
+                          <a:headEnd/>
+                          <a:tailEnd/>
+                        </a:ln>
+                        <a:extLst>
+                          <a:ext uri="{909E8E84-426E-40DD-AFC4-6F175D3DCCD1}">
+                            <a14:hiddenFill xmlns:a14="http://schemas.microsoft.com/office/drawing/2010/main">
+                              <a:noFill/>
+                            </a14:hiddenFill>
+                          </a:ext>
+                        </a:extLst>
+                      </wps:spPr>
+                      <wps:bodyPr/>
+                    </wps:wsp>
+                  </a:graphicData>
+                </a:graphic>
+                <wp14:sizeRelH relativeFrom="page">
+                  <wp14:pctWidth>0</wp14:pctWidth>
+                </wp14:sizeRelH>
+                <wp14:sizeRelV relativeFrom="page">
+                  <wp14:pctHeight>0</wp14:pctHeight>
+                </wp14:sizeRelV>
+              </wp:anchor>
+            </w:drawing>
+          </mc:Choice>
+          <mc:Fallback>
+            <w:pict>
+              <v:line w14:anchorId="7F3C0F1B" id="Line 2" o:spid="_x0000_s1026" style="position:absolute;flip:x;z-index:251711488;visibility:visible;mso-wrap-style:square;mso-width-percent:0;mso-height-percent:0;mso-wrap-distance-left:9pt;mso-wrap-distance-top:0;mso-wrap-distance-right:9pt;mso-wrap-distance-bottom:0;mso-position-horizontal:left;mso-position-horizontal-relative:margin;mso-position-vertical:absolute;mso-position-vertical-relative:margin;mso-width-percent:0;mso-height-percent:0;mso-width-relative:page;mso-height-relative:page" from="0,.75pt" to="0,699.15pt" o:gfxdata="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" strokecolor="#2f5897 [3215]" strokeweight="5.25pt">
+                <w10:wrap anchorx="margin" anchory="margin"/>
+              </v:line>
+            </w:pict>
+          </mc:Fallback>
+        </mc:AlternateContent>
+      </w:r>
+      <w:r>
+        <w:rPr>
+          <w:rFonts w:asciiTheme="majorHAnsi" w:eastAsia="MS Mincho" w:hAnsiTheme="majorHAnsi"/>
+          <w:sz w:val="32"/>
+          <w:szCs w:val="32"/>
+        </w:rPr>
+        <w:t xml:space="preserve">Professional </w:t>
+      </w:r>
+      <w:r>
+        <w:rPr>
+          <w:rFonts w:asciiTheme="majorHAnsi" w:eastAsia="MS Mincho" w:hAnsiTheme="majorHAnsi"/>
+          <w:sz w:val="32"/>
+          <w:szCs w:val="32"/>
+        </w:rPr>
+        <w:t>Experience</w:t>
+      </w:r>
+    </w:p>
+    <w:p>
+      <w:pPr>
+        <w:pStyle w:val="JobTitlebold"/>
+        <w:rPr>
+          <w:rFonts w:asciiTheme="minorHAnsi" w:eastAsia="MS Mincho" w:hAnsiTheme="minorHAnsi"/>
+          <w:sz w:val="24"/>
+          <w:szCs w:val="24"/>
+        </w:rPr>
+      </w:pPr>
+      <w:r>
+        <w:rPr>
+          <w:rFonts w:asciiTheme="minorHAnsi" w:eastAsia="MS Mincho" w:hAnsiTheme="minorHAnsi"/>
+          <w:b w:val="0"/>
+          <w:sz w:val="24"/>
+          <w:szCs w:val="24"/>
+        </w:rPr>
+        <w:tab/>
+      </w:r>
+      <w:r>
+        <w:rPr>
+          <w:rFonts w:asciiTheme="minorHAnsi" w:eastAsia="MS Mincho" w:hAnsiTheme="minorHAnsi"/>
+          <w:b w:val="0"/>
+          <w:sz w:val="24"/>
+          <w:szCs w:val="24"/>
+        </w:rPr>
+        <w:tab/>
+      </w:r>
+      <w:r>
+        <w:rPr>
+          <w:rFonts w:asciiTheme="minorHAnsi" w:eastAsia="MS Mincho" w:hAnsiTheme="minorHAnsi"/>
+          <w:b w:val="0"/>
+          <w:sz w:val="24"/>
+          <w:szCs w:val="24"/>
+        </w:rPr>
+        <w:tab/>
+      </w:r>
+      <w:r>
+        <w:rPr>
+          <w:rFonts w:asciiTheme="minorHAnsi" w:eastAsia="MS Mincho" w:hAnsiTheme="minorHAnsi"/>
+          <w:b w:val="0"/>
+          <w:sz w:val="24"/>
+          <w:szCs w:val="24"/>
+        </w:rPr>
+        <w:tab/>
+      </w:r>
+      <w:r>
+        <w:rPr>
+          <w:rFonts w:asciiTheme="minorHAnsi" w:eastAsia="MS Mincho" w:hAnsiTheme="minorHAnsi"/>
+          <w:b w:val="0"/>
+          <w:sz w:val="24"/>
+          <w:szCs w:val="24"/>
+        </w:rPr>
+        <w:tab/>
       </w:r>
     </w:p>
     <w:p>
@@ -4320,11 +1881,357 @@
           <w:numId w:val="30"/>
         </w:numPr>
         <w:rPr>
-          <w:rFonts w:eastAsia="MS Mincho"/>
-          <w:sz w:val="24"/>
-          <w:szCs w:val="24"/>
-        </w:rPr>
-      </w:pPr>
+          <w:rFonts w:asciiTheme="majorHAnsi" w:eastAsia="MS Mincho" w:hAnsiTheme="majorHAnsi"/>
+          <w:sz w:val="24"/>
+          <w:szCs w:val="24"/>
+        </w:rPr>
+      </w:pPr>
+      <w:r>
+        <w:rPr>
+          <w:rFonts w:asciiTheme="majorHAnsi" w:eastAsia="MS Mincho" w:hAnsiTheme="majorHAnsi"/>
+          <w:sz w:val="24"/>
+          <w:szCs w:val="24"/>
+        </w:rPr>
+        <w:t>Times Internet</w:t>
+      </w:r>
+      <w:r>
+        <w:rPr>
+          <w:rFonts w:asciiTheme="majorHAnsi" w:eastAsia="MS Mincho" w:hAnsiTheme="majorHAnsi"/>
+          <w:sz w:val="24"/>
+          <w:szCs w:val="24"/>
+        </w:rPr>
+        <w:tab/>
+      </w:r>
+      <w:r>
+        <w:rPr>
+          <w:rFonts w:asciiTheme="majorHAnsi" w:eastAsia="MS Mincho" w:hAnsiTheme="majorHAnsi"/>
+          <w:sz w:val="24"/>
+          <w:szCs w:val="24"/>
+        </w:rPr>
+        <w:tab/>
+      </w:r>
+      <w:r>
+        <w:rPr>
+          <w:rFonts w:asciiTheme="majorHAnsi" w:eastAsia="MS Mincho" w:hAnsiTheme="majorHAnsi"/>
+          <w:sz w:val="24"/>
+          <w:szCs w:val="24"/>
+        </w:rPr>
+        <w:tab/>
+      </w:r>
+      <w:r>
+        <w:rPr>
+          <w:rFonts w:asciiTheme="majorHAnsi" w:eastAsia="MS Mincho" w:hAnsiTheme="majorHAnsi"/>
+          <w:sz w:val="24"/>
+          <w:szCs w:val="24"/>
+        </w:rPr>
+        <w:tab/>
+      </w:r>
+      <w:r>
+        <w:rPr>
+          <w:rFonts w:asciiTheme="majorHAnsi" w:eastAsia="MS Mincho" w:hAnsiTheme="majorHAnsi"/>
+          <w:sz w:val="24"/>
+          <w:szCs w:val="24"/>
+        </w:rPr>
+        <w:tab/>
+      </w:r>
+      <w:r>
+        <w:rPr>
+          <w:rFonts w:asciiTheme="majorHAnsi" w:eastAsia="MS Mincho" w:hAnsiTheme="majorHAnsi"/>
+          <w:sz w:val="24"/>
+          <w:szCs w:val="24"/>
+        </w:rPr>
+        <w:tab/>
+      </w:r>
+      <w:r>
+        <w:rPr>
+          <w:rFonts w:asciiTheme="majorHAnsi" w:eastAsia="MS Mincho" w:hAnsiTheme="majorHAnsi"/>
+          <w:sz w:val="24"/>
+          <w:szCs w:val="24"/>
+        </w:rPr>
+        <w:tab/>
+      </w:r>
+      <w:r>
+        <w:rPr>
+          <w:rFonts w:asciiTheme="majorHAnsi" w:eastAsia="MS Mincho" w:hAnsiTheme="majorHAnsi"/>
+          <w:sz w:val="24"/>
+          <w:szCs w:val="24"/>
+        </w:rPr>
+        <w:t xml:space="preserve">             </w:t>
+      </w:r>
+      <w:r>
+        <w:rPr>
+          <w:rFonts w:asciiTheme="majorHAnsi" w:eastAsia="MS Mincho" w:hAnsiTheme="majorHAnsi"/>
+          <w:sz w:val="24"/>
+          <w:szCs w:val="24"/>
+        </w:rPr>
+        <w:t>Nov’17-Feb’19</w:t>
+      </w:r>
+      <w:r>
+        <w:rPr>
+          <w:rFonts w:asciiTheme="majorHAnsi" w:eastAsia="MS Mincho" w:hAnsiTheme="majorHAnsi"/>
+          <w:sz w:val="24"/>
+          <w:szCs w:val="24"/>
+        </w:rPr>
+        <w:tab/>
+      </w:r>
+    </w:p>
+    <w:p>
+      <w:pPr>
+        <w:pStyle w:val="JobTitlebold"/>
+        <w:ind w:left="1080"/>
+        <w:rPr>
+          <w:rFonts w:eastAsia="MS Mincho"/>
+          <w:b w:val="0"/>
+          <w:sz w:val="24"/>
+          <w:szCs w:val="24"/>
+        </w:rPr>
+      </w:pPr>
+    </w:p>
+    <w:p>
+      <w:pPr>
+        <w:pStyle w:val="JobTitlebold"/>
+        <w:ind w:left="1080"/>
+        <w:rPr>
+          <w:rFonts w:eastAsia="MS Mincho"/>
+          <w:b w:val="0"/>
+          <w:sz w:val="24"/>
+          <w:szCs w:val="24"/>
+        </w:rPr>
+      </w:pPr>
+      <w:r>
+        <w:rPr>
+          <w:rFonts w:eastAsia="MS Mincho"/>
+          <w:b w:val="0"/>
+          <w:sz w:val="24"/>
+          <w:szCs w:val="24"/>
+        </w:rPr>
+        <w:t xml:space="preserve">Joined ETB2B </w:t>
+      </w:r>
+      <w:r>
+        <w:rPr>
+          <w:rFonts w:eastAsia="MS Mincho"/>
+          <w:b w:val="0"/>
+          <w:sz w:val="24"/>
+          <w:szCs w:val="24"/>
+        </w:rPr>
+        <w:t>in</w:t>
+      </w:r>
+      <w:r>
+        <w:rPr>
+          <w:rFonts w:eastAsia="MS Mincho"/>
+          <w:b w:val="0"/>
+          <w:sz w:val="24"/>
+          <w:szCs w:val="24"/>
+        </w:rPr>
+        <w:t xml:space="preserve"> Times Internet as </w:t>
+      </w:r>
+      <w:r>
+        <w:rPr>
+          <w:rFonts w:eastAsia="MS Mincho"/>
+          <w:b w:val="0"/>
+          <w:sz w:val="24"/>
+          <w:szCs w:val="24"/>
+        </w:rPr>
+        <w:t xml:space="preserve">a </w:t>
+      </w:r>
+      <w:r>
+        <w:rPr>
+          <w:rFonts w:eastAsia="MS Mincho"/>
+          <w:b w:val="0"/>
+          <w:sz w:val="24"/>
+          <w:szCs w:val="24"/>
+        </w:rPr>
+        <w:t xml:space="preserve">Frontend Developer, but my role </w:t>
+      </w:r>
+      <w:r>
+        <w:rPr>
+          <w:rFonts w:eastAsia="MS Mincho"/>
+          <w:b w:val="0"/>
+          <w:sz w:val="24"/>
+          <w:szCs w:val="24"/>
+        </w:rPr>
+        <w:t>eventually</w:t>
+      </w:r>
+      <w:r>
+        <w:rPr>
+          <w:rFonts w:eastAsia="MS Mincho"/>
+          <w:b w:val="0"/>
+          <w:sz w:val="24"/>
+          <w:szCs w:val="24"/>
+        </w:rPr>
+        <w:t xml:space="preserve"> </w:t>
+      </w:r>
+      <w:r>
+        <w:rPr>
+          <w:rFonts w:eastAsia="MS Mincho"/>
+          <w:b w:val="0"/>
+          <w:sz w:val="24"/>
+          <w:szCs w:val="24"/>
+        </w:rPr>
+        <w:t>morphed in</w:t>
+      </w:r>
+      <w:r>
+        <w:rPr>
+          <w:rFonts w:eastAsia="MS Mincho"/>
+          <w:b w:val="0"/>
+          <w:sz w:val="24"/>
+          <w:szCs w:val="24"/>
+        </w:rPr>
+        <w:t xml:space="preserve">to </w:t>
+      </w:r>
+      <w:r>
+        <w:rPr>
+          <w:rFonts w:eastAsia="MS Mincho"/>
+          <w:b w:val="0"/>
+          <w:sz w:val="24"/>
+          <w:szCs w:val="24"/>
+        </w:rPr>
+        <w:t>business</w:t>
+      </w:r>
+      <w:r>
+        <w:rPr>
+          <w:rFonts w:eastAsia="MS Mincho"/>
+          <w:b w:val="0"/>
+          <w:sz w:val="24"/>
+          <w:szCs w:val="24"/>
+        </w:rPr>
+        <w:t xml:space="preserve"> unit</w:t>
+      </w:r>
+      <w:r>
+        <w:rPr>
+          <w:rFonts w:eastAsia="MS Mincho"/>
+          <w:b w:val="0"/>
+          <w:sz w:val="24"/>
+          <w:szCs w:val="24"/>
+        </w:rPr>
+        <w:t xml:space="preserve"> </w:t>
+      </w:r>
+      <w:r>
+        <w:rPr>
+          <w:rFonts w:eastAsia="MS Mincho"/>
+          <w:b w:val="0"/>
+          <w:sz w:val="24"/>
+          <w:szCs w:val="24"/>
+        </w:rPr>
+        <w:t>tech strategy</w:t>
+      </w:r>
+      <w:r>
+        <w:rPr>
+          <w:rFonts w:eastAsia="MS Mincho"/>
+          <w:b w:val="0"/>
+          <w:sz w:val="24"/>
+          <w:szCs w:val="24"/>
+        </w:rPr>
+        <w:t xml:space="preserve"> supervision</w:t>
+      </w:r>
+      <w:r>
+        <w:rPr>
+          <w:rFonts w:eastAsia="MS Mincho"/>
+          <w:b w:val="0"/>
+          <w:sz w:val="24"/>
+          <w:szCs w:val="24"/>
+        </w:rPr>
+        <w:t xml:space="preserve"> </w:t>
+      </w:r>
+      <w:r>
+        <w:rPr>
+          <w:rFonts w:eastAsia="MS Mincho"/>
+          <w:b w:val="0"/>
+          <w:sz w:val="24"/>
+          <w:szCs w:val="24"/>
+        </w:rPr>
+        <w:t>through</w:t>
+      </w:r>
+      <w:r>
+        <w:rPr>
+          <w:rFonts w:eastAsia="MS Mincho"/>
+          <w:b w:val="0"/>
+          <w:sz w:val="24"/>
+          <w:szCs w:val="24"/>
+        </w:rPr>
+        <w:t xml:space="preserve"> proof of concept</w:t>
+      </w:r>
+      <w:r>
+        <w:rPr>
+          <w:rFonts w:eastAsia="MS Mincho"/>
+          <w:b w:val="0"/>
+          <w:sz w:val="24"/>
+          <w:szCs w:val="24"/>
+        </w:rPr>
+        <w:t xml:space="preserve"> </w:t>
+      </w:r>
+      <w:r>
+        <w:rPr>
+          <w:rFonts w:eastAsia="MS Mincho"/>
+          <w:b w:val="0"/>
+          <w:sz w:val="24"/>
+          <w:szCs w:val="24"/>
+        </w:rPr>
+        <w:t>demonstration</w:t>
+      </w:r>
+      <w:r>
+        <w:rPr>
+          <w:rFonts w:eastAsia="MS Mincho"/>
+          <w:b w:val="0"/>
+          <w:sz w:val="24"/>
+          <w:szCs w:val="24"/>
+        </w:rPr>
+        <w:t>s</w:t>
+      </w:r>
+      <w:r>
+        <w:rPr>
+          <w:rFonts w:eastAsia="MS Mincho"/>
+          <w:b w:val="0"/>
+          <w:sz w:val="24"/>
+          <w:szCs w:val="24"/>
+        </w:rPr>
+        <w:t xml:space="preserve"> </w:t>
+      </w:r>
+      <w:r>
+        <w:rPr>
+          <w:rFonts w:eastAsia="MS Mincho"/>
+          <w:b w:val="0"/>
+          <w:sz w:val="24"/>
+          <w:szCs w:val="24"/>
+        </w:rPr>
+        <w:t>engraving</w:t>
+      </w:r>
+      <w:r>
+        <w:rPr>
+          <w:rFonts w:eastAsia="MS Mincho"/>
+          <w:b w:val="0"/>
+          <w:sz w:val="24"/>
+          <w:szCs w:val="24"/>
+        </w:rPr>
+        <w:t xml:space="preserve"> </w:t>
+      </w:r>
+      <w:r>
+        <w:rPr>
+          <w:rFonts w:eastAsia="MS Mincho"/>
+          <w:b w:val="0"/>
+          <w:sz w:val="24"/>
+          <w:szCs w:val="24"/>
+        </w:rPr>
+        <w:t>cutting-edge</w:t>
+      </w:r>
+      <w:r>
+        <w:rPr>
+          <w:rFonts w:eastAsia="MS Mincho"/>
+          <w:b w:val="0"/>
+          <w:sz w:val="24"/>
+          <w:szCs w:val="24"/>
+        </w:rPr>
+        <w:t xml:space="preserve"> technologies</w:t>
+      </w:r>
+      <w:r>
+        <w:rPr>
+          <w:rFonts w:eastAsia="MS Mincho"/>
+          <w:b w:val="0"/>
+          <w:sz w:val="24"/>
+          <w:szCs w:val="24"/>
+        </w:rPr>
+        <w:t xml:space="preserve"> such as Gatsby, </w:t>
+      </w:r>
       <w:proofErr w:type="spellStart"/>
       <w:r>
         <w:rPr>
@@ -4333,16 +2240,7 @@
           <w:sz w:val="24"/>
           <w:szCs w:val="24"/>
         </w:rPr>
-        <w:t>Rx</w:t>
-      </w:r>
-      <w:r>
-        <w:rPr>
-          <w:rFonts w:eastAsia="MS Mincho"/>
-          <w:b w:val="0"/>
-          <w:sz w:val="24"/>
-          <w:szCs w:val="24"/>
-        </w:rPr>
-        <w:t>JS</w:t>
+        <w:t>LoopBack</w:t>
       </w:r>
       <w:proofErr w:type="spellEnd"/>
       <w:r>
@@ -4352,6 +2250,15 @@
           <w:sz w:val="24"/>
           <w:szCs w:val="24"/>
         </w:rPr>
+        <w:t>, and Universal Recommender</w:t>
+      </w:r>
+      <w:r>
+        <w:rPr>
+          <w:rFonts w:eastAsia="MS Mincho"/>
+          <w:b w:val="0"/>
+          <w:sz w:val="24"/>
+          <w:szCs w:val="24"/>
+        </w:rPr>
         <w:t>,</w:t>
       </w:r>
       <w:r>
@@ -4361,8 +2268,134 @@
           <w:sz w:val="24"/>
           <w:szCs w:val="24"/>
         </w:rPr>
+        <w:t xml:space="preserve"> and</w:t>
+      </w:r>
+      <w:r>
+        <w:rPr>
+          <w:rFonts w:eastAsia="MS Mincho"/>
+          <w:b w:val="0"/>
+          <w:sz w:val="24"/>
+          <w:szCs w:val="24"/>
+        </w:rPr>
+        <w:t xml:space="preserve"> via</w:t>
+      </w:r>
+      <w:r>
+        <w:rPr>
+          <w:rFonts w:eastAsia="MS Mincho"/>
+          <w:b w:val="0"/>
+          <w:sz w:val="24"/>
+          <w:szCs w:val="24"/>
+        </w:rPr>
         <w:t xml:space="preserve"> </w:t>
       </w:r>
+      <w:r>
+        <w:rPr>
+          <w:rFonts w:eastAsia="MS Mincho"/>
+          <w:b w:val="0"/>
+          <w:sz w:val="24"/>
+          <w:szCs w:val="24"/>
+        </w:rPr>
+        <w:t>arbitrage</w:t>
+      </w:r>
+      <w:r>
+        <w:rPr>
+          <w:rFonts w:eastAsia="MS Mincho"/>
+          <w:b w:val="0"/>
+          <w:sz w:val="24"/>
+          <w:szCs w:val="24"/>
+        </w:rPr>
+        <w:t xml:space="preserve"> </w:t>
+      </w:r>
+      <w:r>
+        <w:rPr>
+          <w:rFonts w:eastAsia="MS Mincho"/>
+          <w:b w:val="0"/>
+          <w:sz w:val="24"/>
+          <w:szCs w:val="24"/>
+        </w:rPr>
+        <w:t xml:space="preserve">value </w:t>
+      </w:r>
+      <w:r>
+        <w:rPr>
+          <w:rFonts w:eastAsia="MS Mincho"/>
+          <w:b w:val="0"/>
+          <w:sz w:val="24"/>
+          <w:szCs w:val="24"/>
+        </w:rPr>
+        <w:t>injection</w:t>
+      </w:r>
+      <w:r>
+        <w:rPr>
+          <w:rFonts w:eastAsia="MS Mincho"/>
+          <w:b w:val="0"/>
+          <w:sz w:val="24"/>
+          <w:szCs w:val="24"/>
+        </w:rPr>
+        <w:t>s</w:t>
+      </w:r>
+      <w:r>
+        <w:rPr>
+          <w:rFonts w:eastAsia="MS Mincho"/>
+          <w:b w:val="0"/>
+          <w:sz w:val="24"/>
+          <w:szCs w:val="24"/>
+        </w:rPr>
+        <w:t xml:space="preserve"> </w:t>
+      </w:r>
+      <w:r>
+        <w:rPr>
+          <w:rFonts w:eastAsia="MS Mincho"/>
+          <w:b w:val="0"/>
+          <w:sz w:val="24"/>
+          <w:szCs w:val="24"/>
+        </w:rPr>
+        <w:t>in existing system</w:t>
+      </w:r>
+      <w:r>
+        <w:rPr>
+          <w:rFonts w:eastAsia="MS Mincho"/>
+          <w:b w:val="0"/>
+          <w:sz w:val="24"/>
+          <w:szCs w:val="24"/>
+        </w:rPr>
+        <w:t>s</w:t>
+      </w:r>
+      <w:r>
+        <w:rPr>
+          <w:rFonts w:eastAsia="MS Mincho"/>
+          <w:b w:val="0"/>
+          <w:sz w:val="24"/>
+          <w:szCs w:val="24"/>
+        </w:rPr>
+        <w:t xml:space="preserve"> </w:t>
+      </w:r>
+      <w:r>
+        <w:rPr>
+          <w:rFonts w:eastAsia="MS Mincho"/>
+          <w:b w:val="0"/>
+          <w:sz w:val="24"/>
+          <w:szCs w:val="24"/>
+        </w:rPr>
+        <w:t>with</w:t>
+      </w:r>
+      <w:r>
+        <w:rPr>
+          <w:rFonts w:eastAsia="MS Mincho"/>
+          <w:b w:val="0"/>
+          <w:sz w:val="24"/>
+          <w:szCs w:val="24"/>
+        </w:rPr>
+        <w:t xml:space="preserve"> </w:t>
+      </w:r>
+      <w:r>
+        <w:rPr>
+          <w:rFonts w:eastAsia="MS Mincho"/>
+          <w:b w:val="0"/>
+          <w:sz w:val="24"/>
+          <w:szCs w:val="24"/>
+        </w:rPr>
+        <w:t xml:space="preserve">PWAs, </w:t>
+      </w:r>
       <w:proofErr w:type="spellStart"/>
       <w:r>
         <w:rPr>
@@ -4371,7 +2404,16 @@
           <w:sz w:val="24"/>
           <w:szCs w:val="24"/>
         </w:rPr>
-        <w:t>Ramda</w:t>
+        <w:t>S</w:t>
+      </w:r>
+      <w:r>
+        <w:rPr>
+          <w:rFonts w:eastAsia="MS Mincho"/>
+          <w:b w:val="0"/>
+          <w:sz w:val="24"/>
+          <w:szCs w:val="24"/>
+        </w:rPr>
+        <w:t>treamable</w:t>
       </w:r>
       <w:proofErr w:type="spellEnd"/>
       <w:r>
@@ -4381,7 +2423,70 @@
           <w:sz w:val="24"/>
           <w:szCs w:val="24"/>
         </w:rPr>
-        <w:t xml:space="preserve">, </w:t>
+        <w:t xml:space="preserve"> </w:t>
+      </w:r>
+      <w:r>
+        <w:rPr>
+          <w:rFonts w:eastAsia="MS Mincho"/>
+          <w:b w:val="0"/>
+          <w:sz w:val="24"/>
+          <w:szCs w:val="24"/>
+        </w:rPr>
+        <w:t>W</w:t>
+      </w:r>
+      <w:r>
+        <w:rPr>
+          <w:rFonts w:eastAsia="MS Mincho"/>
+          <w:b w:val="0"/>
+          <w:sz w:val="24"/>
+          <w:szCs w:val="24"/>
+        </w:rPr>
+        <w:t xml:space="preserve">eb </w:t>
+      </w:r>
+      <w:r>
+        <w:rPr>
+          <w:rFonts w:eastAsia="MS Mincho"/>
+          <w:b w:val="0"/>
+          <w:sz w:val="24"/>
+          <w:szCs w:val="24"/>
+        </w:rPr>
+        <w:t>A</w:t>
+      </w:r>
+      <w:r>
+        <w:rPr>
+          <w:rFonts w:eastAsia="MS Mincho"/>
+          <w:b w:val="0"/>
+          <w:sz w:val="24"/>
+          <w:szCs w:val="24"/>
+        </w:rPr>
+        <w:t>pps</w:t>
+      </w:r>
+      <w:r>
+        <w:rPr>
+          <w:rFonts w:eastAsia="MS Mincho"/>
+          <w:b w:val="0"/>
+          <w:sz w:val="24"/>
+          <w:szCs w:val="24"/>
+        </w:rPr>
+        <w:t>,</w:t>
+      </w:r>
+      <w:r>
+        <w:rPr>
+          <w:rFonts w:eastAsia="MS Mincho"/>
+          <w:b w:val="0"/>
+          <w:sz w:val="24"/>
+          <w:szCs w:val="24"/>
+        </w:rPr>
+        <w:t xml:space="preserve"> </w:t>
+      </w:r>
+      <w:r>
+        <w:rPr>
+          <w:rFonts w:eastAsia="MS Mincho"/>
+          <w:b w:val="0"/>
+          <w:sz w:val="24"/>
+          <w:szCs w:val="24"/>
+        </w:rPr>
+        <w:br/>
       </w:r>
       <w:proofErr w:type="spellStart"/>
       <w:r>
@@ -4391,16 +2496,25 @@
           <w:sz w:val="24"/>
           <w:szCs w:val="24"/>
         </w:rPr>
-        <w:t>L</w:t>
-      </w:r>
-      <w:r>
-        <w:rPr>
-          <w:rFonts w:eastAsia="MS Mincho"/>
-          <w:b w:val="0"/>
-          <w:sz w:val="24"/>
-          <w:szCs w:val="24"/>
-        </w:rPr>
-        <w:t>odash</w:t>
+        <w:t>Gr</w:t>
+      </w:r>
+      <w:r>
+        <w:rPr>
+          <w:rFonts w:eastAsia="MS Mincho"/>
+          <w:b w:val="0"/>
+          <w:sz w:val="24"/>
+          <w:szCs w:val="24"/>
+        </w:rPr>
+        <w:t>a</w:t>
+      </w:r>
+      <w:r>
+        <w:rPr>
+          <w:rFonts w:eastAsia="MS Mincho"/>
+          <w:b w:val="0"/>
+          <w:sz w:val="24"/>
+          <w:szCs w:val="24"/>
+        </w:rPr>
+        <w:t>phQL</w:t>
       </w:r>
       <w:proofErr w:type="spellEnd"/>
       <w:r>
@@ -4410,83 +2524,7 @@
           <w:sz w:val="24"/>
           <w:szCs w:val="24"/>
         </w:rPr>
-        <w:t xml:space="preserve">, </w:t>
-      </w:r>
-      <w:r>
-        <w:rPr>
-          <w:rFonts w:eastAsia="MS Mincho"/>
-          <w:b w:val="0"/>
-          <w:sz w:val="24"/>
-          <w:szCs w:val="24"/>
-        </w:rPr>
-        <w:t>Workbox</w:t>
-      </w:r>
-      <w:r>
-        <w:rPr>
-          <w:rFonts w:eastAsia="MS Mincho"/>
-          <w:b w:val="0"/>
-          <w:sz w:val="24"/>
-          <w:szCs w:val="24"/>
-        </w:rPr>
-        <w:t xml:space="preserve">, </w:t>
-      </w:r>
-      <w:proofErr w:type="spellStart"/>
-      <w:r>
-        <w:rPr>
-          <w:rFonts w:eastAsia="MS Mincho"/>
-          <w:b w:val="0"/>
-          <w:sz w:val="24"/>
-          <w:szCs w:val="24"/>
-        </w:rPr>
-        <w:t>S</w:t>
-      </w:r>
-      <w:r>
-        <w:rPr>
-          <w:rFonts w:eastAsia="MS Mincho"/>
-          <w:b w:val="0"/>
-          <w:sz w:val="24"/>
-          <w:szCs w:val="24"/>
-        </w:rPr>
-        <w:t>tandard</w:t>
-      </w:r>
-      <w:r>
-        <w:rPr>
-          <w:rFonts w:eastAsia="MS Mincho"/>
-          <w:b w:val="0"/>
-          <w:sz w:val="24"/>
-          <w:szCs w:val="24"/>
-        </w:rPr>
-        <w:t>JS</w:t>
-      </w:r>
-      <w:proofErr w:type="spellEnd"/>
-      <w:r>
-        <w:rPr>
-          <w:rFonts w:eastAsia="MS Mincho"/>
-          <w:b w:val="0"/>
-          <w:sz w:val="24"/>
-          <w:szCs w:val="24"/>
-        </w:rPr>
-        <w:t xml:space="preserve">, </w:t>
-      </w:r>
-      <w:proofErr w:type="spellStart"/>
-      <w:r>
-        <w:rPr>
-          <w:rFonts w:eastAsia="MS Mincho"/>
-          <w:b w:val="0"/>
-          <w:sz w:val="24"/>
-          <w:szCs w:val="24"/>
-        </w:rPr>
-        <w:t>TSLint</w:t>
-      </w:r>
-      <w:proofErr w:type="spellEnd"/>
-      <w:r>
-        <w:rPr>
-          <w:rFonts w:eastAsia="MS Mincho"/>
-          <w:b w:val="0"/>
-          <w:sz w:val="24"/>
-          <w:szCs w:val="24"/>
-        </w:rPr>
-        <w:t>,</w:t>
+        <w:t xml:space="preserve"> API Gateway,</w:t>
       </w:r>
       <w:r>
         <w:rPr>
@@ -4504,8 +2542,165 @@
           <w:sz w:val="24"/>
           <w:szCs w:val="24"/>
         </w:rPr>
-        <w:t xml:space="preserve">and Jest. </w:t>
-      </w:r>
+        <w:t>M</w:t>
+      </w:r>
+      <w:r>
+        <w:rPr>
+          <w:rFonts w:eastAsia="MS Mincho"/>
+          <w:b w:val="0"/>
+          <w:sz w:val="24"/>
+          <w:szCs w:val="24"/>
+        </w:rPr>
+        <w:t>icro-CMSs</w:t>
+      </w:r>
+      <w:r>
+        <w:rPr>
+          <w:rFonts w:eastAsia="MS Mincho"/>
+          <w:b w:val="0"/>
+          <w:sz w:val="24"/>
+          <w:szCs w:val="24"/>
+        </w:rPr>
+        <w:t xml:space="preserve">, and </w:t>
+      </w:r>
+      <w:r>
+        <w:rPr>
+          <w:rFonts w:eastAsia="MS Mincho"/>
+          <w:b w:val="0"/>
+          <w:sz w:val="24"/>
+          <w:szCs w:val="24"/>
+        </w:rPr>
+        <w:t>M</w:t>
+      </w:r>
+      <w:r>
+        <w:rPr>
+          <w:rFonts w:eastAsia="MS Mincho"/>
+          <w:b w:val="0"/>
+          <w:sz w:val="24"/>
+          <w:szCs w:val="24"/>
+        </w:rPr>
+        <w:t>ulti-</w:t>
+      </w:r>
+      <w:r>
+        <w:rPr>
+          <w:rFonts w:eastAsia="MS Mincho"/>
+          <w:b w:val="0"/>
+          <w:sz w:val="24"/>
+          <w:szCs w:val="24"/>
+        </w:rPr>
+        <w:t>D</w:t>
+      </w:r>
+      <w:r>
+        <w:rPr>
+          <w:rFonts w:eastAsia="MS Mincho"/>
+          <w:b w:val="0"/>
+          <w:sz w:val="24"/>
+          <w:szCs w:val="24"/>
+        </w:rPr>
+        <w:t xml:space="preserve">atacenter </w:t>
+      </w:r>
+      <w:r>
+        <w:rPr>
+          <w:rFonts w:eastAsia="MS Mincho"/>
+          <w:b w:val="0"/>
+          <w:sz w:val="24"/>
+          <w:szCs w:val="24"/>
+        </w:rPr>
+        <w:t xml:space="preserve">ADN </w:t>
+      </w:r>
+      <w:r>
+        <w:rPr>
+          <w:rFonts w:eastAsia="MS Mincho"/>
+          <w:b w:val="0"/>
+          <w:sz w:val="24"/>
+          <w:szCs w:val="24"/>
+        </w:rPr>
+        <w:t>P</w:t>
+      </w:r>
+      <w:r>
+        <w:rPr>
+          <w:rFonts w:eastAsia="MS Mincho"/>
+          <w:b w:val="0"/>
+          <w:sz w:val="24"/>
+          <w:szCs w:val="24"/>
+        </w:rPr>
+        <w:t xml:space="preserve">ipeline </w:t>
+      </w:r>
+      <w:r>
+        <w:rPr>
+          <w:rFonts w:eastAsia="MS Mincho"/>
+          <w:b w:val="0"/>
+          <w:sz w:val="24"/>
+          <w:szCs w:val="24"/>
+        </w:rPr>
+        <w:t>D</w:t>
+      </w:r>
+      <w:r>
+        <w:rPr>
+          <w:rFonts w:eastAsia="MS Mincho"/>
+          <w:b w:val="0"/>
+          <w:sz w:val="24"/>
+          <w:szCs w:val="24"/>
+        </w:rPr>
+        <w:t>esign</w:t>
+      </w:r>
+      <w:r>
+        <w:rPr>
+          <w:rFonts w:eastAsia="MS Mincho"/>
+          <w:b w:val="0"/>
+          <w:sz w:val="24"/>
+          <w:szCs w:val="24"/>
+        </w:rPr>
+        <w:t>.</w:t>
+      </w:r>
+      <w:r>
+        <w:rPr>
+          <w:rFonts w:eastAsia="MS Mincho"/>
+          <w:b w:val="0"/>
+          <w:sz w:val="24"/>
+          <w:szCs w:val="24"/>
+        </w:rPr>
+        <w:t xml:space="preserve">  </w:t>
+      </w:r>
+      <w:r>
+        <w:rPr>
+          <w:rFonts w:eastAsia="MS Mincho"/>
+          <w:b w:val="0"/>
+          <w:sz w:val="24"/>
+          <w:szCs w:val="24"/>
+        </w:rPr>
+        <w:t xml:space="preserve">  </w:t>
+      </w:r>
+      <w:r>
+        <w:rPr>
+          <w:rFonts w:eastAsia="MS Mincho"/>
+          <w:b w:val="0"/>
+          <w:sz w:val="24"/>
+          <w:szCs w:val="24"/>
+        </w:rPr>
+        <w:t xml:space="preserve"> </w:t>
+      </w:r>
+      <w:r>
+        <w:rPr>
+          <w:rFonts w:eastAsia="MS Mincho"/>
+          <w:b w:val="0"/>
+          <w:sz w:val="24"/>
+          <w:szCs w:val="24"/>
+        </w:rPr>
+        <w:t xml:space="preserve">  </w:t>
+      </w:r>
+    </w:p>
+    <w:p>
+      <w:pPr>
+        <w:pStyle w:val="JobTitlebold"/>
+        <w:ind w:left="0"/>
+        <w:rPr>
+          <w:rFonts w:asciiTheme="majorHAnsi" w:eastAsia="MS Mincho" w:hAnsiTheme="majorHAnsi"/>
+          <w:sz w:val="24"/>
+          <w:szCs w:val="24"/>
+        </w:rPr>
+      </w:pPr>
+      <w:bookmarkStart w:id="0" w:name="_GoBack"/>
+      <w:bookmarkEnd w:id="0"/>
     </w:p>
     <w:p>
       <w:pPr>
@@ -4515,32 +2710,191 @@
           <w:numId w:val="30"/>
         </w:numPr>
         <w:rPr>
-          <w:rFonts w:eastAsia="MS Mincho"/>
-          <w:sz w:val="24"/>
-          <w:szCs w:val="24"/>
-        </w:rPr>
-      </w:pPr>
-      <w:r>
-        <w:rPr>
-          <w:rFonts w:eastAsia="MS Mincho"/>
-          <w:b w:val="0"/>
-          <w:sz w:val="24"/>
-          <w:szCs w:val="24"/>
-        </w:rPr>
-        <w:t xml:space="preserve">React, </w:t>
-      </w:r>
-      <w:r>
-        <w:rPr>
-          <w:rFonts w:eastAsia="MS Mincho"/>
-          <w:b w:val="0"/>
-          <w:sz w:val="24"/>
-          <w:szCs w:val="24"/>
-        </w:rPr>
-        <w:t>Semantic</w:t>
-      </w:r>
-      <w:r>
-        <w:rPr>
-          <w:rFonts w:eastAsia="MS Mincho"/>
+          <w:rFonts w:asciiTheme="majorHAnsi" w:eastAsia="MS Mincho" w:hAnsiTheme="majorHAnsi"/>
+          <w:sz w:val="24"/>
+          <w:szCs w:val="24"/>
+        </w:rPr>
+      </w:pPr>
+      <w:proofErr w:type="spellStart"/>
+      <w:r>
+        <w:rPr>
+          <w:rFonts w:asciiTheme="majorHAnsi" w:eastAsia="MS Mincho" w:hAnsiTheme="majorHAnsi"/>
+          <w:sz w:val="24"/>
+          <w:szCs w:val="24"/>
+        </w:rPr>
+        <w:t>c</w:t>
+      </w:r>
+      <w:r>
+        <w:rPr>
+          <w:rFonts w:asciiTheme="majorHAnsi" w:eastAsia="MS Mincho" w:hAnsiTheme="majorHAnsi"/>
+          <w:sz w:val="24"/>
+          <w:szCs w:val="24"/>
+        </w:rPr>
+        <w:t>onsert</w:t>
+      </w:r>
+      <w:proofErr w:type="spellEnd"/>
+      <w:r>
+        <w:rPr>
+          <w:rFonts w:asciiTheme="majorHAnsi" w:eastAsia="MS Mincho" w:hAnsiTheme="majorHAnsi"/>
+          <w:sz w:val="24"/>
+          <w:szCs w:val="24"/>
+        </w:rPr>
+        <w:tab/>
+      </w:r>
+      <w:r>
+        <w:rPr>
+          <w:rFonts w:asciiTheme="majorHAnsi" w:eastAsia="MS Mincho" w:hAnsiTheme="majorHAnsi"/>
+          <w:sz w:val="24"/>
+          <w:szCs w:val="24"/>
+        </w:rPr>
+        <w:tab/>
+      </w:r>
+      <w:r>
+        <w:rPr>
+          <w:rFonts w:asciiTheme="majorHAnsi" w:eastAsia="MS Mincho" w:hAnsiTheme="majorHAnsi"/>
+          <w:sz w:val="24"/>
+          <w:szCs w:val="24"/>
+        </w:rPr>
+        <w:tab/>
+      </w:r>
+      <w:r>
+        <w:rPr>
+          <w:rFonts w:asciiTheme="majorHAnsi" w:eastAsia="MS Mincho" w:hAnsiTheme="majorHAnsi"/>
+          <w:sz w:val="24"/>
+          <w:szCs w:val="24"/>
+        </w:rPr>
+        <w:tab/>
+      </w:r>
+      <w:r>
+        <w:rPr>
+          <w:rFonts w:asciiTheme="majorHAnsi" w:eastAsia="MS Mincho" w:hAnsiTheme="majorHAnsi"/>
+          <w:sz w:val="24"/>
+          <w:szCs w:val="24"/>
+        </w:rPr>
+        <w:tab/>
+      </w:r>
+      <w:r>
+        <w:rPr>
+          <w:rFonts w:asciiTheme="majorHAnsi" w:eastAsia="MS Mincho" w:hAnsiTheme="majorHAnsi"/>
+          <w:sz w:val="24"/>
+          <w:szCs w:val="24"/>
+        </w:rPr>
+        <w:tab/>
+      </w:r>
+      <w:r>
+        <w:rPr>
+          <w:rFonts w:asciiTheme="majorHAnsi" w:eastAsia="MS Mincho" w:hAnsiTheme="majorHAnsi"/>
+          <w:sz w:val="24"/>
+          <w:szCs w:val="24"/>
+        </w:rPr>
+        <w:tab/>
+      </w:r>
+      <w:r>
+        <w:rPr>
+          <w:rFonts w:asciiTheme="majorHAnsi" w:eastAsia="MS Mincho" w:hAnsiTheme="majorHAnsi"/>
+          <w:sz w:val="24"/>
+          <w:szCs w:val="24"/>
+        </w:rPr>
+        <w:tab/>
+      </w:r>
+      <w:r>
+        <w:rPr>
+          <w:rFonts w:asciiTheme="majorHAnsi" w:eastAsia="MS Mincho" w:hAnsiTheme="majorHAnsi"/>
+          <w:sz w:val="24"/>
+          <w:szCs w:val="24"/>
+        </w:rPr>
+        <w:tab/>
+        <w:t>Aug’16-Oct’17</w:t>
+      </w:r>
+      <w:r>
+        <w:rPr>
+          <w:rFonts w:asciiTheme="majorHAnsi" w:eastAsia="MS Mincho" w:hAnsiTheme="majorHAnsi"/>
+          <w:sz w:val="24"/>
+          <w:szCs w:val="24"/>
+        </w:rPr>
+        <w:tab/>
+      </w:r>
+    </w:p>
+    <w:p>
+      <w:pPr>
+        <w:pStyle w:val="JobTitlebold"/>
+        <w:ind w:left="1080"/>
+        <w:rPr>
+          <w:rFonts w:asciiTheme="minorHAnsi" w:eastAsia="MS Mincho" w:hAnsiTheme="minorHAnsi" w:cstheme="minorHAnsi"/>
+          <w:b w:val="0"/>
+          <w:sz w:val="24"/>
+          <w:szCs w:val="24"/>
+        </w:rPr>
+      </w:pPr>
+    </w:p>
+    <w:p>
+      <w:pPr>
+        <w:pStyle w:val="JobTitlebold"/>
+        <w:ind w:left="1080"/>
+        <w:rPr>
+          <w:rFonts w:asciiTheme="minorHAnsi" w:eastAsia="MS Mincho" w:hAnsiTheme="minorHAnsi" w:cstheme="minorHAnsi"/>
+          <w:b w:val="0"/>
+          <w:sz w:val="24"/>
+          <w:szCs w:val="24"/>
+        </w:rPr>
+      </w:pPr>
+      <w:r>
+        <w:rPr>
+          <w:rFonts w:asciiTheme="minorHAnsi" w:eastAsia="MS Mincho" w:hAnsiTheme="minorHAnsi" w:cstheme="minorHAnsi"/>
+          <w:b w:val="0"/>
+          <w:sz w:val="24"/>
+          <w:szCs w:val="24"/>
+        </w:rPr>
+        <w:t>F</w:t>
+      </w:r>
+      <w:r>
+        <w:rPr>
+          <w:rFonts w:asciiTheme="minorHAnsi" w:eastAsia="MS Mincho" w:hAnsiTheme="minorHAnsi" w:cstheme="minorHAnsi"/>
+          <w:b w:val="0"/>
+          <w:sz w:val="24"/>
+          <w:szCs w:val="24"/>
+        </w:rPr>
+        <w:t>ounded</w:t>
+      </w:r>
+      <w:r>
+        <w:rPr>
+          <w:rFonts w:asciiTheme="minorHAnsi" w:eastAsia="MS Mincho" w:hAnsiTheme="minorHAnsi" w:cstheme="minorHAnsi"/>
+          <w:b w:val="0"/>
+          <w:sz w:val="24"/>
+          <w:szCs w:val="24"/>
+        </w:rPr>
+        <w:t xml:space="preserve"> a tech startup that </w:t>
+      </w:r>
+      <w:r>
+        <w:rPr>
+          <w:rFonts w:asciiTheme="minorHAnsi" w:eastAsia="MS Mincho" w:hAnsiTheme="minorHAnsi" w:cstheme="minorHAnsi"/>
+          <w:b w:val="0"/>
+          <w:sz w:val="24"/>
+          <w:szCs w:val="24"/>
+        </w:rPr>
+        <w:t xml:space="preserve">recommended </w:t>
+      </w:r>
+      <w:r>
+        <w:rPr>
+          <w:rFonts w:asciiTheme="minorHAnsi" w:eastAsia="MS Mincho" w:hAnsiTheme="minorHAnsi" w:cstheme="minorHAnsi"/>
+          <w:b w:val="0"/>
+          <w:sz w:val="24"/>
+          <w:szCs w:val="24"/>
+        </w:rPr>
+        <w:t>live music video</w:t>
+      </w:r>
+      <w:r>
+        <w:rPr>
+          <w:rFonts w:asciiTheme="minorHAnsi" w:eastAsia="MS Mincho" w:hAnsiTheme="minorHAnsi" w:cstheme="minorHAnsi"/>
+          <w:b w:val="0"/>
+          <w:sz w:val="24"/>
+          <w:szCs w:val="24"/>
+        </w:rPr>
+        <w:t>s</w:t>
+      </w:r>
+      <w:r>
+        <w:rPr>
+          <w:rFonts w:asciiTheme="minorHAnsi" w:eastAsia="MS Mincho" w:hAnsiTheme="minorHAnsi" w:cstheme="minorHAnsi"/>
           <w:b w:val="0"/>
           <w:sz w:val="24"/>
           <w:szCs w:val="24"/>
@@ -4549,16 +2903,169 @@
       </w:r>
       <w:r>
         <w:rPr>
-          <w:rFonts w:eastAsia="MS Mincho"/>
-          <w:b w:val="0"/>
-          <w:sz w:val="24"/>
-          <w:szCs w:val="24"/>
-        </w:rPr>
-        <w:t>UI</w:t>
-      </w:r>
-      <w:r>
-        <w:rPr>
-          <w:rFonts w:eastAsia="MS Mincho"/>
+          <w:rFonts w:asciiTheme="minorHAnsi" w:eastAsia="MS Mincho" w:hAnsiTheme="minorHAnsi" w:cstheme="minorHAnsi"/>
+          <w:b w:val="0"/>
+          <w:sz w:val="24"/>
+          <w:szCs w:val="24"/>
+        </w:rPr>
+        <w:t>to the</w:t>
+      </w:r>
+      <w:r>
+        <w:rPr>
+          <w:rFonts w:asciiTheme="minorHAnsi" w:eastAsia="MS Mincho" w:hAnsiTheme="minorHAnsi" w:cstheme="minorHAnsi"/>
+          <w:b w:val="0"/>
+          <w:sz w:val="24"/>
+          <w:szCs w:val="24"/>
+        </w:rPr>
+        <w:t xml:space="preserve"> user</w:t>
+      </w:r>
+      <w:r>
+        <w:rPr>
+          <w:rFonts w:asciiTheme="minorHAnsi" w:eastAsia="MS Mincho" w:hAnsiTheme="minorHAnsi" w:cstheme="minorHAnsi"/>
+          <w:b w:val="0"/>
+          <w:sz w:val="24"/>
+          <w:szCs w:val="24"/>
+        </w:rPr>
+        <w:t>s</w:t>
+      </w:r>
+      <w:r>
+        <w:rPr>
+          <w:rFonts w:asciiTheme="minorHAnsi" w:eastAsia="MS Mincho" w:hAnsiTheme="minorHAnsi" w:cstheme="minorHAnsi"/>
+          <w:b w:val="0"/>
+          <w:sz w:val="24"/>
+          <w:szCs w:val="24"/>
+        </w:rPr>
+        <w:t>.</w:t>
+      </w:r>
+      <w:r>
+        <w:rPr>
+          <w:rFonts w:asciiTheme="minorHAnsi" w:eastAsia="MS Mincho" w:hAnsiTheme="minorHAnsi" w:cstheme="minorHAnsi"/>
+          <w:b w:val="0"/>
+          <w:sz w:val="24"/>
+          <w:szCs w:val="24"/>
+        </w:rPr>
+        <w:t xml:space="preserve"> </w:t>
+      </w:r>
+      <w:r>
+        <w:rPr>
+          <w:rFonts w:asciiTheme="minorHAnsi" w:eastAsia="MS Mincho" w:hAnsiTheme="minorHAnsi" w:cstheme="minorHAnsi"/>
+          <w:b w:val="0"/>
+          <w:sz w:val="24"/>
+          <w:szCs w:val="24"/>
+        </w:rPr>
+        <w:t>The tech stack comprise</w:t>
+      </w:r>
+      <w:r>
+        <w:rPr>
+          <w:rFonts w:asciiTheme="minorHAnsi" w:eastAsia="MS Mincho" w:hAnsiTheme="minorHAnsi" w:cstheme="minorHAnsi"/>
+          <w:b w:val="0"/>
+          <w:sz w:val="24"/>
+          <w:szCs w:val="24"/>
+        </w:rPr>
+        <w:t>d</w:t>
+      </w:r>
+      <w:r>
+        <w:rPr>
+          <w:rFonts w:asciiTheme="minorHAnsi" w:eastAsia="MS Mincho" w:hAnsiTheme="minorHAnsi" w:cstheme="minorHAnsi"/>
+          <w:b w:val="0"/>
+          <w:sz w:val="24"/>
+          <w:szCs w:val="24"/>
+        </w:rPr>
+        <w:t xml:space="preserve"> </w:t>
+      </w:r>
+      <w:r>
+        <w:rPr>
+          <w:rFonts w:asciiTheme="minorHAnsi" w:eastAsia="MS Mincho" w:hAnsiTheme="minorHAnsi" w:cstheme="minorHAnsi"/>
+          <w:b w:val="0"/>
+          <w:sz w:val="24"/>
+          <w:szCs w:val="24"/>
+        </w:rPr>
+        <w:t xml:space="preserve">mainly </w:t>
+      </w:r>
+      <w:r>
+        <w:rPr>
+          <w:rFonts w:asciiTheme="minorHAnsi" w:eastAsia="MS Mincho" w:hAnsiTheme="minorHAnsi" w:cstheme="minorHAnsi"/>
+          <w:b w:val="0"/>
+          <w:sz w:val="24"/>
+          <w:szCs w:val="24"/>
+        </w:rPr>
+        <w:t>of</w:t>
+      </w:r>
+      <w:r>
+        <w:rPr>
+          <w:rFonts w:asciiTheme="minorHAnsi" w:eastAsia="MS Mincho" w:hAnsiTheme="minorHAnsi" w:cstheme="minorHAnsi"/>
+          <w:b w:val="0"/>
+          <w:sz w:val="24"/>
+          <w:szCs w:val="24"/>
+        </w:rPr>
+        <w:t xml:space="preserve"> </w:t>
+      </w:r>
+      <w:r>
+        <w:rPr>
+          <w:rFonts w:asciiTheme="minorHAnsi" w:eastAsia="MS Mincho" w:hAnsiTheme="minorHAnsi" w:cstheme="minorHAnsi"/>
+          <w:b w:val="0"/>
+          <w:sz w:val="24"/>
+          <w:szCs w:val="24"/>
+        </w:rPr>
+        <w:t>N</w:t>
+      </w:r>
+      <w:r>
+        <w:rPr>
+          <w:rFonts w:asciiTheme="minorHAnsi" w:eastAsia="MS Mincho" w:hAnsiTheme="minorHAnsi" w:cstheme="minorHAnsi"/>
+          <w:b w:val="0"/>
+          <w:sz w:val="24"/>
+          <w:szCs w:val="24"/>
+        </w:rPr>
+        <w:t xml:space="preserve">ext.js, </w:t>
+      </w:r>
+      <w:r>
+        <w:rPr>
+          <w:rFonts w:asciiTheme="minorHAnsi" w:eastAsia="MS Mincho" w:hAnsiTheme="minorHAnsi" w:cstheme="minorHAnsi"/>
+          <w:b w:val="0"/>
+          <w:sz w:val="24"/>
+          <w:szCs w:val="24"/>
+        </w:rPr>
+        <w:t>R</w:t>
+      </w:r>
+      <w:r>
+        <w:rPr>
+          <w:rFonts w:asciiTheme="minorHAnsi" w:eastAsia="MS Mincho" w:hAnsiTheme="minorHAnsi" w:cstheme="minorHAnsi"/>
+          <w:b w:val="0"/>
+          <w:sz w:val="24"/>
+          <w:szCs w:val="24"/>
+        </w:rPr>
+        <w:t xml:space="preserve">eact, </w:t>
+      </w:r>
+      <w:r>
+        <w:rPr>
+          <w:rFonts w:asciiTheme="minorHAnsi" w:eastAsia="MS Mincho" w:hAnsiTheme="minorHAnsi" w:cstheme="minorHAnsi"/>
+          <w:b w:val="0"/>
+          <w:sz w:val="24"/>
+          <w:szCs w:val="24"/>
+        </w:rPr>
+        <w:t>S</w:t>
+      </w:r>
+      <w:r>
+        <w:rPr>
+          <w:rFonts w:asciiTheme="minorHAnsi" w:eastAsia="MS Mincho" w:hAnsiTheme="minorHAnsi" w:cstheme="minorHAnsi"/>
+          <w:b w:val="0"/>
+          <w:sz w:val="24"/>
+          <w:szCs w:val="24"/>
+        </w:rPr>
+        <w:t>emantic</w:t>
+      </w:r>
+      <w:r>
+        <w:rPr>
+          <w:rFonts w:asciiTheme="minorHAnsi" w:eastAsia="MS Mincho" w:hAnsiTheme="minorHAnsi" w:cstheme="minorHAnsi"/>
+          <w:b w:val="0"/>
+          <w:sz w:val="24"/>
+          <w:szCs w:val="24"/>
+        </w:rPr>
+        <w:t xml:space="preserve"> UI</w:t>
+      </w:r>
+      <w:r>
+        <w:rPr>
+          <w:rFonts w:asciiTheme="minorHAnsi" w:eastAsia="MS Mincho" w:hAnsiTheme="minorHAnsi" w:cstheme="minorHAnsi"/>
           <w:b w:val="0"/>
           <w:sz w:val="24"/>
           <w:szCs w:val="24"/>
@@ -4567,58 +3074,558 @@
       </w:r>
       <w:r>
         <w:rPr>
-          <w:rFonts w:eastAsia="MS Mincho"/>
-          <w:b w:val="0"/>
-          <w:sz w:val="24"/>
-          <w:szCs w:val="24"/>
-        </w:rPr>
-        <w:t>Redux, Redux-Sag</w:t>
-      </w:r>
-      <w:r>
-        <w:rPr>
-          <w:rFonts w:eastAsia="MS Mincho"/>
-          <w:b w:val="0"/>
-          <w:sz w:val="24"/>
-          <w:szCs w:val="24"/>
-        </w:rPr>
-        <w:t>a</w:t>
-      </w:r>
-      <w:r>
-        <w:rPr>
-          <w:rFonts w:eastAsia="MS Mincho"/>
-          <w:b w:val="0"/>
-          <w:sz w:val="24"/>
-          <w:szCs w:val="24"/>
-        </w:rPr>
-        <w:t xml:space="preserve">, and </w:t>
-      </w:r>
-      <w:r>
-        <w:rPr>
-          <w:rFonts w:eastAsia="MS Mincho"/>
-          <w:b w:val="0"/>
-          <w:sz w:val="24"/>
-          <w:szCs w:val="24"/>
-        </w:rPr>
-        <w:t xml:space="preserve">React </w:t>
-      </w:r>
-      <w:r>
-        <w:rPr>
-          <w:rFonts w:eastAsia="MS Mincho"/>
-          <w:b w:val="0"/>
-          <w:sz w:val="24"/>
-          <w:szCs w:val="24"/>
-        </w:rPr>
-        <w:t>Apollo</w:t>
-      </w:r>
-      <w:r>
-        <w:rPr>
-          <w:rFonts w:eastAsia="MS Mincho"/>
-          <w:b w:val="0"/>
-          <w:sz w:val="24"/>
-          <w:szCs w:val="24"/>
-        </w:rPr>
-        <w:t xml:space="preserve">. </w:t>
-      </w:r>
+          <w:rFonts w:asciiTheme="minorHAnsi" w:eastAsia="MS Mincho" w:hAnsiTheme="minorHAnsi" w:cstheme="minorHAnsi"/>
+          <w:b w:val="0"/>
+          <w:sz w:val="24"/>
+          <w:szCs w:val="24"/>
+        </w:rPr>
+        <w:t>R</w:t>
+      </w:r>
+      <w:r>
+        <w:rPr>
+          <w:rFonts w:asciiTheme="minorHAnsi" w:eastAsia="MS Mincho" w:hAnsiTheme="minorHAnsi" w:cstheme="minorHAnsi"/>
+          <w:b w:val="0"/>
+          <w:sz w:val="24"/>
+          <w:szCs w:val="24"/>
+        </w:rPr>
+        <w:t xml:space="preserve">eact </w:t>
+      </w:r>
+      <w:r>
+        <w:rPr>
+          <w:rFonts w:asciiTheme="minorHAnsi" w:eastAsia="MS Mincho" w:hAnsiTheme="minorHAnsi" w:cstheme="minorHAnsi"/>
+          <w:b w:val="0"/>
+          <w:sz w:val="24"/>
+          <w:szCs w:val="24"/>
+        </w:rPr>
+        <w:t>A</w:t>
+      </w:r>
+      <w:r>
+        <w:rPr>
+          <w:rFonts w:asciiTheme="minorHAnsi" w:eastAsia="MS Mincho" w:hAnsiTheme="minorHAnsi" w:cstheme="minorHAnsi"/>
+          <w:b w:val="0"/>
+          <w:sz w:val="24"/>
+          <w:szCs w:val="24"/>
+        </w:rPr>
+        <w:t xml:space="preserve">pollo, </w:t>
+      </w:r>
+      <w:proofErr w:type="spellStart"/>
+      <w:r>
+        <w:rPr>
+          <w:rFonts w:asciiTheme="minorHAnsi" w:eastAsia="MS Mincho" w:hAnsiTheme="minorHAnsi" w:cstheme="minorHAnsi"/>
+          <w:b w:val="0"/>
+          <w:sz w:val="24"/>
+          <w:szCs w:val="24"/>
+        </w:rPr>
+        <w:t>L</w:t>
+      </w:r>
+      <w:r>
+        <w:rPr>
+          <w:rFonts w:asciiTheme="minorHAnsi" w:eastAsia="MS Mincho" w:hAnsiTheme="minorHAnsi" w:cstheme="minorHAnsi"/>
+          <w:b w:val="0"/>
+          <w:sz w:val="24"/>
+          <w:szCs w:val="24"/>
+        </w:rPr>
+        <w:t>oop</w:t>
+      </w:r>
+      <w:r>
+        <w:rPr>
+          <w:rFonts w:asciiTheme="minorHAnsi" w:eastAsia="MS Mincho" w:hAnsiTheme="minorHAnsi" w:cstheme="minorHAnsi"/>
+          <w:b w:val="0"/>
+          <w:sz w:val="24"/>
+          <w:szCs w:val="24"/>
+        </w:rPr>
+        <w:t>B</w:t>
+      </w:r>
+      <w:r>
+        <w:rPr>
+          <w:rFonts w:asciiTheme="minorHAnsi" w:eastAsia="MS Mincho" w:hAnsiTheme="minorHAnsi" w:cstheme="minorHAnsi"/>
+          <w:b w:val="0"/>
+          <w:sz w:val="24"/>
+          <w:szCs w:val="24"/>
+        </w:rPr>
+        <w:t>ack</w:t>
+      </w:r>
+      <w:proofErr w:type="spellEnd"/>
+      <w:r>
+        <w:rPr>
+          <w:rFonts w:asciiTheme="minorHAnsi" w:eastAsia="MS Mincho" w:hAnsiTheme="minorHAnsi" w:cstheme="minorHAnsi"/>
+          <w:b w:val="0"/>
+          <w:sz w:val="24"/>
+          <w:szCs w:val="24"/>
+        </w:rPr>
+        <w:t xml:space="preserve">, </w:t>
+      </w:r>
+      <w:proofErr w:type="spellStart"/>
+      <w:r>
+        <w:rPr>
+          <w:rFonts w:asciiTheme="minorHAnsi" w:eastAsia="MS Mincho" w:hAnsiTheme="minorHAnsi" w:cstheme="minorHAnsi"/>
+          <w:b w:val="0"/>
+          <w:sz w:val="24"/>
+          <w:szCs w:val="24"/>
+        </w:rPr>
+        <w:t>R</w:t>
+      </w:r>
+      <w:r>
+        <w:rPr>
+          <w:rFonts w:asciiTheme="minorHAnsi" w:eastAsia="MS Mincho" w:hAnsiTheme="minorHAnsi" w:cstheme="minorHAnsi"/>
+          <w:b w:val="0"/>
+          <w:sz w:val="24"/>
+          <w:szCs w:val="24"/>
+        </w:rPr>
+        <w:t>x</w:t>
+      </w:r>
+      <w:r>
+        <w:rPr>
+          <w:rFonts w:asciiTheme="minorHAnsi" w:eastAsia="MS Mincho" w:hAnsiTheme="minorHAnsi" w:cstheme="minorHAnsi"/>
+          <w:b w:val="0"/>
+          <w:sz w:val="24"/>
+          <w:szCs w:val="24"/>
+        </w:rPr>
+        <w:t>JS</w:t>
+      </w:r>
+      <w:proofErr w:type="spellEnd"/>
+      <w:r>
+        <w:rPr>
+          <w:rFonts w:asciiTheme="minorHAnsi" w:eastAsia="MS Mincho" w:hAnsiTheme="minorHAnsi" w:cstheme="minorHAnsi"/>
+          <w:b w:val="0"/>
+          <w:sz w:val="24"/>
+          <w:szCs w:val="24"/>
+        </w:rPr>
+        <w:t xml:space="preserve">, </w:t>
+      </w:r>
+      <w:proofErr w:type="spellStart"/>
+      <w:r>
+        <w:rPr>
+          <w:rFonts w:asciiTheme="minorHAnsi" w:eastAsia="MS Mincho" w:hAnsiTheme="minorHAnsi" w:cstheme="minorHAnsi"/>
+          <w:b w:val="0"/>
+          <w:sz w:val="24"/>
+          <w:szCs w:val="24"/>
+        </w:rPr>
+        <w:t>L</w:t>
+      </w:r>
+      <w:r>
+        <w:rPr>
+          <w:rFonts w:asciiTheme="minorHAnsi" w:eastAsia="MS Mincho" w:hAnsiTheme="minorHAnsi" w:cstheme="minorHAnsi"/>
+          <w:b w:val="0"/>
+          <w:sz w:val="24"/>
+          <w:szCs w:val="24"/>
+        </w:rPr>
+        <w:t>odash</w:t>
+      </w:r>
+      <w:proofErr w:type="spellEnd"/>
+      <w:r>
+        <w:rPr>
+          <w:rFonts w:asciiTheme="minorHAnsi" w:eastAsia="MS Mincho" w:hAnsiTheme="minorHAnsi" w:cstheme="minorHAnsi"/>
+          <w:b w:val="0"/>
+          <w:sz w:val="24"/>
+          <w:szCs w:val="24"/>
+        </w:rPr>
+        <w:t>,</w:t>
+      </w:r>
+      <w:r>
+        <w:rPr>
+          <w:rFonts w:asciiTheme="minorHAnsi" w:eastAsia="MS Mincho" w:hAnsiTheme="minorHAnsi" w:cstheme="minorHAnsi"/>
+          <w:b w:val="0"/>
+          <w:sz w:val="24"/>
+          <w:szCs w:val="24"/>
+        </w:rPr>
+        <w:t xml:space="preserve"> </w:t>
+      </w:r>
+      <w:r>
+        <w:rPr>
+          <w:rFonts w:asciiTheme="minorHAnsi" w:eastAsia="MS Mincho" w:hAnsiTheme="minorHAnsi" w:cstheme="minorHAnsi"/>
+          <w:b w:val="0"/>
+          <w:sz w:val="24"/>
+          <w:szCs w:val="24"/>
+        </w:rPr>
+        <w:t xml:space="preserve">MongoDB, </w:t>
+      </w:r>
+      <w:proofErr w:type="spellStart"/>
+      <w:r>
+        <w:rPr>
+          <w:rFonts w:asciiTheme="minorHAnsi" w:eastAsia="MS Mincho" w:hAnsiTheme="minorHAnsi" w:cstheme="minorHAnsi"/>
+          <w:b w:val="0"/>
+          <w:sz w:val="24"/>
+          <w:szCs w:val="24"/>
+        </w:rPr>
+        <w:t>Recombee</w:t>
+      </w:r>
+      <w:proofErr w:type="spellEnd"/>
+      <w:r>
+        <w:rPr>
+          <w:rFonts w:asciiTheme="minorHAnsi" w:eastAsia="MS Mincho" w:hAnsiTheme="minorHAnsi" w:cstheme="minorHAnsi"/>
+          <w:b w:val="0"/>
+          <w:sz w:val="24"/>
+          <w:szCs w:val="24"/>
+        </w:rPr>
+        <w:t xml:space="preserve">, </w:t>
+      </w:r>
+      <w:r>
+        <w:rPr>
+          <w:rFonts w:asciiTheme="minorHAnsi" w:eastAsia="MS Mincho" w:hAnsiTheme="minorHAnsi" w:cstheme="minorHAnsi"/>
+          <w:b w:val="0"/>
+          <w:sz w:val="24"/>
+          <w:szCs w:val="24"/>
+        </w:rPr>
+        <w:t>D</w:t>
+      </w:r>
+      <w:r>
+        <w:rPr>
+          <w:rFonts w:asciiTheme="minorHAnsi" w:eastAsia="MS Mincho" w:hAnsiTheme="minorHAnsi" w:cstheme="minorHAnsi"/>
+          <w:b w:val="0"/>
+          <w:sz w:val="24"/>
+          <w:szCs w:val="24"/>
+        </w:rPr>
+        <w:t xml:space="preserve">ocker, and </w:t>
+      </w:r>
+      <w:r>
+        <w:rPr>
+          <w:rFonts w:asciiTheme="minorHAnsi" w:eastAsia="MS Mincho" w:hAnsiTheme="minorHAnsi" w:cstheme="minorHAnsi"/>
+          <w:b w:val="0"/>
+          <w:sz w:val="24"/>
+          <w:szCs w:val="24"/>
+        </w:rPr>
+        <w:t>K</w:t>
+      </w:r>
+      <w:r>
+        <w:rPr>
+          <w:rFonts w:asciiTheme="minorHAnsi" w:eastAsia="MS Mincho" w:hAnsiTheme="minorHAnsi" w:cstheme="minorHAnsi"/>
+          <w:b w:val="0"/>
+          <w:sz w:val="24"/>
+          <w:szCs w:val="24"/>
+        </w:rPr>
+        <w:t>ubernetes</w:t>
+      </w:r>
+      <w:r>
+        <w:rPr>
+          <w:rFonts w:asciiTheme="minorHAnsi" w:eastAsia="MS Mincho" w:hAnsiTheme="minorHAnsi" w:cstheme="minorHAnsi"/>
+          <w:b w:val="0"/>
+          <w:sz w:val="24"/>
+          <w:szCs w:val="24"/>
+        </w:rPr>
+        <w:t xml:space="preserve"> </w:t>
+      </w:r>
+      <w:r>
+        <w:rPr>
+          <w:rFonts w:asciiTheme="minorHAnsi" w:eastAsia="MS Mincho" w:hAnsiTheme="minorHAnsi" w:cstheme="minorHAnsi"/>
+          <w:b w:val="0"/>
+          <w:sz w:val="24"/>
+          <w:szCs w:val="24"/>
+        </w:rPr>
+        <w:t>stitched</w:t>
+      </w:r>
+      <w:r>
+        <w:rPr>
+          <w:rFonts w:asciiTheme="minorHAnsi" w:eastAsia="MS Mincho" w:hAnsiTheme="minorHAnsi" w:cstheme="minorHAnsi"/>
+          <w:b w:val="0"/>
+          <w:sz w:val="24"/>
+          <w:szCs w:val="24"/>
+        </w:rPr>
+        <w:t xml:space="preserve"> in</w:t>
+      </w:r>
+      <w:r>
+        <w:rPr>
+          <w:rFonts w:asciiTheme="minorHAnsi" w:eastAsia="MS Mincho" w:hAnsiTheme="minorHAnsi" w:cstheme="minorHAnsi"/>
+          <w:b w:val="0"/>
+          <w:sz w:val="24"/>
+          <w:szCs w:val="24"/>
+        </w:rPr>
+        <w:t xml:space="preserve"> MVVM architectur</w:t>
+      </w:r>
+      <w:r>
+        <w:rPr>
+          <w:rFonts w:asciiTheme="minorHAnsi" w:eastAsia="MS Mincho" w:hAnsiTheme="minorHAnsi" w:cstheme="minorHAnsi"/>
+          <w:b w:val="0"/>
+          <w:sz w:val="24"/>
+          <w:szCs w:val="24"/>
+        </w:rPr>
+        <w:t>e</w:t>
+      </w:r>
+      <w:r>
+        <w:rPr>
+          <w:rFonts w:asciiTheme="minorHAnsi" w:eastAsia="MS Mincho" w:hAnsiTheme="minorHAnsi" w:cstheme="minorHAnsi"/>
+          <w:b w:val="0"/>
+          <w:sz w:val="24"/>
+          <w:szCs w:val="24"/>
+        </w:rPr>
+        <w:t>.</w:t>
+      </w:r>
+      <w:r>
+        <w:rPr>
+          <w:rFonts w:asciiTheme="minorHAnsi" w:eastAsia="MS Mincho" w:hAnsiTheme="minorHAnsi" w:cstheme="minorHAnsi"/>
+          <w:b w:val="0"/>
+          <w:sz w:val="24"/>
+          <w:szCs w:val="24"/>
+        </w:rPr>
+        <w:t xml:space="preserve"> </w:t>
+      </w:r>
+      <w:r>
+        <w:rPr>
+          <w:rFonts w:asciiTheme="minorHAnsi" w:eastAsia="MS Mincho" w:hAnsiTheme="minorHAnsi" w:cstheme="minorHAnsi"/>
+          <w:b w:val="0"/>
+          <w:sz w:val="24"/>
+          <w:szCs w:val="24"/>
+        </w:rPr>
+        <w:br/>
+      </w:r>
+      <w:r>
+        <w:rPr>
+          <w:rFonts w:asciiTheme="minorHAnsi" w:eastAsia="MS Mincho" w:hAnsiTheme="minorHAnsi" w:cstheme="minorHAnsi"/>
+          <w:b w:val="0"/>
+          <w:sz w:val="24"/>
+          <w:szCs w:val="24"/>
+        </w:rPr>
+        <w:t>Some</w:t>
+      </w:r>
+      <w:r>
+        <w:rPr>
+          <w:rFonts w:asciiTheme="minorHAnsi" w:eastAsia="MS Mincho" w:hAnsiTheme="minorHAnsi" w:cstheme="minorHAnsi"/>
+          <w:b w:val="0"/>
+          <w:sz w:val="24"/>
+          <w:szCs w:val="24"/>
+        </w:rPr>
+        <w:t xml:space="preserve"> of the</w:t>
+      </w:r>
+      <w:r>
+        <w:rPr>
+          <w:rFonts w:asciiTheme="minorHAnsi" w:eastAsia="MS Mincho" w:hAnsiTheme="minorHAnsi" w:cstheme="minorHAnsi"/>
+          <w:b w:val="0"/>
+          <w:sz w:val="24"/>
+          <w:szCs w:val="24"/>
+        </w:rPr>
+        <w:t xml:space="preserve"> </w:t>
+      </w:r>
+      <w:r>
+        <w:rPr>
+          <w:rFonts w:asciiTheme="minorHAnsi" w:eastAsia="MS Mincho" w:hAnsiTheme="minorHAnsi" w:cstheme="minorHAnsi"/>
+          <w:b w:val="0"/>
+          <w:sz w:val="24"/>
+          <w:szCs w:val="24"/>
+        </w:rPr>
+        <w:t>r</w:t>
+      </w:r>
+      <w:r>
+        <w:rPr>
+          <w:rFonts w:asciiTheme="minorHAnsi" w:eastAsia="MS Mincho" w:hAnsiTheme="minorHAnsi" w:cstheme="minorHAnsi"/>
+          <w:b w:val="0"/>
+          <w:sz w:val="24"/>
+          <w:szCs w:val="24"/>
+        </w:rPr>
+        <w:t>elevant</w:t>
+      </w:r>
+      <w:r>
+        <w:rPr>
+          <w:rFonts w:asciiTheme="minorHAnsi" w:eastAsia="MS Mincho" w:hAnsiTheme="minorHAnsi" w:cstheme="minorHAnsi"/>
+          <w:b w:val="0"/>
+          <w:sz w:val="24"/>
+          <w:szCs w:val="24"/>
+        </w:rPr>
+        <w:t xml:space="preserve"> </w:t>
+      </w:r>
+      <w:r>
+        <w:rPr>
+          <w:rFonts w:asciiTheme="minorHAnsi" w:eastAsia="MS Mincho" w:hAnsiTheme="minorHAnsi" w:cstheme="minorHAnsi"/>
+          <w:b w:val="0"/>
+          <w:sz w:val="24"/>
+          <w:szCs w:val="24"/>
+        </w:rPr>
+        <w:t>code</w:t>
+      </w:r>
+      <w:r>
+        <w:rPr>
+          <w:rFonts w:asciiTheme="minorHAnsi" w:eastAsia="MS Mincho" w:hAnsiTheme="minorHAnsi" w:cstheme="minorHAnsi"/>
+          <w:b w:val="0"/>
+          <w:sz w:val="24"/>
+          <w:szCs w:val="24"/>
+        </w:rPr>
+        <w:t>,</w:t>
+      </w:r>
+      <w:r>
+        <w:rPr>
+          <w:rFonts w:asciiTheme="minorHAnsi" w:eastAsia="MS Mincho" w:hAnsiTheme="minorHAnsi" w:cstheme="minorHAnsi"/>
+          <w:b w:val="0"/>
+          <w:sz w:val="24"/>
+          <w:szCs w:val="24"/>
+        </w:rPr>
+        <w:t xml:space="preserve"> </w:t>
+      </w:r>
+      <w:r>
+        <w:rPr>
+          <w:rFonts w:asciiTheme="minorHAnsi" w:eastAsia="MS Mincho" w:hAnsiTheme="minorHAnsi" w:cstheme="minorHAnsi"/>
+          <w:b w:val="0"/>
+          <w:sz w:val="24"/>
+          <w:szCs w:val="24"/>
+        </w:rPr>
+        <w:t xml:space="preserve">based </w:t>
+      </w:r>
+      <w:r>
+        <w:rPr>
+          <w:rFonts w:asciiTheme="minorHAnsi" w:eastAsia="MS Mincho" w:hAnsiTheme="minorHAnsi" w:cstheme="minorHAnsi"/>
+          <w:b w:val="0"/>
+          <w:sz w:val="24"/>
+          <w:szCs w:val="24"/>
+        </w:rPr>
+        <w:t>on</w:t>
+      </w:r>
+      <w:r>
+        <w:rPr>
+          <w:rFonts w:asciiTheme="minorHAnsi" w:eastAsia="MS Mincho" w:hAnsiTheme="minorHAnsi" w:cstheme="minorHAnsi"/>
+          <w:b w:val="0"/>
+          <w:sz w:val="24"/>
+          <w:szCs w:val="24"/>
+        </w:rPr>
+        <w:t xml:space="preserve"> </w:t>
+      </w:r>
+      <w:r>
+        <w:rPr>
+          <w:rFonts w:asciiTheme="minorHAnsi" w:eastAsia="MS Mincho" w:hAnsiTheme="minorHAnsi" w:cstheme="minorHAnsi"/>
+          <w:b w:val="0"/>
+          <w:sz w:val="24"/>
+          <w:szCs w:val="24"/>
+        </w:rPr>
+        <w:t>R</w:t>
+      </w:r>
+      <w:r>
+        <w:rPr>
+          <w:rFonts w:asciiTheme="minorHAnsi" w:eastAsia="MS Mincho" w:hAnsiTheme="minorHAnsi" w:cstheme="minorHAnsi"/>
+          <w:b w:val="0"/>
+          <w:sz w:val="24"/>
+          <w:szCs w:val="24"/>
+        </w:rPr>
+        <w:t xml:space="preserve">edux, </w:t>
+      </w:r>
+      <w:r>
+        <w:rPr>
+          <w:rFonts w:asciiTheme="minorHAnsi" w:eastAsia="MS Mincho" w:hAnsiTheme="minorHAnsi" w:cstheme="minorHAnsi"/>
+          <w:b w:val="0"/>
+          <w:sz w:val="24"/>
+          <w:szCs w:val="24"/>
+        </w:rPr>
+        <w:t>Feathers</w:t>
+      </w:r>
+      <w:r>
+        <w:rPr>
+          <w:rFonts w:asciiTheme="minorHAnsi" w:eastAsia="MS Mincho" w:hAnsiTheme="minorHAnsi" w:cstheme="minorHAnsi"/>
+          <w:b w:val="0"/>
+          <w:sz w:val="24"/>
+          <w:szCs w:val="24"/>
+        </w:rPr>
+        <w:t>,</w:t>
+      </w:r>
+      <w:r>
+        <w:rPr>
+          <w:rFonts w:asciiTheme="minorHAnsi" w:eastAsia="MS Mincho" w:hAnsiTheme="minorHAnsi" w:cstheme="minorHAnsi"/>
+          <w:b w:val="0"/>
+          <w:sz w:val="24"/>
+          <w:szCs w:val="24"/>
+        </w:rPr>
+        <w:t xml:space="preserve"> etc</w:t>
+      </w:r>
+      <w:r>
+        <w:rPr>
+          <w:rFonts w:asciiTheme="minorHAnsi" w:eastAsia="MS Mincho" w:hAnsiTheme="minorHAnsi" w:cstheme="minorHAnsi"/>
+          <w:b w:val="0"/>
+          <w:sz w:val="24"/>
+          <w:szCs w:val="24"/>
+        </w:rPr>
+        <w:t>.</w:t>
+      </w:r>
+      <w:r>
+        <w:rPr>
+          <w:rFonts w:asciiTheme="minorHAnsi" w:eastAsia="MS Mincho" w:hAnsiTheme="minorHAnsi" w:cstheme="minorHAnsi"/>
+          <w:b w:val="0"/>
+          <w:sz w:val="24"/>
+          <w:szCs w:val="24"/>
+        </w:rPr>
+        <w:t>,</w:t>
+      </w:r>
+      <w:r>
+        <w:rPr>
+          <w:rFonts w:asciiTheme="minorHAnsi" w:eastAsia="MS Mincho" w:hAnsiTheme="minorHAnsi" w:cstheme="minorHAnsi"/>
+          <w:b w:val="0"/>
+          <w:sz w:val="24"/>
+          <w:szCs w:val="24"/>
+        </w:rPr>
+        <w:t xml:space="preserve"> </w:t>
+      </w:r>
+      <w:r>
+        <w:rPr>
+          <w:rFonts w:asciiTheme="minorHAnsi" w:eastAsia="MS Mincho" w:hAnsiTheme="minorHAnsi" w:cstheme="minorHAnsi"/>
+          <w:b w:val="0"/>
+          <w:sz w:val="24"/>
+          <w:szCs w:val="24"/>
+        </w:rPr>
+        <w:t>can be accessed at:</w:t>
+      </w:r>
+    </w:p>
+    <w:p>
+      <w:pPr>
+        <w:pStyle w:val="JobTitlebold"/>
+        <w:ind w:left="1080"/>
+        <w:rPr>
+          <w:rFonts w:asciiTheme="minorHAnsi" w:eastAsia="MS Mincho" w:hAnsiTheme="minorHAnsi" w:cstheme="minorHAnsi"/>
+          <w:b w:val="0"/>
+          <w:sz w:val="24"/>
+          <w:szCs w:val="24"/>
+        </w:rPr>
+      </w:pPr>
+      <w:hyperlink r:id="rId12" w:history="1">
+        <w:r>
+          <w:rPr>
+            <w:rStyle w:val="Hyperlink"/>
+            <w:rFonts w:asciiTheme="minorHAnsi" w:eastAsia="MS Mincho" w:hAnsiTheme="minorHAnsi" w:cstheme="minorHAnsi"/>
+            <w:b w:val="0"/>
+            <w:sz w:val="24"/>
+            <w:szCs w:val="24"/>
+          </w:rPr>
+          <w:t>https://github.com/prateekrastogi/andlit</w:t>
+        </w:r>
+      </w:hyperlink>
+      <w:r>
+        <w:rPr>
+          <w:rStyle w:val="Hyperlink"/>
+          <w:rFonts w:asciiTheme="minorHAnsi" w:eastAsia="MS Mincho" w:hAnsiTheme="minorHAnsi" w:cstheme="minorHAnsi"/>
+          <w:b w:val="0"/>
+          <w:sz w:val="24"/>
+          <w:szCs w:val="24"/>
+        </w:rPr>
+        <w:t xml:space="preserve"> </w:t>
+      </w:r>
+    </w:p>
+    <w:p>
+      <w:pPr>
+        <w:pStyle w:val="JobTitlebold"/>
+        <w:ind w:left="1080"/>
+        <w:rPr>
+          <w:rFonts w:asciiTheme="minorHAnsi" w:eastAsia="MS Mincho" w:hAnsiTheme="minorHAnsi" w:cstheme="minorHAnsi"/>
+          <w:b w:val="0"/>
+          <w:sz w:val="24"/>
+          <w:szCs w:val="24"/>
+        </w:rPr>
+      </w:pPr>
+      <w:hyperlink r:id="rId13" w:history="1">
+        <w:r>
+          <w:rPr>
+            <w:rStyle w:val="Hyperlink"/>
+            <w:rFonts w:asciiTheme="minorHAnsi" w:eastAsia="MS Mincho" w:hAnsiTheme="minorHAnsi" w:cstheme="minorHAnsi"/>
+            <w:b w:val="0"/>
+            <w:sz w:val="24"/>
+            <w:szCs w:val="24"/>
+          </w:rPr>
+          <w:t>https://github.com/prateekrastogi/bakendi</w:t>
+        </w:r>
+      </w:hyperlink>
+    </w:p>
+    <w:p>
+      <w:pPr>
+        <w:pStyle w:val="JobTitlebold"/>
+        <w:ind w:left="1080"/>
+        <w:rPr>
+          <w:rFonts w:asciiTheme="minorHAnsi" w:eastAsia="MS Mincho" w:hAnsiTheme="minorHAnsi" w:cstheme="minorHAnsi"/>
+          <w:sz w:val="24"/>
+          <w:szCs w:val="24"/>
+        </w:rPr>
+      </w:pPr>
     </w:p>
     <w:p>
       <w:pPr>
@@ -4628,49 +3635,403 @@
           <w:numId w:val="30"/>
         </w:numPr>
         <w:rPr>
-          <w:rFonts w:eastAsia="MS Mincho"/>
-          <w:sz w:val="24"/>
-          <w:szCs w:val="24"/>
-        </w:rPr>
-      </w:pPr>
-      <w:r>
-        <w:rPr>
-          <w:rFonts w:eastAsia="MS Mincho"/>
-          <w:b w:val="0"/>
-          <w:sz w:val="24"/>
-          <w:szCs w:val="24"/>
-        </w:rPr>
-        <w:t>w</w:t>
-      </w:r>
-      <w:r>
-        <w:rPr>
-          <w:rFonts w:eastAsia="MS Mincho"/>
-          <w:b w:val="0"/>
-          <w:sz w:val="24"/>
-          <w:szCs w:val="24"/>
-        </w:rPr>
-        <w:t xml:space="preserve">ebpack, Babel, Gulp, and </w:t>
-      </w:r>
-      <w:proofErr w:type="spellStart"/>
-      <w:r>
-        <w:rPr>
-          <w:rFonts w:eastAsia="MS Mincho"/>
-          <w:b w:val="0"/>
-          <w:sz w:val="24"/>
-          <w:szCs w:val="24"/>
-        </w:rPr>
-        <w:t>npm</w:t>
-      </w:r>
-      <w:proofErr w:type="spellEnd"/>
-      <w:r>
-        <w:rPr>
-          <w:rFonts w:eastAsia="MS Mincho"/>
-          <w:b w:val="0"/>
-          <w:sz w:val="24"/>
-          <w:szCs w:val="24"/>
-        </w:rPr>
-        <w:t>.</w:t>
-      </w:r>
+          <w:rFonts w:asciiTheme="majorHAnsi" w:eastAsia="MS Mincho" w:hAnsiTheme="majorHAnsi"/>
+          <w:sz w:val="24"/>
+          <w:szCs w:val="24"/>
+        </w:rPr>
+      </w:pPr>
+      <w:r>
+        <w:rPr>
+          <w:rFonts w:asciiTheme="majorHAnsi" w:eastAsia="MS Mincho" w:hAnsiTheme="majorHAnsi"/>
+          <w:sz w:val="24"/>
+          <w:szCs w:val="24"/>
+        </w:rPr>
+        <w:t>FICO</w:t>
+      </w:r>
+      <w:r>
+        <w:rPr>
+          <w:rFonts w:asciiTheme="majorHAnsi" w:eastAsia="MS Mincho" w:hAnsiTheme="majorHAnsi"/>
+          <w:sz w:val="24"/>
+          <w:szCs w:val="24"/>
+        </w:rPr>
+        <w:tab/>
+      </w:r>
+      <w:r>
+        <w:rPr>
+          <w:rFonts w:asciiTheme="majorHAnsi" w:eastAsia="MS Mincho" w:hAnsiTheme="majorHAnsi"/>
+          <w:sz w:val="24"/>
+          <w:szCs w:val="24"/>
+        </w:rPr>
+        <w:tab/>
+      </w:r>
+      <w:r>
+        <w:rPr>
+          <w:rFonts w:asciiTheme="majorHAnsi" w:eastAsia="MS Mincho" w:hAnsiTheme="majorHAnsi"/>
+          <w:sz w:val="24"/>
+          <w:szCs w:val="24"/>
+        </w:rPr>
+        <w:tab/>
+      </w:r>
+      <w:r>
+        <w:rPr>
+          <w:rFonts w:asciiTheme="majorHAnsi" w:eastAsia="MS Mincho" w:hAnsiTheme="majorHAnsi"/>
+          <w:sz w:val="24"/>
+          <w:szCs w:val="24"/>
+        </w:rPr>
+        <w:tab/>
+      </w:r>
+      <w:r>
+        <w:rPr>
+          <w:rFonts w:asciiTheme="majorHAnsi" w:eastAsia="MS Mincho" w:hAnsiTheme="majorHAnsi"/>
+          <w:sz w:val="24"/>
+          <w:szCs w:val="24"/>
+        </w:rPr>
+        <w:tab/>
+      </w:r>
+      <w:r>
+        <w:rPr>
+          <w:rFonts w:asciiTheme="majorHAnsi" w:eastAsia="MS Mincho" w:hAnsiTheme="majorHAnsi"/>
+          <w:sz w:val="24"/>
+          <w:szCs w:val="24"/>
+        </w:rPr>
+        <w:tab/>
+      </w:r>
+      <w:r>
+        <w:rPr>
+          <w:rFonts w:asciiTheme="majorHAnsi" w:eastAsia="MS Mincho" w:hAnsiTheme="majorHAnsi"/>
+          <w:sz w:val="24"/>
+          <w:szCs w:val="24"/>
+        </w:rPr>
+        <w:tab/>
+      </w:r>
+      <w:r>
+        <w:rPr>
+          <w:rFonts w:asciiTheme="majorHAnsi" w:eastAsia="MS Mincho" w:hAnsiTheme="majorHAnsi"/>
+          <w:sz w:val="24"/>
+          <w:szCs w:val="24"/>
+        </w:rPr>
+        <w:tab/>
+      </w:r>
+      <w:r>
+        <w:rPr>
+          <w:rFonts w:asciiTheme="majorHAnsi" w:eastAsia="MS Mincho" w:hAnsiTheme="majorHAnsi"/>
+          <w:sz w:val="24"/>
+          <w:szCs w:val="24"/>
+        </w:rPr>
+        <w:tab/>
+        <w:t>Jun’14-Jul’16</w:t>
+      </w:r>
+    </w:p>
+    <w:p>
+      <w:pPr>
+        <w:pStyle w:val="JobTitlebold"/>
+        <w:ind w:left="1080"/>
+        <w:rPr>
+          <w:rFonts w:eastAsia="MS Mincho"/>
+          <w:b w:val="0"/>
+          <w:sz w:val="24"/>
+          <w:szCs w:val="24"/>
+        </w:rPr>
+      </w:pPr>
+    </w:p>
+    <w:p>
+      <w:pPr>
+        <w:pStyle w:val="JobTitlebold"/>
+        <w:ind w:left="1080"/>
+        <w:rPr>
+          <w:rFonts w:eastAsia="MS Mincho"/>
+          <w:b w:val="0"/>
+          <w:sz w:val="24"/>
+          <w:szCs w:val="24"/>
+        </w:rPr>
+      </w:pPr>
+      <w:r>
+        <w:rPr>
+          <w:rFonts w:eastAsia="MS Mincho"/>
+          <w:b w:val="0"/>
+          <w:sz w:val="24"/>
+          <w:szCs w:val="24"/>
+        </w:rPr>
+        <w:t>Worked at Fair Isaac (FICO), as a Software Engineer, where my primary responsibility was</w:t>
+      </w:r>
+      <w:r>
+        <w:rPr>
+          <w:rFonts w:eastAsia="MS Mincho"/>
+          <w:b w:val="0"/>
+          <w:sz w:val="24"/>
+          <w:szCs w:val="24"/>
+        </w:rPr>
+        <w:br/>
+        <w:t>to develop a Business Intelligence (BI) Microservice assembled with Java based technologies such as Spring Boot, Spring Data, Hibernate, Google Guava, TestNG, Mockito, and Selenium, and deployed on an in-house PaaS.</w:t>
+      </w:r>
+    </w:p>
+    <w:p>
+      <w:pPr>
+        <w:pStyle w:val="JobTitlebold"/>
+        <w:ind w:left="1080"/>
+        <w:rPr>
+          <w:rFonts w:asciiTheme="minorHAnsi" w:eastAsia="MS Mincho" w:hAnsiTheme="minorHAnsi"/>
+          <w:b w:val="0"/>
+          <w:sz w:val="24"/>
+          <w:szCs w:val="24"/>
+        </w:rPr>
+      </w:pPr>
+      <w:r>
+        <w:rPr>
+          <w:rFonts w:asciiTheme="minorHAnsi" w:eastAsia="MS Mincho" w:hAnsiTheme="minorHAnsi"/>
+          <w:b w:val="0"/>
+          <w:sz w:val="24"/>
+          <w:szCs w:val="24"/>
+        </w:rPr>
+        <w:t xml:space="preserve"> </w:t>
+      </w:r>
+      <w:r>
+        <w:rPr>
+          <w:rFonts w:asciiTheme="minorHAnsi" w:eastAsia="MS Mincho" w:hAnsiTheme="minorHAnsi"/>
+          <w:b w:val="0"/>
+          <w:sz w:val="24"/>
+          <w:szCs w:val="24"/>
+        </w:rPr>
+        <w:tab/>
+      </w:r>
+      <w:r>
+        <w:rPr>
+          <w:rFonts w:asciiTheme="minorHAnsi" w:eastAsia="MS Mincho" w:hAnsiTheme="minorHAnsi"/>
+          <w:b w:val="0"/>
+          <w:sz w:val="24"/>
+          <w:szCs w:val="24"/>
+        </w:rPr>
+        <w:tab/>
+      </w:r>
+    </w:p>
+    <w:p>
+      <w:pPr>
+        <w:pStyle w:val="JobTitlebold"/>
+        <w:numPr>
+          <w:ilvl w:val="0"/>
+          <w:numId w:val="45"/>
+        </w:numPr>
+        <w:rPr>
+          <w:rFonts w:asciiTheme="majorHAnsi" w:eastAsia="MS Mincho" w:hAnsiTheme="majorHAnsi"/>
+          <w:sz w:val="24"/>
+          <w:szCs w:val="24"/>
+        </w:rPr>
+      </w:pPr>
+      <w:r>
+        <w:rPr>
+          <w:rFonts w:asciiTheme="majorHAnsi" w:eastAsia="MS Mincho" w:hAnsiTheme="majorHAnsi"/>
+          <w:sz w:val="24"/>
+          <w:szCs w:val="24"/>
+        </w:rPr>
+        <w:t>PC Down</w:t>
+      </w:r>
+    </w:p>
+    <w:p>
+      <w:pPr>
+        <w:pStyle w:val="JobTitlebold"/>
+        <w:ind w:left="1080"/>
+        <w:rPr>
+          <w:rFonts w:eastAsia="MS Mincho"/>
+          <w:b w:val="0"/>
+          <w:sz w:val="24"/>
+          <w:szCs w:val="24"/>
+        </w:rPr>
+      </w:pPr>
+    </w:p>
+    <w:p>
+      <w:pPr>
+        <w:pStyle w:val="JobTitlebold"/>
+        <w:ind w:left="1080"/>
+        <w:rPr>
+          <w:rFonts w:eastAsia="MS Mincho"/>
+          <w:b w:val="0"/>
+          <w:sz w:val="24"/>
+          <w:szCs w:val="24"/>
+        </w:rPr>
+      </w:pPr>
+      <w:r>
+        <w:rPr>
+          <w:rFonts w:eastAsia="MS Mincho"/>
+          <w:b w:val="0"/>
+          <w:sz w:val="24"/>
+          <w:szCs w:val="24"/>
+        </w:rPr>
+        <w:t>To save energy, written</w:t>
+      </w:r>
+      <w:r>
+        <w:rPr>
+          <w:rFonts w:eastAsia="MS Mincho"/>
+          <w:b w:val="0"/>
+          <w:sz w:val="24"/>
+          <w:szCs w:val="24"/>
+        </w:rPr>
+        <w:t xml:space="preserve"> a multithreaded WPF desktop application </w:t>
+      </w:r>
+      <w:r>
+        <w:rPr>
+          <w:rFonts w:eastAsia="MS Mincho"/>
+          <w:b w:val="0"/>
+          <w:sz w:val="24"/>
+          <w:szCs w:val="24"/>
+        </w:rPr>
+        <w:t>that</w:t>
+      </w:r>
+      <w:r>
+        <w:rPr>
+          <w:rFonts w:eastAsia="MS Mincho"/>
+          <w:b w:val="0"/>
+          <w:sz w:val="24"/>
+          <w:szCs w:val="24"/>
+        </w:rPr>
+        <w:t xml:space="preserve"> shut down, restart, log off, or </w:t>
+      </w:r>
+      <w:r>
+        <w:rPr>
+          <w:rFonts w:eastAsia="MS Mincho"/>
+          <w:b w:val="0"/>
+          <w:sz w:val="24"/>
+          <w:szCs w:val="24"/>
+        </w:rPr>
+        <w:t>sleep the</w:t>
+      </w:r>
+      <w:r>
+        <w:rPr>
+          <w:rFonts w:eastAsia="MS Mincho"/>
+          <w:b w:val="0"/>
+          <w:sz w:val="24"/>
+          <w:szCs w:val="24"/>
+        </w:rPr>
+        <w:t xml:space="preserve"> computer </w:t>
+      </w:r>
+      <w:r>
+        <w:rPr>
+          <w:rFonts w:eastAsia="MS Mincho"/>
+          <w:b w:val="0"/>
+          <w:sz w:val="24"/>
+          <w:szCs w:val="24"/>
+        </w:rPr>
+        <w:t>following</w:t>
+      </w:r>
+      <w:r>
+        <w:rPr>
+          <w:rFonts w:eastAsia="MS Mincho"/>
+          <w:b w:val="0"/>
+          <w:sz w:val="24"/>
+          <w:szCs w:val="24"/>
+        </w:rPr>
+        <w:t xml:space="preserve"> specific</w:t>
+      </w:r>
+      <w:r>
+        <w:rPr>
+          <w:rFonts w:eastAsia="MS Mincho"/>
+          <w:b w:val="0"/>
+          <w:sz w:val="24"/>
+          <w:szCs w:val="24"/>
+        </w:rPr>
+        <w:t xml:space="preserve"> preset</w:t>
+      </w:r>
+      <w:r>
+        <w:rPr>
+          <w:rFonts w:eastAsia="MS Mincho"/>
+          <w:b w:val="0"/>
+          <w:sz w:val="24"/>
+          <w:szCs w:val="24"/>
+        </w:rPr>
+        <w:t>s</w:t>
+      </w:r>
+      <w:r>
+        <w:rPr>
+          <w:rFonts w:eastAsia="MS Mincho"/>
+          <w:b w:val="0"/>
+          <w:sz w:val="24"/>
+          <w:szCs w:val="24"/>
+        </w:rPr>
+        <w:t xml:space="preserve"> such as time, data transfer rate, a</w:t>
+      </w:r>
+      <w:r>
+        <w:rPr>
+          <w:rFonts w:eastAsia="MS Mincho"/>
+          <w:b w:val="0"/>
+          <w:sz w:val="24"/>
+          <w:szCs w:val="24"/>
+        </w:rPr>
+        <w:t>nd</w:t>
+      </w:r>
+      <w:r>
+        <w:rPr>
+          <w:rFonts w:eastAsia="MS Mincho"/>
+          <w:b w:val="0"/>
+          <w:sz w:val="24"/>
+          <w:szCs w:val="24"/>
+        </w:rPr>
+        <w:t xml:space="preserve"> CPU consumption of </w:t>
+      </w:r>
+      <w:r>
+        <w:rPr>
+          <w:rFonts w:eastAsia="MS Mincho"/>
+          <w:b w:val="0"/>
+          <w:sz w:val="24"/>
+          <w:szCs w:val="24"/>
+        </w:rPr>
+        <w:t>a particular</w:t>
+      </w:r>
+      <w:r>
+        <w:rPr>
+          <w:rFonts w:eastAsia="MS Mincho"/>
+          <w:b w:val="0"/>
+          <w:sz w:val="24"/>
+          <w:szCs w:val="24"/>
+        </w:rPr>
+        <w:t xml:space="preserve"> process. Th</w:t>
+      </w:r>
+      <w:r>
+        <w:rPr>
+          <w:rFonts w:eastAsia="MS Mincho"/>
+          <w:b w:val="0"/>
+          <w:sz w:val="24"/>
+          <w:szCs w:val="24"/>
+        </w:rPr>
+        <w:t>e app code can be obtained from</w:t>
+      </w:r>
+      <w:r>
+        <w:rPr>
+          <w:rFonts w:eastAsia="MS Mincho"/>
+          <w:b w:val="0"/>
+          <w:sz w:val="24"/>
+          <w:szCs w:val="24"/>
+        </w:rPr>
+        <w:t>:</w:t>
+      </w:r>
+    </w:p>
+    <w:p>
+      <w:pPr>
+        <w:pStyle w:val="JobTitlebold"/>
+        <w:ind w:left="1080"/>
+      </w:pPr>
+      <w:hyperlink r:id="rId14" w:history="1">
+        <w:r>
+          <w:rPr>
+            <w:rStyle w:val="Hyperlink"/>
+            <w:rFonts w:eastAsia="MS Mincho"/>
+            <w:b w:val="0"/>
+            <w:sz w:val="24"/>
+            <w:szCs w:val="24"/>
+          </w:rPr>
+          <w:t>https://github.com/prateekrastogi/AutoShutDown</w:t>
+        </w:r>
+      </w:hyperlink>
+    </w:p>
+    <w:p>
+      <w:pPr>
+        <w:pStyle w:val="JobTitlebold"/>
+        <w:ind w:left="1080"/>
+        <w:rPr>
+          <w:rFonts w:eastAsia="MS Mincho"/>
+          <w:b w:val="0"/>
+          <w:sz w:val="24"/>
+          <w:szCs w:val="24"/>
+        </w:rPr>
+      </w:pPr>
     </w:p>
     <w:p>
       <w:pPr>
@@ -4680,222 +4041,39 @@
           <w:numId w:val="30"/>
         </w:numPr>
         <w:rPr>
-          <w:rFonts w:eastAsia="MS Mincho"/>
-          <w:sz w:val="24"/>
-          <w:szCs w:val="24"/>
-        </w:rPr>
-      </w:pPr>
-      <w:r>
-        <w:rPr>
-          <w:rFonts w:eastAsia="MS Mincho"/>
-          <w:b w:val="0"/>
-          <w:sz w:val="24"/>
-          <w:szCs w:val="24"/>
-        </w:rPr>
-        <w:t>Spring</w:t>
-      </w:r>
-      <w:r>
-        <w:rPr>
-          <w:rFonts w:eastAsia="MS Mincho"/>
-          <w:b w:val="0"/>
-          <w:sz w:val="24"/>
-          <w:szCs w:val="24"/>
-        </w:rPr>
-        <w:t xml:space="preserve"> Boot</w:t>
-      </w:r>
-      <w:r>
-        <w:rPr>
-          <w:rFonts w:eastAsia="MS Mincho"/>
-          <w:b w:val="0"/>
-          <w:sz w:val="24"/>
-          <w:szCs w:val="24"/>
-        </w:rPr>
-        <w:t xml:space="preserve">, </w:t>
-      </w:r>
-      <w:r>
-        <w:rPr>
-          <w:rFonts w:eastAsia="MS Mincho"/>
-          <w:b w:val="0"/>
-          <w:sz w:val="24"/>
-          <w:szCs w:val="24"/>
-        </w:rPr>
-        <w:t xml:space="preserve">Spring Data, </w:t>
-      </w:r>
-      <w:r>
-        <w:rPr>
-          <w:rFonts w:eastAsia="MS Mincho"/>
-          <w:b w:val="0"/>
-          <w:sz w:val="24"/>
-          <w:szCs w:val="24"/>
-        </w:rPr>
-        <w:t xml:space="preserve">Hibernate, </w:t>
-      </w:r>
-      <w:r>
-        <w:rPr>
-          <w:rFonts w:eastAsia="MS Mincho"/>
-          <w:b w:val="0"/>
-          <w:sz w:val="24"/>
-          <w:szCs w:val="24"/>
-        </w:rPr>
-        <w:t xml:space="preserve">Google Guava, </w:t>
-      </w:r>
-      <w:r>
-        <w:rPr>
-          <w:rFonts w:eastAsia="MS Mincho"/>
-          <w:b w:val="0"/>
-          <w:sz w:val="24"/>
-          <w:szCs w:val="24"/>
-        </w:rPr>
-        <w:t xml:space="preserve">TestNG, Mockito, </w:t>
-      </w:r>
-      <w:r>
-        <w:rPr>
-          <w:rFonts w:eastAsia="MS Mincho"/>
-          <w:b w:val="0"/>
-          <w:sz w:val="24"/>
-          <w:szCs w:val="24"/>
-        </w:rPr>
-        <w:t>Selenium,</w:t>
-      </w:r>
-      <w:r>
-        <w:rPr>
-          <w:rFonts w:eastAsia="MS Mincho"/>
-          <w:b w:val="0"/>
-          <w:sz w:val="24"/>
-          <w:szCs w:val="24"/>
-        </w:rPr>
-        <w:t xml:space="preserve"> and</w:t>
-      </w:r>
-      <w:r>
-        <w:rPr>
-          <w:rFonts w:eastAsia="MS Mincho"/>
-          <w:b w:val="0"/>
-          <w:sz w:val="24"/>
-          <w:szCs w:val="24"/>
-        </w:rPr>
-        <w:t xml:space="preserve"> Maven</w:t>
-      </w:r>
-      <w:r>
-        <w:rPr>
-          <w:rFonts w:eastAsia="MS Mincho"/>
-          <w:b w:val="0"/>
-          <w:sz w:val="24"/>
-          <w:szCs w:val="24"/>
-        </w:rPr>
-        <w:t>.</w:t>
+          <w:rFonts w:asciiTheme="majorHAnsi" w:eastAsia="MS Mincho" w:hAnsiTheme="majorHAnsi"/>
+          <w:sz w:val="24"/>
+          <w:szCs w:val="24"/>
+        </w:rPr>
+      </w:pPr>
+      <w:r>
+        <w:rPr>
+          <w:rFonts w:asciiTheme="majorHAnsi" w:eastAsia="MS Mincho" w:hAnsiTheme="majorHAnsi"/>
+          <w:sz w:val="24"/>
+          <w:szCs w:val="24"/>
+        </w:rPr>
+        <w:t>Video.js Icon Font</w:t>
       </w:r>
     </w:p>
     <w:p>
       <w:pPr>
         <w:pStyle w:val="JobTitlebold"/>
-        <w:numPr>
-          <w:ilvl w:val="0"/>
-          <w:numId w:val="30"/>
-        </w:numPr>
-        <w:rPr>
-          <w:rFonts w:eastAsia="MS Mincho"/>
-          <w:sz w:val="24"/>
-          <w:szCs w:val="24"/>
-        </w:rPr>
-      </w:pPr>
-      <w:r>
-        <w:rPr>
-          <w:rFonts w:eastAsia="MS Mincho"/>
-          <w:b w:val="0"/>
-          <w:sz w:val="24"/>
-          <w:szCs w:val="24"/>
-        </w:rPr>
-        <w:t>MongoDB, MySQL</w:t>
-      </w:r>
-      <w:r>
-        <w:rPr>
-          <w:rFonts w:eastAsia="MS Mincho"/>
-          <w:b w:val="0"/>
-          <w:sz w:val="24"/>
-          <w:szCs w:val="24"/>
-        </w:rPr>
-        <w:t xml:space="preserve">, </w:t>
-      </w:r>
-      <w:proofErr w:type="spellStart"/>
-      <w:r>
-        <w:rPr>
-          <w:rFonts w:eastAsia="MS Mincho"/>
-          <w:b w:val="0"/>
-          <w:sz w:val="24"/>
-          <w:szCs w:val="24"/>
-        </w:rPr>
-        <w:t>Orient</w:t>
-      </w:r>
-      <w:r>
-        <w:rPr>
-          <w:rFonts w:eastAsia="MS Mincho"/>
-          <w:b w:val="0"/>
-          <w:sz w:val="24"/>
-          <w:szCs w:val="24"/>
-        </w:rPr>
-        <w:t>DB</w:t>
-      </w:r>
-      <w:proofErr w:type="spellEnd"/>
-      <w:r>
-        <w:rPr>
-          <w:rFonts w:eastAsia="MS Mincho"/>
-          <w:b w:val="0"/>
-          <w:sz w:val="24"/>
-          <w:szCs w:val="24"/>
-        </w:rPr>
-        <w:t xml:space="preserve">, </w:t>
-      </w:r>
-      <w:r>
-        <w:rPr>
-          <w:rFonts w:eastAsia="MS Mincho"/>
-          <w:b w:val="0"/>
-          <w:sz w:val="24"/>
-          <w:szCs w:val="24"/>
-        </w:rPr>
-        <w:t xml:space="preserve">and </w:t>
-      </w:r>
-      <w:r>
-        <w:rPr>
-          <w:rFonts w:eastAsia="MS Mincho"/>
-          <w:b w:val="0"/>
-          <w:sz w:val="24"/>
-          <w:szCs w:val="24"/>
-        </w:rPr>
-        <w:t>Cosmos</w:t>
-      </w:r>
-      <w:r>
-        <w:rPr>
-          <w:rFonts w:eastAsia="MS Mincho"/>
-          <w:b w:val="0"/>
-          <w:sz w:val="24"/>
-          <w:szCs w:val="24"/>
-        </w:rPr>
-        <w:t xml:space="preserve"> </w:t>
-      </w:r>
-      <w:r>
-        <w:rPr>
-          <w:rFonts w:eastAsia="MS Mincho"/>
-          <w:b w:val="0"/>
-          <w:sz w:val="24"/>
-          <w:szCs w:val="24"/>
-        </w:rPr>
-        <w:t>DB</w:t>
-      </w:r>
-      <w:r>
-        <w:rPr>
-          <w:rFonts w:eastAsia="MS Mincho"/>
-          <w:b w:val="0"/>
-          <w:sz w:val="24"/>
-          <w:szCs w:val="24"/>
-        </w:rPr>
-        <w:t>.</w:t>
-      </w:r>
+        <w:ind w:left="1080"/>
+        <w:rPr>
+          <w:rFonts w:asciiTheme="minorHAnsi" w:eastAsia="MS Mincho" w:hAnsiTheme="minorHAnsi" w:cstheme="minorHAnsi"/>
+          <w:b w:val="0"/>
+          <w:bCs w:val="0"/>
+          <w:sz w:val="24"/>
+          <w:szCs w:val="24"/>
+        </w:rPr>
+      </w:pPr>
     </w:p>
     <w:p>
       <w:pPr>
         <w:pStyle w:val="JobTitlebold"/>
-        <w:rPr>
-          <w:rFonts w:asciiTheme="majorHAnsi" w:eastAsia="MS Mincho" w:hAnsiTheme="majorHAnsi"/>
+        <w:ind w:left="0"/>
+        <w:rPr>
+          <w:rFonts w:asciiTheme="minorHAnsi" w:eastAsia="MS Mincho" w:hAnsiTheme="minorHAnsi"/>
           <w:sz w:val="24"/>
           <w:szCs w:val="24"/>
         </w:rPr>
@@ -4905,1162 +4083,11 @@
       <w:pPr>
         <w:pStyle w:val="JobTitlebold"/>
         <w:rPr>
-          <w:rFonts w:asciiTheme="majorHAnsi" w:eastAsia="MS Mincho" w:hAnsiTheme="majorHAnsi"/>
-          <w:sz w:val="24"/>
-          <w:szCs w:val="24"/>
-        </w:rPr>
-      </w:pPr>
-      <w:r>
-        <w:rPr>
-          <w:rFonts w:asciiTheme="majorHAnsi" w:eastAsia="MS Mincho" w:hAnsiTheme="majorHAnsi"/>
-          <w:sz w:val="24"/>
-          <w:szCs w:val="24"/>
-        </w:rPr>
-        <w:t>Cloud Computing:</w:t>
-      </w:r>
-    </w:p>
-    <w:p>
-      <w:pPr>
-        <w:pStyle w:val="JobTitlebold"/>
-        <w:numPr>
-          <w:ilvl w:val="0"/>
-          <w:numId w:val="30"/>
-        </w:numPr>
-        <w:rPr>
-          <w:rFonts w:eastAsia="MS Mincho"/>
-          <w:sz w:val="24"/>
-          <w:szCs w:val="24"/>
-        </w:rPr>
-      </w:pPr>
-      <w:r>
-        <w:rPr>
-          <w:rFonts w:eastAsia="MS Mincho"/>
-          <w:b w:val="0"/>
-          <w:sz w:val="24"/>
-          <w:szCs w:val="24"/>
-        </w:rPr>
-        <w:t xml:space="preserve">Helm, </w:t>
-      </w:r>
-      <w:proofErr w:type="spellStart"/>
-      <w:r>
-        <w:rPr>
-          <w:rFonts w:eastAsia="MS Mincho"/>
-          <w:b w:val="0"/>
-          <w:sz w:val="24"/>
-          <w:szCs w:val="24"/>
-        </w:rPr>
-        <w:t>Knative</w:t>
-      </w:r>
-      <w:proofErr w:type="spellEnd"/>
-      <w:r>
-        <w:rPr>
-          <w:rFonts w:eastAsia="MS Mincho"/>
-          <w:b w:val="0"/>
-          <w:sz w:val="24"/>
-          <w:szCs w:val="24"/>
-        </w:rPr>
-        <w:t xml:space="preserve">, Kubernetes, </w:t>
-      </w:r>
-      <w:proofErr w:type="spellStart"/>
-      <w:r>
-        <w:rPr>
-          <w:rFonts w:eastAsia="MS Mincho"/>
-          <w:b w:val="0"/>
-          <w:sz w:val="24"/>
-          <w:szCs w:val="24"/>
-        </w:rPr>
-        <w:t>Istio</w:t>
-      </w:r>
-      <w:proofErr w:type="spellEnd"/>
-      <w:r>
-        <w:rPr>
-          <w:rFonts w:eastAsia="MS Mincho"/>
-          <w:b w:val="0"/>
-          <w:sz w:val="24"/>
-          <w:szCs w:val="24"/>
-        </w:rPr>
-        <w:t>, Docker Compose, Docker, and Vagrant.</w:t>
-      </w:r>
-    </w:p>
-    <w:p>
-      <w:pPr>
-        <w:pStyle w:val="JobTitlebold"/>
-        <w:numPr>
-          <w:ilvl w:val="0"/>
-          <w:numId w:val="30"/>
-        </w:numPr>
-        <w:rPr>
-          <w:rFonts w:eastAsia="MS Mincho"/>
-          <w:sz w:val="24"/>
-          <w:szCs w:val="24"/>
-        </w:rPr>
-      </w:pPr>
-      <w:r>
-        <w:rPr>
-          <w:rFonts w:eastAsia="MS Mincho"/>
-          <w:b w:val="0"/>
-          <w:sz w:val="24"/>
-          <w:szCs w:val="24"/>
-        </w:rPr>
-        <w:t xml:space="preserve">Google Cloud Platform (GCP), Microsoft Azure, and </w:t>
-      </w:r>
-      <w:r>
-        <w:rPr>
-          <w:rFonts w:eastAsia="MS Mincho"/>
-          <w:b w:val="0"/>
-          <w:sz w:val="24"/>
-          <w:szCs w:val="24"/>
-        </w:rPr>
-        <w:t>Amazon Web Services (AWS)</w:t>
-      </w:r>
-      <w:r>
-        <w:rPr>
-          <w:rFonts w:eastAsia="MS Mincho"/>
-          <w:b w:val="0"/>
-          <w:sz w:val="24"/>
-          <w:szCs w:val="24"/>
-        </w:rPr>
-        <w:t>.</w:t>
-      </w:r>
-    </w:p>
-    <w:p>
-      <w:pPr>
-        <w:pStyle w:val="JobTitlebold"/>
-        <w:tabs>
-          <w:tab w:val="right" w:pos="720"/>
-        </w:tabs>
-        <w:rPr>
-          <w:rFonts w:eastAsia="MS Mincho"/>
-          <w:sz w:val="24"/>
-          <w:szCs w:val="24"/>
-        </w:rPr>
-      </w:pPr>
-    </w:p>
-    <w:p>
-      <w:pPr>
-        <w:pStyle w:val="JobTitlebold"/>
-        <w:rPr>
-          <w:rFonts w:asciiTheme="majorHAnsi" w:eastAsia="MS Mincho" w:hAnsiTheme="majorHAnsi"/>
-          <w:sz w:val="24"/>
-          <w:szCs w:val="24"/>
-        </w:rPr>
-      </w:pPr>
-      <w:r>
-        <w:rPr>
-          <w:rFonts w:asciiTheme="majorHAnsi" w:eastAsia="MS Mincho" w:hAnsiTheme="majorHAnsi"/>
-          <w:sz w:val="24"/>
-          <w:szCs w:val="24"/>
-        </w:rPr>
-        <w:t>Utilities</w:t>
-      </w:r>
-      <w:r>
-        <w:rPr>
-          <w:rFonts w:asciiTheme="majorHAnsi" w:eastAsia="MS Mincho" w:hAnsiTheme="majorHAnsi"/>
-          <w:sz w:val="24"/>
-          <w:szCs w:val="24"/>
-        </w:rPr>
-        <w:t>:</w:t>
-      </w:r>
-    </w:p>
-    <w:p>
-      <w:pPr>
-        <w:pStyle w:val="JobTitlebold"/>
-        <w:numPr>
-          <w:ilvl w:val="0"/>
-          <w:numId w:val="30"/>
-        </w:numPr>
-        <w:rPr>
-          <w:rFonts w:eastAsia="MS Mincho"/>
-          <w:sz w:val="24"/>
-          <w:szCs w:val="24"/>
-        </w:rPr>
-      </w:pPr>
-      <w:r>
-        <w:rPr>
-          <w:rFonts w:eastAsia="MS Mincho"/>
-          <w:b w:val="0"/>
-          <w:sz w:val="24"/>
-          <w:szCs w:val="24"/>
-        </w:rPr>
-        <w:t xml:space="preserve">Git, Jira, Jenkins, APM, </w:t>
-      </w:r>
-      <w:r>
-        <w:rPr>
-          <w:rFonts w:eastAsia="MS Mincho"/>
-          <w:b w:val="0"/>
-          <w:sz w:val="24"/>
-          <w:szCs w:val="24"/>
-        </w:rPr>
-        <w:t>CDN</w:t>
-      </w:r>
-      <w:r>
-        <w:rPr>
-          <w:rFonts w:eastAsia="MS Mincho"/>
-          <w:b w:val="0"/>
-          <w:sz w:val="24"/>
-          <w:szCs w:val="24"/>
-        </w:rPr>
-        <w:t>,</w:t>
-      </w:r>
-      <w:r>
-        <w:rPr>
-          <w:rFonts w:eastAsia="MS Mincho"/>
-          <w:b w:val="0"/>
-          <w:sz w:val="24"/>
-          <w:szCs w:val="24"/>
-        </w:rPr>
-        <w:t xml:space="preserve"> AD</w:t>
-      </w:r>
-      <w:r>
-        <w:rPr>
-          <w:rFonts w:eastAsia="MS Mincho"/>
-          <w:b w:val="0"/>
-          <w:sz w:val="24"/>
-          <w:szCs w:val="24"/>
-        </w:rPr>
-        <w:t>N</w:t>
-      </w:r>
-      <w:r>
-        <w:rPr>
-          <w:rFonts w:eastAsia="MS Mincho"/>
-          <w:b w:val="0"/>
-          <w:sz w:val="24"/>
-          <w:szCs w:val="24"/>
-        </w:rPr>
-        <w:t>,</w:t>
-      </w:r>
-      <w:r>
-        <w:rPr>
-          <w:rFonts w:eastAsia="MS Mincho"/>
-          <w:b w:val="0"/>
-          <w:sz w:val="24"/>
-          <w:szCs w:val="24"/>
-        </w:rPr>
-        <w:t xml:space="preserve"> </w:t>
-      </w:r>
-      <w:r>
-        <w:rPr>
-          <w:rFonts w:eastAsia="MS Mincho"/>
-          <w:b w:val="0"/>
-          <w:sz w:val="24"/>
-          <w:szCs w:val="24"/>
-        </w:rPr>
-        <w:t xml:space="preserve">Microsoft Office, </w:t>
-      </w:r>
-      <w:r>
-        <w:rPr>
-          <w:rFonts w:eastAsia="MS Mincho"/>
-          <w:b w:val="0"/>
-          <w:sz w:val="24"/>
-          <w:szCs w:val="24"/>
-        </w:rPr>
-        <w:t xml:space="preserve">and </w:t>
-      </w:r>
-      <w:r>
-        <w:rPr>
-          <w:rFonts w:eastAsia="MS Mincho"/>
-          <w:b w:val="0"/>
-          <w:sz w:val="24"/>
-          <w:szCs w:val="24"/>
-        </w:rPr>
-        <w:t>any OS</w:t>
-      </w:r>
-      <w:r>
-        <w:rPr>
-          <w:rFonts w:eastAsia="MS Mincho"/>
-          <w:b w:val="0"/>
-          <w:sz w:val="24"/>
-          <w:szCs w:val="24"/>
-        </w:rPr>
-        <w:t>.</w:t>
-      </w:r>
-    </w:p>
-    <w:p>
-      <w:pPr>
-        <w:pStyle w:val="JobTitlebold"/>
-        <w:numPr>
-          <w:ilvl w:val="0"/>
-          <w:numId w:val="30"/>
-        </w:numPr>
-        <w:tabs>
-          <w:tab w:val="right" w:pos="720"/>
-        </w:tabs>
-        <w:rPr>
-          <w:rFonts w:eastAsia="MS Mincho"/>
-          <w:sz w:val="24"/>
-          <w:szCs w:val="24"/>
-        </w:rPr>
-      </w:pPr>
-      <w:r>
-        <w:rPr>
-          <w:rFonts w:eastAsia="MS Mincho"/>
-          <w:b w:val="0"/>
-          <w:sz w:val="24"/>
-          <w:szCs w:val="24"/>
-        </w:rPr>
-        <w:t>Visual Studio Code,</w:t>
-      </w:r>
-      <w:r>
-        <w:rPr>
-          <w:rFonts w:eastAsia="MS Mincho"/>
-          <w:b w:val="0"/>
-          <w:sz w:val="24"/>
-          <w:szCs w:val="24"/>
-        </w:rPr>
-        <w:t xml:space="preserve"> Chrome </w:t>
-      </w:r>
-      <w:proofErr w:type="spellStart"/>
-      <w:r>
-        <w:rPr>
-          <w:rFonts w:eastAsia="MS Mincho"/>
-          <w:b w:val="0"/>
-          <w:sz w:val="24"/>
-          <w:szCs w:val="24"/>
-        </w:rPr>
-        <w:t>DevTools</w:t>
-      </w:r>
-      <w:proofErr w:type="spellEnd"/>
-      <w:r>
-        <w:rPr>
-          <w:rFonts w:eastAsia="MS Mincho"/>
-          <w:b w:val="0"/>
-          <w:sz w:val="24"/>
-          <w:szCs w:val="24"/>
-        </w:rPr>
-        <w:t xml:space="preserve">, </w:t>
-      </w:r>
-      <w:r>
-        <w:rPr>
-          <w:rFonts w:eastAsia="MS Mincho"/>
-          <w:b w:val="0"/>
-          <w:sz w:val="24"/>
-          <w:szCs w:val="24"/>
-        </w:rPr>
-        <w:t>WebStorm, Intelli</w:t>
-      </w:r>
-      <w:r>
-        <w:rPr>
-          <w:rFonts w:eastAsia="MS Mincho"/>
-          <w:b w:val="0"/>
-          <w:sz w:val="24"/>
-          <w:szCs w:val="24"/>
-        </w:rPr>
-        <w:t>J</w:t>
-      </w:r>
-      <w:r>
-        <w:rPr>
-          <w:rFonts w:eastAsia="MS Mincho"/>
-          <w:b w:val="0"/>
-          <w:sz w:val="24"/>
-          <w:szCs w:val="24"/>
-        </w:rPr>
-        <w:t xml:space="preserve"> I</w:t>
-      </w:r>
-      <w:r>
-        <w:rPr>
-          <w:rFonts w:eastAsia="MS Mincho"/>
-          <w:b w:val="0"/>
-          <w:sz w:val="24"/>
-          <w:szCs w:val="24"/>
-        </w:rPr>
-        <w:t>DEA</w:t>
-      </w:r>
-      <w:r>
-        <w:rPr>
-          <w:rFonts w:eastAsia="MS Mincho"/>
-          <w:b w:val="0"/>
-          <w:sz w:val="24"/>
-          <w:szCs w:val="24"/>
-        </w:rPr>
-        <w:t>,</w:t>
-      </w:r>
-      <w:r>
-        <w:rPr>
-          <w:rFonts w:eastAsia="MS Mincho"/>
-          <w:b w:val="0"/>
-          <w:sz w:val="24"/>
-          <w:szCs w:val="24"/>
-        </w:rPr>
-        <w:t xml:space="preserve"> </w:t>
-      </w:r>
-      <w:r>
-        <w:rPr>
-          <w:rFonts w:eastAsia="MS Mincho"/>
-          <w:b w:val="0"/>
-          <w:sz w:val="24"/>
-          <w:szCs w:val="24"/>
-        </w:rPr>
-        <w:t>Eclipse</w:t>
-      </w:r>
-      <w:r>
-        <w:rPr>
-          <w:rFonts w:eastAsia="MS Mincho"/>
-          <w:b w:val="0"/>
-          <w:sz w:val="24"/>
-          <w:szCs w:val="24"/>
-        </w:rPr>
-        <w:t xml:space="preserve">, </w:t>
-      </w:r>
-      <w:r>
-        <w:rPr>
-          <w:rFonts w:eastAsia="MS Mincho"/>
-          <w:b w:val="0"/>
-          <w:sz w:val="24"/>
-          <w:szCs w:val="24"/>
-        </w:rPr>
-        <w:br/>
-      </w:r>
-      <w:r>
-        <w:rPr>
-          <w:rFonts w:eastAsia="MS Mincho"/>
-          <w:b w:val="0"/>
-          <w:sz w:val="24"/>
-          <w:szCs w:val="24"/>
-        </w:rPr>
-        <w:t>RStudio,</w:t>
-      </w:r>
-      <w:r>
-        <w:rPr>
-          <w:rFonts w:eastAsia="MS Mincho"/>
-          <w:b w:val="0"/>
-          <w:sz w:val="24"/>
-          <w:szCs w:val="24"/>
-        </w:rPr>
-        <w:t xml:space="preserve"> </w:t>
-      </w:r>
-      <w:r>
-        <w:rPr>
-          <w:rFonts w:eastAsia="MS Mincho"/>
-          <w:b w:val="0"/>
-          <w:sz w:val="24"/>
-          <w:szCs w:val="24"/>
-        </w:rPr>
-        <w:t>MyS</w:t>
-      </w:r>
-      <w:r>
-        <w:rPr>
-          <w:rFonts w:eastAsia="MS Mincho"/>
-          <w:b w:val="0"/>
-          <w:sz w:val="24"/>
-          <w:szCs w:val="24"/>
-        </w:rPr>
-        <w:t>QL</w:t>
-      </w:r>
-      <w:r>
-        <w:rPr>
-          <w:rFonts w:eastAsia="MS Mincho"/>
-          <w:b w:val="0"/>
-          <w:sz w:val="24"/>
-          <w:szCs w:val="24"/>
-        </w:rPr>
-        <w:t xml:space="preserve"> Workbench,</w:t>
-      </w:r>
-      <w:r>
-        <w:rPr>
-          <w:rFonts w:eastAsia="MS Mincho"/>
-          <w:b w:val="0"/>
-          <w:sz w:val="24"/>
-          <w:szCs w:val="24"/>
-        </w:rPr>
-        <w:t xml:space="preserve"> Visual Studio, and </w:t>
-      </w:r>
-      <w:proofErr w:type="gramStart"/>
-      <w:r>
-        <w:rPr>
-          <w:rFonts w:eastAsia="MS Mincho"/>
-          <w:b w:val="0"/>
-          <w:sz w:val="24"/>
-          <w:szCs w:val="24"/>
-        </w:rPr>
-        <w:t>Code</w:t>
-      </w:r>
-      <w:r>
-        <w:rPr>
-          <w:rFonts w:eastAsia="MS Mincho"/>
-          <w:b w:val="0"/>
-          <w:sz w:val="24"/>
-          <w:szCs w:val="24"/>
-        </w:rPr>
-        <w:t>::</w:t>
-      </w:r>
-      <w:proofErr w:type="gramEnd"/>
-      <w:r>
-        <w:rPr>
-          <w:rFonts w:eastAsia="MS Mincho"/>
-          <w:b w:val="0"/>
-          <w:sz w:val="24"/>
-          <w:szCs w:val="24"/>
-        </w:rPr>
-        <w:t>Blocks.</w:t>
-      </w:r>
-    </w:p>
-    <w:p>
-      <w:pPr>
-        <w:pStyle w:val="ResumeHeadings"/>
-        <w:rPr>
-          <w:b w:val="0"/>
-          <w:sz w:val="32"/>
-          <w:szCs w:val="32"/>
-        </w:rPr>
-      </w:pPr>
-      <w:r>
-        <w:rPr>
-          <w:rFonts w:asciiTheme="majorHAnsi" w:hAnsiTheme="majorHAnsi"/>
-          <w:sz w:val="32"/>
-          <w:szCs w:val="32"/>
-        </w:rPr>
-        <w:t>Education</w:t>
-      </w:r>
-    </w:p>
-    <w:p>
-      <w:pPr>
-        <w:pStyle w:val="BulletPoints"/>
-        <w:numPr>
-          <w:ilvl w:val="0"/>
-          <w:numId w:val="0"/>
-        </w:numPr>
-        <w:ind w:left="360"/>
-      </w:pPr>
-    </w:p>
-    <w:p>
-      <w:pPr>
-        <w:pStyle w:val="BulletPoints"/>
-        <w:numPr>
-          <w:ilvl w:val="0"/>
-          <w:numId w:val="30"/>
-        </w:numPr>
-        <w:rPr>
-          <w:sz w:val="24"/>
-          <w:szCs w:val="24"/>
-        </w:rPr>
-      </w:pPr>
-      <w:r>
-        <w:rPr>
-          <w:sz w:val="24"/>
-          <w:szCs w:val="24"/>
-        </w:rPr>
-        <w:t>C</w:t>
-      </w:r>
-      <w:r>
-        <w:rPr>
-          <w:sz w:val="24"/>
-          <w:szCs w:val="24"/>
-        </w:rPr>
-        <w:t>onferred</w:t>
-      </w:r>
-      <w:r>
-        <w:rPr>
-          <w:sz w:val="24"/>
-          <w:szCs w:val="24"/>
-        </w:rPr>
-        <w:t xml:space="preserve"> </w:t>
-      </w:r>
-      <w:r>
-        <w:rPr>
-          <w:sz w:val="24"/>
-          <w:szCs w:val="24"/>
-        </w:rPr>
-        <w:t xml:space="preserve">Bachelor of </w:t>
-      </w:r>
-      <w:r>
-        <w:rPr>
-          <w:sz w:val="24"/>
-          <w:szCs w:val="24"/>
-        </w:rPr>
-        <w:t>Tech</w:t>
-      </w:r>
-      <w:r>
-        <w:rPr>
-          <w:sz w:val="24"/>
-          <w:szCs w:val="24"/>
-        </w:rPr>
-        <w:t>nology</w:t>
-      </w:r>
-      <w:r>
-        <w:rPr>
-          <w:sz w:val="24"/>
-          <w:szCs w:val="24"/>
-        </w:rPr>
-        <w:t xml:space="preserve"> in Compu</w:t>
-      </w:r>
-      <w:r>
-        <w:rPr>
-          <w:sz w:val="24"/>
-          <w:szCs w:val="24"/>
-        </w:rPr>
-        <w:t>ter Science and Engineering by</w:t>
-      </w:r>
-      <w:r>
-        <w:rPr>
-          <w:sz w:val="24"/>
-          <w:szCs w:val="24"/>
-        </w:rPr>
-        <w:t xml:space="preserve"> </w:t>
-      </w:r>
-      <w:r>
-        <w:rPr>
-          <w:sz w:val="24"/>
-          <w:szCs w:val="24"/>
-        </w:rPr>
-        <w:t xml:space="preserve">IIT Guwahati </w:t>
-      </w:r>
-      <w:r>
-        <w:rPr>
-          <w:sz w:val="24"/>
-          <w:szCs w:val="24"/>
-        </w:rPr>
-        <w:t>(</w:t>
-      </w:r>
-      <w:r>
-        <w:rPr>
-          <w:sz w:val="24"/>
-          <w:szCs w:val="24"/>
-        </w:rPr>
-        <w:t>I</w:t>
-      </w:r>
-      <w:r>
-        <w:rPr>
-          <w:sz w:val="24"/>
-          <w:szCs w:val="24"/>
-        </w:rPr>
-        <w:t xml:space="preserve">ndian </w:t>
-      </w:r>
-      <w:r>
-        <w:rPr>
-          <w:sz w:val="24"/>
-          <w:szCs w:val="24"/>
-        </w:rPr>
-        <w:t>I</w:t>
-      </w:r>
-      <w:r>
-        <w:rPr>
-          <w:sz w:val="24"/>
-          <w:szCs w:val="24"/>
-        </w:rPr>
-        <w:t>nstitute of Technology</w:t>
-      </w:r>
-      <w:r>
-        <w:rPr>
-          <w:sz w:val="24"/>
-          <w:szCs w:val="24"/>
-        </w:rPr>
-        <w:t xml:space="preserve"> Guwahati</w:t>
-      </w:r>
-      <w:r>
-        <w:rPr>
-          <w:sz w:val="24"/>
-          <w:szCs w:val="24"/>
-        </w:rPr>
-        <w:t>)</w:t>
-      </w:r>
-      <w:r>
-        <w:rPr>
-          <w:sz w:val="24"/>
-          <w:szCs w:val="24"/>
-        </w:rPr>
-        <w:t>.</w:t>
-      </w:r>
-    </w:p>
-    <w:p>
-      <w:pPr>
-        <w:pStyle w:val="BulletPoints"/>
-        <w:numPr>
-          <w:ilvl w:val="0"/>
-          <w:numId w:val="0"/>
-        </w:numPr>
-        <w:ind w:left="720" w:firstLine="360"/>
-        <w:rPr>
-          <w:rFonts w:asciiTheme="majorHAnsi" w:hAnsiTheme="majorHAnsi"/>
-          <w:b/>
-          <w:sz w:val="24"/>
-          <w:szCs w:val="24"/>
-        </w:rPr>
-      </w:pPr>
-      <w:r>
-        <w:rPr>
-          <w:rFonts w:asciiTheme="majorHAnsi" w:hAnsiTheme="majorHAnsi"/>
-          <w:b/>
-          <w:sz w:val="24"/>
-          <w:szCs w:val="24"/>
-        </w:rPr>
-        <w:t>Duration</w:t>
-      </w:r>
-      <w:r>
-        <w:rPr>
-          <w:rFonts w:asciiTheme="majorHAnsi" w:hAnsiTheme="majorHAnsi"/>
-          <w:b/>
-          <w:sz w:val="24"/>
-          <w:szCs w:val="24"/>
-        </w:rPr>
-        <w:t>: 2010</w:t>
-      </w:r>
-      <w:r>
-        <w:rPr>
-          <w:rFonts w:asciiTheme="majorHAnsi" w:hAnsiTheme="majorHAnsi"/>
-          <w:b/>
-          <w:sz w:val="24"/>
-          <w:szCs w:val="24"/>
-        </w:rPr>
-        <w:t xml:space="preserve"> </w:t>
-      </w:r>
-      <w:r>
-        <w:rPr>
-          <w:rFonts w:asciiTheme="majorHAnsi" w:hAnsiTheme="majorHAnsi"/>
-          <w:b/>
-          <w:sz w:val="24"/>
-          <w:szCs w:val="24"/>
-        </w:rPr>
-        <w:t>–</w:t>
-      </w:r>
-      <w:r>
-        <w:rPr>
-          <w:rFonts w:asciiTheme="majorHAnsi" w:hAnsiTheme="majorHAnsi"/>
-          <w:b/>
-          <w:sz w:val="24"/>
-          <w:szCs w:val="24"/>
-        </w:rPr>
-        <w:t xml:space="preserve"> </w:t>
-      </w:r>
-      <w:r>
-        <w:rPr>
-          <w:rFonts w:asciiTheme="majorHAnsi" w:hAnsiTheme="majorHAnsi"/>
-          <w:b/>
-          <w:sz w:val="24"/>
-          <w:szCs w:val="24"/>
-        </w:rPr>
-        <w:t>2014</w:t>
-      </w:r>
-    </w:p>
-    <w:p>
-      <w:pPr>
-        <w:pStyle w:val="ResumeHeadings"/>
-        <w:rPr>
-          <w:rFonts w:asciiTheme="majorHAnsi" w:hAnsiTheme="majorHAnsi"/>
-          <w:sz w:val="32"/>
-          <w:szCs w:val="32"/>
-        </w:rPr>
-      </w:pPr>
-      <w:r>
-        <w:rPr>
-          <w:rFonts w:asciiTheme="majorHAnsi" w:hAnsiTheme="majorHAnsi"/>
-          <w:sz w:val="32"/>
-          <w:szCs w:val="32"/>
-        </w:rPr>
-        <w:t>Activities</w:t>
-      </w:r>
-    </w:p>
-    <w:p>
-      <w:pPr>
-        <w:pStyle w:val="BulletPoints"/>
-        <w:numPr>
-          <w:ilvl w:val="0"/>
-          <w:numId w:val="0"/>
-        </w:numPr>
-        <w:ind w:left="1114"/>
-        <w:rPr>
-          <w:rFonts w:eastAsia="MS Mincho"/>
-        </w:rPr>
-      </w:pPr>
-    </w:p>
-    <w:p>
-      <w:pPr>
-        <w:pStyle w:val="BulletPoints"/>
-        <w:numPr>
-          <w:ilvl w:val="0"/>
-          <w:numId w:val="38"/>
-        </w:numPr>
-        <w:rPr>
-          <w:rFonts w:eastAsia="MS Mincho"/>
-          <w:sz w:val="24"/>
-          <w:szCs w:val="24"/>
-        </w:rPr>
-      </w:pPr>
-      <w:r>
-        <w:rPr>
-          <w:rFonts w:eastAsia="MS Mincho"/>
-          <w:sz w:val="24"/>
-          <w:szCs w:val="24"/>
-        </w:rPr>
-        <w:t>Maybe</w:t>
-      </w:r>
-      <w:r>
-        <w:rPr>
-          <w:rFonts w:eastAsia="MS Mincho"/>
-          <w:sz w:val="24"/>
-          <w:szCs w:val="24"/>
-        </w:rPr>
-        <w:t xml:space="preserve">, my </w:t>
-      </w:r>
-      <w:r>
-        <w:rPr>
-          <w:rFonts w:eastAsia="MS Mincho"/>
-          <w:sz w:val="24"/>
-          <w:szCs w:val="24"/>
-        </w:rPr>
-        <w:t>G</w:t>
-      </w:r>
-      <w:r>
-        <w:rPr>
-          <w:rFonts w:eastAsia="MS Mincho"/>
-          <w:sz w:val="24"/>
-          <w:szCs w:val="24"/>
-        </w:rPr>
-        <w:t>it</w:t>
-      </w:r>
-      <w:r>
-        <w:rPr>
-          <w:rFonts w:eastAsia="MS Mincho"/>
-          <w:sz w:val="24"/>
-          <w:szCs w:val="24"/>
-        </w:rPr>
-        <w:t>H</w:t>
-      </w:r>
-      <w:r>
-        <w:rPr>
-          <w:rFonts w:eastAsia="MS Mincho"/>
-          <w:sz w:val="24"/>
-          <w:szCs w:val="24"/>
-        </w:rPr>
-        <w:t xml:space="preserve">ub </w:t>
-      </w:r>
-      <w:hyperlink r:id="rId14" w:history="1">
-        <w:r>
-          <w:rPr>
-            <w:rStyle w:val="Hyperlink"/>
-            <w:rFonts w:eastAsia="MS Mincho"/>
-            <w:sz w:val="24"/>
-            <w:szCs w:val="24"/>
-          </w:rPr>
-          <w:t>profile</w:t>
-        </w:r>
-      </w:hyperlink>
-      <w:r>
-        <w:rPr>
-          <w:rFonts w:eastAsia="MS Mincho"/>
-          <w:sz w:val="24"/>
-          <w:szCs w:val="24"/>
-        </w:rPr>
-        <w:t xml:space="preserve"> and </w:t>
-      </w:r>
-      <w:hyperlink r:id="rId15" w:history="1">
-        <w:r>
-          <w:rPr>
-            <w:rStyle w:val="Hyperlink"/>
-            <w:rFonts w:eastAsia="MS Mincho"/>
-            <w:sz w:val="24"/>
-            <w:szCs w:val="24"/>
-          </w:rPr>
-          <w:t>stars</w:t>
-        </w:r>
-      </w:hyperlink>
-      <w:r>
-        <w:rPr>
-          <w:rFonts w:eastAsia="MS Mincho"/>
-          <w:sz w:val="24"/>
-          <w:szCs w:val="24"/>
-        </w:rPr>
-        <w:t xml:space="preserve"> are</w:t>
-      </w:r>
-      <w:r>
-        <w:rPr>
-          <w:rFonts w:eastAsia="MS Mincho"/>
-          <w:sz w:val="24"/>
-          <w:szCs w:val="24"/>
-        </w:rPr>
-        <w:t xml:space="preserve"> </w:t>
-      </w:r>
-      <w:r>
-        <w:rPr>
-          <w:rFonts w:eastAsia="MS Mincho"/>
-          <w:sz w:val="24"/>
-          <w:szCs w:val="24"/>
-        </w:rPr>
-        <w:t xml:space="preserve">the </w:t>
-      </w:r>
-      <w:r>
-        <w:rPr>
-          <w:rFonts w:eastAsia="MS Mincho"/>
-          <w:sz w:val="24"/>
-          <w:szCs w:val="24"/>
-        </w:rPr>
-        <w:t>closest</w:t>
-      </w:r>
-      <w:r>
-        <w:rPr>
-          <w:rFonts w:eastAsia="MS Mincho"/>
-          <w:sz w:val="24"/>
-          <w:szCs w:val="24"/>
-        </w:rPr>
-        <w:t xml:space="preserve"> trails</w:t>
-      </w:r>
-      <w:r>
-        <w:rPr>
-          <w:rFonts w:eastAsia="MS Mincho"/>
-          <w:sz w:val="24"/>
-          <w:szCs w:val="24"/>
-        </w:rPr>
-        <w:t xml:space="preserve"> of my </w:t>
-      </w:r>
-      <w:r>
-        <w:rPr>
-          <w:rFonts w:eastAsia="MS Mincho"/>
-          <w:sz w:val="24"/>
-          <w:szCs w:val="24"/>
-        </w:rPr>
-        <w:t>journey</w:t>
-      </w:r>
-      <w:r>
-        <w:rPr>
-          <w:rFonts w:eastAsia="MS Mincho"/>
-          <w:sz w:val="24"/>
-          <w:szCs w:val="24"/>
-        </w:rPr>
-        <w:t xml:space="preserve"> and interests</w:t>
-      </w:r>
-      <w:r>
-        <w:rPr>
-          <w:rFonts w:eastAsia="MS Mincho"/>
-          <w:sz w:val="24"/>
-          <w:szCs w:val="24"/>
-        </w:rPr>
-        <w:t xml:space="preserve"> in</w:t>
-      </w:r>
-      <w:r>
-        <w:rPr>
-          <w:rFonts w:eastAsia="MS Mincho"/>
-          <w:sz w:val="24"/>
-          <w:szCs w:val="24"/>
-        </w:rPr>
-        <w:t xml:space="preserve"> </w:t>
-      </w:r>
-      <w:r>
-        <w:rPr>
-          <w:rFonts w:eastAsia="MS Mincho"/>
-          <w:sz w:val="24"/>
-          <w:szCs w:val="24"/>
-        </w:rPr>
-        <w:t>enterprise</w:t>
-      </w:r>
-      <w:r>
-        <w:rPr>
-          <w:rFonts w:eastAsia="MS Mincho"/>
-          <w:sz w:val="24"/>
-          <w:szCs w:val="24"/>
-        </w:rPr>
-        <w:t xml:space="preserve"> programming</w:t>
-      </w:r>
-      <w:r>
-        <w:rPr>
-          <w:rFonts w:eastAsia="MS Mincho"/>
-          <w:sz w:val="24"/>
-          <w:szCs w:val="24"/>
-        </w:rPr>
-        <w:t>.</w:t>
-      </w:r>
-      <w:r>
-        <w:rPr>
-          <w:rFonts w:eastAsia="MS Mincho"/>
-          <w:sz w:val="24"/>
-          <w:szCs w:val="24"/>
-        </w:rPr>
-        <w:t xml:space="preserve"> </w:t>
-      </w:r>
-    </w:p>
-    <w:p>
-      <w:pPr>
-        <w:pStyle w:val="BulletPoints"/>
-        <w:numPr>
-          <w:ilvl w:val="0"/>
-          <w:numId w:val="38"/>
-        </w:numPr>
-        <w:rPr>
-          <w:rFonts w:eastAsia="MS Mincho"/>
-          <w:sz w:val="24"/>
-          <w:szCs w:val="24"/>
-        </w:rPr>
-      </w:pPr>
-      <w:r>
-        <w:rPr>
-          <w:rFonts w:eastAsia="MS Mincho"/>
-          <w:sz w:val="24"/>
-          <w:szCs w:val="24"/>
-        </w:rPr>
-        <w:t>Published t</w:t>
-      </w:r>
-      <w:r>
-        <w:rPr>
-          <w:rFonts w:eastAsia="MS Mincho"/>
-          <w:sz w:val="24"/>
-          <w:szCs w:val="24"/>
-        </w:rPr>
-        <w:t>hree</w:t>
-      </w:r>
-      <w:r>
-        <w:rPr>
-          <w:rFonts w:eastAsia="MS Mincho"/>
-          <w:sz w:val="24"/>
-          <w:szCs w:val="24"/>
-        </w:rPr>
-        <w:t xml:space="preserve"> package</w:t>
-      </w:r>
-      <w:r>
-        <w:rPr>
-          <w:rFonts w:eastAsia="MS Mincho"/>
-          <w:sz w:val="24"/>
-          <w:szCs w:val="24"/>
-        </w:rPr>
-        <w:t>s</w:t>
-      </w:r>
-      <w:r>
-        <w:rPr>
-          <w:rFonts w:eastAsia="MS Mincho"/>
-          <w:sz w:val="24"/>
-          <w:szCs w:val="24"/>
-        </w:rPr>
-        <w:t xml:space="preserve"> at </w:t>
-      </w:r>
-      <w:hyperlink r:id="rId16" w:history="1">
-        <w:proofErr w:type="spellStart"/>
-        <w:r>
-          <w:rPr>
-            <w:rStyle w:val="Hyperlink"/>
-            <w:rFonts w:eastAsia="MS Mincho"/>
-            <w:sz w:val="24"/>
-            <w:szCs w:val="24"/>
-          </w:rPr>
-          <w:t>npm</w:t>
-        </w:r>
-        <w:proofErr w:type="spellEnd"/>
-      </w:hyperlink>
-      <w:r>
-        <w:rPr>
-          <w:rFonts w:eastAsia="MS Mincho"/>
-          <w:sz w:val="24"/>
-          <w:szCs w:val="24"/>
-        </w:rPr>
-        <w:t xml:space="preserve">, </w:t>
-      </w:r>
-      <w:r>
-        <w:rPr>
-          <w:rFonts w:eastAsia="MS Mincho"/>
-          <w:sz w:val="24"/>
-          <w:szCs w:val="24"/>
-        </w:rPr>
-        <w:t>among</w:t>
-      </w:r>
-      <w:r>
-        <w:rPr>
-          <w:rFonts w:eastAsia="MS Mincho"/>
-          <w:sz w:val="24"/>
-          <w:szCs w:val="24"/>
-        </w:rPr>
-        <w:t xml:space="preserve"> which </w:t>
-      </w:r>
-      <w:r>
-        <w:rPr>
-          <w:rFonts w:eastAsia="MS Mincho"/>
-          <w:sz w:val="24"/>
-          <w:szCs w:val="24"/>
-        </w:rPr>
-        <w:t>predominantly</w:t>
-      </w:r>
-      <w:r>
-        <w:rPr>
-          <w:rFonts w:eastAsia="MS Mincho"/>
-          <w:sz w:val="24"/>
-          <w:szCs w:val="24"/>
-        </w:rPr>
-        <w:t xml:space="preserve"> </w:t>
-      </w:r>
-      <w:hyperlink r:id="rId17" w:history="1">
-        <w:proofErr w:type="spellStart"/>
-        <w:r>
-          <w:rPr>
-            <w:rStyle w:val="Hyperlink"/>
-            <w:rFonts w:eastAsia="MS Mincho"/>
-            <w:sz w:val="24"/>
-            <w:szCs w:val="24"/>
-          </w:rPr>
-          <w:t>videojs</w:t>
-        </w:r>
-        <w:proofErr w:type="spellEnd"/>
-        <w:r>
-          <w:rPr>
-            <w:rStyle w:val="Hyperlink"/>
-            <w:rFonts w:eastAsia="MS Mincho"/>
-            <w:sz w:val="24"/>
-            <w:szCs w:val="24"/>
-          </w:rPr>
-          <w:t>-landscape-</w:t>
-        </w:r>
-        <w:proofErr w:type="spellStart"/>
-        <w:r>
-          <w:rPr>
-            <w:rStyle w:val="Hyperlink"/>
-            <w:rFonts w:eastAsia="MS Mincho"/>
-            <w:sz w:val="24"/>
-            <w:szCs w:val="24"/>
-          </w:rPr>
-          <w:t>fullscreen</w:t>
-        </w:r>
-        <w:proofErr w:type="spellEnd"/>
-      </w:hyperlink>
-      <w:r>
-        <w:rPr>
-          <w:rFonts w:eastAsia="MS Mincho"/>
-          <w:sz w:val="24"/>
-          <w:szCs w:val="24"/>
-        </w:rPr>
-        <w:t xml:space="preserve"> </w:t>
-      </w:r>
-      <w:r>
-        <w:rPr>
-          <w:rFonts w:eastAsia="MS Mincho"/>
-          <w:sz w:val="24"/>
-          <w:szCs w:val="24"/>
-        </w:rPr>
-        <w:t>is</w:t>
-      </w:r>
-      <w:r>
-        <w:rPr>
-          <w:rFonts w:eastAsia="MS Mincho"/>
-          <w:sz w:val="24"/>
-          <w:szCs w:val="24"/>
-        </w:rPr>
-        <w:t xml:space="preserve"> </w:t>
-      </w:r>
-      <w:r>
-        <w:rPr>
-          <w:rFonts w:eastAsia="MS Mincho"/>
-          <w:sz w:val="24"/>
-          <w:szCs w:val="24"/>
-        </w:rPr>
-        <w:t>availed</w:t>
-      </w:r>
-      <w:r>
-        <w:rPr>
-          <w:rFonts w:eastAsia="MS Mincho"/>
-          <w:sz w:val="24"/>
-          <w:szCs w:val="24"/>
-        </w:rPr>
-        <w:t xml:space="preserve"> </w:t>
-      </w:r>
-      <w:r>
-        <w:rPr>
-          <w:rFonts w:eastAsia="MS Mincho"/>
-          <w:sz w:val="24"/>
-          <w:szCs w:val="24"/>
-        </w:rPr>
-        <w:t>by</w:t>
-      </w:r>
-      <w:r>
-        <w:rPr>
-          <w:rFonts w:eastAsia="MS Mincho"/>
-          <w:sz w:val="24"/>
-          <w:szCs w:val="24"/>
-        </w:rPr>
-        <w:t xml:space="preserve"> the community. </w:t>
-      </w:r>
+          <w:rFonts w:asciiTheme="minorHAnsi" w:eastAsia="MS Mincho" w:hAnsiTheme="minorHAnsi"/>
+          <w:sz w:val="24"/>
+          <w:szCs w:val="24"/>
+        </w:rPr>
+      </w:pPr>
     </w:p>
     <w:sectPr>
       <w:pgSz w:w="12240" w:h="15840"/>
@@ -6133,56 +4160,56 @@
         <v:path o:extrusionok="f" gradientshapeok="t" o:connecttype="rect"/>
         <o:lock v:ext="edit" aspectratio="t"/>
       </v:shapetype>
-      <v:shape id="_x0000_i1026" type="#_x0000_t75" style="width:11.4pt;height:11.4pt" o:bullet="t">
+      <v:shape id="_x0000_i1304" type="#_x0000_t75" style="width:11.4pt;height:11.4pt" o:bullet="t">
         <v:imagedata r:id="rId1" o:title="BD14578_"/>
       </v:shape>
     </w:pict>
   </w:numPicBullet>
   <w:numPicBullet w:numPicBulletId="1">
     <w:pict>
-      <v:shape id="_x0000_i1027" type="#_x0000_t75" style="width:11.4pt;height:11.4pt" o:bullet="t">
+      <v:shape id="_x0000_i1305" type="#_x0000_t75" style="width:11.4pt;height:11.4pt" o:bullet="t">
         <v:imagedata r:id="rId2" o:title="BD21375_"/>
       </v:shape>
     </w:pict>
   </w:numPicBullet>
   <w:numPicBullet w:numPicBulletId="2">
     <w:pict>
-      <v:shape id="_x0000_i1028" type="#_x0000_t75" style="width:10.8pt;height:10.8pt" o:bullet="t">
+      <v:shape id="_x0000_i1306" type="#_x0000_t75" style="width:10.8pt;height:10.8pt" o:bullet="t">
         <v:imagedata r:id="rId3" o:title="BD21297_"/>
       </v:shape>
     </w:pict>
   </w:numPicBullet>
   <w:numPicBullet w:numPicBulletId="3">
     <w:pict>
-      <v:shape id="_x0000_i1029" type="#_x0000_t75" style="width:11.4pt;height:11.4pt" o:bullet="t">
+      <v:shape id="_x0000_i1307" type="#_x0000_t75" style="width:11.4pt;height:11.4pt" o:bullet="t">
         <v:imagedata r:id="rId4" o:title="BD14753_"/>
       </v:shape>
     </w:pict>
   </w:numPicBullet>
   <w:numPicBullet w:numPicBulletId="4">
     <w:pict>
-      <v:shape id="_x0000_i1030" type="#_x0000_t75" style="width:10.8pt;height:10.8pt" o:bullet="t">
+      <v:shape id="_x0000_i1308" type="#_x0000_t75" style="width:10.8pt;height:10.8pt" o:bullet="t">
         <v:imagedata r:id="rId5" o:title="BD21504_"/>
       </v:shape>
     </w:pict>
   </w:numPicBullet>
   <w:numPicBullet w:numPicBulletId="5">
     <w:pict>
-      <v:shape id="_x0000_i1031" type="#_x0000_t75" style="width:11.4pt;height:8.4pt" o:bullet="t">
+      <v:shape id="_x0000_i1309" type="#_x0000_t75" style="width:11.4pt;height:8.4pt" o:bullet="t">
         <v:imagedata r:id="rId6" o:title="BD21299_"/>
       </v:shape>
     </w:pict>
   </w:numPicBullet>
   <w:numPicBullet w:numPicBulletId="6">
     <w:pict>
-      <v:shape id="_x0000_i1032" type="#_x0000_t75" style="width:33.6pt;height:27pt" o:bullet="t">
+      <v:shape id="_x0000_i1310" type="#_x0000_t75" style="width:33.6pt;height:27pt" o:bullet="t">
         <v:imagedata r:id="rId7" o:title="Capture"/>
       </v:shape>
     </w:pict>
   </w:numPicBullet>
   <w:numPicBullet w:numPicBulletId="7">
     <w:pict>
-      <v:shape id="_x0000_i1033" type="#_x0000_t75" style="width:15pt;height:15pt" o:bullet="t">
+      <v:shape w14:anchorId="7FA011DF" id="_x0000_i1311" type="#_x0000_t75" style="width:15pt;height:15pt" o:bullet="t">
         <v:imagedata r:id="rId8" o:title="Capture"/>
       </v:shape>
     </w:pict>
@@ -11333,6 +9360,18 @@
   <w:num w:numId="44">
     <w:abstractNumId w:val="42"/>
   </w:num>
+  <w:num w:numId="45">
+    <w:abstractNumId w:val="26"/>
+    <w:lvlOverride w:ilvl="0"/>
+    <w:lvlOverride w:ilvl="1"/>
+    <w:lvlOverride w:ilvl="2"/>
+    <w:lvlOverride w:ilvl="3"/>
+    <w:lvlOverride w:ilvl="4"/>
+    <w:lvlOverride w:ilvl="5"/>
+    <w:lvlOverride w:ilvl="6"/>
+    <w:lvlOverride w:ilvl="7"/>
+    <w:lvlOverride w:ilvl="8"/>
+  </w:num>
   <w:numIdMacAtCleanup w:val="2"/>
 </w:numbering>
 </file>
@@ -11454,6 +9493,7 @@
     <w:lsdException w:name="HTML Sample" w:semiHidden="1" w:unhideWhenUsed="1"/>
     <w:lsdException w:name="HTML Typewriter" w:semiHidden="1" w:unhideWhenUsed="1"/>
     <w:lsdException w:name="HTML Variable" w:semiHidden="1" w:unhideWhenUsed="1"/>
+    <w:lsdException w:name="Normal Table" w:semiHidden="1" w:unhideWhenUsed="1"/>
     <w:lsdException w:name="annotation subject" w:semiHidden="1" w:unhideWhenUsed="1"/>
     <w:lsdException w:name="No List" w:semiHidden="1" w:unhideWhenUsed="1"/>
     <w:lsdException w:name="Outline List 1" w:semiHidden="1" w:unhideWhenUsed="1"/>
@@ -11500,8 +9540,10 @@
     <w:lsdException w:name="Table Subtle 2" w:semiHidden="1" w:unhideWhenUsed="1"/>
     <w:lsdException w:name="Table Web 1" w:semiHidden="1" w:unhideWhenUsed="1"/>
     <w:lsdException w:name="Table Web 2" w:semiHidden="1" w:unhideWhenUsed="1"/>
+    <w:lsdException w:name="Table Web 3" w:semiHidden="1" w:unhideWhenUsed="1"/>
     <w:lsdException w:name="Balloon Text" w:semiHidden="1" w:unhideWhenUsed="1"/>
     <w:lsdException w:name="Table Grid" w:uiPriority="59"/>
+    <w:lsdException w:name="Table Theme" w:semiHidden="1" w:unhideWhenUsed="1"/>
     <w:lsdException w:name="Placeholder Text" w:semiHidden="1"/>
     <w:lsdException w:name="No Spacing" w:uiPriority="1" w:qFormat="1"/>
     <w:lsdException w:name="Light Shading" w:uiPriority="60"/>
@@ -12493,15 +10535,6 @@
 </file>
 
 <file path=customXml/item1.xml><?xml version="1.0" encoding="utf-8"?>
-<?mso-contentType ?>
-<FormTemplates xmlns="http://schemas.microsoft.com/sharepoint/v3/contenttype/forms">
-  <Display>DocumentLibraryForm</Display>
-  <Edit>AssetEditForm</Edit>
-  <New>DocumentLibraryForm</New>
-</FormTemplates>
-</file>
-
-<file path=customXml/item2.xml><?xml version="1.0" encoding="utf-8"?>
 <MonsterProperties xmlns:xsi="http://www.w3.org/2001/XMLSchema-instance" xmlns:xsd="http://www.w3.org/2001/XMLSchema" xmlns="http://schemas.monster.com/Monster/Seeker/WordResumeTemplates">
   <AtlasTagging>
     <ResumeUploadSuccessTag>monmon_EZSubmitFinalUpload_1</ResumeUploadSuccessTag>
@@ -12514,19 +10547,20 @@
 </MonsterProperties>
 </file>
 
+<file path=customXml/item2.xml><?xml version="1.0" encoding="utf-8"?>
+<?mso-contentType ?>
+<FormTemplates xmlns="http://schemas.microsoft.com/sharepoint/v3/contenttype/forms">
+  <Display>DocumentLibraryForm</Display>
+  <Edit>AssetEditForm</Edit>
+  <New>DocumentLibraryForm</New>
+</FormTemplates>
+</file>
+
 <file path=customXml/item3.xml><?xml version="1.0" encoding="utf-8"?>
 <b:Sources xmlns:b="http://schemas.openxmlformats.org/officeDocument/2006/bibliography" xmlns="http://schemas.openxmlformats.org/officeDocument/2006/bibliography" SelectedStyle="\APA.XSL" StyleName="APA"/>
 </file>
 
 <file path=customXml/itemProps1.xml><?xml version="1.0" encoding="utf-8"?>
-<ds:datastoreItem xmlns:ds="http://schemas.openxmlformats.org/officeDocument/2006/customXml" ds:itemID="{5DEE6487-3BB8-4831-A84A-EA72C011E7B1}">
-  <ds:schemaRefs>
-    <ds:schemaRef ds:uri="http://schemas.microsoft.com/sharepoint/v3/contenttype/forms"/>
-  </ds:schemaRefs>
-</ds:datastoreItem>
-</file>
-
-<file path=customXml/itemProps2.xml><?xml version="1.0" encoding="utf-8"?>
 <ds:datastoreItem xmlns:ds="http://schemas.openxmlformats.org/officeDocument/2006/customXml" ds:itemID="{6413E27A-9F10-4D79-BB65-07392FAEAA39}">
   <ds:schemaRefs>
     <ds:schemaRef ds:uri="http://www.w3.org/2001/XMLSchema"/>
@@ -12535,8 +10569,16 @@
 </ds:datastoreItem>
 </file>
 
+<file path=customXml/itemProps2.xml><?xml version="1.0" encoding="utf-8"?>
+<ds:datastoreItem xmlns:ds="http://schemas.openxmlformats.org/officeDocument/2006/customXml" ds:itemID="{5DEE6487-3BB8-4831-A84A-EA72C011E7B1}">
+  <ds:schemaRefs>
+    <ds:schemaRef ds:uri="http://schemas.microsoft.com/sharepoint/v3/contenttype/forms"/>
+  </ds:schemaRefs>
+</ds:datastoreItem>
+</file>
+
 <file path=customXml/itemProps3.xml><?xml version="1.0" encoding="utf-8"?>
-<ds:datastoreItem xmlns:ds="http://schemas.openxmlformats.org/officeDocument/2006/customXml" ds:itemID="{6149F49B-6F79-4035-BD8A-A3886ABD0FCF}">
+<ds:datastoreItem xmlns:ds="http://schemas.openxmlformats.org/officeDocument/2006/customXml" ds:itemID="{CAEDAA84-E591-43E7-88EB-010F220276F8}">
   <ds:schemaRefs>
     <ds:schemaRef ds:uri="http://schemas.openxmlformats.org/officeDocument/2006/bibliography"/>
   </ds:schemaRefs>

--- a/Prateek Rastogi-Current.docx
+++ b/Prateek Rastogi-Current.docx
@@ -389,32 +389,13 @@
         </w:rPr>
         <w:t xml:space="preserve"> </w:t>
       </w:r>
-      <w:proofErr w:type="spellStart"/>
-      <w:r>
-        <w:rPr>
-          <w:rFonts w:asciiTheme="majorHAnsi" w:eastAsia="MS Mincho" w:hAnsiTheme="majorHAnsi"/>
-          <w:sz w:val="24"/>
-          <w:szCs w:val="24"/>
-        </w:rPr>
-        <w:t>Peptech</w:t>
-      </w:r>
-      <w:proofErr w:type="spellEnd"/>
-      <w:r>
-        <w:rPr>
-          <w:rFonts w:asciiTheme="majorHAnsi" w:eastAsia="MS Mincho" w:hAnsiTheme="majorHAnsi"/>
-          <w:sz w:val="24"/>
-          <w:szCs w:val="24"/>
-        </w:rPr>
-        <w:t xml:space="preserve"> </w:t>
-      </w:r>
-      <w:proofErr w:type="gramStart"/>
-      <w:r>
-        <w:rPr>
-          <w:rFonts w:asciiTheme="majorHAnsi" w:eastAsia="MS Mincho" w:hAnsiTheme="majorHAnsi"/>
-          <w:sz w:val="24"/>
-          <w:szCs w:val="24"/>
-        </w:rPr>
-        <w:t>City</w:t>
+      <w:r>
+        <w:rPr>
+          <w:rFonts w:asciiTheme="majorHAnsi" w:eastAsia="MS Mincho" w:hAnsiTheme="majorHAnsi"/>
+          <w:sz w:val="24"/>
+          <w:szCs w:val="24"/>
+        </w:rPr>
+        <w:t>Peptech City</w:t>
       </w:r>
       <w:r>
         <w:rPr>
@@ -438,16 +419,7 @@
           <w:sz w:val="24"/>
           <w:szCs w:val="24"/>
         </w:rPr>
-        <w:t xml:space="preserve"> </w:t>
-      </w:r>
-      <w:proofErr w:type="gramEnd"/>
-      <w:r>
-        <w:rPr>
-          <w:rFonts w:asciiTheme="majorHAnsi" w:eastAsia="MS Mincho" w:hAnsiTheme="majorHAnsi"/>
-          <w:sz w:val="24"/>
-          <w:szCs w:val="24"/>
-        </w:rPr>
-        <w:t xml:space="preserve">   </w:t>
+        <w:t xml:space="preserve">    </w:t>
       </w:r>
       <w:r>
         <w:rPr>
@@ -574,7 +546,6 @@
         </w:rPr>
         <w:t xml:space="preserve">      </w:t>
       </w:r>
-      <w:proofErr w:type="spellStart"/>
       <w:r>
         <w:rPr>
           <w:rFonts w:asciiTheme="majorHAnsi" w:eastAsia="MS Mincho" w:hAnsiTheme="majorHAnsi"/>
@@ -591,7 +562,6 @@
         </w:rPr>
         <w:t>ohawal</w:t>
       </w:r>
-      <w:proofErr w:type="spellEnd"/>
       <w:r>
         <w:rPr>
           <w:rFonts w:asciiTheme="majorHAnsi" w:eastAsia="MS Mincho" w:hAnsiTheme="majorHAnsi"/>
@@ -720,7 +690,6 @@
         </w:rPr>
         <w:t xml:space="preserve">      </w:t>
       </w:r>
-      <w:proofErr w:type="gramStart"/>
       <w:r>
         <w:rPr>
           <w:rFonts w:asciiTheme="majorHAnsi" w:eastAsia="MS Mincho" w:hAnsiTheme="majorHAnsi"/>
@@ -737,7 +706,6 @@
         </w:rPr>
         <w:t xml:space="preserve">  </w:t>
       </w:r>
-      <w:proofErr w:type="gramEnd"/>
       <w:r>
         <w:rPr>
           <w:rFonts w:asciiTheme="majorHAnsi" w:eastAsia="MS Mincho" w:hAnsiTheme="majorHAnsi"/>
@@ -1367,7 +1335,23 @@
           <w:sz w:val="24"/>
           <w:szCs w:val="24"/>
         </w:rPr>
-        <w:t xml:space="preserve"> (Human</w:t>
+        <w:t xml:space="preserve"> </w:t>
+      </w:r>
+      <w:r>
+        <w:rPr>
+          <w:rFonts w:asciiTheme="majorHAnsi" w:eastAsia="MS Mincho" w:hAnsiTheme="majorHAnsi"/>
+          <w:sz w:val="24"/>
+          <w:szCs w:val="24"/>
+        </w:rPr>
+        <w:t xml:space="preserve">in </w:t>
+      </w:r>
+      <w:r>
+        <w:rPr>
+          <w:rFonts w:asciiTheme="majorHAnsi" w:eastAsia="MS Mincho" w:hAnsiTheme="majorHAnsi"/>
+          <w:sz w:val="24"/>
+          <w:szCs w:val="24"/>
+        </w:rPr>
+        <w:t>Human</w:t>
       </w:r>
       <w:r>
         <w:rPr>
@@ -1383,7 +1367,7 @@
           <w:sz w:val="24"/>
           <w:szCs w:val="24"/>
         </w:rPr>
-        <w:t>Computer Interaction)</w:t>
+        <w:t>Computer Interaction</w:t>
       </w:r>
       <w:r>
         <w:rPr>
@@ -1421,6 +1405,707 @@
           <w:szCs w:val="24"/>
         </w:rPr>
       </w:pPr>
+    </w:p>
+    <w:p>
+      <w:pPr>
+        <w:pStyle w:val="JobTitlebold"/>
+        <w:ind w:left="1080"/>
+        <w:rPr>
+          <w:rFonts w:asciiTheme="minorHAnsi" w:eastAsia="MS Mincho" w:hAnsiTheme="minorHAnsi" w:cstheme="minorHAnsi"/>
+          <w:b w:val="0"/>
+          <w:bCs w:val="0"/>
+          <w:sz w:val="24"/>
+          <w:szCs w:val="24"/>
+        </w:rPr>
+      </w:pPr>
+      <w:r>
+        <w:rPr>
+          <w:rFonts w:asciiTheme="minorHAnsi" w:eastAsia="MS Mincho" w:hAnsiTheme="minorHAnsi" w:cstheme="minorHAnsi"/>
+          <w:b w:val="0"/>
+          <w:bCs w:val="0"/>
+          <w:sz w:val="24"/>
+          <w:szCs w:val="24"/>
+        </w:rPr>
+        <w:t xml:space="preserve">Pursued undergraduate </w:t>
+      </w:r>
+      <w:r>
+        <w:rPr>
+          <w:rFonts w:asciiTheme="minorHAnsi" w:eastAsia="MS Mincho" w:hAnsiTheme="minorHAnsi" w:cstheme="minorHAnsi"/>
+          <w:b w:val="0"/>
+          <w:bCs w:val="0"/>
+          <w:sz w:val="24"/>
+          <w:szCs w:val="24"/>
+        </w:rPr>
+        <w:t xml:space="preserve">dissertation </w:t>
+      </w:r>
+      <w:r>
+        <w:rPr>
+          <w:rFonts w:asciiTheme="minorHAnsi" w:eastAsia="MS Mincho" w:hAnsiTheme="minorHAnsi" w:cstheme="minorHAnsi"/>
+          <w:b w:val="0"/>
+          <w:bCs w:val="0"/>
+          <w:sz w:val="24"/>
+          <w:szCs w:val="24"/>
+        </w:rPr>
+        <w:t>emphasiz</w:t>
+      </w:r>
+      <w:r>
+        <w:rPr>
+          <w:rFonts w:asciiTheme="minorHAnsi" w:eastAsia="MS Mincho" w:hAnsiTheme="minorHAnsi" w:cstheme="minorHAnsi"/>
+          <w:b w:val="0"/>
+          <w:bCs w:val="0"/>
+          <w:sz w:val="24"/>
+          <w:szCs w:val="24"/>
+        </w:rPr>
+        <w:t>ed</w:t>
+      </w:r>
+      <w:r>
+        <w:rPr>
+          <w:rFonts w:asciiTheme="minorHAnsi" w:eastAsia="MS Mincho" w:hAnsiTheme="minorHAnsi" w:cstheme="minorHAnsi"/>
+          <w:b w:val="0"/>
+          <w:bCs w:val="0"/>
+          <w:sz w:val="24"/>
+          <w:szCs w:val="24"/>
+        </w:rPr>
+        <w:t xml:space="preserve"> on</w:t>
+      </w:r>
+      <w:r>
+        <w:rPr>
+          <w:rFonts w:asciiTheme="minorHAnsi" w:eastAsia="MS Mincho" w:hAnsiTheme="minorHAnsi" w:cstheme="minorHAnsi"/>
+          <w:b w:val="0"/>
+          <w:bCs w:val="0"/>
+          <w:sz w:val="24"/>
+          <w:szCs w:val="24"/>
+        </w:rPr>
+        <w:t xml:space="preserve"> </w:t>
+      </w:r>
+      <w:r>
+        <w:rPr>
+          <w:rFonts w:asciiTheme="minorHAnsi" w:eastAsia="MS Mincho" w:hAnsiTheme="minorHAnsi" w:cstheme="minorHAnsi"/>
+          <w:b w:val="0"/>
+          <w:bCs w:val="0"/>
+          <w:sz w:val="24"/>
+          <w:szCs w:val="24"/>
+        </w:rPr>
+        <w:t xml:space="preserve">the </w:t>
+      </w:r>
+      <w:r>
+        <w:rPr>
+          <w:rFonts w:asciiTheme="minorHAnsi" w:eastAsia="MS Mincho" w:hAnsiTheme="minorHAnsi" w:cstheme="minorHAnsi"/>
+          <w:b w:val="0"/>
+          <w:bCs w:val="0"/>
+          <w:sz w:val="24"/>
+          <w:szCs w:val="24"/>
+        </w:rPr>
+        <w:t>develop</w:t>
+      </w:r>
+      <w:r>
+        <w:rPr>
+          <w:rFonts w:asciiTheme="minorHAnsi" w:eastAsia="MS Mincho" w:hAnsiTheme="minorHAnsi" w:cstheme="minorHAnsi"/>
+          <w:b w:val="0"/>
+          <w:bCs w:val="0"/>
+          <w:sz w:val="24"/>
+          <w:szCs w:val="24"/>
+        </w:rPr>
+        <w:t>ment of</w:t>
+      </w:r>
+      <w:r>
+        <w:rPr>
+          <w:rFonts w:asciiTheme="minorHAnsi" w:eastAsia="MS Mincho" w:hAnsiTheme="minorHAnsi" w:cstheme="minorHAnsi"/>
+          <w:b w:val="0"/>
+          <w:bCs w:val="0"/>
+          <w:sz w:val="24"/>
+          <w:szCs w:val="24"/>
+        </w:rPr>
+        <w:t xml:space="preserve"> an attention model predicting the human eye fixation sequence</w:t>
+      </w:r>
+      <w:r>
+        <w:rPr>
+          <w:rFonts w:asciiTheme="minorHAnsi" w:eastAsia="MS Mincho" w:hAnsiTheme="minorHAnsi" w:cstheme="minorHAnsi"/>
+          <w:b w:val="0"/>
+          <w:bCs w:val="0"/>
+          <w:sz w:val="24"/>
+          <w:szCs w:val="24"/>
+        </w:rPr>
+        <w:t xml:space="preserve"> </w:t>
+      </w:r>
+      <w:r>
+        <w:rPr>
+          <w:rFonts w:asciiTheme="minorHAnsi" w:eastAsia="MS Mincho" w:hAnsiTheme="minorHAnsi" w:cstheme="minorHAnsi"/>
+          <w:b w:val="0"/>
+          <w:bCs w:val="0"/>
+          <w:sz w:val="24"/>
+          <w:szCs w:val="24"/>
+        </w:rPr>
+        <w:t>on a</w:t>
+      </w:r>
+      <w:r>
+        <w:rPr>
+          <w:rFonts w:asciiTheme="minorHAnsi" w:eastAsia="MS Mincho" w:hAnsiTheme="minorHAnsi" w:cstheme="minorHAnsi"/>
+          <w:b w:val="0"/>
+          <w:bCs w:val="0"/>
+          <w:sz w:val="24"/>
+          <w:szCs w:val="24"/>
+        </w:rPr>
+        <w:t xml:space="preserve"> spontaneous</w:t>
+      </w:r>
+      <w:r>
+        <w:rPr>
+          <w:rFonts w:asciiTheme="minorHAnsi" w:eastAsia="MS Mincho" w:hAnsiTheme="minorHAnsi" w:cstheme="minorHAnsi"/>
+          <w:b w:val="0"/>
+          <w:bCs w:val="0"/>
+          <w:sz w:val="24"/>
+          <w:szCs w:val="24"/>
+        </w:rPr>
+        <w:t xml:space="preserve"> webpage.</w:t>
+      </w:r>
+      <w:r>
+        <w:rPr>
+          <w:rFonts w:asciiTheme="minorHAnsi" w:eastAsia="MS Mincho" w:hAnsiTheme="minorHAnsi" w:cstheme="minorHAnsi"/>
+          <w:b w:val="0"/>
+          <w:bCs w:val="0"/>
+          <w:sz w:val="24"/>
+          <w:szCs w:val="24"/>
+        </w:rPr>
+        <w:t xml:space="preserve"> </w:t>
+      </w:r>
+      <w:r>
+        <w:rPr>
+          <w:rFonts w:asciiTheme="minorHAnsi" w:eastAsia="MS Mincho" w:hAnsiTheme="minorHAnsi" w:cstheme="minorHAnsi"/>
+          <w:b w:val="0"/>
+          <w:bCs w:val="0"/>
+          <w:sz w:val="24"/>
+          <w:szCs w:val="24"/>
+        </w:rPr>
+        <w:t xml:space="preserve">For this, we divided the </w:t>
+      </w:r>
+      <w:r>
+        <w:rPr>
+          <w:rFonts w:asciiTheme="minorHAnsi" w:eastAsia="MS Mincho" w:hAnsiTheme="minorHAnsi" w:cstheme="minorHAnsi"/>
+          <w:b w:val="0"/>
+          <w:bCs w:val="0"/>
+          <w:sz w:val="24"/>
+          <w:szCs w:val="24"/>
+        </w:rPr>
+        <w:t>contents of a webpage into logically grouped cohesive information regions termed as “web objects”</w:t>
+      </w:r>
+      <w:r>
+        <w:rPr>
+          <w:rFonts w:asciiTheme="minorHAnsi" w:eastAsia="MS Mincho" w:hAnsiTheme="minorHAnsi" w:cstheme="minorHAnsi"/>
+          <w:b w:val="0"/>
+          <w:bCs w:val="0"/>
+          <w:sz w:val="24"/>
+          <w:szCs w:val="24"/>
+        </w:rPr>
+        <w:t>,</w:t>
+      </w:r>
+      <w:r>
+        <w:rPr>
+          <w:rFonts w:asciiTheme="minorHAnsi" w:eastAsia="MS Mincho" w:hAnsiTheme="minorHAnsi" w:cstheme="minorHAnsi"/>
+          <w:b w:val="0"/>
+          <w:bCs w:val="0"/>
+          <w:sz w:val="24"/>
+          <w:szCs w:val="24"/>
+        </w:rPr>
+        <w:t xml:space="preserve"> and collected eye-tracking data of experimental subjects</w:t>
+      </w:r>
+      <w:r>
+        <w:rPr>
+          <w:rFonts w:asciiTheme="minorHAnsi" w:eastAsia="MS Mincho" w:hAnsiTheme="minorHAnsi" w:cstheme="minorHAnsi"/>
+          <w:b w:val="0"/>
+          <w:bCs w:val="0"/>
+          <w:sz w:val="24"/>
+          <w:szCs w:val="24"/>
+        </w:rPr>
+        <w:t>.</w:t>
+      </w:r>
+      <w:r>
+        <w:rPr>
+          <w:rFonts w:asciiTheme="minorHAnsi" w:eastAsia="MS Mincho" w:hAnsiTheme="minorHAnsi" w:cstheme="minorHAnsi"/>
+          <w:b w:val="0"/>
+          <w:bCs w:val="0"/>
+          <w:sz w:val="24"/>
+          <w:szCs w:val="24"/>
+        </w:rPr>
+        <w:t xml:space="preserve"> </w:t>
+      </w:r>
+    </w:p>
+    <w:p>
+      <w:pPr>
+        <w:pStyle w:val="JobTitlebold"/>
+        <w:ind w:left="1080"/>
+        <w:rPr>
+          <w:rFonts w:asciiTheme="minorHAnsi" w:eastAsia="MS Mincho" w:hAnsiTheme="minorHAnsi" w:cstheme="minorHAnsi"/>
+          <w:b w:val="0"/>
+          <w:bCs w:val="0"/>
+          <w:sz w:val="24"/>
+          <w:szCs w:val="24"/>
+        </w:rPr>
+      </w:pPr>
+      <w:r>
+        <w:rPr>
+          <w:rFonts w:asciiTheme="minorHAnsi" w:eastAsia="MS Mincho" w:hAnsiTheme="minorHAnsi" w:cstheme="minorHAnsi"/>
+          <w:b w:val="0"/>
+          <w:bCs w:val="0"/>
+          <w:sz w:val="24"/>
+          <w:szCs w:val="24"/>
+        </w:rPr>
+        <w:t>On further analysis, the primary factors affecting instantaneous human attention</w:t>
+      </w:r>
+      <w:r>
+        <w:rPr>
+          <w:rFonts w:asciiTheme="minorHAnsi" w:eastAsia="MS Mincho" w:hAnsiTheme="minorHAnsi" w:cstheme="minorHAnsi"/>
+          <w:b w:val="0"/>
+          <w:bCs w:val="0"/>
+          <w:sz w:val="24"/>
+          <w:szCs w:val="24"/>
+        </w:rPr>
+        <w:t xml:space="preserve"> on </w:t>
+      </w:r>
+      <w:r>
+        <w:rPr>
+          <w:rFonts w:asciiTheme="minorHAnsi" w:eastAsia="MS Mincho" w:hAnsiTheme="minorHAnsi" w:cstheme="minorHAnsi"/>
+          <w:b w:val="0"/>
+          <w:bCs w:val="0"/>
+          <w:sz w:val="24"/>
+          <w:szCs w:val="24"/>
+        </w:rPr>
+        <w:t>“</w:t>
+      </w:r>
+      <w:r>
+        <w:rPr>
+          <w:rFonts w:asciiTheme="minorHAnsi" w:eastAsia="MS Mincho" w:hAnsiTheme="minorHAnsi" w:cstheme="minorHAnsi"/>
+          <w:b w:val="0"/>
+          <w:bCs w:val="0"/>
+          <w:sz w:val="24"/>
+          <w:szCs w:val="24"/>
+        </w:rPr>
+        <w:t>web objects</w:t>
+      </w:r>
+      <w:r>
+        <w:rPr>
+          <w:rFonts w:asciiTheme="minorHAnsi" w:eastAsia="MS Mincho" w:hAnsiTheme="minorHAnsi" w:cstheme="minorHAnsi"/>
+          <w:b w:val="0"/>
+          <w:bCs w:val="0"/>
+          <w:sz w:val="24"/>
+          <w:szCs w:val="24"/>
+        </w:rPr>
+        <w:t>”</w:t>
+      </w:r>
+      <w:r>
+        <w:rPr>
+          <w:rFonts w:asciiTheme="minorHAnsi" w:eastAsia="MS Mincho" w:hAnsiTheme="minorHAnsi" w:cstheme="minorHAnsi"/>
+          <w:b w:val="0"/>
+          <w:bCs w:val="0"/>
+          <w:sz w:val="24"/>
+          <w:szCs w:val="24"/>
+        </w:rPr>
+        <w:t xml:space="preserve"> </w:t>
+      </w:r>
+      <w:r>
+        <w:rPr>
+          <w:rFonts w:asciiTheme="minorHAnsi" w:eastAsia="MS Mincho" w:hAnsiTheme="minorHAnsi" w:cstheme="minorHAnsi"/>
+          <w:b w:val="0"/>
+          <w:bCs w:val="0"/>
+          <w:sz w:val="24"/>
+          <w:szCs w:val="24"/>
+        </w:rPr>
+        <w:t>were</w:t>
+      </w:r>
+      <w:r>
+        <w:rPr>
+          <w:rFonts w:asciiTheme="minorHAnsi" w:eastAsia="MS Mincho" w:hAnsiTheme="minorHAnsi" w:cstheme="minorHAnsi"/>
+          <w:b w:val="0"/>
+          <w:bCs w:val="0"/>
+          <w:sz w:val="24"/>
+          <w:szCs w:val="24"/>
+        </w:rPr>
+        <w:t xml:space="preserve"> </w:t>
+      </w:r>
+      <w:r>
+        <w:rPr>
+          <w:rFonts w:asciiTheme="minorHAnsi" w:eastAsia="MS Mincho" w:hAnsiTheme="minorHAnsi" w:cstheme="minorHAnsi"/>
+          <w:b w:val="0"/>
+          <w:bCs w:val="0"/>
+          <w:sz w:val="24"/>
+          <w:szCs w:val="24"/>
+        </w:rPr>
+        <w:t>positively correlated with th</w:t>
+      </w:r>
+      <w:r>
+        <w:rPr>
+          <w:rFonts w:asciiTheme="minorHAnsi" w:eastAsia="MS Mincho" w:hAnsiTheme="minorHAnsi" w:cstheme="minorHAnsi"/>
+          <w:b w:val="0"/>
+          <w:bCs w:val="0"/>
+          <w:sz w:val="24"/>
+          <w:szCs w:val="24"/>
+        </w:rPr>
+        <w:t>eir</w:t>
+      </w:r>
+      <w:r>
+        <w:rPr>
+          <w:rFonts w:asciiTheme="minorHAnsi" w:eastAsia="MS Mincho" w:hAnsiTheme="minorHAnsi" w:cstheme="minorHAnsi"/>
+          <w:b w:val="0"/>
+          <w:bCs w:val="0"/>
+          <w:sz w:val="24"/>
+          <w:szCs w:val="24"/>
+        </w:rPr>
+        <w:t xml:space="preserve"> location at the top and center of screen, their size</w:t>
+      </w:r>
+      <w:r>
+        <w:rPr>
+          <w:rFonts w:asciiTheme="minorHAnsi" w:eastAsia="MS Mincho" w:hAnsiTheme="minorHAnsi" w:cstheme="minorHAnsi"/>
+          <w:b w:val="0"/>
+          <w:bCs w:val="0"/>
+          <w:sz w:val="24"/>
+          <w:szCs w:val="24"/>
+        </w:rPr>
+        <w:t>,</w:t>
+      </w:r>
+      <w:r>
+        <w:rPr>
+          <w:rFonts w:asciiTheme="minorHAnsi" w:eastAsia="MS Mincho" w:hAnsiTheme="minorHAnsi" w:cstheme="minorHAnsi"/>
+          <w:b w:val="0"/>
+          <w:bCs w:val="0"/>
+          <w:sz w:val="24"/>
+          <w:szCs w:val="24"/>
+        </w:rPr>
+        <w:t xml:space="preserve"> and </w:t>
+      </w:r>
+      <w:r>
+        <w:rPr>
+          <w:rFonts w:asciiTheme="minorHAnsi" w:eastAsia="MS Mincho" w:hAnsiTheme="minorHAnsi" w:cstheme="minorHAnsi"/>
+          <w:b w:val="0"/>
+          <w:bCs w:val="0"/>
+          <w:sz w:val="24"/>
+          <w:szCs w:val="24"/>
+        </w:rPr>
+        <w:t xml:space="preserve">their </w:t>
+      </w:r>
+      <w:r>
+        <w:rPr>
+          <w:rFonts w:asciiTheme="minorHAnsi" w:eastAsia="MS Mincho" w:hAnsiTheme="minorHAnsi" w:cstheme="minorHAnsi"/>
+          <w:b w:val="0"/>
+          <w:bCs w:val="0"/>
+          <w:sz w:val="24"/>
+          <w:szCs w:val="24"/>
+        </w:rPr>
+        <w:t>contrast</w:t>
+      </w:r>
+      <w:r>
+        <w:rPr>
+          <w:rFonts w:asciiTheme="minorHAnsi" w:eastAsia="MS Mincho" w:hAnsiTheme="minorHAnsi" w:cstheme="minorHAnsi"/>
+          <w:b w:val="0"/>
+          <w:bCs w:val="0"/>
+          <w:sz w:val="24"/>
+          <w:szCs w:val="24"/>
+        </w:rPr>
+        <w:t>.</w:t>
+      </w:r>
+      <w:r>
+        <w:rPr>
+          <w:rFonts w:asciiTheme="minorHAnsi" w:eastAsia="MS Mincho" w:hAnsiTheme="minorHAnsi" w:cstheme="minorHAnsi"/>
+          <w:b w:val="0"/>
+          <w:bCs w:val="0"/>
+          <w:sz w:val="24"/>
+          <w:szCs w:val="24"/>
+        </w:rPr>
+        <w:t xml:space="preserve"> </w:t>
+      </w:r>
+      <w:r>
+        <w:rPr>
+          <w:rFonts w:asciiTheme="minorHAnsi" w:eastAsia="MS Mincho" w:hAnsiTheme="minorHAnsi" w:cstheme="minorHAnsi"/>
+          <w:b w:val="0"/>
+          <w:bCs w:val="0"/>
+          <w:sz w:val="24"/>
+          <w:szCs w:val="24"/>
+        </w:rPr>
+        <w:t>However,</w:t>
+      </w:r>
+      <w:r>
+        <w:rPr>
+          <w:rFonts w:asciiTheme="minorHAnsi" w:eastAsia="MS Mincho" w:hAnsiTheme="minorHAnsi" w:cstheme="minorHAnsi"/>
+          <w:b w:val="0"/>
+          <w:bCs w:val="0"/>
+          <w:sz w:val="24"/>
+          <w:szCs w:val="24"/>
+        </w:rPr>
+        <w:t xml:space="preserve"> </w:t>
+      </w:r>
+      <w:r>
+        <w:rPr>
+          <w:rFonts w:asciiTheme="minorHAnsi" w:eastAsia="MS Mincho" w:hAnsiTheme="minorHAnsi" w:cstheme="minorHAnsi"/>
+          <w:b w:val="0"/>
+          <w:bCs w:val="0"/>
+          <w:sz w:val="24"/>
+          <w:szCs w:val="24"/>
+        </w:rPr>
+        <w:t xml:space="preserve">an </w:t>
+      </w:r>
+      <w:r>
+        <w:rPr>
+          <w:rFonts w:asciiTheme="minorHAnsi" w:eastAsia="MS Mincho" w:hAnsiTheme="minorHAnsi" w:cstheme="minorHAnsi"/>
+          <w:b w:val="0"/>
+          <w:bCs w:val="0"/>
+          <w:sz w:val="24"/>
+          <w:szCs w:val="24"/>
+        </w:rPr>
+        <w:t xml:space="preserve">increase </w:t>
+      </w:r>
+      <w:r>
+        <w:rPr>
+          <w:rFonts w:asciiTheme="minorHAnsi" w:eastAsia="MS Mincho" w:hAnsiTheme="minorHAnsi" w:cstheme="minorHAnsi"/>
+          <w:b w:val="0"/>
+          <w:bCs w:val="0"/>
+          <w:sz w:val="24"/>
+          <w:szCs w:val="24"/>
+        </w:rPr>
+        <w:t>in</w:t>
+      </w:r>
+      <w:r>
+        <w:rPr>
+          <w:rFonts w:asciiTheme="minorHAnsi" w:eastAsia="MS Mincho" w:hAnsiTheme="minorHAnsi" w:cstheme="minorHAnsi"/>
+          <w:b w:val="0"/>
+          <w:bCs w:val="0"/>
+          <w:sz w:val="24"/>
+          <w:szCs w:val="24"/>
+        </w:rPr>
+        <w:t xml:space="preserve"> t</w:t>
+      </w:r>
+      <w:r>
+        <w:rPr>
+          <w:rFonts w:asciiTheme="minorHAnsi" w:eastAsia="MS Mincho" w:hAnsiTheme="minorHAnsi" w:cstheme="minorHAnsi"/>
+          <w:b w:val="0"/>
+          <w:bCs w:val="0"/>
+          <w:sz w:val="24"/>
+          <w:szCs w:val="24"/>
+        </w:rPr>
+        <w:t>heir mean grey value</w:t>
+      </w:r>
+      <w:r>
+        <w:rPr>
+          <w:rFonts w:asciiTheme="minorHAnsi" w:eastAsia="MS Mincho" w:hAnsiTheme="minorHAnsi" w:cstheme="minorHAnsi"/>
+          <w:b w:val="0"/>
+          <w:bCs w:val="0"/>
+          <w:sz w:val="24"/>
+          <w:szCs w:val="24"/>
+        </w:rPr>
+        <w:t xml:space="preserve"> tends to</w:t>
+      </w:r>
+      <w:r>
+        <w:rPr>
+          <w:rFonts w:asciiTheme="minorHAnsi" w:eastAsia="MS Mincho" w:hAnsiTheme="minorHAnsi" w:cstheme="minorHAnsi"/>
+          <w:b w:val="0"/>
+          <w:bCs w:val="0"/>
+          <w:sz w:val="24"/>
+          <w:szCs w:val="24"/>
+        </w:rPr>
+        <w:t xml:space="preserve"> negatively </w:t>
+      </w:r>
+      <w:r>
+        <w:rPr>
+          <w:rFonts w:asciiTheme="minorHAnsi" w:eastAsia="MS Mincho" w:hAnsiTheme="minorHAnsi" w:cstheme="minorHAnsi"/>
+          <w:b w:val="0"/>
+          <w:bCs w:val="0"/>
+          <w:sz w:val="24"/>
+          <w:szCs w:val="24"/>
+        </w:rPr>
+        <w:t>affect</w:t>
+      </w:r>
+      <w:r>
+        <w:rPr>
+          <w:rFonts w:asciiTheme="minorHAnsi" w:eastAsia="MS Mincho" w:hAnsiTheme="minorHAnsi" w:cstheme="minorHAnsi"/>
+          <w:b w:val="0"/>
+          <w:bCs w:val="0"/>
+          <w:sz w:val="24"/>
+          <w:szCs w:val="24"/>
+        </w:rPr>
+        <w:t xml:space="preserve"> </w:t>
+      </w:r>
+      <w:r>
+        <w:rPr>
+          <w:rFonts w:asciiTheme="minorHAnsi" w:eastAsia="MS Mincho" w:hAnsiTheme="minorHAnsi" w:cstheme="minorHAnsi"/>
+          <w:b w:val="0"/>
+          <w:bCs w:val="0"/>
+          <w:sz w:val="24"/>
+          <w:szCs w:val="24"/>
+        </w:rPr>
+        <w:t xml:space="preserve">human </w:t>
+      </w:r>
+      <w:r>
+        <w:rPr>
+          <w:rFonts w:asciiTheme="minorHAnsi" w:eastAsia="MS Mincho" w:hAnsiTheme="minorHAnsi" w:cstheme="minorHAnsi"/>
+          <w:b w:val="0"/>
+          <w:bCs w:val="0"/>
+          <w:sz w:val="24"/>
+          <w:szCs w:val="24"/>
+        </w:rPr>
+        <w:t xml:space="preserve">attentiveness.  </w:t>
+      </w:r>
+    </w:p>
+    <w:p>
+      <w:pPr>
+        <w:pStyle w:val="JobTitlebold"/>
+        <w:ind w:left="1080"/>
+        <w:rPr>
+          <w:rFonts w:asciiTheme="minorHAnsi" w:eastAsia="MS Mincho" w:hAnsiTheme="minorHAnsi" w:cstheme="minorHAnsi"/>
+          <w:b w:val="0"/>
+          <w:bCs w:val="0"/>
+          <w:sz w:val="24"/>
+          <w:szCs w:val="24"/>
+        </w:rPr>
+      </w:pPr>
+      <w:r>
+        <w:rPr>
+          <w:rFonts w:asciiTheme="minorHAnsi" w:eastAsia="MS Mincho" w:hAnsiTheme="minorHAnsi" w:cstheme="minorHAnsi"/>
+          <w:b w:val="0"/>
+          <w:bCs w:val="0"/>
+          <w:sz w:val="24"/>
+          <w:szCs w:val="24"/>
+        </w:rPr>
+        <w:t xml:space="preserve">Although tilted </w:t>
+      </w:r>
+      <w:r>
+        <w:rPr>
+          <w:rFonts w:asciiTheme="minorHAnsi" w:eastAsia="MS Mincho" w:hAnsiTheme="minorHAnsi" w:cstheme="minorHAnsi"/>
+          <w:b w:val="0"/>
+          <w:bCs w:val="0"/>
+          <w:sz w:val="24"/>
+          <w:szCs w:val="24"/>
+        </w:rPr>
+        <w:t xml:space="preserve">more </w:t>
+      </w:r>
+      <w:r>
+        <w:rPr>
+          <w:rFonts w:asciiTheme="minorHAnsi" w:eastAsia="MS Mincho" w:hAnsiTheme="minorHAnsi" w:cstheme="minorHAnsi"/>
+          <w:b w:val="0"/>
+          <w:bCs w:val="0"/>
+          <w:sz w:val="24"/>
+          <w:szCs w:val="24"/>
+        </w:rPr>
+        <w:t>towards mathematical rigor</w:t>
+      </w:r>
+      <w:r>
+        <w:rPr>
+          <w:rFonts w:asciiTheme="minorHAnsi" w:eastAsia="MS Mincho" w:hAnsiTheme="minorHAnsi" w:cstheme="minorHAnsi"/>
+          <w:b w:val="0"/>
+          <w:bCs w:val="0"/>
+          <w:sz w:val="24"/>
+          <w:szCs w:val="24"/>
+        </w:rPr>
+        <w:t xml:space="preserve">, </w:t>
+      </w:r>
+      <w:r>
+        <w:rPr>
+          <w:rFonts w:asciiTheme="minorHAnsi" w:eastAsia="MS Mincho" w:hAnsiTheme="minorHAnsi" w:cstheme="minorHAnsi"/>
+          <w:b w:val="0"/>
+          <w:bCs w:val="0"/>
+          <w:sz w:val="24"/>
+          <w:szCs w:val="24"/>
+        </w:rPr>
+        <w:t xml:space="preserve">the </w:t>
+      </w:r>
+      <w:r>
+        <w:rPr>
+          <w:rFonts w:asciiTheme="minorHAnsi" w:eastAsia="MS Mincho" w:hAnsiTheme="minorHAnsi" w:cstheme="minorHAnsi"/>
+          <w:b w:val="0"/>
+          <w:bCs w:val="0"/>
+          <w:sz w:val="24"/>
+          <w:szCs w:val="24"/>
+        </w:rPr>
+        <w:t>dis</w:t>
+      </w:r>
+      <w:r>
+        <w:rPr>
+          <w:rFonts w:asciiTheme="minorHAnsi" w:eastAsia="MS Mincho" w:hAnsiTheme="minorHAnsi" w:cstheme="minorHAnsi"/>
+          <w:b w:val="0"/>
+          <w:bCs w:val="0"/>
+          <w:sz w:val="24"/>
+          <w:szCs w:val="24"/>
+        </w:rPr>
+        <w:t>quis</w:t>
+      </w:r>
+      <w:r>
+        <w:rPr>
+          <w:rFonts w:asciiTheme="minorHAnsi" w:eastAsia="MS Mincho" w:hAnsiTheme="minorHAnsi" w:cstheme="minorHAnsi"/>
+          <w:b w:val="0"/>
+          <w:bCs w:val="0"/>
+          <w:sz w:val="24"/>
+          <w:szCs w:val="24"/>
+        </w:rPr>
+        <w:t>i</w:t>
+      </w:r>
+      <w:r>
+        <w:rPr>
+          <w:rFonts w:asciiTheme="minorHAnsi" w:eastAsia="MS Mincho" w:hAnsiTheme="minorHAnsi" w:cstheme="minorHAnsi"/>
+          <w:b w:val="0"/>
+          <w:bCs w:val="0"/>
+          <w:sz w:val="24"/>
+          <w:szCs w:val="24"/>
+        </w:rPr>
+        <w:t>tion</w:t>
+      </w:r>
+      <w:r>
+        <w:rPr>
+          <w:rFonts w:asciiTheme="minorHAnsi" w:eastAsia="MS Mincho" w:hAnsiTheme="minorHAnsi" w:cstheme="minorHAnsi"/>
+          <w:b w:val="0"/>
+          <w:bCs w:val="0"/>
+          <w:sz w:val="24"/>
+          <w:szCs w:val="24"/>
+        </w:rPr>
+        <w:t>,</w:t>
+      </w:r>
+      <w:r>
+        <w:rPr>
+          <w:rFonts w:asciiTheme="minorHAnsi" w:eastAsia="MS Mincho" w:hAnsiTheme="minorHAnsi" w:cstheme="minorHAnsi"/>
+          <w:b w:val="0"/>
+          <w:bCs w:val="0"/>
+          <w:sz w:val="24"/>
+          <w:szCs w:val="24"/>
+        </w:rPr>
+        <w:t xml:space="preserve"> left permanent impression on my </w:t>
+      </w:r>
+      <w:r>
+        <w:rPr>
+          <w:rFonts w:asciiTheme="minorHAnsi" w:eastAsia="MS Mincho" w:hAnsiTheme="minorHAnsi" w:cstheme="minorHAnsi"/>
+          <w:b w:val="0"/>
+          <w:bCs w:val="0"/>
+          <w:sz w:val="24"/>
+          <w:szCs w:val="24"/>
+        </w:rPr>
+        <w:t xml:space="preserve">subsequent </w:t>
+      </w:r>
+      <w:bookmarkStart w:id="0" w:name="_GoBack"/>
+      <w:bookmarkEnd w:id="0"/>
+      <w:r>
+        <w:rPr>
+          <w:rFonts w:asciiTheme="minorHAnsi" w:eastAsia="MS Mincho" w:hAnsiTheme="minorHAnsi" w:cstheme="minorHAnsi"/>
+          <w:b w:val="0"/>
+          <w:bCs w:val="0"/>
+          <w:sz w:val="24"/>
+          <w:szCs w:val="24"/>
+        </w:rPr>
+        <w:t xml:space="preserve">career </w:t>
+      </w:r>
+      <w:r>
+        <w:rPr>
+          <w:rFonts w:asciiTheme="minorHAnsi" w:eastAsia="MS Mincho" w:hAnsiTheme="minorHAnsi" w:cstheme="minorHAnsi"/>
+          <w:b w:val="0"/>
+          <w:bCs w:val="0"/>
+          <w:sz w:val="24"/>
+          <w:szCs w:val="24"/>
+        </w:rPr>
+        <w:t>expression</w:t>
+      </w:r>
+      <w:r>
+        <w:rPr>
+          <w:rFonts w:asciiTheme="minorHAnsi" w:eastAsia="MS Mincho" w:hAnsiTheme="minorHAnsi" w:cstheme="minorHAnsi"/>
+          <w:b w:val="0"/>
+          <w:bCs w:val="0"/>
+          <w:sz w:val="24"/>
+          <w:szCs w:val="24"/>
+        </w:rPr>
+        <w:t xml:space="preserve">. </w:t>
+      </w:r>
     </w:p>
     <w:p>
       <w:pPr>
@@ -1595,118 +2280,6 @@
           <w:t>https://github.com/prateekrastogi/Evolution-of-R</w:t>
         </w:r>
       </w:hyperlink>
-    </w:p>
-    <w:p>
-      <w:pPr>
-        <w:pStyle w:val="JobTitlebold"/>
-        <w:tabs>
-          <w:tab w:val="right" w:pos="720"/>
-        </w:tabs>
-        <w:ind w:left="1080"/>
-        <w:rPr>
-          <w:rFonts w:asciiTheme="majorHAnsi" w:eastAsia="MS Mincho" w:hAnsiTheme="majorHAnsi"/>
-          <w:sz w:val="24"/>
-          <w:szCs w:val="24"/>
-        </w:rPr>
-      </w:pPr>
-    </w:p>
-    <w:p>
-      <w:pPr>
-        <w:pStyle w:val="JobTitlebold"/>
-        <w:tabs>
-          <w:tab w:val="right" w:pos="720"/>
-        </w:tabs>
-        <w:ind w:left="1080"/>
-        <w:rPr>
-          <w:rFonts w:asciiTheme="majorHAnsi" w:eastAsia="MS Mincho" w:hAnsiTheme="majorHAnsi"/>
-          <w:sz w:val="24"/>
-          <w:szCs w:val="24"/>
-        </w:rPr>
-      </w:pPr>
-    </w:p>
-    <w:p>
-      <w:pPr>
-        <w:pStyle w:val="JobTitlebold"/>
-        <w:tabs>
-          <w:tab w:val="right" w:pos="720"/>
-        </w:tabs>
-        <w:ind w:left="1080"/>
-        <w:rPr>
-          <w:rFonts w:asciiTheme="majorHAnsi" w:eastAsia="MS Mincho" w:hAnsiTheme="majorHAnsi"/>
-          <w:sz w:val="24"/>
-          <w:szCs w:val="24"/>
-        </w:rPr>
-      </w:pPr>
-    </w:p>
-    <w:p>
-      <w:pPr>
-        <w:pStyle w:val="JobTitlebold"/>
-        <w:tabs>
-          <w:tab w:val="right" w:pos="720"/>
-        </w:tabs>
-        <w:ind w:left="1080"/>
-        <w:rPr>
-          <w:rFonts w:asciiTheme="majorHAnsi" w:eastAsia="MS Mincho" w:hAnsiTheme="majorHAnsi"/>
-          <w:sz w:val="24"/>
-          <w:szCs w:val="24"/>
-        </w:rPr>
-      </w:pPr>
-    </w:p>
-    <w:p>
-      <w:pPr>
-        <w:pStyle w:val="JobTitlebold"/>
-        <w:tabs>
-          <w:tab w:val="right" w:pos="720"/>
-        </w:tabs>
-        <w:ind w:left="1080"/>
-        <w:rPr>
-          <w:rFonts w:asciiTheme="majorHAnsi" w:eastAsia="MS Mincho" w:hAnsiTheme="majorHAnsi"/>
-          <w:sz w:val="24"/>
-          <w:szCs w:val="24"/>
-        </w:rPr>
-      </w:pPr>
-    </w:p>
-    <w:p>
-      <w:pPr>
-        <w:pStyle w:val="JobTitlebold"/>
-        <w:tabs>
-          <w:tab w:val="right" w:pos="720"/>
-        </w:tabs>
-        <w:ind w:left="1080"/>
-        <w:rPr>
-          <w:rFonts w:asciiTheme="majorHAnsi" w:eastAsia="MS Mincho" w:hAnsiTheme="majorHAnsi"/>
-          <w:sz w:val="24"/>
-          <w:szCs w:val="24"/>
-        </w:rPr>
-      </w:pPr>
-    </w:p>
-    <w:p>
-      <w:pPr>
-        <w:pStyle w:val="JobTitlebold"/>
-        <w:tabs>
-          <w:tab w:val="right" w:pos="720"/>
-        </w:tabs>
-        <w:ind w:left="1080"/>
-        <w:rPr>
-          <w:rFonts w:asciiTheme="majorHAnsi" w:eastAsia="MS Mincho" w:hAnsiTheme="majorHAnsi"/>
-          <w:sz w:val="24"/>
-          <w:szCs w:val="24"/>
-        </w:rPr>
-      </w:pPr>
-    </w:p>
-    <w:p>
-      <w:pPr>
-        <w:pStyle w:val="JobTitlebold"/>
-        <w:tabs>
-          <w:tab w:val="right" w:pos="720"/>
-        </w:tabs>
-        <w:ind w:left="0"/>
-        <w:rPr>
-          <w:rFonts w:eastAsia="MS Mincho"/>
-          <w:sz w:val="24"/>
-          <w:szCs w:val="24"/>
-        </w:rPr>
-      </w:pPr>
     </w:p>
     <w:p>
       <w:pPr>
@@ -2230,9 +2803,8 @@
           <w:sz w:val="24"/>
           <w:szCs w:val="24"/>
         </w:rPr>
-        <w:t xml:space="preserve"> such as Gatsby, </w:t>
-      </w:r>
-      <w:proofErr w:type="spellStart"/>
+        <w:t xml:space="preserve"> such as Gatsby, LoopBack, and Universal Recommender</w:t>
+      </w:r>
       <w:r>
         <w:rPr>
           <w:rFonts w:eastAsia="MS Mincho"/>
@@ -2240,9 +2812,8 @@
           <w:sz w:val="24"/>
           <w:szCs w:val="24"/>
         </w:rPr>
-        <w:t>LoopBack</w:t>
-      </w:r>
-      <w:proofErr w:type="spellEnd"/>
+        <w:t>,</w:t>
+      </w:r>
       <w:r>
         <w:rPr>
           <w:rFonts w:eastAsia="MS Mincho"/>
@@ -2250,7 +2821,7 @@
           <w:sz w:val="24"/>
           <w:szCs w:val="24"/>
         </w:rPr>
-        <w:t>, and Universal Recommender</w:t>
+        <w:t xml:space="preserve"> and</w:t>
       </w:r>
       <w:r>
         <w:rPr>
@@ -2259,6 +2830,186 @@
           <w:sz w:val="24"/>
           <w:szCs w:val="24"/>
         </w:rPr>
+        <w:t xml:space="preserve"> via</w:t>
+      </w:r>
+      <w:r>
+        <w:rPr>
+          <w:rFonts w:eastAsia="MS Mincho"/>
+          <w:b w:val="0"/>
+          <w:sz w:val="24"/>
+          <w:szCs w:val="24"/>
+        </w:rPr>
+        <w:t xml:space="preserve"> </w:t>
+      </w:r>
+      <w:r>
+        <w:rPr>
+          <w:rFonts w:eastAsia="MS Mincho"/>
+          <w:b w:val="0"/>
+          <w:sz w:val="24"/>
+          <w:szCs w:val="24"/>
+        </w:rPr>
+        <w:t>arbitrage</w:t>
+      </w:r>
+      <w:r>
+        <w:rPr>
+          <w:rFonts w:eastAsia="MS Mincho"/>
+          <w:b w:val="0"/>
+          <w:sz w:val="24"/>
+          <w:szCs w:val="24"/>
+        </w:rPr>
+        <w:t xml:space="preserve"> </w:t>
+      </w:r>
+      <w:r>
+        <w:rPr>
+          <w:rFonts w:eastAsia="MS Mincho"/>
+          <w:b w:val="0"/>
+          <w:sz w:val="24"/>
+          <w:szCs w:val="24"/>
+        </w:rPr>
+        <w:t xml:space="preserve">value </w:t>
+      </w:r>
+      <w:r>
+        <w:rPr>
+          <w:rFonts w:eastAsia="MS Mincho"/>
+          <w:b w:val="0"/>
+          <w:sz w:val="24"/>
+          <w:szCs w:val="24"/>
+        </w:rPr>
+        <w:t>injection</w:t>
+      </w:r>
+      <w:r>
+        <w:rPr>
+          <w:rFonts w:eastAsia="MS Mincho"/>
+          <w:b w:val="0"/>
+          <w:sz w:val="24"/>
+          <w:szCs w:val="24"/>
+        </w:rPr>
+        <w:t>s</w:t>
+      </w:r>
+      <w:r>
+        <w:rPr>
+          <w:rFonts w:eastAsia="MS Mincho"/>
+          <w:b w:val="0"/>
+          <w:sz w:val="24"/>
+          <w:szCs w:val="24"/>
+        </w:rPr>
+        <w:t xml:space="preserve"> </w:t>
+      </w:r>
+      <w:r>
+        <w:rPr>
+          <w:rFonts w:eastAsia="MS Mincho"/>
+          <w:b w:val="0"/>
+          <w:sz w:val="24"/>
+          <w:szCs w:val="24"/>
+        </w:rPr>
+        <w:t>in existing system</w:t>
+      </w:r>
+      <w:r>
+        <w:rPr>
+          <w:rFonts w:eastAsia="MS Mincho"/>
+          <w:b w:val="0"/>
+          <w:sz w:val="24"/>
+          <w:szCs w:val="24"/>
+        </w:rPr>
+        <w:t>s</w:t>
+      </w:r>
+      <w:r>
+        <w:rPr>
+          <w:rFonts w:eastAsia="MS Mincho"/>
+          <w:b w:val="0"/>
+          <w:sz w:val="24"/>
+          <w:szCs w:val="24"/>
+        </w:rPr>
+        <w:t xml:space="preserve"> </w:t>
+      </w:r>
+      <w:r>
+        <w:rPr>
+          <w:rFonts w:eastAsia="MS Mincho"/>
+          <w:b w:val="0"/>
+          <w:sz w:val="24"/>
+          <w:szCs w:val="24"/>
+        </w:rPr>
+        <w:t>with</w:t>
+      </w:r>
+      <w:r>
+        <w:rPr>
+          <w:rFonts w:eastAsia="MS Mincho"/>
+          <w:b w:val="0"/>
+          <w:sz w:val="24"/>
+          <w:szCs w:val="24"/>
+        </w:rPr>
+        <w:t xml:space="preserve"> </w:t>
+      </w:r>
+      <w:r>
+        <w:rPr>
+          <w:rFonts w:eastAsia="MS Mincho"/>
+          <w:b w:val="0"/>
+          <w:sz w:val="24"/>
+          <w:szCs w:val="24"/>
+        </w:rPr>
+        <w:t xml:space="preserve">PWAs, </w:t>
+      </w:r>
+      <w:r>
+        <w:rPr>
+          <w:rFonts w:eastAsia="MS Mincho"/>
+          <w:b w:val="0"/>
+          <w:sz w:val="24"/>
+          <w:szCs w:val="24"/>
+        </w:rPr>
+        <w:t>S</w:t>
+      </w:r>
+      <w:r>
+        <w:rPr>
+          <w:rFonts w:eastAsia="MS Mincho"/>
+          <w:b w:val="0"/>
+          <w:sz w:val="24"/>
+          <w:szCs w:val="24"/>
+        </w:rPr>
+        <w:t xml:space="preserve">treamable </w:t>
+      </w:r>
+      <w:r>
+        <w:rPr>
+          <w:rFonts w:eastAsia="MS Mincho"/>
+          <w:b w:val="0"/>
+          <w:sz w:val="24"/>
+          <w:szCs w:val="24"/>
+        </w:rPr>
+        <w:t>W</w:t>
+      </w:r>
+      <w:r>
+        <w:rPr>
+          <w:rFonts w:eastAsia="MS Mincho"/>
+          <w:b w:val="0"/>
+          <w:sz w:val="24"/>
+          <w:szCs w:val="24"/>
+        </w:rPr>
+        <w:t xml:space="preserve">eb </w:t>
+      </w:r>
+      <w:r>
+        <w:rPr>
+          <w:rFonts w:eastAsia="MS Mincho"/>
+          <w:b w:val="0"/>
+          <w:sz w:val="24"/>
+          <w:szCs w:val="24"/>
+        </w:rPr>
+        <w:t>A</w:t>
+      </w:r>
+      <w:r>
+        <w:rPr>
+          <w:rFonts w:eastAsia="MS Mincho"/>
+          <w:b w:val="0"/>
+          <w:sz w:val="24"/>
+          <w:szCs w:val="24"/>
+        </w:rPr>
+        <w:t>pps</w:t>
+      </w:r>
+      <w:r>
+        <w:rPr>
+          <w:rFonts w:eastAsia="MS Mincho"/>
+          <w:b w:val="0"/>
+          <w:sz w:val="24"/>
+          <w:szCs w:val="24"/>
+        </w:rPr>
         <w:t>,</w:t>
       </w:r>
       <w:r>
@@ -2268,7 +3019,7 @@
           <w:sz w:val="24"/>
           <w:szCs w:val="24"/>
         </w:rPr>
-        <w:t xml:space="preserve"> and</w:t>
+        <w:t xml:space="preserve"> </w:t>
       </w:r>
       <w:r>
         <w:rPr>
@@ -2277,7 +3028,7 @@
           <w:sz w:val="24"/>
           <w:szCs w:val="24"/>
         </w:rPr>
-        <w:t xml:space="preserve"> via</w:t>
+        <w:br/>
       </w:r>
       <w:r>
         <w:rPr>
@@ -2286,7 +3037,7 @@
           <w:sz w:val="24"/>
           <w:szCs w:val="24"/>
         </w:rPr>
-        <w:t xml:space="preserve"> </w:t>
+        <w:t>Gr</w:t>
       </w:r>
       <w:r>
         <w:rPr>
@@ -2295,7 +3046,7 @@
           <w:sz w:val="24"/>
           <w:szCs w:val="24"/>
         </w:rPr>
-        <w:t>arbitrage</w:t>
+        <w:t>a</w:t>
       </w:r>
       <w:r>
         <w:rPr>
@@ -2304,227 +3055,7 @@
           <w:sz w:val="24"/>
           <w:szCs w:val="24"/>
         </w:rPr>
-        <w:t xml:space="preserve"> </w:t>
-      </w:r>
-      <w:r>
-        <w:rPr>
-          <w:rFonts w:eastAsia="MS Mincho"/>
-          <w:b w:val="0"/>
-          <w:sz w:val="24"/>
-          <w:szCs w:val="24"/>
-        </w:rPr>
-        <w:t xml:space="preserve">value </w:t>
-      </w:r>
-      <w:r>
-        <w:rPr>
-          <w:rFonts w:eastAsia="MS Mincho"/>
-          <w:b w:val="0"/>
-          <w:sz w:val="24"/>
-          <w:szCs w:val="24"/>
-        </w:rPr>
-        <w:t>injection</w:t>
-      </w:r>
-      <w:r>
-        <w:rPr>
-          <w:rFonts w:eastAsia="MS Mincho"/>
-          <w:b w:val="0"/>
-          <w:sz w:val="24"/>
-          <w:szCs w:val="24"/>
-        </w:rPr>
-        <w:t>s</w:t>
-      </w:r>
-      <w:r>
-        <w:rPr>
-          <w:rFonts w:eastAsia="MS Mincho"/>
-          <w:b w:val="0"/>
-          <w:sz w:val="24"/>
-          <w:szCs w:val="24"/>
-        </w:rPr>
-        <w:t xml:space="preserve"> </w:t>
-      </w:r>
-      <w:r>
-        <w:rPr>
-          <w:rFonts w:eastAsia="MS Mincho"/>
-          <w:b w:val="0"/>
-          <w:sz w:val="24"/>
-          <w:szCs w:val="24"/>
-        </w:rPr>
-        <w:t>in existing system</w:t>
-      </w:r>
-      <w:r>
-        <w:rPr>
-          <w:rFonts w:eastAsia="MS Mincho"/>
-          <w:b w:val="0"/>
-          <w:sz w:val="24"/>
-          <w:szCs w:val="24"/>
-        </w:rPr>
-        <w:t>s</w:t>
-      </w:r>
-      <w:r>
-        <w:rPr>
-          <w:rFonts w:eastAsia="MS Mincho"/>
-          <w:b w:val="0"/>
-          <w:sz w:val="24"/>
-          <w:szCs w:val="24"/>
-        </w:rPr>
-        <w:t xml:space="preserve"> </w:t>
-      </w:r>
-      <w:r>
-        <w:rPr>
-          <w:rFonts w:eastAsia="MS Mincho"/>
-          <w:b w:val="0"/>
-          <w:sz w:val="24"/>
-          <w:szCs w:val="24"/>
-        </w:rPr>
-        <w:t>with</w:t>
-      </w:r>
-      <w:r>
-        <w:rPr>
-          <w:rFonts w:eastAsia="MS Mincho"/>
-          <w:b w:val="0"/>
-          <w:sz w:val="24"/>
-          <w:szCs w:val="24"/>
-        </w:rPr>
-        <w:t xml:space="preserve"> </w:t>
-      </w:r>
-      <w:r>
-        <w:rPr>
-          <w:rFonts w:eastAsia="MS Mincho"/>
-          <w:b w:val="0"/>
-          <w:sz w:val="24"/>
-          <w:szCs w:val="24"/>
-        </w:rPr>
-        <w:t xml:space="preserve">PWAs, </w:t>
-      </w:r>
-      <w:proofErr w:type="spellStart"/>
-      <w:r>
-        <w:rPr>
-          <w:rFonts w:eastAsia="MS Mincho"/>
-          <w:b w:val="0"/>
-          <w:sz w:val="24"/>
-          <w:szCs w:val="24"/>
-        </w:rPr>
-        <w:t>S</w:t>
-      </w:r>
-      <w:r>
-        <w:rPr>
-          <w:rFonts w:eastAsia="MS Mincho"/>
-          <w:b w:val="0"/>
-          <w:sz w:val="24"/>
-          <w:szCs w:val="24"/>
-        </w:rPr>
-        <w:t>treamable</w:t>
-      </w:r>
-      <w:proofErr w:type="spellEnd"/>
-      <w:r>
-        <w:rPr>
-          <w:rFonts w:eastAsia="MS Mincho"/>
-          <w:b w:val="0"/>
-          <w:sz w:val="24"/>
-          <w:szCs w:val="24"/>
-        </w:rPr>
-        <w:t xml:space="preserve"> </w:t>
-      </w:r>
-      <w:r>
-        <w:rPr>
-          <w:rFonts w:eastAsia="MS Mincho"/>
-          <w:b w:val="0"/>
-          <w:sz w:val="24"/>
-          <w:szCs w:val="24"/>
-        </w:rPr>
-        <w:t>W</w:t>
-      </w:r>
-      <w:r>
-        <w:rPr>
-          <w:rFonts w:eastAsia="MS Mincho"/>
-          <w:b w:val="0"/>
-          <w:sz w:val="24"/>
-          <w:szCs w:val="24"/>
-        </w:rPr>
-        <w:t xml:space="preserve">eb </w:t>
-      </w:r>
-      <w:r>
-        <w:rPr>
-          <w:rFonts w:eastAsia="MS Mincho"/>
-          <w:b w:val="0"/>
-          <w:sz w:val="24"/>
-          <w:szCs w:val="24"/>
-        </w:rPr>
-        <w:t>A</w:t>
-      </w:r>
-      <w:r>
-        <w:rPr>
-          <w:rFonts w:eastAsia="MS Mincho"/>
-          <w:b w:val="0"/>
-          <w:sz w:val="24"/>
-          <w:szCs w:val="24"/>
-        </w:rPr>
-        <w:t>pps</w:t>
-      </w:r>
-      <w:r>
-        <w:rPr>
-          <w:rFonts w:eastAsia="MS Mincho"/>
-          <w:b w:val="0"/>
-          <w:sz w:val="24"/>
-          <w:szCs w:val="24"/>
-        </w:rPr>
-        <w:t>,</w:t>
-      </w:r>
-      <w:r>
-        <w:rPr>
-          <w:rFonts w:eastAsia="MS Mincho"/>
-          <w:b w:val="0"/>
-          <w:sz w:val="24"/>
-          <w:szCs w:val="24"/>
-        </w:rPr>
-        <w:t xml:space="preserve"> </w:t>
-      </w:r>
-      <w:r>
-        <w:rPr>
-          <w:rFonts w:eastAsia="MS Mincho"/>
-          <w:b w:val="0"/>
-          <w:sz w:val="24"/>
-          <w:szCs w:val="24"/>
-        </w:rPr>
-        <w:br/>
-      </w:r>
-      <w:proofErr w:type="spellStart"/>
-      <w:r>
-        <w:rPr>
-          <w:rFonts w:eastAsia="MS Mincho"/>
-          <w:b w:val="0"/>
-          <w:sz w:val="24"/>
-          <w:szCs w:val="24"/>
-        </w:rPr>
-        <w:t>Gr</w:t>
-      </w:r>
-      <w:r>
-        <w:rPr>
-          <w:rFonts w:eastAsia="MS Mincho"/>
-          <w:b w:val="0"/>
-          <w:sz w:val="24"/>
-          <w:szCs w:val="24"/>
-        </w:rPr>
-        <w:t>a</w:t>
-      </w:r>
-      <w:r>
-        <w:rPr>
-          <w:rFonts w:eastAsia="MS Mincho"/>
-          <w:b w:val="0"/>
-          <w:sz w:val="24"/>
-          <w:szCs w:val="24"/>
-        </w:rPr>
-        <w:t>phQL</w:t>
-      </w:r>
-      <w:proofErr w:type="spellEnd"/>
-      <w:r>
-        <w:rPr>
-          <w:rFonts w:eastAsia="MS Mincho"/>
-          <w:b w:val="0"/>
-          <w:sz w:val="24"/>
-          <w:szCs w:val="24"/>
-        </w:rPr>
-        <w:t xml:space="preserve"> API Gateway,</w:t>
+        <w:t>phQL API Gateway,</w:t>
       </w:r>
       <w:r>
         <w:rPr>
@@ -2699,8 +3230,6 @@
           <w:szCs w:val="24"/>
         </w:rPr>
       </w:pPr>
-      <w:bookmarkStart w:id="0" w:name="_GoBack"/>
-      <w:bookmarkEnd w:id="0"/>
     </w:p>
     <w:p>
       <w:pPr>
@@ -2715,7 +3244,6 @@
           <w:szCs w:val="24"/>
         </w:rPr>
       </w:pPr>
-      <w:proofErr w:type="spellStart"/>
       <w:r>
         <w:rPr>
           <w:rFonts w:asciiTheme="majorHAnsi" w:eastAsia="MS Mincho" w:hAnsiTheme="majorHAnsi"/>
@@ -2732,7 +3260,6 @@
         </w:rPr>
         <w:t>onsert</w:t>
       </w:r>
-      <w:proofErr w:type="spellEnd"/>
       <w:r>
         <w:rPr>
           <w:rFonts w:asciiTheme="majorHAnsi" w:eastAsia="MS Mincho" w:hAnsiTheme="majorHAnsi"/>
@@ -3108,7 +3635,6 @@
         </w:rPr>
         <w:t xml:space="preserve">pollo, </w:t>
       </w:r>
-      <w:proofErr w:type="spellStart"/>
       <w:r>
         <w:rPr>
           <w:rFonts w:asciiTheme="minorHAnsi" w:eastAsia="MS Mincho" w:hAnsiTheme="minorHAnsi" w:cstheme="minorHAnsi"/>
@@ -3143,9 +3669,35 @@
           <w:sz w:val="24"/>
           <w:szCs w:val="24"/>
         </w:rPr>
-        <w:t>ack</w:t>
-      </w:r>
-      <w:proofErr w:type="spellEnd"/>
+        <w:t xml:space="preserve">ack, </w:t>
+      </w:r>
+      <w:r>
+        <w:rPr>
+          <w:rFonts w:asciiTheme="minorHAnsi" w:eastAsia="MS Mincho" w:hAnsiTheme="minorHAnsi" w:cstheme="minorHAnsi"/>
+          <w:b w:val="0"/>
+          <w:sz w:val="24"/>
+          <w:szCs w:val="24"/>
+        </w:rPr>
+        <w:t>R</w:t>
+      </w:r>
+      <w:r>
+        <w:rPr>
+          <w:rFonts w:asciiTheme="minorHAnsi" w:eastAsia="MS Mincho" w:hAnsiTheme="minorHAnsi" w:cstheme="minorHAnsi"/>
+          <w:b w:val="0"/>
+          <w:sz w:val="24"/>
+          <w:szCs w:val="24"/>
+        </w:rPr>
+        <w:t>x</w:t>
+      </w:r>
+      <w:r>
+        <w:rPr>
+          <w:rFonts w:asciiTheme="minorHAnsi" w:eastAsia="MS Mincho" w:hAnsiTheme="minorHAnsi" w:cstheme="minorHAnsi"/>
+          <w:b w:val="0"/>
+          <w:sz w:val="24"/>
+          <w:szCs w:val="24"/>
+        </w:rPr>
+        <w:t>JS</w:t>
+      </w:r>
       <w:r>
         <w:rPr>
           <w:rFonts w:asciiTheme="minorHAnsi" w:eastAsia="MS Mincho" w:hAnsiTheme="minorHAnsi" w:cstheme="minorHAnsi"/>
@@ -3155,45 +3707,6 @@
         </w:rPr>
         <w:t xml:space="preserve">, </w:t>
       </w:r>
-      <w:proofErr w:type="spellStart"/>
-      <w:r>
-        <w:rPr>
-          <w:rFonts w:asciiTheme="minorHAnsi" w:eastAsia="MS Mincho" w:hAnsiTheme="minorHAnsi" w:cstheme="minorHAnsi"/>
-          <w:b w:val="0"/>
-          <w:sz w:val="24"/>
-          <w:szCs w:val="24"/>
-        </w:rPr>
-        <w:t>R</w:t>
-      </w:r>
-      <w:r>
-        <w:rPr>
-          <w:rFonts w:asciiTheme="minorHAnsi" w:eastAsia="MS Mincho" w:hAnsiTheme="minorHAnsi" w:cstheme="minorHAnsi"/>
-          <w:b w:val="0"/>
-          <w:sz w:val="24"/>
-          <w:szCs w:val="24"/>
-        </w:rPr>
-        <w:t>x</w:t>
-      </w:r>
-      <w:r>
-        <w:rPr>
-          <w:rFonts w:asciiTheme="minorHAnsi" w:eastAsia="MS Mincho" w:hAnsiTheme="minorHAnsi" w:cstheme="minorHAnsi"/>
-          <w:b w:val="0"/>
-          <w:sz w:val="24"/>
-          <w:szCs w:val="24"/>
-        </w:rPr>
-        <w:t>JS</w:t>
-      </w:r>
-      <w:proofErr w:type="spellEnd"/>
-      <w:r>
-        <w:rPr>
-          <w:rFonts w:asciiTheme="minorHAnsi" w:eastAsia="MS Mincho" w:hAnsiTheme="minorHAnsi" w:cstheme="minorHAnsi"/>
-          <w:b w:val="0"/>
-          <w:sz w:val="24"/>
-          <w:szCs w:val="24"/>
-        </w:rPr>
-        <w:t xml:space="preserve">, </w:t>
-      </w:r>
-      <w:proofErr w:type="spellStart"/>
       <w:r>
         <w:rPr>
           <w:rFonts w:asciiTheme="minorHAnsi" w:eastAsia="MS Mincho" w:hAnsiTheme="minorHAnsi" w:cstheme="minorHAnsi"/>
@@ -3212,7 +3725,6 @@
         </w:rPr>
         <w:t>odash</w:t>
       </w:r>
-      <w:proofErr w:type="spellEnd"/>
       <w:r>
         <w:rPr>
           <w:rFonts w:asciiTheme="minorHAnsi" w:eastAsia="MS Mincho" w:hAnsiTheme="minorHAnsi" w:cstheme="minorHAnsi"/>
@@ -3240,7 +3752,6 @@
         </w:rPr>
         <w:t xml:space="preserve">MongoDB, </w:t>
       </w:r>
-      <w:proofErr w:type="spellStart"/>
       <w:r>
         <w:rPr>
           <w:rFonts w:asciiTheme="minorHAnsi" w:eastAsia="MS Mincho" w:hAnsiTheme="minorHAnsi" w:cstheme="minorHAnsi"/>
@@ -3250,7 +3761,6 @@
         </w:rPr>
         <w:t>Recombee</w:t>
       </w:r>
-      <w:proofErr w:type="spellEnd"/>
       <w:r>
         <w:rPr>
           <w:rFonts w:asciiTheme="minorHAnsi" w:eastAsia="MS Mincho" w:hAnsiTheme="minorHAnsi" w:cstheme="minorHAnsi"/>
@@ -3591,18 +4101,16 @@
         </w:rPr>
         <w:t xml:space="preserve"> </w:t>
       </w:r>
-    </w:p>
-    <w:p>
-      <w:pPr>
-        <w:pStyle w:val="JobTitlebold"/>
-        <w:ind w:left="1080"/>
-        <w:rPr>
-          <w:rFonts w:asciiTheme="minorHAnsi" w:eastAsia="MS Mincho" w:hAnsiTheme="minorHAnsi" w:cstheme="minorHAnsi"/>
-          <w:b w:val="0"/>
-          <w:sz w:val="24"/>
-          <w:szCs w:val="24"/>
-        </w:rPr>
-      </w:pPr>
+      <w:r>
+        <w:rPr>
+          <w:rFonts w:asciiTheme="minorHAnsi" w:eastAsia="MS Mincho" w:hAnsiTheme="minorHAnsi" w:cstheme="minorHAnsi"/>
+          <w:b w:val="0"/>
+          <w:sz w:val="24"/>
+          <w:szCs w:val="24"/>
+        </w:rPr>
+        <w:tab/>
+        <w:t xml:space="preserve">    </w:t>
+      </w:r>
       <w:hyperlink r:id="rId13" w:history="1">
         <w:r>
           <w:rPr>
@@ -3856,7 +4364,7 @@
           <w:sz w:val="24"/>
           <w:szCs w:val="24"/>
         </w:rPr>
-        <w:t>To save energy, written</w:t>
+        <w:t xml:space="preserve">To save energy, written a multithreaded WPF desktop application </w:t>
       </w:r>
       <w:r>
         <w:rPr>
@@ -3865,7 +4373,7 @@
           <w:sz w:val="24"/>
           <w:szCs w:val="24"/>
         </w:rPr>
-        <w:t xml:space="preserve"> a multithreaded WPF desktop application </w:t>
+        <w:t>that</w:t>
       </w:r>
       <w:r>
         <w:rPr>
@@ -3874,7 +4382,7 @@
           <w:sz w:val="24"/>
           <w:szCs w:val="24"/>
         </w:rPr>
-        <w:t>that</w:t>
+        <w:t xml:space="preserve"> shut down, restart, log off, or </w:t>
       </w:r>
       <w:r>
         <w:rPr>
@@ -3883,7 +4391,7 @@
           <w:sz w:val="24"/>
           <w:szCs w:val="24"/>
         </w:rPr>
-        <w:t xml:space="preserve"> shut down, restart, log off, or </w:t>
+        <w:t>sleep the</w:t>
       </w:r>
       <w:r>
         <w:rPr>
@@ -3892,7 +4400,7 @@
           <w:sz w:val="24"/>
           <w:szCs w:val="24"/>
         </w:rPr>
-        <w:t>sleep the</w:t>
+        <w:t xml:space="preserve"> computer</w:t>
       </w:r>
       <w:r>
         <w:rPr>
@@ -3901,7 +4409,7 @@
           <w:sz w:val="24"/>
           <w:szCs w:val="24"/>
         </w:rPr>
-        <w:t xml:space="preserve"> computer </w:t>
+        <w:t>,</w:t>
       </w:r>
       <w:r>
         <w:rPr>
@@ -3910,6 +4418,15 @@
           <w:sz w:val="24"/>
           <w:szCs w:val="24"/>
         </w:rPr>
+        <w:t xml:space="preserve"> </w:t>
+      </w:r>
+      <w:r>
+        <w:rPr>
+          <w:rFonts w:eastAsia="MS Mincho"/>
+          <w:b w:val="0"/>
+          <w:sz w:val="24"/>
+          <w:szCs w:val="24"/>
+        </w:rPr>
         <w:t>following</w:t>
       </w:r>
       <w:r>
@@ -3919,7 +4436,7 @@
           <w:sz w:val="24"/>
           <w:szCs w:val="24"/>
         </w:rPr>
-        <w:t xml:space="preserve"> specific</w:t>
+        <w:t xml:space="preserve"> </w:t>
       </w:r>
       <w:r>
         <w:rPr>
@@ -3928,7 +4445,7 @@
           <w:sz w:val="24"/>
           <w:szCs w:val="24"/>
         </w:rPr>
-        <w:t xml:space="preserve"> preset</w:t>
+        <w:t>preset</w:t>
       </w:r>
       <w:r>
         <w:rPr>
@@ -3964,7 +4481,7 @@
           <w:sz w:val="24"/>
           <w:szCs w:val="24"/>
         </w:rPr>
-        <w:t xml:space="preserve"> CPU consumption of </w:t>
+        <w:t xml:space="preserve"> </w:t>
       </w:r>
       <w:r>
         <w:rPr>
@@ -3973,7 +4490,7 @@
           <w:sz w:val="24"/>
           <w:szCs w:val="24"/>
         </w:rPr>
-        <w:t>a particular</w:t>
+        <w:t>running</w:t>
       </w:r>
       <w:r>
         <w:rPr>
@@ -3982,7 +4499,16 @@
           <w:sz w:val="24"/>
           <w:szCs w:val="24"/>
         </w:rPr>
-        <w:t xml:space="preserve"> process. Th</w:t>
+        <w:t xml:space="preserve"> process </w:t>
+      </w:r>
+      <w:r>
+        <w:rPr>
+          <w:rFonts w:eastAsia="MS Mincho"/>
+          <w:b w:val="0"/>
+          <w:sz w:val="24"/>
+          <w:szCs w:val="24"/>
+        </w:rPr>
+        <w:t>CPU consumption. Th</w:t>
       </w:r>
       <w:r>
         <w:rPr>
@@ -4071,23 +4597,289 @@
     <w:p>
       <w:pPr>
         <w:pStyle w:val="JobTitlebold"/>
-        <w:ind w:left="0"/>
-        <w:rPr>
-          <w:rFonts w:asciiTheme="minorHAnsi" w:eastAsia="MS Mincho" w:hAnsiTheme="minorHAnsi"/>
-          <w:sz w:val="24"/>
-          <w:szCs w:val="24"/>
-        </w:rPr>
-      </w:pPr>
+        <w:ind w:left="1080"/>
+        <w:rPr>
+          <w:rFonts w:asciiTheme="minorHAnsi" w:eastAsia="MS Mincho" w:hAnsiTheme="minorHAnsi" w:cstheme="minorHAnsi"/>
+          <w:b w:val="0"/>
+          <w:bCs w:val="0"/>
+          <w:sz w:val="24"/>
+          <w:szCs w:val="24"/>
+        </w:rPr>
+      </w:pPr>
+      <w:r>
+        <w:rPr>
+          <w:rFonts w:asciiTheme="minorHAnsi" w:eastAsia="MS Mincho" w:hAnsiTheme="minorHAnsi" w:cstheme="minorHAnsi"/>
+          <w:b w:val="0"/>
+          <w:bCs w:val="0"/>
+          <w:sz w:val="24"/>
+          <w:szCs w:val="24"/>
+        </w:rPr>
+        <w:t xml:space="preserve">As a part </w:t>
+      </w:r>
+      <w:r>
+        <w:rPr>
+          <w:rFonts w:asciiTheme="minorHAnsi" w:eastAsia="MS Mincho" w:hAnsiTheme="minorHAnsi" w:cstheme="minorHAnsi"/>
+          <w:b w:val="0"/>
+          <w:bCs w:val="0"/>
+          <w:sz w:val="24"/>
+          <w:szCs w:val="24"/>
+        </w:rPr>
+        <w:t xml:space="preserve">of </w:t>
+      </w:r>
+      <w:r>
+        <w:rPr>
+          <w:rFonts w:asciiTheme="minorHAnsi" w:eastAsia="MS Mincho" w:hAnsiTheme="minorHAnsi" w:cstheme="minorHAnsi"/>
+          <w:b w:val="0"/>
+          <w:bCs w:val="0"/>
+          <w:sz w:val="24"/>
+          <w:szCs w:val="24"/>
+        </w:rPr>
+        <w:t xml:space="preserve">larger project, independently </w:t>
+      </w:r>
+      <w:r>
+        <w:rPr>
+          <w:rFonts w:asciiTheme="minorHAnsi" w:eastAsia="MS Mincho" w:hAnsiTheme="minorHAnsi" w:cstheme="minorHAnsi"/>
+          <w:b w:val="0"/>
+          <w:bCs w:val="0"/>
+          <w:sz w:val="24"/>
+          <w:szCs w:val="24"/>
+        </w:rPr>
+        <w:t>scraped</w:t>
+      </w:r>
+      <w:r>
+        <w:rPr>
+          <w:rFonts w:asciiTheme="minorHAnsi" w:eastAsia="MS Mincho" w:hAnsiTheme="minorHAnsi" w:cstheme="minorHAnsi"/>
+          <w:b w:val="0"/>
+          <w:bCs w:val="0"/>
+          <w:sz w:val="24"/>
+          <w:szCs w:val="24"/>
+        </w:rPr>
+        <w:t xml:space="preserve"> consistent and legible line icons</w:t>
+      </w:r>
+      <w:r>
+        <w:rPr>
+          <w:rFonts w:asciiTheme="minorHAnsi" w:eastAsia="MS Mincho" w:hAnsiTheme="minorHAnsi" w:cstheme="minorHAnsi"/>
+          <w:b w:val="0"/>
+          <w:bCs w:val="0"/>
+          <w:sz w:val="24"/>
+          <w:szCs w:val="24"/>
+        </w:rPr>
+        <w:t xml:space="preserve"> that</w:t>
+      </w:r>
+      <w:r>
+        <w:rPr>
+          <w:rFonts w:asciiTheme="minorHAnsi" w:eastAsia="MS Mincho" w:hAnsiTheme="minorHAnsi" w:cstheme="minorHAnsi"/>
+          <w:b w:val="0"/>
+          <w:bCs w:val="0"/>
+          <w:sz w:val="24"/>
+          <w:szCs w:val="24"/>
+        </w:rPr>
+        <w:t xml:space="preserve"> </w:t>
+      </w:r>
+      <w:r>
+        <w:rPr>
+          <w:rFonts w:asciiTheme="minorHAnsi" w:eastAsia="MS Mincho" w:hAnsiTheme="minorHAnsi" w:cstheme="minorHAnsi"/>
+          <w:b w:val="0"/>
+          <w:bCs w:val="0"/>
+          <w:sz w:val="24"/>
+          <w:szCs w:val="24"/>
+        </w:rPr>
+        <w:t>embellish</w:t>
+      </w:r>
+      <w:r>
+        <w:rPr>
+          <w:rFonts w:asciiTheme="minorHAnsi" w:eastAsia="MS Mincho" w:hAnsiTheme="minorHAnsi" w:cstheme="minorHAnsi"/>
+          <w:b w:val="0"/>
+          <w:bCs w:val="0"/>
+          <w:sz w:val="24"/>
+          <w:szCs w:val="24"/>
+        </w:rPr>
+        <w:t>ed</w:t>
+      </w:r>
+      <w:r>
+        <w:rPr>
+          <w:rFonts w:asciiTheme="minorHAnsi" w:eastAsia="MS Mincho" w:hAnsiTheme="minorHAnsi" w:cstheme="minorHAnsi"/>
+          <w:b w:val="0"/>
+          <w:bCs w:val="0"/>
+          <w:sz w:val="24"/>
+          <w:szCs w:val="24"/>
+        </w:rPr>
+        <w:t xml:space="preserve"> rounded corners </w:t>
+      </w:r>
+      <w:r>
+        <w:rPr>
+          <w:rFonts w:asciiTheme="minorHAnsi" w:eastAsia="MS Mincho" w:hAnsiTheme="minorHAnsi" w:cstheme="minorHAnsi"/>
+          <w:b w:val="0"/>
+          <w:bCs w:val="0"/>
+          <w:sz w:val="24"/>
+          <w:szCs w:val="24"/>
+        </w:rPr>
+        <w:t xml:space="preserve">and </w:t>
+      </w:r>
+      <w:r>
+        <w:rPr>
+          <w:rFonts w:asciiTheme="minorHAnsi" w:eastAsia="MS Mincho" w:hAnsiTheme="minorHAnsi" w:cstheme="minorHAnsi"/>
+          <w:b w:val="0"/>
+          <w:bCs w:val="0"/>
+          <w:sz w:val="24"/>
+          <w:szCs w:val="24"/>
+        </w:rPr>
+        <w:t>f</w:t>
+      </w:r>
+      <w:r>
+        <w:rPr>
+          <w:rFonts w:asciiTheme="minorHAnsi" w:eastAsia="MS Mincho" w:hAnsiTheme="minorHAnsi" w:cstheme="minorHAnsi"/>
+          <w:b w:val="0"/>
+          <w:bCs w:val="0"/>
+          <w:sz w:val="24"/>
+          <w:szCs w:val="24"/>
+        </w:rPr>
+        <w:t>unction</w:t>
+      </w:r>
+      <w:r>
+        <w:rPr>
+          <w:rFonts w:asciiTheme="minorHAnsi" w:eastAsia="MS Mincho" w:hAnsiTheme="minorHAnsi" w:cstheme="minorHAnsi"/>
+          <w:b w:val="0"/>
+          <w:bCs w:val="0"/>
+          <w:sz w:val="24"/>
+          <w:szCs w:val="24"/>
+        </w:rPr>
+        <w:t>ed</w:t>
+      </w:r>
+      <w:r>
+        <w:rPr>
+          <w:rFonts w:asciiTheme="minorHAnsi" w:eastAsia="MS Mincho" w:hAnsiTheme="minorHAnsi" w:cstheme="minorHAnsi"/>
+          <w:b w:val="0"/>
+          <w:bCs w:val="0"/>
+          <w:sz w:val="24"/>
+          <w:szCs w:val="24"/>
+        </w:rPr>
+        <w:t xml:space="preserve"> as</w:t>
+      </w:r>
+      <w:r>
+        <w:rPr>
+          <w:rFonts w:asciiTheme="minorHAnsi" w:eastAsia="MS Mincho" w:hAnsiTheme="minorHAnsi" w:cstheme="minorHAnsi"/>
+          <w:b w:val="0"/>
+          <w:bCs w:val="0"/>
+          <w:sz w:val="24"/>
+          <w:szCs w:val="24"/>
+        </w:rPr>
+        <w:t xml:space="preserve"> </w:t>
+      </w:r>
+      <w:r>
+        <w:rPr>
+          <w:rFonts w:asciiTheme="minorHAnsi" w:eastAsia="MS Mincho" w:hAnsiTheme="minorHAnsi" w:cstheme="minorHAnsi"/>
+          <w:b w:val="0"/>
+          <w:bCs w:val="0"/>
+          <w:sz w:val="24"/>
+          <w:szCs w:val="24"/>
+        </w:rPr>
+        <w:t>video player</w:t>
+      </w:r>
+      <w:r>
+        <w:rPr>
+          <w:rFonts w:asciiTheme="minorHAnsi" w:eastAsia="MS Mincho" w:hAnsiTheme="minorHAnsi" w:cstheme="minorHAnsi"/>
+          <w:b w:val="0"/>
+          <w:bCs w:val="0"/>
+          <w:sz w:val="24"/>
+          <w:szCs w:val="24"/>
+        </w:rPr>
+        <w:t xml:space="preserve"> controls</w:t>
+      </w:r>
+      <w:r>
+        <w:rPr>
+          <w:rFonts w:asciiTheme="minorHAnsi" w:eastAsia="MS Mincho" w:hAnsiTheme="minorHAnsi" w:cstheme="minorHAnsi"/>
+          <w:b w:val="0"/>
+          <w:bCs w:val="0"/>
+          <w:sz w:val="24"/>
+          <w:szCs w:val="24"/>
+        </w:rPr>
+        <w:t xml:space="preserve">. The icon font generation </w:t>
+      </w:r>
+      <w:r>
+        <w:rPr>
+          <w:rFonts w:asciiTheme="minorHAnsi" w:eastAsia="MS Mincho" w:hAnsiTheme="minorHAnsi" w:cstheme="minorHAnsi"/>
+          <w:b w:val="0"/>
+          <w:bCs w:val="0"/>
+          <w:sz w:val="24"/>
+          <w:szCs w:val="24"/>
+        </w:rPr>
+        <w:t>archive</w:t>
+      </w:r>
+      <w:r>
+        <w:rPr>
+          <w:rFonts w:asciiTheme="minorHAnsi" w:eastAsia="MS Mincho" w:hAnsiTheme="minorHAnsi" w:cstheme="minorHAnsi"/>
+          <w:b w:val="0"/>
+          <w:bCs w:val="0"/>
+          <w:sz w:val="24"/>
+          <w:szCs w:val="24"/>
+        </w:rPr>
+        <w:t xml:space="preserve"> </w:t>
+      </w:r>
+      <w:r>
+        <w:rPr>
+          <w:rFonts w:asciiTheme="minorHAnsi" w:eastAsia="MS Mincho" w:hAnsiTheme="minorHAnsi" w:cstheme="minorHAnsi"/>
+          <w:b w:val="0"/>
+          <w:bCs w:val="0"/>
+          <w:sz w:val="24"/>
+          <w:szCs w:val="24"/>
+        </w:rPr>
+        <w:t xml:space="preserve">containing </w:t>
+      </w:r>
+      <w:r>
+        <w:rPr>
+          <w:rFonts w:asciiTheme="minorHAnsi" w:eastAsia="MS Mincho" w:hAnsiTheme="minorHAnsi" w:cstheme="minorHAnsi"/>
+          <w:b w:val="0"/>
+          <w:bCs w:val="0"/>
+          <w:sz w:val="24"/>
+          <w:szCs w:val="24"/>
+        </w:rPr>
+        <w:t xml:space="preserve">those custom icons is </w:t>
+      </w:r>
+      <w:r>
+        <w:rPr>
+          <w:rFonts w:asciiTheme="minorHAnsi" w:eastAsia="MS Mincho" w:hAnsiTheme="minorHAnsi" w:cstheme="minorHAnsi"/>
+          <w:b w:val="0"/>
+          <w:bCs w:val="0"/>
+          <w:sz w:val="24"/>
+          <w:szCs w:val="24"/>
+        </w:rPr>
+        <w:t>at</w:t>
+      </w:r>
+      <w:r>
+        <w:rPr>
+          <w:rFonts w:asciiTheme="minorHAnsi" w:eastAsia="MS Mincho" w:hAnsiTheme="minorHAnsi" w:cstheme="minorHAnsi"/>
+          <w:b w:val="0"/>
+          <w:bCs w:val="0"/>
+          <w:sz w:val="24"/>
+          <w:szCs w:val="24"/>
+        </w:rPr>
+        <w:t>:</w:t>
+      </w:r>
     </w:p>
     <w:p>
       <w:pPr>
         <w:pStyle w:val="JobTitlebold"/>
+        <w:ind w:left="1080"/>
         <w:rPr>
           <w:rFonts w:asciiTheme="minorHAnsi" w:eastAsia="MS Mincho" w:hAnsiTheme="minorHAnsi"/>
           <w:sz w:val="24"/>
           <w:szCs w:val="24"/>
         </w:rPr>
       </w:pPr>
+      <w:hyperlink r:id="rId15" w:history="1">
+        <w:r>
+          <w:rPr>
+            <w:rStyle w:val="Hyperlink"/>
+            <w:rFonts w:asciiTheme="minorHAnsi" w:eastAsia="MS Mincho" w:hAnsiTheme="minorHAnsi" w:cstheme="minorHAnsi"/>
+            <w:b w:val="0"/>
+            <w:bCs w:val="0"/>
+            <w:sz w:val="24"/>
+            <w:szCs w:val="24"/>
+          </w:rPr>
+          <w:t>https://github.com/prateekrastogi/videojs-icon-font</w:t>
+        </w:r>
+      </w:hyperlink>
     </w:p>
     <w:sectPr>
       <w:pgSz w:w="12240" w:h="15840"/>
@@ -4160,56 +4952,56 @@
         <v:path o:extrusionok="f" gradientshapeok="t" o:connecttype="rect"/>
         <o:lock v:ext="edit" aspectratio="t"/>
       </v:shapetype>
-      <v:shape id="_x0000_i1304" type="#_x0000_t75" style="width:11.4pt;height:11.4pt" o:bullet="t">
+      <v:shape id="_x0000_i1674" type="#_x0000_t75" style="width:11.4pt;height:11.4pt" o:bullet="t">
         <v:imagedata r:id="rId1" o:title="BD14578_"/>
       </v:shape>
     </w:pict>
   </w:numPicBullet>
   <w:numPicBullet w:numPicBulletId="1">
     <w:pict>
-      <v:shape id="_x0000_i1305" type="#_x0000_t75" style="width:11.4pt;height:11.4pt" o:bullet="t">
+      <v:shape id="_x0000_i1675" type="#_x0000_t75" style="width:11.4pt;height:11.4pt" o:bullet="t">
         <v:imagedata r:id="rId2" o:title="BD21375_"/>
       </v:shape>
     </w:pict>
   </w:numPicBullet>
   <w:numPicBullet w:numPicBulletId="2">
     <w:pict>
-      <v:shape id="_x0000_i1306" type="#_x0000_t75" style="width:10.8pt;height:10.8pt" o:bullet="t">
+      <v:shape id="_x0000_i1676" type="#_x0000_t75" style="width:10.8pt;height:10.8pt" o:bullet="t">
         <v:imagedata r:id="rId3" o:title="BD21297_"/>
       </v:shape>
     </w:pict>
   </w:numPicBullet>
   <w:numPicBullet w:numPicBulletId="3">
     <w:pict>
-      <v:shape id="_x0000_i1307" type="#_x0000_t75" style="width:11.4pt;height:11.4pt" o:bullet="t">
+      <v:shape id="_x0000_i1677" type="#_x0000_t75" style="width:11.4pt;height:11.4pt" o:bullet="t">
         <v:imagedata r:id="rId4" o:title="BD14753_"/>
       </v:shape>
     </w:pict>
   </w:numPicBullet>
   <w:numPicBullet w:numPicBulletId="4">
     <w:pict>
-      <v:shape id="_x0000_i1308" type="#_x0000_t75" style="width:10.8pt;height:10.8pt" o:bullet="t">
+      <v:shape id="_x0000_i1678" type="#_x0000_t75" style="width:10.8pt;height:10.8pt" o:bullet="t">
         <v:imagedata r:id="rId5" o:title="BD21504_"/>
       </v:shape>
     </w:pict>
   </w:numPicBullet>
   <w:numPicBullet w:numPicBulletId="5">
     <w:pict>
-      <v:shape id="_x0000_i1309" type="#_x0000_t75" style="width:11.4pt;height:8.4pt" o:bullet="t">
+      <v:shape id="_x0000_i1679" type="#_x0000_t75" style="width:11.4pt;height:8.4pt" o:bullet="t">
         <v:imagedata r:id="rId6" o:title="BD21299_"/>
       </v:shape>
     </w:pict>
   </w:numPicBullet>
   <w:numPicBullet w:numPicBulletId="6">
     <w:pict>
-      <v:shape id="_x0000_i1310" type="#_x0000_t75" style="width:33.6pt;height:27pt" o:bullet="t">
+      <v:shape id="_x0000_i1680" type="#_x0000_t75" style="width:33.6pt;height:27pt" o:bullet="t">
         <v:imagedata r:id="rId7" o:title="Capture"/>
       </v:shape>
     </w:pict>
   </w:numPicBullet>
   <w:numPicBullet w:numPicBulletId="7">
     <w:pict>
-      <v:shape w14:anchorId="7FA011DF" id="_x0000_i1311" type="#_x0000_t75" style="width:15pt;height:15pt" o:bullet="t">
+      <v:shape id="_x0000_i1681" type="#_x0000_t75" style="width:15pt;height:15pt" o:bullet="t">
         <v:imagedata r:id="rId8" o:title="Capture"/>
       </v:shape>
     </w:pict>
@@ -9362,15 +10154,6 @@
   </w:num>
   <w:num w:numId="45">
     <w:abstractNumId w:val="26"/>
-    <w:lvlOverride w:ilvl="0"/>
-    <w:lvlOverride w:ilvl="1"/>
-    <w:lvlOverride w:ilvl="2"/>
-    <w:lvlOverride w:ilvl="3"/>
-    <w:lvlOverride w:ilvl="4"/>
-    <w:lvlOverride w:ilvl="5"/>
-    <w:lvlOverride w:ilvl="6"/>
-    <w:lvlOverride w:ilvl="7"/>
-    <w:lvlOverride w:ilvl="8"/>
   </w:num>
   <w:numIdMacAtCleanup w:val="2"/>
 </w:numbering>
@@ -10535,6 +11318,15 @@
 </file>
 
 <file path=customXml/item1.xml><?xml version="1.0" encoding="utf-8"?>
+<?mso-contentType ?>
+<FormTemplates xmlns="http://schemas.microsoft.com/sharepoint/v3/contenttype/forms">
+  <Display>DocumentLibraryForm</Display>
+  <Edit>AssetEditForm</Edit>
+  <New>DocumentLibraryForm</New>
+</FormTemplates>
+</file>
+
+<file path=customXml/item2.xml><?xml version="1.0" encoding="utf-8"?>
 <MonsterProperties xmlns:xsi="http://www.w3.org/2001/XMLSchema-instance" xmlns:xsd="http://www.w3.org/2001/XMLSchema" xmlns="http://schemas.monster.com/Monster/Seeker/WordResumeTemplates">
   <AtlasTagging>
     <ResumeUploadSuccessTag>monmon_EZSubmitFinalUpload_1</ResumeUploadSuccessTag>
@@ -10547,20 +11339,19 @@
 </MonsterProperties>
 </file>
 
-<file path=customXml/item2.xml><?xml version="1.0" encoding="utf-8"?>
-<?mso-contentType ?>
-<FormTemplates xmlns="http://schemas.microsoft.com/sharepoint/v3/contenttype/forms">
-  <Display>DocumentLibraryForm</Display>
-  <Edit>AssetEditForm</Edit>
-  <New>DocumentLibraryForm</New>
-</FormTemplates>
-</file>
-
 <file path=customXml/item3.xml><?xml version="1.0" encoding="utf-8"?>
 <b:Sources xmlns:b="http://schemas.openxmlformats.org/officeDocument/2006/bibliography" xmlns="http://schemas.openxmlformats.org/officeDocument/2006/bibliography" SelectedStyle="\APA.XSL" StyleName="APA"/>
 </file>
 
 <file path=customXml/itemProps1.xml><?xml version="1.0" encoding="utf-8"?>
+<ds:datastoreItem xmlns:ds="http://schemas.openxmlformats.org/officeDocument/2006/customXml" ds:itemID="{5DEE6487-3BB8-4831-A84A-EA72C011E7B1}">
+  <ds:schemaRefs>
+    <ds:schemaRef ds:uri="http://schemas.microsoft.com/sharepoint/v3/contenttype/forms"/>
+  </ds:schemaRefs>
+</ds:datastoreItem>
+</file>
+
+<file path=customXml/itemProps2.xml><?xml version="1.0" encoding="utf-8"?>
 <ds:datastoreItem xmlns:ds="http://schemas.openxmlformats.org/officeDocument/2006/customXml" ds:itemID="{6413E27A-9F10-4D79-BB65-07392FAEAA39}">
   <ds:schemaRefs>
     <ds:schemaRef ds:uri="http://www.w3.org/2001/XMLSchema"/>
@@ -10569,16 +11360,8 @@
 </ds:datastoreItem>
 </file>
 
-<file path=customXml/itemProps2.xml><?xml version="1.0" encoding="utf-8"?>
-<ds:datastoreItem xmlns:ds="http://schemas.openxmlformats.org/officeDocument/2006/customXml" ds:itemID="{5DEE6487-3BB8-4831-A84A-EA72C011E7B1}">
-  <ds:schemaRefs>
-    <ds:schemaRef ds:uri="http://schemas.microsoft.com/sharepoint/v3/contenttype/forms"/>
-  </ds:schemaRefs>
-</ds:datastoreItem>
-</file>
-
 <file path=customXml/itemProps3.xml><?xml version="1.0" encoding="utf-8"?>
-<ds:datastoreItem xmlns:ds="http://schemas.openxmlformats.org/officeDocument/2006/customXml" ds:itemID="{CAEDAA84-E591-43E7-88EB-010F220276F8}">
+<ds:datastoreItem xmlns:ds="http://schemas.openxmlformats.org/officeDocument/2006/customXml" ds:itemID="{47A9BA4D-189B-4497-9800-18EE5D5D830C}">
   <ds:schemaRefs>
     <ds:schemaRef ds:uri="http://schemas.openxmlformats.org/officeDocument/2006/bibliography"/>
   </ds:schemaRefs>

--- a/Prateek Rastogi-Current.docx
+++ b/Prateek Rastogi-Current.docx
@@ -389,13 +389,23 @@
         </w:rPr>
         <w:t xml:space="preserve"> </w:t>
       </w:r>
-      <w:r>
-        <w:rPr>
-          <w:rFonts w:asciiTheme="majorHAnsi" w:eastAsia="MS Mincho" w:hAnsiTheme="majorHAnsi"/>
-          <w:sz w:val="24"/>
-          <w:szCs w:val="24"/>
-        </w:rPr>
-        <w:t>Peptech City</w:t>
+      <w:proofErr w:type="spellStart"/>
+      <w:r>
+        <w:rPr>
+          <w:rFonts w:asciiTheme="majorHAnsi" w:eastAsia="MS Mincho" w:hAnsiTheme="majorHAnsi"/>
+          <w:sz w:val="24"/>
+          <w:szCs w:val="24"/>
+        </w:rPr>
+        <w:t>Peptech</w:t>
+      </w:r>
+      <w:proofErr w:type="spellEnd"/>
+      <w:r>
+        <w:rPr>
+          <w:rFonts w:asciiTheme="majorHAnsi" w:eastAsia="MS Mincho" w:hAnsiTheme="majorHAnsi"/>
+          <w:sz w:val="24"/>
+          <w:szCs w:val="24"/>
+        </w:rPr>
+        <w:t xml:space="preserve"> City</w:t>
       </w:r>
       <w:r>
         <w:rPr>
@@ -546,6 +556,7 @@
         </w:rPr>
         <w:t xml:space="preserve">      </w:t>
       </w:r>
+      <w:proofErr w:type="spellStart"/>
       <w:r>
         <w:rPr>
           <w:rFonts w:asciiTheme="majorHAnsi" w:eastAsia="MS Mincho" w:hAnsiTheme="majorHAnsi"/>
@@ -562,6 +573,7 @@
         </w:rPr>
         <w:t>ohawal</w:t>
       </w:r>
+      <w:proofErr w:type="spellEnd"/>
       <w:r>
         <w:rPr>
           <w:rFonts w:asciiTheme="majorHAnsi" w:eastAsia="MS Mincho" w:hAnsiTheme="majorHAnsi"/>
@@ -1889,7 +1901,7 @@
           <w:sz w:val="24"/>
           <w:szCs w:val="24"/>
         </w:rPr>
-        <w:t xml:space="preserve"> tends to</w:t>
+        <w:t xml:space="preserve"> tend to</w:t>
       </w:r>
       <w:r>
         <w:rPr>
@@ -2052,7 +2064,7 @@
           <w:sz w:val="24"/>
           <w:szCs w:val="24"/>
         </w:rPr>
-        <w:t>,</w:t>
+        <w:t xml:space="preserve"> left</w:t>
       </w:r>
       <w:r>
         <w:rPr>
@@ -2062,7 +2074,7 @@
           <w:sz w:val="24"/>
           <w:szCs w:val="24"/>
         </w:rPr>
-        <w:t xml:space="preserve"> left permanent impression on my </w:t>
+        <w:t xml:space="preserve"> a</w:t>
       </w:r>
       <w:r>
         <w:rPr>
@@ -2072,40 +2084,50 @@
           <w:sz w:val="24"/>
           <w:szCs w:val="24"/>
         </w:rPr>
+        <w:t xml:space="preserve"> permanent impression on my </w:t>
+      </w:r>
+      <w:r>
+        <w:rPr>
+          <w:rFonts w:asciiTheme="minorHAnsi" w:eastAsia="MS Mincho" w:hAnsiTheme="minorHAnsi" w:cstheme="minorHAnsi"/>
+          <w:b w:val="0"/>
+          <w:bCs w:val="0"/>
+          <w:sz w:val="24"/>
+          <w:szCs w:val="24"/>
+        </w:rPr>
         <w:t xml:space="preserve">subsequent </w:t>
+      </w:r>
+      <w:r>
+        <w:rPr>
+          <w:rFonts w:asciiTheme="minorHAnsi" w:eastAsia="MS Mincho" w:hAnsiTheme="minorHAnsi" w:cstheme="minorHAnsi"/>
+          <w:b w:val="0"/>
+          <w:bCs w:val="0"/>
+          <w:sz w:val="24"/>
+          <w:szCs w:val="24"/>
+        </w:rPr>
+        <w:t xml:space="preserve">career </w:t>
+      </w:r>
+      <w:r>
+        <w:rPr>
+          <w:rFonts w:asciiTheme="minorHAnsi" w:eastAsia="MS Mincho" w:hAnsiTheme="minorHAnsi" w:cstheme="minorHAnsi"/>
+          <w:b w:val="0"/>
+          <w:bCs w:val="0"/>
+          <w:sz w:val="24"/>
+          <w:szCs w:val="24"/>
+        </w:rPr>
+        <w:t>expression</w:t>
+      </w:r>
+      <w:r>
+        <w:rPr>
+          <w:rFonts w:asciiTheme="minorHAnsi" w:eastAsia="MS Mincho" w:hAnsiTheme="minorHAnsi" w:cstheme="minorHAnsi"/>
+          <w:b w:val="0"/>
+          <w:bCs w:val="0"/>
+          <w:sz w:val="24"/>
+          <w:szCs w:val="24"/>
+        </w:rPr>
+        <w:t xml:space="preserve">. </w:t>
       </w:r>
       <w:bookmarkStart w:id="0" w:name="_GoBack"/>
       <w:bookmarkEnd w:id="0"/>
-      <w:r>
-        <w:rPr>
-          <w:rFonts w:asciiTheme="minorHAnsi" w:eastAsia="MS Mincho" w:hAnsiTheme="minorHAnsi" w:cstheme="minorHAnsi"/>
-          <w:b w:val="0"/>
-          <w:bCs w:val="0"/>
-          <w:sz w:val="24"/>
-          <w:szCs w:val="24"/>
-        </w:rPr>
-        <w:t xml:space="preserve">career </w:t>
-      </w:r>
-      <w:r>
-        <w:rPr>
-          <w:rFonts w:asciiTheme="minorHAnsi" w:eastAsia="MS Mincho" w:hAnsiTheme="minorHAnsi" w:cstheme="minorHAnsi"/>
-          <w:b w:val="0"/>
-          <w:bCs w:val="0"/>
-          <w:sz w:val="24"/>
-          <w:szCs w:val="24"/>
-        </w:rPr>
-        <w:t>expression</w:t>
-      </w:r>
-      <w:r>
-        <w:rPr>
-          <w:rFonts w:asciiTheme="minorHAnsi" w:eastAsia="MS Mincho" w:hAnsiTheme="minorHAnsi" w:cstheme="minorHAnsi"/>
-          <w:b w:val="0"/>
-          <w:bCs w:val="0"/>
-          <w:sz w:val="24"/>
-          <w:szCs w:val="24"/>
-        </w:rPr>
-        <w:t xml:space="preserve">. </w:t>
-      </w:r>
     </w:p>
     <w:p>
       <w:pPr>
@@ -2803,8 +2825,9 @@
           <w:sz w:val="24"/>
           <w:szCs w:val="24"/>
         </w:rPr>
-        <w:t xml:space="preserve"> such as Gatsby, LoopBack, and Universal Recommender</w:t>
-      </w:r>
+        <w:t xml:space="preserve"> such as Gatsby, </w:t>
+      </w:r>
+      <w:proofErr w:type="spellStart"/>
       <w:r>
         <w:rPr>
           <w:rFonts w:eastAsia="MS Mincho"/>
@@ -2812,6 +2835,25 @@
           <w:sz w:val="24"/>
           <w:szCs w:val="24"/>
         </w:rPr>
+        <w:t>LoopBack</w:t>
+      </w:r>
+      <w:proofErr w:type="spellEnd"/>
+      <w:r>
+        <w:rPr>
+          <w:rFonts w:eastAsia="MS Mincho"/>
+          <w:b w:val="0"/>
+          <w:sz w:val="24"/>
+          <w:szCs w:val="24"/>
+        </w:rPr>
+        <w:t>, and Universal Recommender</w:t>
+      </w:r>
+      <w:r>
+        <w:rPr>
+          <w:rFonts w:eastAsia="MS Mincho"/>
+          <w:b w:val="0"/>
+          <w:sz w:val="24"/>
+          <w:szCs w:val="24"/>
+        </w:rPr>
         <w:t>,</w:t>
       </w:r>
       <w:r>
@@ -2949,6 +2991,7 @@
         </w:rPr>
         <w:t xml:space="preserve">PWAs, </w:t>
       </w:r>
+      <w:proofErr w:type="spellStart"/>
       <w:r>
         <w:rPr>
           <w:rFonts w:eastAsia="MS Mincho"/>
@@ -2965,8 +3008,9 @@
           <w:sz w:val="24"/>
           <w:szCs w:val="24"/>
         </w:rPr>
-        <w:t xml:space="preserve">treamable </w:t>
-      </w:r>
+        <w:t>treamable</w:t>
+      </w:r>
+      <w:proofErr w:type="spellEnd"/>
       <w:r>
         <w:rPr>
           <w:rFonts w:eastAsia="MS Mincho"/>
@@ -2974,6 +3018,15 @@
           <w:sz w:val="24"/>
           <w:szCs w:val="24"/>
         </w:rPr>
+        <w:t xml:space="preserve"> </w:t>
+      </w:r>
+      <w:r>
+        <w:rPr>
+          <w:rFonts w:eastAsia="MS Mincho"/>
+          <w:b w:val="0"/>
+          <w:sz w:val="24"/>
+          <w:szCs w:val="24"/>
+        </w:rPr>
         <w:t>W</w:t>
       </w:r>
       <w:r>
@@ -3030,6 +3083,7 @@
         </w:rPr>
         <w:br/>
       </w:r>
+      <w:proofErr w:type="spellStart"/>
       <w:r>
         <w:rPr>
           <w:rFonts w:eastAsia="MS Mincho"/>
@@ -3055,7 +3109,17 @@
           <w:sz w:val="24"/>
           <w:szCs w:val="24"/>
         </w:rPr>
-        <w:t>phQL API Gateway,</w:t>
+        <w:t>phQL</w:t>
+      </w:r>
+      <w:proofErr w:type="spellEnd"/>
+      <w:r>
+        <w:rPr>
+          <w:rFonts w:eastAsia="MS Mincho"/>
+          <w:b w:val="0"/>
+          <w:sz w:val="24"/>
+          <w:szCs w:val="24"/>
+        </w:rPr>
+        <w:t xml:space="preserve"> API Gateway,</w:t>
       </w:r>
       <w:r>
         <w:rPr>
@@ -3244,6 +3308,7 @@
           <w:szCs w:val="24"/>
         </w:rPr>
       </w:pPr>
+      <w:proofErr w:type="spellStart"/>
       <w:r>
         <w:rPr>
           <w:rFonts w:asciiTheme="majorHAnsi" w:eastAsia="MS Mincho" w:hAnsiTheme="majorHAnsi"/>
@@ -3260,6 +3325,7 @@
         </w:rPr>
         <w:t>onsert</w:t>
       </w:r>
+      <w:proofErr w:type="spellEnd"/>
       <w:r>
         <w:rPr>
           <w:rFonts w:asciiTheme="majorHAnsi" w:eastAsia="MS Mincho" w:hAnsiTheme="majorHAnsi"/>
@@ -3635,6 +3701,7 @@
         </w:rPr>
         <w:t xml:space="preserve">pollo, </w:t>
       </w:r>
+      <w:proofErr w:type="spellStart"/>
       <w:r>
         <w:rPr>
           <w:rFonts w:asciiTheme="minorHAnsi" w:eastAsia="MS Mincho" w:hAnsiTheme="minorHAnsi" w:cstheme="minorHAnsi"/>
@@ -3669,8 +3736,19 @@
           <w:sz w:val="24"/>
           <w:szCs w:val="24"/>
         </w:rPr>
-        <w:t xml:space="preserve">ack, </w:t>
-      </w:r>
+        <w:t>ack</w:t>
+      </w:r>
+      <w:proofErr w:type="spellEnd"/>
+      <w:r>
+        <w:rPr>
+          <w:rFonts w:asciiTheme="minorHAnsi" w:eastAsia="MS Mincho" w:hAnsiTheme="minorHAnsi" w:cstheme="minorHAnsi"/>
+          <w:b w:val="0"/>
+          <w:sz w:val="24"/>
+          <w:szCs w:val="24"/>
+        </w:rPr>
+        <w:t xml:space="preserve">, </w:t>
+      </w:r>
+      <w:proofErr w:type="spellStart"/>
       <w:r>
         <w:rPr>
           <w:rFonts w:asciiTheme="minorHAnsi" w:eastAsia="MS Mincho" w:hAnsiTheme="minorHAnsi" w:cstheme="minorHAnsi"/>
@@ -3698,6 +3776,7 @@
         </w:rPr>
         <w:t>JS</w:t>
       </w:r>
+      <w:proofErr w:type="spellEnd"/>
       <w:r>
         <w:rPr>
           <w:rFonts w:asciiTheme="minorHAnsi" w:eastAsia="MS Mincho" w:hAnsiTheme="minorHAnsi" w:cstheme="minorHAnsi"/>
@@ -3707,6 +3786,7 @@
         </w:rPr>
         <w:t xml:space="preserve">, </w:t>
       </w:r>
+      <w:proofErr w:type="spellStart"/>
       <w:r>
         <w:rPr>
           <w:rFonts w:asciiTheme="minorHAnsi" w:eastAsia="MS Mincho" w:hAnsiTheme="minorHAnsi" w:cstheme="minorHAnsi"/>
@@ -3725,6 +3805,7 @@
         </w:rPr>
         <w:t>odash</w:t>
       </w:r>
+      <w:proofErr w:type="spellEnd"/>
       <w:r>
         <w:rPr>
           <w:rFonts w:asciiTheme="minorHAnsi" w:eastAsia="MS Mincho" w:hAnsiTheme="minorHAnsi" w:cstheme="minorHAnsi"/>
@@ -3752,6 +3833,7 @@
         </w:rPr>
         <w:t xml:space="preserve">MongoDB, </w:t>
       </w:r>
+      <w:proofErr w:type="spellStart"/>
       <w:r>
         <w:rPr>
           <w:rFonts w:asciiTheme="minorHAnsi" w:eastAsia="MS Mincho" w:hAnsiTheme="minorHAnsi" w:cstheme="minorHAnsi"/>
@@ -3761,6 +3843,7 @@
         </w:rPr>
         <w:t>Recombee</w:t>
       </w:r>
+      <w:proofErr w:type="spellEnd"/>
       <w:r>
         <w:rPr>
           <w:rFonts w:asciiTheme="minorHAnsi" w:eastAsia="MS Mincho" w:hAnsiTheme="minorHAnsi" w:cstheme="minorHAnsi"/>
@@ -4952,56 +5035,56 @@
         <v:path o:extrusionok="f" gradientshapeok="t" o:connecttype="rect"/>
         <o:lock v:ext="edit" aspectratio="t"/>
       </v:shapetype>
-      <v:shape id="_x0000_i1674" type="#_x0000_t75" style="width:11.4pt;height:11.4pt" o:bullet="t">
+      <v:shape id="_x0000_i1074" type="#_x0000_t75" style="width:11.4pt;height:11.4pt" o:bullet="t">
         <v:imagedata r:id="rId1" o:title="BD14578_"/>
       </v:shape>
     </w:pict>
   </w:numPicBullet>
   <w:numPicBullet w:numPicBulletId="1">
     <w:pict>
-      <v:shape id="_x0000_i1675" type="#_x0000_t75" style="width:11.4pt;height:11.4pt" o:bullet="t">
+      <v:shape id="_x0000_i1075" type="#_x0000_t75" style="width:11.4pt;height:11.4pt" o:bullet="t">
         <v:imagedata r:id="rId2" o:title="BD21375_"/>
       </v:shape>
     </w:pict>
   </w:numPicBullet>
   <w:numPicBullet w:numPicBulletId="2">
     <w:pict>
-      <v:shape id="_x0000_i1676" type="#_x0000_t75" style="width:10.8pt;height:10.8pt" o:bullet="t">
+      <v:shape id="_x0000_i1076" type="#_x0000_t75" style="width:10.8pt;height:10.8pt" o:bullet="t">
         <v:imagedata r:id="rId3" o:title="BD21297_"/>
       </v:shape>
     </w:pict>
   </w:numPicBullet>
   <w:numPicBullet w:numPicBulletId="3">
     <w:pict>
-      <v:shape id="_x0000_i1677" type="#_x0000_t75" style="width:11.4pt;height:11.4pt" o:bullet="t">
+      <v:shape id="_x0000_i1077" type="#_x0000_t75" style="width:11.4pt;height:11.4pt" o:bullet="t">
         <v:imagedata r:id="rId4" o:title="BD14753_"/>
       </v:shape>
     </w:pict>
   </w:numPicBullet>
   <w:numPicBullet w:numPicBulletId="4">
     <w:pict>
-      <v:shape id="_x0000_i1678" type="#_x0000_t75" style="width:10.8pt;height:10.8pt" o:bullet="t">
+      <v:shape id="_x0000_i1078" type="#_x0000_t75" style="width:10.8pt;height:10.8pt" o:bullet="t">
         <v:imagedata r:id="rId5" o:title="BD21504_"/>
       </v:shape>
     </w:pict>
   </w:numPicBullet>
   <w:numPicBullet w:numPicBulletId="5">
     <w:pict>
-      <v:shape id="_x0000_i1679" type="#_x0000_t75" style="width:11.4pt;height:8.4pt" o:bullet="t">
+      <v:shape id="_x0000_i1079" type="#_x0000_t75" style="width:11.4pt;height:8.4pt" o:bullet="t">
         <v:imagedata r:id="rId6" o:title="BD21299_"/>
       </v:shape>
     </w:pict>
   </w:numPicBullet>
   <w:numPicBullet w:numPicBulletId="6">
     <w:pict>
-      <v:shape id="_x0000_i1680" type="#_x0000_t75" style="width:33.6pt;height:27pt" o:bullet="t">
+      <v:shape id="_x0000_i1080" type="#_x0000_t75" style="width:33.6pt;height:27pt" o:bullet="t">
         <v:imagedata r:id="rId7" o:title="Capture"/>
       </v:shape>
     </w:pict>
   </w:numPicBullet>
   <w:numPicBullet w:numPicBulletId="7">
     <w:pict>
-      <v:shape id="_x0000_i1681" type="#_x0000_t75" style="width:15pt;height:15pt" o:bullet="t">
+      <v:shape id="_x0000_i1081" type="#_x0000_t75" style="width:15pt;height:15pt" o:bullet="t">
         <v:imagedata r:id="rId8" o:title="Capture"/>
       </v:shape>
     </w:pict>
@@ -11318,15 +11401,6 @@
 </file>
 
 <file path=customXml/item1.xml><?xml version="1.0" encoding="utf-8"?>
-<?mso-contentType ?>
-<FormTemplates xmlns="http://schemas.microsoft.com/sharepoint/v3/contenttype/forms">
-  <Display>DocumentLibraryForm</Display>
-  <Edit>AssetEditForm</Edit>
-  <New>DocumentLibraryForm</New>
-</FormTemplates>
-</file>
-
-<file path=customXml/item2.xml><?xml version="1.0" encoding="utf-8"?>
 <MonsterProperties xmlns:xsi="http://www.w3.org/2001/XMLSchema-instance" xmlns:xsd="http://www.w3.org/2001/XMLSchema" xmlns="http://schemas.monster.com/Monster/Seeker/WordResumeTemplates">
   <AtlasTagging>
     <ResumeUploadSuccessTag>monmon_EZSubmitFinalUpload_1</ResumeUploadSuccessTag>
@@ -11339,19 +11413,20 @@
 </MonsterProperties>
 </file>
 
+<file path=customXml/item2.xml><?xml version="1.0" encoding="utf-8"?>
+<?mso-contentType ?>
+<FormTemplates xmlns="http://schemas.microsoft.com/sharepoint/v3/contenttype/forms">
+  <Display>DocumentLibraryForm</Display>
+  <Edit>AssetEditForm</Edit>
+  <New>DocumentLibraryForm</New>
+</FormTemplates>
+</file>
+
 <file path=customXml/item3.xml><?xml version="1.0" encoding="utf-8"?>
 <b:Sources xmlns:b="http://schemas.openxmlformats.org/officeDocument/2006/bibliography" xmlns="http://schemas.openxmlformats.org/officeDocument/2006/bibliography" SelectedStyle="\APA.XSL" StyleName="APA"/>
 </file>
 
 <file path=customXml/itemProps1.xml><?xml version="1.0" encoding="utf-8"?>
-<ds:datastoreItem xmlns:ds="http://schemas.openxmlformats.org/officeDocument/2006/customXml" ds:itemID="{5DEE6487-3BB8-4831-A84A-EA72C011E7B1}">
-  <ds:schemaRefs>
-    <ds:schemaRef ds:uri="http://schemas.microsoft.com/sharepoint/v3/contenttype/forms"/>
-  </ds:schemaRefs>
-</ds:datastoreItem>
-</file>
-
-<file path=customXml/itemProps2.xml><?xml version="1.0" encoding="utf-8"?>
 <ds:datastoreItem xmlns:ds="http://schemas.openxmlformats.org/officeDocument/2006/customXml" ds:itemID="{6413E27A-9F10-4D79-BB65-07392FAEAA39}">
   <ds:schemaRefs>
     <ds:schemaRef ds:uri="http://www.w3.org/2001/XMLSchema"/>
@@ -11360,8 +11435,16 @@
 </ds:datastoreItem>
 </file>
 
+<file path=customXml/itemProps2.xml><?xml version="1.0" encoding="utf-8"?>
+<ds:datastoreItem xmlns:ds="http://schemas.openxmlformats.org/officeDocument/2006/customXml" ds:itemID="{5DEE6487-3BB8-4831-A84A-EA72C011E7B1}">
+  <ds:schemaRefs>
+    <ds:schemaRef ds:uri="http://schemas.microsoft.com/sharepoint/v3/contenttype/forms"/>
+  </ds:schemaRefs>
+</ds:datastoreItem>
+</file>
+
 <file path=customXml/itemProps3.xml><?xml version="1.0" encoding="utf-8"?>
-<ds:datastoreItem xmlns:ds="http://schemas.openxmlformats.org/officeDocument/2006/customXml" ds:itemID="{47A9BA4D-189B-4497-9800-18EE5D5D830C}">
+<ds:datastoreItem xmlns:ds="http://schemas.openxmlformats.org/officeDocument/2006/customXml" ds:itemID="{C130F5A3-F449-489B-BB70-ECA5863F2BB1}">
   <ds:schemaRefs>
     <ds:schemaRef ds:uri="http://schemas.openxmlformats.org/officeDocument/2006/bibliography"/>
   </ds:schemaRefs>

--- a/Prateek Rastogi-Current.docx
+++ b/Prateek Rastogi-Current.docx
@@ -405,7 +405,16 @@
           <w:sz w:val="24"/>
           <w:szCs w:val="24"/>
         </w:rPr>
-        <w:t xml:space="preserve"> City</w:t>
+        <w:t xml:space="preserve"> </w:t>
+      </w:r>
+      <w:proofErr w:type="gramStart"/>
+      <w:r>
+        <w:rPr>
+          <w:rFonts w:asciiTheme="majorHAnsi" w:eastAsia="MS Mincho" w:hAnsiTheme="majorHAnsi"/>
+          <w:sz w:val="24"/>
+          <w:szCs w:val="24"/>
+        </w:rPr>
+        <w:t>City</w:t>
       </w:r>
       <w:r>
         <w:rPr>
@@ -429,7 +438,16 @@
           <w:sz w:val="24"/>
           <w:szCs w:val="24"/>
         </w:rPr>
-        <w:t xml:space="preserve">    </w:t>
+        <w:t xml:space="preserve"> </w:t>
+      </w:r>
+      <w:proofErr w:type="gramEnd"/>
+      <w:r>
+        <w:rPr>
+          <w:rFonts w:asciiTheme="majorHAnsi" w:eastAsia="MS Mincho" w:hAnsiTheme="majorHAnsi"/>
+          <w:sz w:val="24"/>
+          <w:szCs w:val="24"/>
+        </w:rPr>
+        <w:t xml:space="preserve">   </w:t>
       </w:r>
       <w:r>
         <w:rPr>
@@ -702,6 +720,7 @@
         </w:rPr>
         <w:t xml:space="preserve">      </w:t>
       </w:r>
+      <w:proofErr w:type="gramStart"/>
       <w:r>
         <w:rPr>
           <w:rFonts w:asciiTheme="majorHAnsi" w:eastAsia="MS Mincho" w:hAnsiTheme="majorHAnsi"/>
@@ -718,6 +737,7 @@
         </w:rPr>
         <w:t xml:space="preserve">  </w:t>
       </w:r>
+      <w:proofErr w:type="gramEnd"/>
       <w:r>
         <w:rPr>
           <w:rFonts w:asciiTheme="majorHAnsi" w:eastAsia="MS Mincho" w:hAnsiTheme="majorHAnsi"/>
@@ -1423,7 +1443,7 @@
         <w:pStyle w:val="JobTitlebold"/>
         <w:ind w:left="1080"/>
         <w:rPr>
-          <w:rFonts w:asciiTheme="minorHAnsi" w:eastAsia="MS Mincho" w:hAnsiTheme="minorHAnsi" w:cstheme="minorHAnsi"/>
+          <w:rFonts w:eastAsia="MS Mincho" w:cs="Calibri"/>
           <w:b w:val="0"/>
           <w:bCs w:val="0"/>
           <w:sz w:val="24"/>
@@ -1432,7 +1452,7 @@
       </w:pPr>
       <w:r>
         <w:rPr>
-          <w:rFonts w:asciiTheme="minorHAnsi" w:eastAsia="MS Mincho" w:hAnsiTheme="minorHAnsi" w:cstheme="minorHAnsi"/>
+          <w:rFonts w:eastAsia="MS Mincho" w:cs="Calibri"/>
           <w:b w:val="0"/>
           <w:bCs w:val="0"/>
           <w:sz w:val="24"/>
@@ -1442,7 +1462,7 @@
       </w:r>
       <w:r>
         <w:rPr>
-          <w:rFonts w:asciiTheme="minorHAnsi" w:eastAsia="MS Mincho" w:hAnsiTheme="minorHAnsi" w:cstheme="minorHAnsi"/>
+          <w:rFonts w:eastAsia="MS Mincho" w:cs="Calibri"/>
           <w:b w:val="0"/>
           <w:bCs w:val="0"/>
           <w:sz w:val="24"/>
@@ -1452,7 +1472,7 @@
       </w:r>
       <w:r>
         <w:rPr>
-          <w:rFonts w:asciiTheme="minorHAnsi" w:eastAsia="MS Mincho" w:hAnsiTheme="minorHAnsi" w:cstheme="minorHAnsi"/>
+          <w:rFonts w:eastAsia="MS Mincho" w:cs="Calibri"/>
           <w:b w:val="0"/>
           <w:bCs w:val="0"/>
           <w:sz w:val="24"/>
@@ -1462,7 +1482,7 @@
       </w:r>
       <w:r>
         <w:rPr>
-          <w:rFonts w:asciiTheme="minorHAnsi" w:eastAsia="MS Mincho" w:hAnsiTheme="minorHAnsi" w:cstheme="minorHAnsi"/>
+          <w:rFonts w:eastAsia="MS Mincho" w:cs="Calibri"/>
           <w:b w:val="0"/>
           <w:bCs w:val="0"/>
           <w:sz w:val="24"/>
@@ -1472,7 +1492,7 @@
       </w:r>
       <w:r>
         <w:rPr>
-          <w:rFonts w:asciiTheme="minorHAnsi" w:eastAsia="MS Mincho" w:hAnsiTheme="minorHAnsi" w:cstheme="minorHAnsi"/>
+          <w:rFonts w:eastAsia="MS Mincho" w:cs="Calibri"/>
           <w:b w:val="0"/>
           <w:bCs w:val="0"/>
           <w:sz w:val="24"/>
@@ -1482,7 +1502,7 @@
       </w:r>
       <w:r>
         <w:rPr>
-          <w:rFonts w:asciiTheme="minorHAnsi" w:eastAsia="MS Mincho" w:hAnsiTheme="minorHAnsi" w:cstheme="minorHAnsi"/>
+          <w:rFonts w:eastAsia="MS Mincho" w:cs="Calibri"/>
           <w:b w:val="0"/>
           <w:bCs w:val="0"/>
           <w:sz w:val="24"/>
@@ -1492,7 +1512,7 @@
       </w:r>
       <w:r>
         <w:rPr>
-          <w:rFonts w:asciiTheme="minorHAnsi" w:eastAsia="MS Mincho" w:hAnsiTheme="minorHAnsi" w:cstheme="minorHAnsi"/>
+          <w:rFonts w:eastAsia="MS Mincho" w:cs="Calibri"/>
           <w:b w:val="0"/>
           <w:bCs w:val="0"/>
           <w:sz w:val="24"/>
@@ -1502,7 +1522,7 @@
       </w:r>
       <w:r>
         <w:rPr>
-          <w:rFonts w:asciiTheme="minorHAnsi" w:eastAsia="MS Mincho" w:hAnsiTheme="minorHAnsi" w:cstheme="minorHAnsi"/>
+          <w:rFonts w:eastAsia="MS Mincho" w:cs="Calibri"/>
           <w:b w:val="0"/>
           <w:bCs w:val="0"/>
           <w:sz w:val="24"/>
@@ -1512,7 +1532,7 @@
       </w:r>
       <w:r>
         <w:rPr>
-          <w:rFonts w:asciiTheme="minorHAnsi" w:eastAsia="MS Mincho" w:hAnsiTheme="minorHAnsi" w:cstheme="minorHAnsi"/>
+          <w:rFonts w:eastAsia="MS Mincho" w:cs="Calibri"/>
           <w:b w:val="0"/>
           <w:bCs w:val="0"/>
           <w:sz w:val="24"/>
@@ -1522,7 +1542,7 @@
       </w:r>
       <w:r>
         <w:rPr>
-          <w:rFonts w:asciiTheme="minorHAnsi" w:eastAsia="MS Mincho" w:hAnsiTheme="minorHAnsi" w:cstheme="minorHAnsi"/>
+          <w:rFonts w:eastAsia="MS Mincho" w:cs="Calibri"/>
           <w:b w:val="0"/>
           <w:bCs w:val="0"/>
           <w:sz w:val="24"/>
@@ -1532,7 +1552,7 @@
       </w:r>
       <w:r>
         <w:rPr>
-          <w:rFonts w:asciiTheme="minorHAnsi" w:eastAsia="MS Mincho" w:hAnsiTheme="minorHAnsi" w:cstheme="minorHAnsi"/>
+          <w:rFonts w:eastAsia="MS Mincho" w:cs="Calibri"/>
           <w:b w:val="0"/>
           <w:bCs w:val="0"/>
           <w:sz w:val="24"/>
@@ -1542,7 +1562,7 @@
       </w:r>
       <w:r>
         <w:rPr>
-          <w:rFonts w:asciiTheme="minorHAnsi" w:eastAsia="MS Mincho" w:hAnsiTheme="minorHAnsi" w:cstheme="minorHAnsi"/>
+          <w:rFonts w:eastAsia="MS Mincho" w:cs="Calibri"/>
           <w:b w:val="0"/>
           <w:bCs w:val="0"/>
           <w:sz w:val="24"/>
@@ -1552,7 +1572,7 @@
       </w:r>
       <w:r>
         <w:rPr>
-          <w:rFonts w:asciiTheme="minorHAnsi" w:eastAsia="MS Mincho" w:hAnsiTheme="minorHAnsi" w:cstheme="minorHAnsi"/>
+          <w:rFonts w:eastAsia="MS Mincho" w:cs="Calibri"/>
           <w:b w:val="0"/>
           <w:bCs w:val="0"/>
           <w:sz w:val="24"/>
@@ -1562,7 +1582,7 @@
       </w:r>
       <w:r>
         <w:rPr>
-          <w:rFonts w:asciiTheme="minorHAnsi" w:eastAsia="MS Mincho" w:hAnsiTheme="minorHAnsi" w:cstheme="minorHAnsi"/>
+          <w:rFonts w:eastAsia="MS Mincho" w:cs="Calibri"/>
           <w:b w:val="0"/>
           <w:bCs w:val="0"/>
           <w:sz w:val="24"/>
@@ -1572,7 +1592,7 @@
       </w:r>
       <w:r>
         <w:rPr>
-          <w:rFonts w:asciiTheme="minorHAnsi" w:eastAsia="MS Mincho" w:hAnsiTheme="minorHAnsi" w:cstheme="minorHAnsi"/>
+          <w:rFonts w:eastAsia="MS Mincho" w:cs="Calibri"/>
           <w:b w:val="0"/>
           <w:bCs w:val="0"/>
           <w:sz w:val="24"/>
@@ -1582,7 +1602,7 @@
       </w:r>
       <w:r>
         <w:rPr>
-          <w:rFonts w:asciiTheme="minorHAnsi" w:eastAsia="MS Mincho" w:hAnsiTheme="minorHAnsi" w:cstheme="minorHAnsi"/>
+          <w:rFonts w:eastAsia="MS Mincho" w:cs="Calibri"/>
           <w:b w:val="0"/>
           <w:bCs w:val="0"/>
           <w:sz w:val="24"/>
@@ -1592,7 +1612,7 @@
       </w:r>
       <w:r>
         <w:rPr>
-          <w:rFonts w:asciiTheme="minorHAnsi" w:eastAsia="MS Mincho" w:hAnsiTheme="minorHAnsi" w:cstheme="minorHAnsi"/>
+          <w:rFonts w:eastAsia="MS Mincho" w:cs="Calibri"/>
           <w:b w:val="0"/>
           <w:bCs w:val="0"/>
           <w:sz w:val="24"/>
@@ -1602,7 +1622,7 @@
       </w:r>
       <w:r>
         <w:rPr>
-          <w:rFonts w:asciiTheme="minorHAnsi" w:eastAsia="MS Mincho" w:hAnsiTheme="minorHAnsi" w:cstheme="minorHAnsi"/>
+          <w:rFonts w:eastAsia="MS Mincho" w:cs="Calibri"/>
           <w:b w:val="0"/>
           <w:bCs w:val="0"/>
           <w:sz w:val="24"/>
@@ -1612,7 +1632,7 @@
       </w:r>
       <w:r>
         <w:rPr>
-          <w:rFonts w:asciiTheme="minorHAnsi" w:eastAsia="MS Mincho" w:hAnsiTheme="minorHAnsi" w:cstheme="minorHAnsi"/>
+          <w:rFonts w:eastAsia="MS Mincho" w:cs="Calibri"/>
           <w:b w:val="0"/>
           <w:bCs w:val="0"/>
           <w:sz w:val="24"/>
@@ -1622,7 +1642,7 @@
       </w:r>
       <w:r>
         <w:rPr>
-          <w:rFonts w:asciiTheme="minorHAnsi" w:eastAsia="MS Mincho" w:hAnsiTheme="minorHAnsi" w:cstheme="minorHAnsi"/>
+          <w:rFonts w:eastAsia="MS Mincho" w:cs="Calibri"/>
           <w:b w:val="0"/>
           <w:bCs w:val="0"/>
           <w:sz w:val="24"/>
@@ -1632,7 +1652,7 @@
       </w:r>
       <w:r>
         <w:rPr>
-          <w:rFonts w:asciiTheme="minorHAnsi" w:eastAsia="MS Mincho" w:hAnsiTheme="minorHAnsi" w:cstheme="minorHAnsi"/>
+          <w:rFonts w:eastAsia="MS Mincho" w:cs="Calibri"/>
           <w:b w:val="0"/>
           <w:bCs w:val="0"/>
           <w:sz w:val="24"/>
@@ -1646,7 +1666,7 @@
         <w:pStyle w:val="JobTitlebold"/>
         <w:ind w:left="1080"/>
         <w:rPr>
-          <w:rFonts w:asciiTheme="minorHAnsi" w:eastAsia="MS Mincho" w:hAnsiTheme="minorHAnsi" w:cstheme="minorHAnsi"/>
+          <w:rFonts w:eastAsia="MS Mincho" w:cs="Calibri"/>
           <w:b w:val="0"/>
           <w:bCs w:val="0"/>
           <w:sz w:val="24"/>
@@ -1655,7 +1675,7 @@
       </w:pPr>
       <w:r>
         <w:rPr>
-          <w:rFonts w:asciiTheme="minorHAnsi" w:eastAsia="MS Mincho" w:hAnsiTheme="minorHAnsi" w:cstheme="minorHAnsi"/>
+          <w:rFonts w:eastAsia="MS Mincho" w:cs="Calibri"/>
           <w:b w:val="0"/>
           <w:bCs w:val="0"/>
           <w:sz w:val="24"/>
@@ -1665,7 +1685,7 @@
       </w:r>
       <w:r>
         <w:rPr>
-          <w:rFonts w:asciiTheme="minorHAnsi" w:eastAsia="MS Mincho" w:hAnsiTheme="minorHAnsi" w:cstheme="minorHAnsi"/>
+          <w:rFonts w:eastAsia="MS Mincho" w:cs="Calibri"/>
           <w:b w:val="0"/>
           <w:bCs w:val="0"/>
           <w:sz w:val="24"/>
@@ -1675,7 +1695,7 @@
       </w:r>
       <w:r>
         <w:rPr>
-          <w:rFonts w:asciiTheme="minorHAnsi" w:eastAsia="MS Mincho" w:hAnsiTheme="minorHAnsi" w:cstheme="minorHAnsi"/>
+          <w:rFonts w:eastAsia="MS Mincho" w:cs="Calibri"/>
           <w:b w:val="0"/>
           <w:bCs w:val="0"/>
           <w:sz w:val="24"/>
@@ -1685,7 +1705,7 @@
       </w:r>
       <w:r>
         <w:rPr>
-          <w:rFonts w:asciiTheme="minorHAnsi" w:eastAsia="MS Mincho" w:hAnsiTheme="minorHAnsi" w:cstheme="minorHAnsi"/>
+          <w:rFonts w:eastAsia="MS Mincho" w:cs="Calibri"/>
           <w:b w:val="0"/>
           <w:bCs w:val="0"/>
           <w:sz w:val="24"/>
@@ -1695,7 +1715,7 @@
       </w:r>
       <w:r>
         <w:rPr>
-          <w:rFonts w:asciiTheme="minorHAnsi" w:eastAsia="MS Mincho" w:hAnsiTheme="minorHAnsi" w:cstheme="minorHAnsi"/>
+          <w:rFonts w:eastAsia="MS Mincho" w:cs="Calibri"/>
           <w:b w:val="0"/>
           <w:bCs w:val="0"/>
           <w:sz w:val="24"/>
@@ -1705,7 +1725,7 @@
       </w:r>
       <w:r>
         <w:rPr>
-          <w:rFonts w:asciiTheme="minorHAnsi" w:eastAsia="MS Mincho" w:hAnsiTheme="minorHAnsi" w:cstheme="minorHAnsi"/>
+          <w:rFonts w:eastAsia="MS Mincho" w:cs="Calibri"/>
           <w:b w:val="0"/>
           <w:bCs w:val="0"/>
           <w:sz w:val="24"/>
@@ -1715,7 +1735,7 @@
       </w:r>
       <w:r>
         <w:rPr>
-          <w:rFonts w:asciiTheme="minorHAnsi" w:eastAsia="MS Mincho" w:hAnsiTheme="minorHAnsi" w:cstheme="minorHAnsi"/>
+          <w:rFonts w:eastAsia="MS Mincho" w:cs="Calibri"/>
           <w:b w:val="0"/>
           <w:bCs w:val="0"/>
           <w:sz w:val="24"/>
@@ -1725,7 +1745,7 @@
       </w:r>
       <w:r>
         <w:rPr>
-          <w:rFonts w:asciiTheme="minorHAnsi" w:eastAsia="MS Mincho" w:hAnsiTheme="minorHAnsi" w:cstheme="minorHAnsi"/>
+          <w:rFonts w:eastAsia="MS Mincho" w:cs="Calibri"/>
           <w:b w:val="0"/>
           <w:bCs w:val="0"/>
           <w:sz w:val="24"/>
@@ -1735,7 +1755,7 @@
       </w:r>
       <w:r>
         <w:rPr>
-          <w:rFonts w:asciiTheme="minorHAnsi" w:eastAsia="MS Mincho" w:hAnsiTheme="minorHAnsi" w:cstheme="minorHAnsi"/>
+          <w:rFonts w:eastAsia="MS Mincho" w:cs="Calibri"/>
           <w:b w:val="0"/>
           <w:bCs w:val="0"/>
           <w:sz w:val="24"/>
@@ -1745,7 +1765,7 @@
       </w:r>
       <w:r>
         <w:rPr>
-          <w:rFonts w:asciiTheme="minorHAnsi" w:eastAsia="MS Mincho" w:hAnsiTheme="minorHAnsi" w:cstheme="minorHAnsi"/>
+          <w:rFonts w:eastAsia="MS Mincho" w:cs="Calibri"/>
           <w:b w:val="0"/>
           <w:bCs w:val="0"/>
           <w:sz w:val="24"/>
@@ -1755,7 +1775,7 @@
       </w:r>
       <w:r>
         <w:rPr>
-          <w:rFonts w:asciiTheme="minorHAnsi" w:eastAsia="MS Mincho" w:hAnsiTheme="minorHAnsi" w:cstheme="minorHAnsi"/>
+          <w:rFonts w:eastAsia="MS Mincho" w:cs="Calibri"/>
           <w:b w:val="0"/>
           <w:bCs w:val="0"/>
           <w:sz w:val="24"/>
@@ -1765,7 +1785,7 @@
       </w:r>
       <w:r>
         <w:rPr>
-          <w:rFonts w:asciiTheme="minorHAnsi" w:eastAsia="MS Mincho" w:hAnsiTheme="minorHAnsi" w:cstheme="minorHAnsi"/>
+          <w:rFonts w:eastAsia="MS Mincho" w:cs="Calibri"/>
           <w:b w:val="0"/>
           <w:bCs w:val="0"/>
           <w:sz w:val="24"/>
@@ -1775,7 +1795,7 @@
       </w:r>
       <w:r>
         <w:rPr>
-          <w:rFonts w:asciiTheme="minorHAnsi" w:eastAsia="MS Mincho" w:hAnsiTheme="minorHAnsi" w:cstheme="minorHAnsi"/>
+          <w:rFonts w:eastAsia="MS Mincho" w:cs="Calibri"/>
           <w:b w:val="0"/>
           <w:bCs w:val="0"/>
           <w:sz w:val="24"/>
@@ -1785,7 +1805,7 @@
       </w:r>
       <w:r>
         <w:rPr>
-          <w:rFonts w:asciiTheme="minorHAnsi" w:eastAsia="MS Mincho" w:hAnsiTheme="minorHAnsi" w:cstheme="minorHAnsi"/>
+          <w:rFonts w:eastAsia="MS Mincho" w:cs="Calibri"/>
           <w:b w:val="0"/>
           <w:bCs w:val="0"/>
           <w:sz w:val="24"/>
@@ -1795,7 +1815,7 @@
       </w:r>
       <w:r>
         <w:rPr>
-          <w:rFonts w:asciiTheme="minorHAnsi" w:eastAsia="MS Mincho" w:hAnsiTheme="minorHAnsi" w:cstheme="minorHAnsi"/>
+          <w:rFonts w:eastAsia="MS Mincho" w:cs="Calibri"/>
           <w:b w:val="0"/>
           <w:bCs w:val="0"/>
           <w:sz w:val="24"/>
@@ -1805,7 +1825,7 @@
       </w:r>
       <w:r>
         <w:rPr>
-          <w:rFonts w:asciiTheme="minorHAnsi" w:eastAsia="MS Mincho" w:hAnsiTheme="minorHAnsi" w:cstheme="minorHAnsi"/>
+          <w:rFonts w:eastAsia="MS Mincho" w:cs="Calibri"/>
           <w:b w:val="0"/>
           <w:bCs w:val="0"/>
           <w:sz w:val="24"/>
@@ -1815,7 +1835,7 @@
       </w:r>
       <w:r>
         <w:rPr>
-          <w:rFonts w:asciiTheme="minorHAnsi" w:eastAsia="MS Mincho" w:hAnsiTheme="minorHAnsi" w:cstheme="minorHAnsi"/>
+          <w:rFonts w:eastAsia="MS Mincho" w:cs="Calibri"/>
           <w:b w:val="0"/>
           <w:bCs w:val="0"/>
           <w:sz w:val="24"/>
@@ -1825,7 +1845,7 @@
       </w:r>
       <w:r>
         <w:rPr>
-          <w:rFonts w:asciiTheme="minorHAnsi" w:eastAsia="MS Mincho" w:hAnsiTheme="minorHAnsi" w:cstheme="minorHAnsi"/>
+          <w:rFonts w:eastAsia="MS Mincho" w:cs="Calibri"/>
           <w:b w:val="0"/>
           <w:bCs w:val="0"/>
           <w:sz w:val="24"/>
@@ -1835,7 +1855,7 @@
       </w:r>
       <w:r>
         <w:rPr>
-          <w:rFonts w:asciiTheme="minorHAnsi" w:eastAsia="MS Mincho" w:hAnsiTheme="minorHAnsi" w:cstheme="minorHAnsi"/>
+          <w:rFonts w:eastAsia="MS Mincho" w:cs="Calibri"/>
           <w:b w:val="0"/>
           <w:bCs w:val="0"/>
           <w:sz w:val="24"/>
@@ -1845,7 +1865,7 @@
       </w:r>
       <w:r>
         <w:rPr>
-          <w:rFonts w:asciiTheme="minorHAnsi" w:eastAsia="MS Mincho" w:hAnsiTheme="minorHAnsi" w:cstheme="minorHAnsi"/>
+          <w:rFonts w:eastAsia="MS Mincho" w:cs="Calibri"/>
           <w:b w:val="0"/>
           <w:bCs w:val="0"/>
           <w:sz w:val="24"/>
@@ -1855,7 +1875,7 @@
       </w:r>
       <w:r>
         <w:rPr>
-          <w:rFonts w:asciiTheme="minorHAnsi" w:eastAsia="MS Mincho" w:hAnsiTheme="minorHAnsi" w:cstheme="minorHAnsi"/>
+          <w:rFonts w:eastAsia="MS Mincho" w:cs="Calibri"/>
           <w:b w:val="0"/>
           <w:bCs w:val="0"/>
           <w:sz w:val="24"/>
@@ -1865,7 +1885,7 @@
       </w:r>
       <w:r>
         <w:rPr>
-          <w:rFonts w:asciiTheme="minorHAnsi" w:eastAsia="MS Mincho" w:hAnsiTheme="minorHAnsi" w:cstheme="minorHAnsi"/>
+          <w:rFonts w:eastAsia="MS Mincho" w:cs="Calibri"/>
           <w:b w:val="0"/>
           <w:bCs w:val="0"/>
           <w:sz w:val="24"/>
@@ -1875,7 +1895,7 @@
       </w:r>
       <w:r>
         <w:rPr>
-          <w:rFonts w:asciiTheme="minorHAnsi" w:eastAsia="MS Mincho" w:hAnsiTheme="minorHAnsi" w:cstheme="minorHAnsi"/>
+          <w:rFonts w:eastAsia="MS Mincho" w:cs="Calibri"/>
           <w:b w:val="0"/>
           <w:bCs w:val="0"/>
           <w:sz w:val="24"/>
@@ -1885,7 +1905,7 @@
       </w:r>
       <w:r>
         <w:rPr>
-          <w:rFonts w:asciiTheme="minorHAnsi" w:eastAsia="MS Mincho" w:hAnsiTheme="minorHAnsi" w:cstheme="minorHAnsi"/>
+          <w:rFonts w:eastAsia="MS Mincho" w:cs="Calibri"/>
           <w:b w:val="0"/>
           <w:bCs w:val="0"/>
           <w:sz w:val="24"/>
@@ -1895,7 +1915,7 @@
       </w:r>
       <w:r>
         <w:rPr>
-          <w:rFonts w:asciiTheme="minorHAnsi" w:eastAsia="MS Mincho" w:hAnsiTheme="minorHAnsi" w:cstheme="minorHAnsi"/>
+          <w:rFonts w:eastAsia="MS Mincho" w:cs="Calibri"/>
           <w:b w:val="0"/>
           <w:bCs w:val="0"/>
           <w:sz w:val="24"/>
@@ -1905,7 +1925,7 @@
       </w:r>
       <w:r>
         <w:rPr>
-          <w:rFonts w:asciiTheme="minorHAnsi" w:eastAsia="MS Mincho" w:hAnsiTheme="minorHAnsi" w:cstheme="minorHAnsi"/>
+          <w:rFonts w:eastAsia="MS Mincho" w:cs="Calibri"/>
           <w:b w:val="0"/>
           <w:bCs w:val="0"/>
           <w:sz w:val="24"/>
@@ -1915,7 +1935,7 @@
       </w:r>
       <w:r>
         <w:rPr>
-          <w:rFonts w:asciiTheme="minorHAnsi" w:eastAsia="MS Mincho" w:hAnsiTheme="minorHAnsi" w:cstheme="minorHAnsi"/>
+          <w:rFonts w:eastAsia="MS Mincho" w:cs="Calibri"/>
           <w:b w:val="0"/>
           <w:bCs w:val="0"/>
           <w:sz w:val="24"/>
@@ -1925,7 +1945,7 @@
       </w:r>
       <w:r>
         <w:rPr>
-          <w:rFonts w:asciiTheme="minorHAnsi" w:eastAsia="MS Mincho" w:hAnsiTheme="minorHAnsi" w:cstheme="minorHAnsi"/>
+          <w:rFonts w:eastAsia="MS Mincho" w:cs="Calibri"/>
           <w:b w:val="0"/>
           <w:bCs w:val="0"/>
           <w:sz w:val="24"/>
@@ -1935,7 +1955,7 @@
       </w:r>
       <w:r>
         <w:rPr>
-          <w:rFonts w:asciiTheme="minorHAnsi" w:eastAsia="MS Mincho" w:hAnsiTheme="minorHAnsi" w:cstheme="minorHAnsi"/>
+          <w:rFonts w:eastAsia="MS Mincho" w:cs="Calibri"/>
           <w:b w:val="0"/>
           <w:bCs w:val="0"/>
           <w:sz w:val="24"/>
@@ -1945,7 +1965,7 @@
       </w:r>
       <w:r>
         <w:rPr>
-          <w:rFonts w:asciiTheme="minorHAnsi" w:eastAsia="MS Mincho" w:hAnsiTheme="minorHAnsi" w:cstheme="minorHAnsi"/>
+          <w:rFonts w:eastAsia="MS Mincho" w:cs="Calibri"/>
           <w:b w:val="0"/>
           <w:bCs w:val="0"/>
           <w:sz w:val="24"/>
@@ -1959,7 +1979,7 @@
         <w:pStyle w:val="JobTitlebold"/>
         <w:ind w:left="1080"/>
         <w:rPr>
-          <w:rFonts w:asciiTheme="minorHAnsi" w:eastAsia="MS Mincho" w:hAnsiTheme="minorHAnsi" w:cstheme="minorHAnsi"/>
+          <w:rFonts w:eastAsia="MS Mincho" w:cs="Calibri"/>
           <w:b w:val="0"/>
           <w:bCs w:val="0"/>
           <w:sz w:val="24"/>
@@ -1968,7 +1988,7 @@
       </w:pPr>
       <w:r>
         <w:rPr>
-          <w:rFonts w:asciiTheme="minorHAnsi" w:eastAsia="MS Mincho" w:hAnsiTheme="minorHAnsi" w:cstheme="minorHAnsi"/>
+          <w:rFonts w:eastAsia="MS Mincho" w:cs="Calibri"/>
           <w:b w:val="0"/>
           <w:bCs w:val="0"/>
           <w:sz w:val="24"/>
@@ -1978,7 +1998,7 @@
       </w:r>
       <w:r>
         <w:rPr>
-          <w:rFonts w:asciiTheme="minorHAnsi" w:eastAsia="MS Mincho" w:hAnsiTheme="minorHAnsi" w:cstheme="minorHAnsi"/>
+          <w:rFonts w:eastAsia="MS Mincho" w:cs="Calibri"/>
           <w:b w:val="0"/>
           <w:bCs w:val="0"/>
           <w:sz w:val="24"/>
@@ -1988,7 +2008,7 @@
       </w:r>
       <w:r>
         <w:rPr>
-          <w:rFonts w:asciiTheme="minorHAnsi" w:eastAsia="MS Mincho" w:hAnsiTheme="minorHAnsi" w:cstheme="minorHAnsi"/>
+          <w:rFonts w:eastAsia="MS Mincho" w:cs="Calibri"/>
           <w:b w:val="0"/>
           <w:bCs w:val="0"/>
           <w:sz w:val="24"/>
@@ -1998,7 +2018,7 @@
       </w:r>
       <w:r>
         <w:rPr>
-          <w:rFonts w:asciiTheme="minorHAnsi" w:eastAsia="MS Mincho" w:hAnsiTheme="minorHAnsi" w:cstheme="minorHAnsi"/>
+          <w:rFonts w:eastAsia="MS Mincho" w:cs="Calibri"/>
           <w:b w:val="0"/>
           <w:bCs w:val="0"/>
           <w:sz w:val="24"/>
@@ -2008,7 +2028,7 @@
       </w:r>
       <w:r>
         <w:rPr>
-          <w:rFonts w:asciiTheme="minorHAnsi" w:eastAsia="MS Mincho" w:hAnsiTheme="minorHAnsi" w:cstheme="minorHAnsi"/>
+          <w:rFonts w:eastAsia="MS Mincho" w:cs="Calibri"/>
           <w:b w:val="0"/>
           <w:bCs w:val="0"/>
           <w:sz w:val="24"/>
@@ -2018,7 +2038,7 @@
       </w:r>
       <w:r>
         <w:rPr>
-          <w:rFonts w:asciiTheme="minorHAnsi" w:eastAsia="MS Mincho" w:hAnsiTheme="minorHAnsi" w:cstheme="minorHAnsi"/>
+          <w:rFonts w:eastAsia="MS Mincho" w:cs="Calibri"/>
           <w:b w:val="0"/>
           <w:bCs w:val="0"/>
           <w:sz w:val="24"/>
@@ -2028,7 +2048,7 @@
       </w:r>
       <w:r>
         <w:rPr>
-          <w:rFonts w:asciiTheme="minorHAnsi" w:eastAsia="MS Mincho" w:hAnsiTheme="minorHAnsi" w:cstheme="minorHAnsi"/>
+          <w:rFonts w:eastAsia="MS Mincho" w:cs="Calibri"/>
           <w:b w:val="0"/>
           <w:bCs w:val="0"/>
           <w:sz w:val="24"/>
@@ -2038,7 +2058,7 @@
       </w:r>
       <w:r>
         <w:rPr>
-          <w:rFonts w:asciiTheme="minorHAnsi" w:eastAsia="MS Mincho" w:hAnsiTheme="minorHAnsi" w:cstheme="minorHAnsi"/>
+          <w:rFonts w:eastAsia="MS Mincho" w:cs="Calibri"/>
           <w:b w:val="0"/>
           <w:bCs w:val="0"/>
           <w:sz w:val="24"/>
@@ -2048,7 +2068,7 @@
       </w:r>
       <w:r>
         <w:rPr>
-          <w:rFonts w:asciiTheme="minorHAnsi" w:eastAsia="MS Mincho" w:hAnsiTheme="minorHAnsi" w:cstheme="minorHAnsi"/>
+          <w:rFonts w:eastAsia="MS Mincho" w:cs="Calibri"/>
           <w:b w:val="0"/>
           <w:bCs w:val="0"/>
           <w:sz w:val="24"/>
@@ -2058,7 +2078,7 @@
       </w:r>
       <w:r>
         <w:rPr>
-          <w:rFonts w:asciiTheme="minorHAnsi" w:eastAsia="MS Mincho" w:hAnsiTheme="minorHAnsi" w:cstheme="minorHAnsi"/>
+          <w:rFonts w:eastAsia="MS Mincho" w:cs="Calibri"/>
           <w:b w:val="0"/>
           <w:bCs w:val="0"/>
           <w:sz w:val="24"/>
@@ -2068,7 +2088,7 @@
       </w:r>
       <w:r>
         <w:rPr>
-          <w:rFonts w:asciiTheme="minorHAnsi" w:eastAsia="MS Mincho" w:hAnsiTheme="minorHAnsi" w:cstheme="minorHAnsi"/>
+          <w:rFonts w:eastAsia="MS Mincho" w:cs="Calibri"/>
           <w:b w:val="0"/>
           <w:bCs w:val="0"/>
           <w:sz w:val="24"/>
@@ -2078,7 +2098,7 @@
       </w:r>
       <w:r>
         <w:rPr>
-          <w:rFonts w:asciiTheme="minorHAnsi" w:eastAsia="MS Mincho" w:hAnsiTheme="minorHAnsi" w:cstheme="minorHAnsi"/>
+          <w:rFonts w:eastAsia="MS Mincho" w:cs="Calibri"/>
           <w:b w:val="0"/>
           <w:bCs w:val="0"/>
           <w:sz w:val="24"/>
@@ -2088,7 +2108,7 @@
       </w:r>
       <w:r>
         <w:rPr>
-          <w:rFonts w:asciiTheme="minorHAnsi" w:eastAsia="MS Mincho" w:hAnsiTheme="minorHAnsi" w:cstheme="minorHAnsi"/>
+          <w:rFonts w:eastAsia="MS Mincho" w:cs="Calibri"/>
           <w:b w:val="0"/>
           <w:bCs w:val="0"/>
           <w:sz w:val="24"/>
@@ -2098,7 +2118,7 @@
       </w:r>
       <w:r>
         <w:rPr>
-          <w:rFonts w:asciiTheme="minorHAnsi" w:eastAsia="MS Mincho" w:hAnsiTheme="minorHAnsi" w:cstheme="minorHAnsi"/>
+          <w:rFonts w:eastAsia="MS Mincho" w:cs="Calibri"/>
           <w:b w:val="0"/>
           <w:bCs w:val="0"/>
           <w:sz w:val="24"/>
@@ -2108,7 +2128,7 @@
       </w:r>
       <w:r>
         <w:rPr>
-          <w:rFonts w:asciiTheme="minorHAnsi" w:eastAsia="MS Mincho" w:hAnsiTheme="minorHAnsi" w:cstheme="minorHAnsi"/>
+          <w:rFonts w:eastAsia="MS Mincho" w:cs="Calibri"/>
           <w:b w:val="0"/>
           <w:bCs w:val="0"/>
           <w:sz w:val="24"/>
@@ -2118,7 +2138,7 @@
       </w:r>
       <w:r>
         <w:rPr>
-          <w:rFonts w:asciiTheme="minorHAnsi" w:eastAsia="MS Mincho" w:hAnsiTheme="minorHAnsi" w:cstheme="minorHAnsi"/>
+          <w:rFonts w:eastAsia="MS Mincho" w:cs="Calibri"/>
           <w:b w:val="0"/>
           <w:bCs w:val="0"/>
           <w:sz w:val="24"/>
@@ -2126,8 +2146,6 @@
         </w:rPr>
         <w:t xml:space="preserve">. </w:t>
       </w:r>
-      <w:bookmarkStart w:id="0" w:name="_GoBack"/>
-      <w:bookmarkEnd w:id="0"/>
     </w:p>
     <w:p>
       <w:pPr>
@@ -3425,15 +3443,15 @@
         <w:pStyle w:val="JobTitlebold"/>
         <w:ind w:left="1080"/>
         <w:rPr>
-          <w:rFonts w:asciiTheme="minorHAnsi" w:eastAsia="MS Mincho" w:hAnsiTheme="minorHAnsi" w:cstheme="minorHAnsi"/>
-          <w:b w:val="0"/>
-          <w:sz w:val="24"/>
-          <w:szCs w:val="24"/>
-        </w:rPr>
-      </w:pPr>
-      <w:r>
-        <w:rPr>
-          <w:rFonts w:asciiTheme="minorHAnsi" w:eastAsia="MS Mincho" w:hAnsiTheme="minorHAnsi" w:cstheme="minorHAnsi"/>
+          <w:rFonts w:eastAsia="MS Mincho" w:cs="Calibri"/>
+          <w:b w:val="0"/>
+          <w:sz w:val="24"/>
+          <w:szCs w:val="24"/>
+        </w:rPr>
+      </w:pPr>
+      <w:r>
+        <w:rPr>
+          <w:rFonts w:eastAsia="MS Mincho" w:cs="Calibri"/>
           <w:b w:val="0"/>
           <w:sz w:val="24"/>
           <w:szCs w:val="24"/>
@@ -3442,7 +3460,7 @@
       </w:r>
       <w:r>
         <w:rPr>
-          <w:rFonts w:asciiTheme="minorHAnsi" w:eastAsia="MS Mincho" w:hAnsiTheme="minorHAnsi" w:cstheme="minorHAnsi"/>
+          <w:rFonts w:eastAsia="MS Mincho" w:cs="Calibri"/>
           <w:b w:val="0"/>
           <w:sz w:val="24"/>
           <w:szCs w:val="24"/>
@@ -3451,7 +3469,7 @@
       </w:r>
       <w:r>
         <w:rPr>
-          <w:rFonts w:asciiTheme="minorHAnsi" w:eastAsia="MS Mincho" w:hAnsiTheme="minorHAnsi" w:cstheme="minorHAnsi"/>
+          <w:rFonts w:eastAsia="MS Mincho" w:cs="Calibri"/>
           <w:b w:val="0"/>
           <w:sz w:val="24"/>
           <w:szCs w:val="24"/>
@@ -3460,7 +3478,7 @@
       </w:r>
       <w:r>
         <w:rPr>
-          <w:rFonts w:asciiTheme="minorHAnsi" w:eastAsia="MS Mincho" w:hAnsiTheme="minorHAnsi" w:cstheme="minorHAnsi"/>
+          <w:rFonts w:eastAsia="MS Mincho" w:cs="Calibri"/>
           <w:b w:val="0"/>
           <w:sz w:val="24"/>
           <w:szCs w:val="24"/>
@@ -3469,7 +3487,7 @@
       </w:r>
       <w:r>
         <w:rPr>
-          <w:rFonts w:asciiTheme="minorHAnsi" w:eastAsia="MS Mincho" w:hAnsiTheme="minorHAnsi" w:cstheme="minorHAnsi"/>
+          <w:rFonts w:eastAsia="MS Mincho" w:cs="Calibri"/>
           <w:b w:val="0"/>
           <w:sz w:val="24"/>
           <w:szCs w:val="24"/>
@@ -3478,7 +3496,7 @@
       </w:r>
       <w:r>
         <w:rPr>
-          <w:rFonts w:asciiTheme="minorHAnsi" w:eastAsia="MS Mincho" w:hAnsiTheme="minorHAnsi" w:cstheme="minorHAnsi"/>
+          <w:rFonts w:eastAsia="MS Mincho" w:cs="Calibri"/>
           <w:b w:val="0"/>
           <w:sz w:val="24"/>
           <w:szCs w:val="24"/>
@@ -3487,7 +3505,7 @@
       </w:r>
       <w:r>
         <w:rPr>
-          <w:rFonts w:asciiTheme="minorHAnsi" w:eastAsia="MS Mincho" w:hAnsiTheme="minorHAnsi" w:cstheme="minorHAnsi"/>
+          <w:rFonts w:eastAsia="MS Mincho" w:cs="Calibri"/>
           <w:b w:val="0"/>
           <w:sz w:val="24"/>
           <w:szCs w:val="24"/>
@@ -3496,7 +3514,7 @@
       </w:r>
       <w:r>
         <w:rPr>
-          <w:rFonts w:asciiTheme="minorHAnsi" w:eastAsia="MS Mincho" w:hAnsiTheme="minorHAnsi" w:cstheme="minorHAnsi"/>
+          <w:rFonts w:eastAsia="MS Mincho" w:cs="Calibri"/>
           <w:b w:val="0"/>
           <w:sz w:val="24"/>
           <w:szCs w:val="24"/>
@@ -3505,7 +3523,7 @@
       </w:r>
       <w:r>
         <w:rPr>
-          <w:rFonts w:asciiTheme="minorHAnsi" w:eastAsia="MS Mincho" w:hAnsiTheme="minorHAnsi" w:cstheme="minorHAnsi"/>
+          <w:rFonts w:eastAsia="MS Mincho" w:cs="Calibri"/>
           <w:b w:val="0"/>
           <w:sz w:val="24"/>
           <w:szCs w:val="24"/>
@@ -3514,7 +3532,7 @@
       </w:r>
       <w:r>
         <w:rPr>
-          <w:rFonts w:asciiTheme="minorHAnsi" w:eastAsia="MS Mincho" w:hAnsiTheme="minorHAnsi" w:cstheme="minorHAnsi"/>
+          <w:rFonts w:eastAsia="MS Mincho" w:cs="Calibri"/>
           <w:b w:val="0"/>
           <w:sz w:val="24"/>
           <w:szCs w:val="24"/>
@@ -3523,7 +3541,7 @@
       </w:r>
       <w:r>
         <w:rPr>
-          <w:rFonts w:asciiTheme="minorHAnsi" w:eastAsia="MS Mincho" w:hAnsiTheme="minorHAnsi" w:cstheme="minorHAnsi"/>
+          <w:rFonts w:eastAsia="MS Mincho" w:cs="Calibri"/>
           <w:b w:val="0"/>
           <w:sz w:val="24"/>
           <w:szCs w:val="24"/>
@@ -3532,7 +3550,7 @@
       </w:r>
       <w:r>
         <w:rPr>
-          <w:rFonts w:asciiTheme="minorHAnsi" w:eastAsia="MS Mincho" w:hAnsiTheme="minorHAnsi" w:cstheme="minorHAnsi"/>
+          <w:rFonts w:eastAsia="MS Mincho" w:cs="Calibri"/>
           <w:b w:val="0"/>
           <w:sz w:val="24"/>
           <w:szCs w:val="24"/>
@@ -3541,7 +3559,7 @@
       </w:r>
       <w:r>
         <w:rPr>
-          <w:rFonts w:asciiTheme="minorHAnsi" w:eastAsia="MS Mincho" w:hAnsiTheme="minorHAnsi" w:cstheme="minorHAnsi"/>
+          <w:rFonts w:eastAsia="MS Mincho" w:cs="Calibri"/>
           <w:b w:val="0"/>
           <w:sz w:val="24"/>
           <w:szCs w:val="24"/>
@@ -3550,7 +3568,7 @@
       </w:r>
       <w:r>
         <w:rPr>
-          <w:rFonts w:asciiTheme="minorHAnsi" w:eastAsia="MS Mincho" w:hAnsiTheme="minorHAnsi" w:cstheme="minorHAnsi"/>
+          <w:rFonts w:eastAsia="MS Mincho" w:cs="Calibri"/>
           <w:b w:val="0"/>
           <w:sz w:val="24"/>
           <w:szCs w:val="24"/>
@@ -3559,7 +3577,7 @@
       </w:r>
       <w:r>
         <w:rPr>
-          <w:rFonts w:asciiTheme="minorHAnsi" w:eastAsia="MS Mincho" w:hAnsiTheme="minorHAnsi" w:cstheme="minorHAnsi"/>
+          <w:rFonts w:eastAsia="MS Mincho" w:cs="Calibri"/>
           <w:b w:val="0"/>
           <w:sz w:val="24"/>
           <w:szCs w:val="24"/>
@@ -3568,7 +3586,7 @@
       </w:r>
       <w:r>
         <w:rPr>
-          <w:rFonts w:asciiTheme="minorHAnsi" w:eastAsia="MS Mincho" w:hAnsiTheme="minorHAnsi" w:cstheme="minorHAnsi"/>
+          <w:rFonts w:eastAsia="MS Mincho" w:cs="Calibri"/>
           <w:b w:val="0"/>
           <w:sz w:val="24"/>
           <w:szCs w:val="24"/>
@@ -3577,7 +3595,7 @@
       </w:r>
       <w:r>
         <w:rPr>
-          <w:rFonts w:asciiTheme="minorHAnsi" w:eastAsia="MS Mincho" w:hAnsiTheme="minorHAnsi" w:cstheme="minorHAnsi"/>
+          <w:rFonts w:eastAsia="MS Mincho" w:cs="Calibri"/>
           <w:b w:val="0"/>
           <w:sz w:val="24"/>
           <w:szCs w:val="24"/>
@@ -3586,7 +3604,7 @@
       </w:r>
       <w:r>
         <w:rPr>
-          <w:rFonts w:asciiTheme="minorHAnsi" w:eastAsia="MS Mincho" w:hAnsiTheme="minorHAnsi" w:cstheme="minorHAnsi"/>
+          <w:rFonts w:eastAsia="MS Mincho" w:cs="Calibri"/>
           <w:b w:val="0"/>
           <w:sz w:val="24"/>
           <w:szCs w:val="24"/>
@@ -3595,7 +3613,7 @@
       </w:r>
       <w:r>
         <w:rPr>
-          <w:rFonts w:asciiTheme="minorHAnsi" w:eastAsia="MS Mincho" w:hAnsiTheme="minorHAnsi" w:cstheme="minorHAnsi"/>
+          <w:rFonts w:eastAsia="MS Mincho" w:cs="Calibri"/>
           <w:b w:val="0"/>
           <w:sz w:val="24"/>
           <w:szCs w:val="24"/>
@@ -3604,7 +3622,7 @@
       </w:r>
       <w:r>
         <w:rPr>
-          <w:rFonts w:asciiTheme="minorHAnsi" w:eastAsia="MS Mincho" w:hAnsiTheme="minorHAnsi" w:cstheme="minorHAnsi"/>
+          <w:rFonts w:eastAsia="MS Mincho" w:cs="Calibri"/>
           <w:b w:val="0"/>
           <w:sz w:val="24"/>
           <w:szCs w:val="24"/>
@@ -3613,7 +3631,7 @@
       </w:r>
       <w:r>
         <w:rPr>
-          <w:rFonts w:asciiTheme="minorHAnsi" w:eastAsia="MS Mincho" w:hAnsiTheme="minorHAnsi" w:cstheme="minorHAnsi"/>
+          <w:rFonts w:eastAsia="MS Mincho" w:cs="Calibri"/>
           <w:b w:val="0"/>
           <w:sz w:val="24"/>
           <w:szCs w:val="24"/>
@@ -3622,7 +3640,7 @@
       </w:r>
       <w:r>
         <w:rPr>
-          <w:rFonts w:asciiTheme="minorHAnsi" w:eastAsia="MS Mincho" w:hAnsiTheme="minorHAnsi" w:cstheme="minorHAnsi"/>
+          <w:rFonts w:eastAsia="MS Mincho" w:cs="Calibri"/>
           <w:b w:val="0"/>
           <w:sz w:val="24"/>
           <w:szCs w:val="24"/>
@@ -3631,7 +3649,7 @@
       </w:r>
       <w:r>
         <w:rPr>
-          <w:rFonts w:asciiTheme="minorHAnsi" w:eastAsia="MS Mincho" w:hAnsiTheme="minorHAnsi" w:cstheme="minorHAnsi"/>
+          <w:rFonts w:eastAsia="MS Mincho" w:cs="Calibri"/>
           <w:b w:val="0"/>
           <w:sz w:val="24"/>
           <w:szCs w:val="24"/>
@@ -3640,7 +3658,7 @@
       </w:r>
       <w:r>
         <w:rPr>
-          <w:rFonts w:asciiTheme="minorHAnsi" w:eastAsia="MS Mincho" w:hAnsiTheme="minorHAnsi" w:cstheme="minorHAnsi"/>
+          <w:rFonts w:eastAsia="MS Mincho" w:cs="Calibri"/>
           <w:b w:val="0"/>
           <w:sz w:val="24"/>
           <w:szCs w:val="24"/>
@@ -3649,7 +3667,7 @@
       </w:r>
       <w:r>
         <w:rPr>
-          <w:rFonts w:asciiTheme="minorHAnsi" w:eastAsia="MS Mincho" w:hAnsiTheme="minorHAnsi" w:cstheme="minorHAnsi"/>
+          <w:rFonts w:eastAsia="MS Mincho" w:cs="Calibri"/>
           <w:b w:val="0"/>
           <w:sz w:val="24"/>
           <w:szCs w:val="24"/>
@@ -3658,7 +3676,7 @@
       </w:r>
       <w:r>
         <w:rPr>
-          <w:rFonts w:asciiTheme="minorHAnsi" w:eastAsia="MS Mincho" w:hAnsiTheme="minorHAnsi" w:cstheme="minorHAnsi"/>
+          <w:rFonts w:eastAsia="MS Mincho" w:cs="Calibri"/>
           <w:b w:val="0"/>
           <w:sz w:val="24"/>
           <w:szCs w:val="24"/>
@@ -3667,7 +3685,7 @@
       </w:r>
       <w:r>
         <w:rPr>
-          <w:rFonts w:asciiTheme="minorHAnsi" w:eastAsia="MS Mincho" w:hAnsiTheme="minorHAnsi" w:cstheme="minorHAnsi"/>
+          <w:rFonts w:eastAsia="MS Mincho" w:cs="Calibri"/>
           <w:b w:val="0"/>
           <w:sz w:val="24"/>
           <w:szCs w:val="24"/>
@@ -3676,7 +3694,7 @@
       </w:r>
       <w:r>
         <w:rPr>
-          <w:rFonts w:asciiTheme="minorHAnsi" w:eastAsia="MS Mincho" w:hAnsiTheme="minorHAnsi" w:cstheme="minorHAnsi"/>
+          <w:rFonts w:eastAsia="MS Mincho" w:cs="Calibri"/>
           <w:b w:val="0"/>
           <w:sz w:val="24"/>
           <w:szCs w:val="24"/>
@@ -3685,7 +3703,7 @@
       </w:r>
       <w:r>
         <w:rPr>
-          <w:rFonts w:asciiTheme="minorHAnsi" w:eastAsia="MS Mincho" w:hAnsiTheme="minorHAnsi" w:cstheme="minorHAnsi"/>
+          <w:rFonts w:eastAsia="MS Mincho" w:cs="Calibri"/>
           <w:b w:val="0"/>
           <w:sz w:val="24"/>
           <w:szCs w:val="24"/>
@@ -3694,7 +3712,7 @@
       </w:r>
       <w:r>
         <w:rPr>
-          <w:rFonts w:asciiTheme="minorHAnsi" w:eastAsia="MS Mincho" w:hAnsiTheme="minorHAnsi" w:cstheme="minorHAnsi"/>
+          <w:rFonts w:eastAsia="MS Mincho" w:cs="Calibri"/>
           <w:b w:val="0"/>
           <w:sz w:val="24"/>
           <w:szCs w:val="24"/>
@@ -3704,7 +3722,7 @@
       <w:proofErr w:type="spellStart"/>
       <w:r>
         <w:rPr>
-          <w:rFonts w:asciiTheme="minorHAnsi" w:eastAsia="MS Mincho" w:hAnsiTheme="minorHAnsi" w:cstheme="minorHAnsi"/>
+          <w:rFonts w:eastAsia="MS Mincho" w:cs="Calibri"/>
           <w:b w:val="0"/>
           <w:sz w:val="24"/>
           <w:szCs w:val="24"/>
@@ -3713,7 +3731,7 @@
       </w:r>
       <w:r>
         <w:rPr>
-          <w:rFonts w:asciiTheme="minorHAnsi" w:eastAsia="MS Mincho" w:hAnsiTheme="minorHAnsi" w:cstheme="minorHAnsi"/>
+          <w:rFonts w:eastAsia="MS Mincho" w:cs="Calibri"/>
           <w:b w:val="0"/>
           <w:sz w:val="24"/>
           <w:szCs w:val="24"/>
@@ -3722,7 +3740,7 @@
       </w:r>
       <w:r>
         <w:rPr>
-          <w:rFonts w:asciiTheme="minorHAnsi" w:eastAsia="MS Mincho" w:hAnsiTheme="minorHAnsi" w:cstheme="minorHAnsi"/>
+          <w:rFonts w:eastAsia="MS Mincho" w:cs="Calibri"/>
           <w:b w:val="0"/>
           <w:sz w:val="24"/>
           <w:szCs w:val="24"/>
@@ -3731,7 +3749,7 @@
       </w:r>
       <w:r>
         <w:rPr>
-          <w:rFonts w:asciiTheme="minorHAnsi" w:eastAsia="MS Mincho" w:hAnsiTheme="minorHAnsi" w:cstheme="minorHAnsi"/>
+          <w:rFonts w:eastAsia="MS Mincho" w:cs="Calibri"/>
           <w:b w:val="0"/>
           <w:sz w:val="24"/>
           <w:szCs w:val="24"/>
@@ -3741,7 +3759,7 @@
       <w:proofErr w:type="spellEnd"/>
       <w:r>
         <w:rPr>
-          <w:rFonts w:asciiTheme="minorHAnsi" w:eastAsia="MS Mincho" w:hAnsiTheme="minorHAnsi" w:cstheme="minorHAnsi"/>
+          <w:rFonts w:eastAsia="MS Mincho" w:cs="Calibri"/>
           <w:b w:val="0"/>
           <w:sz w:val="24"/>
           <w:szCs w:val="24"/>
@@ -3751,7 +3769,7 @@
       <w:proofErr w:type="spellStart"/>
       <w:r>
         <w:rPr>
-          <w:rFonts w:asciiTheme="minorHAnsi" w:eastAsia="MS Mincho" w:hAnsiTheme="minorHAnsi" w:cstheme="minorHAnsi"/>
+          <w:rFonts w:eastAsia="MS Mincho" w:cs="Calibri"/>
           <w:b w:val="0"/>
           <w:sz w:val="24"/>
           <w:szCs w:val="24"/>
@@ -3760,7 +3778,7 @@
       </w:r>
       <w:r>
         <w:rPr>
-          <w:rFonts w:asciiTheme="minorHAnsi" w:eastAsia="MS Mincho" w:hAnsiTheme="minorHAnsi" w:cstheme="minorHAnsi"/>
+          <w:rFonts w:eastAsia="MS Mincho" w:cs="Calibri"/>
           <w:b w:val="0"/>
           <w:sz w:val="24"/>
           <w:szCs w:val="24"/>
@@ -3769,7 +3787,7 @@
       </w:r>
       <w:r>
         <w:rPr>
-          <w:rFonts w:asciiTheme="minorHAnsi" w:eastAsia="MS Mincho" w:hAnsiTheme="minorHAnsi" w:cstheme="minorHAnsi"/>
+          <w:rFonts w:eastAsia="MS Mincho" w:cs="Calibri"/>
           <w:b w:val="0"/>
           <w:sz w:val="24"/>
           <w:szCs w:val="24"/>
@@ -3779,7 +3797,7 @@
       <w:proofErr w:type="spellEnd"/>
       <w:r>
         <w:rPr>
-          <w:rFonts w:asciiTheme="minorHAnsi" w:eastAsia="MS Mincho" w:hAnsiTheme="minorHAnsi" w:cstheme="minorHAnsi"/>
+          <w:rFonts w:eastAsia="MS Mincho" w:cs="Calibri"/>
           <w:b w:val="0"/>
           <w:sz w:val="24"/>
           <w:szCs w:val="24"/>
@@ -3789,7 +3807,7 @@
       <w:proofErr w:type="spellStart"/>
       <w:r>
         <w:rPr>
-          <w:rFonts w:asciiTheme="minorHAnsi" w:eastAsia="MS Mincho" w:hAnsiTheme="minorHAnsi" w:cstheme="minorHAnsi"/>
+          <w:rFonts w:eastAsia="MS Mincho" w:cs="Calibri"/>
           <w:b w:val="0"/>
           <w:sz w:val="24"/>
           <w:szCs w:val="24"/>
@@ -3798,7 +3816,7 @@
       </w:r>
       <w:r>
         <w:rPr>
-          <w:rFonts w:asciiTheme="minorHAnsi" w:eastAsia="MS Mincho" w:hAnsiTheme="minorHAnsi" w:cstheme="minorHAnsi"/>
+          <w:rFonts w:eastAsia="MS Mincho" w:cs="Calibri"/>
           <w:b w:val="0"/>
           <w:sz w:val="24"/>
           <w:szCs w:val="24"/>
@@ -3808,7 +3826,7 @@
       <w:proofErr w:type="spellEnd"/>
       <w:r>
         <w:rPr>
-          <w:rFonts w:asciiTheme="minorHAnsi" w:eastAsia="MS Mincho" w:hAnsiTheme="minorHAnsi" w:cstheme="minorHAnsi"/>
+          <w:rFonts w:eastAsia="MS Mincho" w:cs="Calibri"/>
           <w:b w:val="0"/>
           <w:sz w:val="24"/>
           <w:szCs w:val="24"/>
@@ -3817,7 +3835,7 @@
       </w:r>
       <w:r>
         <w:rPr>
-          <w:rFonts w:asciiTheme="minorHAnsi" w:eastAsia="MS Mincho" w:hAnsiTheme="minorHAnsi" w:cstheme="minorHAnsi"/>
+          <w:rFonts w:eastAsia="MS Mincho" w:cs="Calibri"/>
           <w:b w:val="0"/>
           <w:sz w:val="24"/>
           <w:szCs w:val="24"/>
@@ -3826,7 +3844,7 @@
       </w:r>
       <w:r>
         <w:rPr>
-          <w:rFonts w:asciiTheme="minorHAnsi" w:eastAsia="MS Mincho" w:hAnsiTheme="minorHAnsi" w:cstheme="minorHAnsi"/>
+          <w:rFonts w:eastAsia="MS Mincho" w:cs="Calibri"/>
           <w:b w:val="0"/>
           <w:sz w:val="24"/>
           <w:szCs w:val="24"/>
@@ -3836,7 +3854,7 @@
       <w:proofErr w:type="spellStart"/>
       <w:r>
         <w:rPr>
-          <w:rFonts w:asciiTheme="minorHAnsi" w:eastAsia="MS Mincho" w:hAnsiTheme="minorHAnsi" w:cstheme="minorHAnsi"/>
+          <w:rFonts w:eastAsia="MS Mincho" w:cs="Calibri"/>
           <w:b w:val="0"/>
           <w:sz w:val="24"/>
           <w:szCs w:val="24"/>
@@ -3846,7 +3864,7 @@
       <w:proofErr w:type="spellEnd"/>
       <w:r>
         <w:rPr>
-          <w:rFonts w:asciiTheme="minorHAnsi" w:eastAsia="MS Mincho" w:hAnsiTheme="minorHAnsi" w:cstheme="minorHAnsi"/>
+          <w:rFonts w:eastAsia="MS Mincho" w:cs="Calibri"/>
           <w:b w:val="0"/>
           <w:sz w:val="24"/>
           <w:szCs w:val="24"/>
@@ -3855,7 +3873,7 @@
       </w:r>
       <w:r>
         <w:rPr>
-          <w:rFonts w:asciiTheme="minorHAnsi" w:eastAsia="MS Mincho" w:hAnsiTheme="minorHAnsi" w:cstheme="minorHAnsi"/>
+          <w:rFonts w:eastAsia="MS Mincho" w:cs="Calibri"/>
           <w:b w:val="0"/>
           <w:sz w:val="24"/>
           <w:szCs w:val="24"/>
@@ -3864,7 +3882,7 @@
       </w:r>
       <w:r>
         <w:rPr>
-          <w:rFonts w:asciiTheme="minorHAnsi" w:eastAsia="MS Mincho" w:hAnsiTheme="minorHAnsi" w:cstheme="minorHAnsi"/>
+          <w:rFonts w:eastAsia="MS Mincho" w:cs="Calibri"/>
           <w:b w:val="0"/>
           <w:sz w:val="24"/>
           <w:szCs w:val="24"/>
@@ -3873,7 +3891,7 @@
       </w:r>
       <w:r>
         <w:rPr>
-          <w:rFonts w:asciiTheme="minorHAnsi" w:eastAsia="MS Mincho" w:hAnsiTheme="minorHAnsi" w:cstheme="minorHAnsi"/>
+          <w:rFonts w:eastAsia="MS Mincho" w:cs="Calibri"/>
           <w:b w:val="0"/>
           <w:sz w:val="24"/>
           <w:szCs w:val="24"/>
@@ -3882,7 +3900,7 @@
       </w:r>
       <w:r>
         <w:rPr>
-          <w:rFonts w:asciiTheme="minorHAnsi" w:eastAsia="MS Mincho" w:hAnsiTheme="minorHAnsi" w:cstheme="minorHAnsi"/>
+          <w:rFonts w:eastAsia="MS Mincho" w:cs="Calibri"/>
           <w:b w:val="0"/>
           <w:sz w:val="24"/>
           <w:szCs w:val="24"/>
@@ -3891,7 +3909,7 @@
       </w:r>
       <w:r>
         <w:rPr>
-          <w:rFonts w:asciiTheme="minorHAnsi" w:eastAsia="MS Mincho" w:hAnsiTheme="minorHAnsi" w:cstheme="minorHAnsi"/>
+          <w:rFonts w:eastAsia="MS Mincho" w:cs="Calibri"/>
           <w:b w:val="0"/>
           <w:sz w:val="24"/>
           <w:szCs w:val="24"/>
@@ -3900,7 +3918,7 @@
       </w:r>
       <w:r>
         <w:rPr>
-          <w:rFonts w:asciiTheme="minorHAnsi" w:eastAsia="MS Mincho" w:hAnsiTheme="minorHAnsi" w:cstheme="minorHAnsi"/>
+          <w:rFonts w:eastAsia="MS Mincho" w:cs="Calibri"/>
           <w:b w:val="0"/>
           <w:sz w:val="24"/>
           <w:szCs w:val="24"/>
@@ -3909,7 +3927,7 @@
       </w:r>
       <w:r>
         <w:rPr>
-          <w:rFonts w:asciiTheme="minorHAnsi" w:eastAsia="MS Mincho" w:hAnsiTheme="minorHAnsi" w:cstheme="minorHAnsi"/>
+          <w:rFonts w:eastAsia="MS Mincho" w:cs="Calibri"/>
           <w:b w:val="0"/>
           <w:sz w:val="24"/>
           <w:szCs w:val="24"/>
@@ -3918,7 +3936,7 @@
       </w:r>
       <w:r>
         <w:rPr>
-          <w:rFonts w:asciiTheme="minorHAnsi" w:eastAsia="MS Mincho" w:hAnsiTheme="minorHAnsi" w:cstheme="minorHAnsi"/>
+          <w:rFonts w:eastAsia="MS Mincho" w:cs="Calibri"/>
           <w:b w:val="0"/>
           <w:sz w:val="24"/>
           <w:szCs w:val="24"/>
@@ -3927,7 +3945,7 @@
       </w:r>
       <w:r>
         <w:rPr>
-          <w:rFonts w:asciiTheme="minorHAnsi" w:eastAsia="MS Mincho" w:hAnsiTheme="minorHAnsi" w:cstheme="minorHAnsi"/>
+          <w:rFonts w:eastAsia="MS Mincho" w:cs="Calibri"/>
           <w:b w:val="0"/>
           <w:sz w:val="24"/>
           <w:szCs w:val="24"/>
@@ -3936,7 +3954,7 @@
       </w:r>
       <w:r>
         <w:rPr>
-          <w:rFonts w:asciiTheme="minorHAnsi" w:eastAsia="MS Mincho" w:hAnsiTheme="minorHAnsi" w:cstheme="minorHAnsi"/>
+          <w:rFonts w:eastAsia="MS Mincho" w:cs="Calibri"/>
           <w:b w:val="0"/>
           <w:sz w:val="24"/>
           <w:szCs w:val="24"/>
@@ -3945,7 +3963,7 @@
       </w:r>
       <w:r>
         <w:rPr>
-          <w:rFonts w:asciiTheme="minorHAnsi" w:eastAsia="MS Mincho" w:hAnsiTheme="minorHAnsi" w:cstheme="minorHAnsi"/>
+          <w:rFonts w:eastAsia="MS Mincho" w:cs="Calibri"/>
           <w:b w:val="0"/>
           <w:sz w:val="24"/>
           <w:szCs w:val="24"/>
@@ -3954,7 +3972,7 @@
       </w:r>
       <w:r>
         <w:rPr>
-          <w:rFonts w:asciiTheme="minorHAnsi" w:eastAsia="MS Mincho" w:hAnsiTheme="minorHAnsi" w:cstheme="minorHAnsi"/>
+          <w:rFonts w:eastAsia="MS Mincho" w:cs="Calibri"/>
           <w:b w:val="0"/>
           <w:sz w:val="24"/>
           <w:szCs w:val="24"/>
@@ -3963,7 +3981,7 @@
       </w:r>
       <w:r>
         <w:rPr>
-          <w:rFonts w:asciiTheme="minorHAnsi" w:eastAsia="MS Mincho" w:hAnsiTheme="minorHAnsi" w:cstheme="minorHAnsi"/>
+          <w:rFonts w:eastAsia="MS Mincho" w:cs="Calibri"/>
           <w:b w:val="0"/>
           <w:sz w:val="24"/>
           <w:szCs w:val="24"/>
@@ -3972,7 +3990,7 @@
       </w:r>
       <w:r>
         <w:rPr>
-          <w:rFonts w:asciiTheme="minorHAnsi" w:eastAsia="MS Mincho" w:hAnsiTheme="minorHAnsi" w:cstheme="minorHAnsi"/>
+          <w:rFonts w:eastAsia="MS Mincho" w:cs="Calibri"/>
           <w:b w:val="0"/>
           <w:sz w:val="24"/>
           <w:szCs w:val="24"/>
@@ -3981,7 +3999,7 @@
       </w:r>
       <w:r>
         <w:rPr>
-          <w:rFonts w:asciiTheme="minorHAnsi" w:eastAsia="MS Mincho" w:hAnsiTheme="minorHAnsi" w:cstheme="minorHAnsi"/>
+          <w:rFonts w:eastAsia="MS Mincho" w:cs="Calibri"/>
           <w:b w:val="0"/>
           <w:sz w:val="24"/>
           <w:szCs w:val="24"/>
@@ -3990,7 +4008,7 @@
       </w:r>
       <w:r>
         <w:rPr>
-          <w:rFonts w:asciiTheme="minorHAnsi" w:eastAsia="MS Mincho" w:hAnsiTheme="minorHAnsi" w:cstheme="minorHAnsi"/>
+          <w:rFonts w:eastAsia="MS Mincho" w:cs="Calibri"/>
           <w:b w:val="0"/>
           <w:sz w:val="24"/>
           <w:szCs w:val="24"/>
@@ -3999,7 +4017,7 @@
       </w:r>
       <w:r>
         <w:rPr>
-          <w:rFonts w:asciiTheme="minorHAnsi" w:eastAsia="MS Mincho" w:hAnsiTheme="minorHAnsi" w:cstheme="minorHAnsi"/>
+          <w:rFonts w:eastAsia="MS Mincho" w:cs="Calibri"/>
           <w:b w:val="0"/>
           <w:sz w:val="24"/>
           <w:szCs w:val="24"/>
@@ -4008,7 +4026,7 @@
       </w:r>
       <w:r>
         <w:rPr>
-          <w:rFonts w:asciiTheme="minorHAnsi" w:eastAsia="MS Mincho" w:hAnsiTheme="minorHAnsi" w:cstheme="minorHAnsi"/>
+          <w:rFonts w:eastAsia="MS Mincho" w:cs="Calibri"/>
           <w:b w:val="0"/>
           <w:sz w:val="24"/>
           <w:szCs w:val="24"/>
@@ -4017,7 +4035,7 @@
       </w:r>
       <w:r>
         <w:rPr>
-          <w:rFonts w:asciiTheme="minorHAnsi" w:eastAsia="MS Mincho" w:hAnsiTheme="minorHAnsi" w:cstheme="minorHAnsi"/>
+          <w:rFonts w:eastAsia="MS Mincho" w:cs="Calibri"/>
           <w:b w:val="0"/>
           <w:sz w:val="24"/>
           <w:szCs w:val="24"/>
@@ -4026,7 +4044,7 @@
       </w:r>
       <w:r>
         <w:rPr>
-          <w:rFonts w:asciiTheme="minorHAnsi" w:eastAsia="MS Mincho" w:hAnsiTheme="minorHAnsi" w:cstheme="minorHAnsi"/>
+          <w:rFonts w:eastAsia="MS Mincho" w:cs="Calibri"/>
           <w:b w:val="0"/>
           <w:sz w:val="24"/>
           <w:szCs w:val="24"/>
@@ -4035,7 +4053,7 @@
       </w:r>
       <w:r>
         <w:rPr>
-          <w:rFonts w:asciiTheme="minorHAnsi" w:eastAsia="MS Mincho" w:hAnsiTheme="minorHAnsi" w:cstheme="minorHAnsi"/>
+          <w:rFonts w:eastAsia="MS Mincho" w:cs="Calibri"/>
           <w:b w:val="0"/>
           <w:sz w:val="24"/>
           <w:szCs w:val="24"/>
@@ -4044,7 +4062,7 @@
       </w:r>
       <w:r>
         <w:rPr>
-          <w:rFonts w:asciiTheme="minorHAnsi" w:eastAsia="MS Mincho" w:hAnsiTheme="minorHAnsi" w:cstheme="minorHAnsi"/>
+          <w:rFonts w:eastAsia="MS Mincho" w:cs="Calibri"/>
           <w:b w:val="0"/>
           <w:sz w:val="24"/>
           <w:szCs w:val="24"/>
@@ -4053,7 +4071,7 @@
       </w:r>
       <w:r>
         <w:rPr>
-          <w:rFonts w:asciiTheme="minorHAnsi" w:eastAsia="MS Mincho" w:hAnsiTheme="minorHAnsi" w:cstheme="minorHAnsi"/>
+          <w:rFonts w:eastAsia="MS Mincho" w:cs="Calibri"/>
           <w:b w:val="0"/>
           <w:sz w:val="24"/>
           <w:szCs w:val="24"/>
@@ -4062,7 +4080,7 @@
       </w:r>
       <w:r>
         <w:rPr>
-          <w:rFonts w:asciiTheme="minorHAnsi" w:eastAsia="MS Mincho" w:hAnsiTheme="minorHAnsi" w:cstheme="minorHAnsi"/>
+          <w:rFonts w:eastAsia="MS Mincho" w:cs="Calibri"/>
           <w:b w:val="0"/>
           <w:sz w:val="24"/>
           <w:szCs w:val="24"/>
@@ -4071,7 +4089,7 @@
       </w:r>
       <w:r>
         <w:rPr>
-          <w:rFonts w:asciiTheme="minorHAnsi" w:eastAsia="MS Mincho" w:hAnsiTheme="minorHAnsi" w:cstheme="minorHAnsi"/>
+          <w:rFonts w:eastAsia="MS Mincho" w:cs="Calibri"/>
           <w:b w:val="0"/>
           <w:sz w:val="24"/>
           <w:szCs w:val="24"/>
@@ -4080,7 +4098,7 @@
       </w:r>
       <w:r>
         <w:rPr>
-          <w:rFonts w:asciiTheme="minorHAnsi" w:eastAsia="MS Mincho" w:hAnsiTheme="minorHAnsi" w:cstheme="minorHAnsi"/>
+          <w:rFonts w:eastAsia="MS Mincho" w:cs="Calibri"/>
           <w:b w:val="0"/>
           <w:sz w:val="24"/>
           <w:szCs w:val="24"/>
@@ -4089,7 +4107,7 @@
       </w:r>
       <w:r>
         <w:rPr>
-          <w:rFonts w:asciiTheme="minorHAnsi" w:eastAsia="MS Mincho" w:hAnsiTheme="minorHAnsi" w:cstheme="minorHAnsi"/>
+          <w:rFonts w:eastAsia="MS Mincho" w:cs="Calibri"/>
           <w:b w:val="0"/>
           <w:sz w:val="24"/>
           <w:szCs w:val="24"/>
@@ -4098,7 +4116,7 @@
       </w:r>
       <w:r>
         <w:rPr>
-          <w:rFonts w:asciiTheme="minorHAnsi" w:eastAsia="MS Mincho" w:hAnsiTheme="minorHAnsi" w:cstheme="minorHAnsi"/>
+          <w:rFonts w:eastAsia="MS Mincho" w:cs="Calibri"/>
           <w:b w:val="0"/>
           <w:sz w:val="24"/>
           <w:szCs w:val="24"/>
@@ -4107,7 +4125,7 @@
       </w:r>
       <w:r>
         <w:rPr>
-          <w:rFonts w:asciiTheme="minorHAnsi" w:eastAsia="MS Mincho" w:hAnsiTheme="minorHAnsi" w:cstheme="minorHAnsi"/>
+          <w:rFonts w:eastAsia="MS Mincho" w:cs="Calibri"/>
           <w:b w:val="0"/>
           <w:sz w:val="24"/>
           <w:szCs w:val="24"/>
@@ -4116,7 +4134,7 @@
       </w:r>
       <w:r>
         <w:rPr>
-          <w:rFonts w:asciiTheme="minorHAnsi" w:eastAsia="MS Mincho" w:hAnsiTheme="minorHAnsi" w:cstheme="minorHAnsi"/>
+          <w:rFonts w:eastAsia="MS Mincho" w:cs="Calibri"/>
           <w:b w:val="0"/>
           <w:sz w:val="24"/>
           <w:szCs w:val="24"/>
@@ -4125,7 +4143,7 @@
       </w:r>
       <w:r>
         <w:rPr>
-          <w:rFonts w:asciiTheme="minorHAnsi" w:eastAsia="MS Mincho" w:hAnsiTheme="minorHAnsi" w:cstheme="minorHAnsi"/>
+          <w:rFonts w:eastAsia="MS Mincho" w:cs="Calibri"/>
           <w:b w:val="0"/>
           <w:sz w:val="24"/>
           <w:szCs w:val="24"/>
@@ -4134,7 +4152,7 @@
       </w:r>
       <w:r>
         <w:rPr>
-          <w:rFonts w:asciiTheme="minorHAnsi" w:eastAsia="MS Mincho" w:hAnsiTheme="minorHAnsi" w:cstheme="minorHAnsi"/>
+          <w:rFonts w:eastAsia="MS Mincho" w:cs="Calibri"/>
           <w:b w:val="0"/>
           <w:sz w:val="24"/>
           <w:szCs w:val="24"/>
@@ -4143,7 +4161,7 @@
       </w:r>
       <w:r>
         <w:rPr>
-          <w:rFonts w:asciiTheme="minorHAnsi" w:eastAsia="MS Mincho" w:hAnsiTheme="minorHAnsi" w:cstheme="minorHAnsi"/>
+          <w:rFonts w:eastAsia="MS Mincho" w:cs="Calibri"/>
           <w:b w:val="0"/>
           <w:sz w:val="24"/>
           <w:szCs w:val="24"/>
@@ -4156,7 +4174,7 @@
         <w:pStyle w:val="JobTitlebold"/>
         <w:ind w:left="1080"/>
         <w:rPr>
-          <w:rFonts w:asciiTheme="minorHAnsi" w:eastAsia="MS Mincho" w:hAnsiTheme="minorHAnsi" w:cstheme="minorHAnsi"/>
+          <w:rFonts w:eastAsia="MS Mincho" w:cs="Calibri"/>
           <w:b w:val="0"/>
           <w:sz w:val="24"/>
           <w:szCs w:val="24"/>
@@ -4166,7 +4184,7 @@
         <w:r>
           <w:rPr>
             <w:rStyle w:val="Hyperlink"/>
-            <w:rFonts w:asciiTheme="minorHAnsi" w:eastAsia="MS Mincho" w:hAnsiTheme="minorHAnsi" w:cstheme="minorHAnsi"/>
+            <w:rFonts w:eastAsia="MS Mincho" w:cs="Calibri"/>
             <w:b w:val="0"/>
             <w:sz w:val="24"/>
             <w:szCs w:val="24"/>
@@ -4177,7 +4195,7 @@
       <w:r>
         <w:rPr>
           <w:rStyle w:val="Hyperlink"/>
-          <w:rFonts w:asciiTheme="minorHAnsi" w:eastAsia="MS Mincho" w:hAnsiTheme="minorHAnsi" w:cstheme="minorHAnsi"/>
+          <w:rFonts w:eastAsia="MS Mincho" w:cs="Calibri"/>
           <w:b w:val="0"/>
           <w:sz w:val="24"/>
           <w:szCs w:val="24"/>
@@ -4186,7 +4204,7 @@
       </w:r>
       <w:r>
         <w:rPr>
-          <w:rFonts w:asciiTheme="minorHAnsi" w:eastAsia="MS Mincho" w:hAnsiTheme="minorHAnsi" w:cstheme="minorHAnsi"/>
+          <w:rFonts w:eastAsia="MS Mincho" w:cs="Calibri"/>
           <w:b w:val="0"/>
           <w:sz w:val="24"/>
           <w:szCs w:val="24"/>
@@ -4198,12 +4216,24 @@
         <w:r>
           <w:rPr>
             <w:rStyle w:val="Hyperlink"/>
-            <w:rFonts w:asciiTheme="minorHAnsi" w:eastAsia="MS Mincho" w:hAnsiTheme="minorHAnsi" w:cstheme="minorHAnsi"/>
+            <w:rFonts w:eastAsia="MS Mincho" w:cs="Calibri"/>
             <w:b w:val="0"/>
             <w:sz w:val="24"/>
             <w:szCs w:val="24"/>
           </w:rPr>
-          <w:t>https://github.com/prateekrastogi/bakendi</w:t>
+          <w:t>https://github.com/prateekrasto</w:t>
+        </w:r>
+        <w:bookmarkStart w:id="0" w:name="_GoBack"/>
+        <w:bookmarkEnd w:id="0"/>
+        <w:r>
+          <w:rPr>
+            <w:rStyle w:val="Hyperlink"/>
+            <w:rFonts w:eastAsia="MS Mincho" w:cs="Calibri"/>
+            <w:b w:val="0"/>
+            <w:sz w:val="24"/>
+            <w:szCs w:val="24"/>
+          </w:rPr>
+          <w:t>gi/bakendi</w:t>
         </w:r>
       </w:hyperlink>
     </w:p>
@@ -4669,7 +4699,7 @@
         <w:pStyle w:val="JobTitlebold"/>
         <w:ind w:left="1080"/>
         <w:rPr>
-          <w:rFonts w:asciiTheme="minorHAnsi" w:eastAsia="MS Mincho" w:hAnsiTheme="minorHAnsi" w:cstheme="minorHAnsi"/>
+          <w:rFonts w:eastAsia="MS Mincho" w:cs="Calibri"/>
           <w:b w:val="0"/>
           <w:bCs w:val="0"/>
           <w:sz w:val="24"/>
@@ -4682,7 +4712,7 @@
         <w:pStyle w:val="JobTitlebold"/>
         <w:ind w:left="1080"/>
         <w:rPr>
-          <w:rFonts w:asciiTheme="minorHAnsi" w:eastAsia="MS Mincho" w:hAnsiTheme="minorHAnsi" w:cstheme="minorHAnsi"/>
+          <w:rFonts w:eastAsia="MS Mincho" w:cs="Calibri"/>
           <w:b w:val="0"/>
           <w:bCs w:val="0"/>
           <w:sz w:val="24"/>
@@ -4691,7 +4721,7 @@
       </w:pPr>
       <w:r>
         <w:rPr>
-          <w:rFonts w:asciiTheme="minorHAnsi" w:eastAsia="MS Mincho" w:hAnsiTheme="minorHAnsi" w:cstheme="minorHAnsi"/>
+          <w:rFonts w:eastAsia="MS Mincho" w:cs="Calibri"/>
           <w:b w:val="0"/>
           <w:bCs w:val="0"/>
           <w:sz w:val="24"/>
@@ -4701,7 +4731,7 @@
       </w:r>
       <w:r>
         <w:rPr>
-          <w:rFonts w:asciiTheme="minorHAnsi" w:eastAsia="MS Mincho" w:hAnsiTheme="minorHAnsi" w:cstheme="minorHAnsi"/>
+          <w:rFonts w:eastAsia="MS Mincho" w:cs="Calibri"/>
           <w:b w:val="0"/>
           <w:bCs w:val="0"/>
           <w:sz w:val="24"/>
@@ -4711,7 +4741,7 @@
       </w:r>
       <w:r>
         <w:rPr>
-          <w:rFonts w:asciiTheme="minorHAnsi" w:eastAsia="MS Mincho" w:hAnsiTheme="minorHAnsi" w:cstheme="minorHAnsi"/>
+          <w:rFonts w:eastAsia="MS Mincho" w:cs="Calibri"/>
           <w:b w:val="0"/>
           <w:bCs w:val="0"/>
           <w:sz w:val="24"/>
@@ -4721,7 +4751,7 @@
       </w:r>
       <w:r>
         <w:rPr>
-          <w:rFonts w:asciiTheme="minorHAnsi" w:eastAsia="MS Mincho" w:hAnsiTheme="minorHAnsi" w:cstheme="minorHAnsi"/>
+          <w:rFonts w:eastAsia="MS Mincho" w:cs="Calibri"/>
           <w:b w:val="0"/>
           <w:bCs w:val="0"/>
           <w:sz w:val="24"/>
@@ -4731,7 +4761,7 @@
       </w:r>
       <w:r>
         <w:rPr>
-          <w:rFonts w:asciiTheme="minorHAnsi" w:eastAsia="MS Mincho" w:hAnsiTheme="minorHAnsi" w:cstheme="minorHAnsi"/>
+          <w:rFonts w:eastAsia="MS Mincho" w:cs="Calibri"/>
           <w:b w:val="0"/>
           <w:bCs w:val="0"/>
           <w:sz w:val="24"/>
@@ -4741,7 +4771,7 @@
       </w:r>
       <w:r>
         <w:rPr>
-          <w:rFonts w:asciiTheme="minorHAnsi" w:eastAsia="MS Mincho" w:hAnsiTheme="minorHAnsi" w:cstheme="minorHAnsi"/>
+          <w:rFonts w:eastAsia="MS Mincho" w:cs="Calibri"/>
           <w:b w:val="0"/>
           <w:bCs w:val="0"/>
           <w:sz w:val="24"/>
@@ -4751,7 +4781,7 @@
       </w:r>
       <w:r>
         <w:rPr>
-          <w:rFonts w:asciiTheme="minorHAnsi" w:eastAsia="MS Mincho" w:hAnsiTheme="minorHAnsi" w:cstheme="minorHAnsi"/>
+          <w:rFonts w:eastAsia="MS Mincho" w:cs="Calibri"/>
           <w:b w:val="0"/>
           <w:bCs w:val="0"/>
           <w:sz w:val="24"/>
@@ -4761,7 +4791,7 @@
       </w:r>
       <w:r>
         <w:rPr>
-          <w:rFonts w:asciiTheme="minorHAnsi" w:eastAsia="MS Mincho" w:hAnsiTheme="minorHAnsi" w:cstheme="minorHAnsi"/>
+          <w:rFonts w:eastAsia="MS Mincho" w:cs="Calibri"/>
           <w:b w:val="0"/>
           <w:bCs w:val="0"/>
           <w:sz w:val="24"/>
@@ -4771,7 +4801,7 @@
       </w:r>
       <w:r>
         <w:rPr>
-          <w:rFonts w:asciiTheme="minorHAnsi" w:eastAsia="MS Mincho" w:hAnsiTheme="minorHAnsi" w:cstheme="minorHAnsi"/>
+          <w:rFonts w:eastAsia="MS Mincho" w:cs="Calibri"/>
           <w:b w:val="0"/>
           <w:bCs w:val="0"/>
           <w:sz w:val="24"/>
@@ -4781,7 +4811,7 @@
       </w:r>
       <w:r>
         <w:rPr>
-          <w:rFonts w:asciiTheme="minorHAnsi" w:eastAsia="MS Mincho" w:hAnsiTheme="minorHAnsi" w:cstheme="minorHAnsi"/>
+          <w:rFonts w:eastAsia="MS Mincho" w:cs="Calibri"/>
           <w:b w:val="0"/>
           <w:bCs w:val="0"/>
           <w:sz w:val="24"/>
@@ -4791,7 +4821,7 @@
       </w:r>
       <w:r>
         <w:rPr>
-          <w:rFonts w:asciiTheme="minorHAnsi" w:eastAsia="MS Mincho" w:hAnsiTheme="minorHAnsi" w:cstheme="minorHAnsi"/>
+          <w:rFonts w:eastAsia="MS Mincho" w:cs="Calibri"/>
           <w:b w:val="0"/>
           <w:bCs w:val="0"/>
           <w:sz w:val="24"/>
@@ -4801,7 +4831,7 @@
       </w:r>
       <w:r>
         <w:rPr>
-          <w:rFonts w:asciiTheme="minorHAnsi" w:eastAsia="MS Mincho" w:hAnsiTheme="minorHAnsi" w:cstheme="minorHAnsi"/>
+          <w:rFonts w:eastAsia="MS Mincho" w:cs="Calibri"/>
           <w:b w:val="0"/>
           <w:bCs w:val="0"/>
           <w:sz w:val="24"/>
@@ -4811,7 +4841,7 @@
       </w:r>
       <w:r>
         <w:rPr>
-          <w:rFonts w:asciiTheme="minorHAnsi" w:eastAsia="MS Mincho" w:hAnsiTheme="minorHAnsi" w:cstheme="minorHAnsi"/>
+          <w:rFonts w:eastAsia="MS Mincho" w:cs="Calibri"/>
           <w:b w:val="0"/>
           <w:bCs w:val="0"/>
           <w:sz w:val="24"/>
@@ -4821,7 +4851,7 @@
       </w:r>
       <w:r>
         <w:rPr>
-          <w:rFonts w:asciiTheme="minorHAnsi" w:eastAsia="MS Mincho" w:hAnsiTheme="minorHAnsi" w:cstheme="minorHAnsi"/>
+          <w:rFonts w:eastAsia="MS Mincho" w:cs="Calibri"/>
           <w:b w:val="0"/>
           <w:bCs w:val="0"/>
           <w:sz w:val="24"/>
@@ -4831,7 +4861,7 @@
       </w:r>
       <w:r>
         <w:rPr>
-          <w:rFonts w:asciiTheme="minorHAnsi" w:eastAsia="MS Mincho" w:hAnsiTheme="minorHAnsi" w:cstheme="minorHAnsi"/>
+          <w:rFonts w:eastAsia="MS Mincho" w:cs="Calibri"/>
           <w:b w:val="0"/>
           <w:bCs w:val="0"/>
           <w:sz w:val="24"/>
@@ -4841,7 +4871,7 @@
       </w:r>
       <w:r>
         <w:rPr>
-          <w:rFonts w:asciiTheme="minorHAnsi" w:eastAsia="MS Mincho" w:hAnsiTheme="minorHAnsi" w:cstheme="minorHAnsi"/>
+          <w:rFonts w:eastAsia="MS Mincho" w:cs="Calibri"/>
           <w:b w:val="0"/>
           <w:bCs w:val="0"/>
           <w:sz w:val="24"/>
@@ -4851,7 +4881,7 @@
       </w:r>
       <w:r>
         <w:rPr>
-          <w:rFonts w:asciiTheme="minorHAnsi" w:eastAsia="MS Mincho" w:hAnsiTheme="minorHAnsi" w:cstheme="minorHAnsi"/>
+          <w:rFonts w:eastAsia="MS Mincho" w:cs="Calibri"/>
           <w:b w:val="0"/>
           <w:bCs w:val="0"/>
           <w:sz w:val="24"/>
@@ -4861,7 +4891,7 @@
       </w:r>
       <w:r>
         <w:rPr>
-          <w:rFonts w:asciiTheme="minorHAnsi" w:eastAsia="MS Mincho" w:hAnsiTheme="minorHAnsi" w:cstheme="minorHAnsi"/>
+          <w:rFonts w:eastAsia="MS Mincho" w:cs="Calibri"/>
           <w:b w:val="0"/>
           <w:bCs w:val="0"/>
           <w:sz w:val="24"/>
@@ -4871,7 +4901,7 @@
       </w:r>
       <w:r>
         <w:rPr>
-          <w:rFonts w:asciiTheme="minorHAnsi" w:eastAsia="MS Mincho" w:hAnsiTheme="minorHAnsi" w:cstheme="minorHAnsi"/>
+          <w:rFonts w:eastAsia="MS Mincho" w:cs="Calibri"/>
           <w:b w:val="0"/>
           <w:bCs w:val="0"/>
           <w:sz w:val="24"/>
@@ -4881,7 +4911,7 @@
       </w:r>
       <w:r>
         <w:rPr>
-          <w:rFonts w:asciiTheme="minorHAnsi" w:eastAsia="MS Mincho" w:hAnsiTheme="minorHAnsi" w:cstheme="minorHAnsi"/>
+          <w:rFonts w:eastAsia="MS Mincho" w:cs="Calibri"/>
           <w:b w:val="0"/>
           <w:bCs w:val="0"/>
           <w:sz w:val="24"/>
@@ -4891,7 +4921,7 @@
       </w:r>
       <w:r>
         <w:rPr>
-          <w:rFonts w:asciiTheme="minorHAnsi" w:eastAsia="MS Mincho" w:hAnsiTheme="minorHAnsi" w:cstheme="minorHAnsi"/>
+          <w:rFonts w:eastAsia="MS Mincho" w:cs="Calibri"/>
           <w:b w:val="0"/>
           <w:bCs w:val="0"/>
           <w:sz w:val="24"/>
@@ -4901,7 +4931,7 @@
       </w:r>
       <w:r>
         <w:rPr>
-          <w:rFonts w:asciiTheme="minorHAnsi" w:eastAsia="MS Mincho" w:hAnsiTheme="minorHAnsi" w:cstheme="minorHAnsi"/>
+          <w:rFonts w:eastAsia="MS Mincho" w:cs="Calibri"/>
           <w:b w:val="0"/>
           <w:bCs w:val="0"/>
           <w:sz w:val="24"/>
@@ -4911,7 +4941,7 @@
       </w:r>
       <w:r>
         <w:rPr>
-          <w:rFonts w:asciiTheme="minorHAnsi" w:eastAsia="MS Mincho" w:hAnsiTheme="minorHAnsi" w:cstheme="minorHAnsi"/>
+          <w:rFonts w:eastAsia="MS Mincho" w:cs="Calibri"/>
           <w:b w:val="0"/>
           <w:bCs w:val="0"/>
           <w:sz w:val="24"/>
@@ -4921,7 +4951,7 @@
       </w:r>
       <w:r>
         <w:rPr>
-          <w:rFonts w:asciiTheme="minorHAnsi" w:eastAsia="MS Mincho" w:hAnsiTheme="minorHAnsi" w:cstheme="minorHAnsi"/>
+          <w:rFonts w:eastAsia="MS Mincho" w:cs="Calibri"/>
           <w:b w:val="0"/>
           <w:bCs w:val="0"/>
           <w:sz w:val="24"/>
@@ -4931,7 +4961,7 @@
       </w:r>
       <w:r>
         <w:rPr>
-          <w:rFonts w:asciiTheme="minorHAnsi" w:eastAsia="MS Mincho" w:hAnsiTheme="minorHAnsi" w:cstheme="minorHAnsi"/>
+          <w:rFonts w:eastAsia="MS Mincho" w:cs="Calibri"/>
           <w:b w:val="0"/>
           <w:bCs w:val="0"/>
           <w:sz w:val="24"/>
@@ -4945,7 +4975,7 @@
         <w:pStyle w:val="JobTitlebold"/>
         <w:ind w:left="1080"/>
         <w:rPr>
-          <w:rFonts w:asciiTheme="minorHAnsi" w:eastAsia="MS Mincho" w:hAnsiTheme="minorHAnsi"/>
+          <w:rFonts w:eastAsia="MS Mincho" w:cs="Calibri"/>
           <w:sz w:val="24"/>
           <w:szCs w:val="24"/>
         </w:rPr>
@@ -4954,7 +4984,7 @@
         <w:r>
           <w:rPr>
             <w:rStyle w:val="Hyperlink"/>
-            <w:rFonts w:asciiTheme="minorHAnsi" w:eastAsia="MS Mincho" w:hAnsiTheme="minorHAnsi" w:cstheme="minorHAnsi"/>
+            <w:rFonts w:eastAsia="MS Mincho" w:cs="Calibri"/>
             <w:b w:val="0"/>
             <w:bCs w:val="0"/>
             <w:sz w:val="24"/>
@@ -5035,56 +5065,56 @@
         <v:path o:extrusionok="f" gradientshapeok="t" o:connecttype="rect"/>
         <o:lock v:ext="edit" aspectratio="t"/>
       </v:shapetype>
-      <v:shape id="_x0000_i1074" type="#_x0000_t75" style="width:11.4pt;height:11.4pt" o:bullet="t">
+      <v:shape id="_x0000_i1266" type="#_x0000_t75" style="width:11.4pt;height:11.4pt" o:bullet="t">
         <v:imagedata r:id="rId1" o:title="BD14578_"/>
       </v:shape>
     </w:pict>
   </w:numPicBullet>
   <w:numPicBullet w:numPicBulletId="1">
     <w:pict>
-      <v:shape id="_x0000_i1075" type="#_x0000_t75" style="width:11.4pt;height:11.4pt" o:bullet="t">
+      <v:shape id="_x0000_i1267" type="#_x0000_t75" style="width:11.4pt;height:11.4pt" o:bullet="t">
         <v:imagedata r:id="rId2" o:title="BD21375_"/>
       </v:shape>
     </w:pict>
   </w:numPicBullet>
   <w:numPicBullet w:numPicBulletId="2">
     <w:pict>
-      <v:shape id="_x0000_i1076" type="#_x0000_t75" style="width:10.8pt;height:10.8pt" o:bullet="t">
+      <v:shape id="_x0000_i1268" type="#_x0000_t75" style="width:10.8pt;height:10.8pt" o:bullet="t">
         <v:imagedata r:id="rId3" o:title="BD21297_"/>
       </v:shape>
     </w:pict>
   </w:numPicBullet>
   <w:numPicBullet w:numPicBulletId="3">
     <w:pict>
-      <v:shape id="_x0000_i1077" type="#_x0000_t75" style="width:11.4pt;height:11.4pt" o:bullet="t">
+      <v:shape id="_x0000_i1269" type="#_x0000_t75" style="width:11.4pt;height:11.4pt" o:bullet="t">
         <v:imagedata r:id="rId4" o:title="BD14753_"/>
       </v:shape>
     </w:pict>
   </w:numPicBullet>
   <w:numPicBullet w:numPicBulletId="4">
     <w:pict>
-      <v:shape id="_x0000_i1078" type="#_x0000_t75" style="width:10.8pt;height:10.8pt" o:bullet="t">
+      <v:shape id="_x0000_i1270" type="#_x0000_t75" style="width:10.8pt;height:10.8pt" o:bullet="t">
         <v:imagedata r:id="rId5" o:title="BD21504_"/>
       </v:shape>
     </w:pict>
   </w:numPicBullet>
   <w:numPicBullet w:numPicBulletId="5">
     <w:pict>
-      <v:shape id="_x0000_i1079" type="#_x0000_t75" style="width:11.4pt;height:8.4pt" o:bullet="t">
+      <v:shape id="_x0000_i1271" type="#_x0000_t75" style="width:11.4pt;height:8.4pt" o:bullet="t">
         <v:imagedata r:id="rId6" o:title="BD21299_"/>
       </v:shape>
     </w:pict>
   </w:numPicBullet>
   <w:numPicBullet w:numPicBulletId="6">
     <w:pict>
-      <v:shape id="_x0000_i1080" type="#_x0000_t75" style="width:33.6pt;height:27pt" o:bullet="t">
+      <v:shape id="_x0000_i1272" type="#_x0000_t75" style="width:33.6pt;height:27pt" o:bullet="t">
         <v:imagedata r:id="rId7" o:title="Capture"/>
       </v:shape>
     </w:pict>
   </w:numPicBullet>
   <w:numPicBullet w:numPicBulletId="7">
     <w:pict>
-      <v:shape id="_x0000_i1081" type="#_x0000_t75" style="width:15pt;height:15pt" o:bullet="t">
+      <v:shape id="_x0000_i1273" type="#_x0000_t75" style="width:15pt;height:15pt" o:bullet="t">
         <v:imagedata r:id="rId8" o:title="Capture"/>
       </v:shape>
     </w:pict>
@@ -11401,6 +11431,15 @@
 </file>
 
 <file path=customXml/item1.xml><?xml version="1.0" encoding="utf-8"?>
+<?mso-contentType ?>
+<FormTemplates xmlns="http://schemas.microsoft.com/sharepoint/v3/contenttype/forms">
+  <Display>DocumentLibraryForm</Display>
+  <Edit>AssetEditForm</Edit>
+  <New>DocumentLibraryForm</New>
+</FormTemplates>
+</file>
+
+<file path=customXml/item2.xml><?xml version="1.0" encoding="utf-8"?>
 <MonsterProperties xmlns:xsi="http://www.w3.org/2001/XMLSchema-instance" xmlns:xsd="http://www.w3.org/2001/XMLSchema" xmlns="http://schemas.monster.com/Monster/Seeker/WordResumeTemplates">
   <AtlasTagging>
     <ResumeUploadSuccessTag>monmon_EZSubmitFinalUpload_1</ResumeUploadSuccessTag>
@@ -11413,20 +11452,19 @@
 </MonsterProperties>
 </file>
 
-<file path=customXml/item2.xml><?xml version="1.0" encoding="utf-8"?>
-<?mso-contentType ?>
-<FormTemplates xmlns="http://schemas.microsoft.com/sharepoint/v3/contenttype/forms">
-  <Display>DocumentLibraryForm</Display>
-  <Edit>AssetEditForm</Edit>
-  <New>DocumentLibraryForm</New>
-</FormTemplates>
-</file>
-
 <file path=customXml/item3.xml><?xml version="1.0" encoding="utf-8"?>
 <b:Sources xmlns:b="http://schemas.openxmlformats.org/officeDocument/2006/bibliography" xmlns="http://schemas.openxmlformats.org/officeDocument/2006/bibliography" SelectedStyle="\APA.XSL" StyleName="APA"/>
 </file>
 
 <file path=customXml/itemProps1.xml><?xml version="1.0" encoding="utf-8"?>
+<ds:datastoreItem xmlns:ds="http://schemas.openxmlformats.org/officeDocument/2006/customXml" ds:itemID="{5DEE6487-3BB8-4831-A84A-EA72C011E7B1}">
+  <ds:schemaRefs>
+    <ds:schemaRef ds:uri="http://schemas.microsoft.com/sharepoint/v3/contenttype/forms"/>
+  </ds:schemaRefs>
+</ds:datastoreItem>
+</file>
+
+<file path=customXml/itemProps2.xml><?xml version="1.0" encoding="utf-8"?>
 <ds:datastoreItem xmlns:ds="http://schemas.openxmlformats.org/officeDocument/2006/customXml" ds:itemID="{6413E27A-9F10-4D79-BB65-07392FAEAA39}">
   <ds:schemaRefs>
     <ds:schemaRef ds:uri="http://www.w3.org/2001/XMLSchema"/>
@@ -11435,16 +11473,8 @@
 </ds:datastoreItem>
 </file>
 
-<file path=customXml/itemProps2.xml><?xml version="1.0" encoding="utf-8"?>
-<ds:datastoreItem xmlns:ds="http://schemas.openxmlformats.org/officeDocument/2006/customXml" ds:itemID="{5DEE6487-3BB8-4831-A84A-EA72C011E7B1}">
-  <ds:schemaRefs>
-    <ds:schemaRef ds:uri="http://schemas.microsoft.com/sharepoint/v3/contenttype/forms"/>
-  </ds:schemaRefs>
-</ds:datastoreItem>
-</file>
-
 <file path=customXml/itemProps3.xml><?xml version="1.0" encoding="utf-8"?>
-<ds:datastoreItem xmlns:ds="http://schemas.openxmlformats.org/officeDocument/2006/customXml" ds:itemID="{C130F5A3-F449-489B-BB70-ECA5863F2BB1}">
+<ds:datastoreItem xmlns:ds="http://schemas.openxmlformats.org/officeDocument/2006/customXml" ds:itemID="{E6E83FA1-1C1C-447C-BF18-4733952EBB5E}">
   <ds:schemaRefs>
     <ds:schemaRef ds:uri="http://schemas.openxmlformats.org/officeDocument/2006/bibliography"/>
   </ds:schemaRefs>

--- a/Prateek Rastogi-Current.docx
+++ b/Prateek Rastogi-Current.docx
@@ -76,7 +76,7 @@
         <mc:AlternateContent>
           <mc:Choice Requires="wps">
             <w:drawing>
-              <wp:anchor distT="0" distB="0" distL="114300" distR="114300" simplePos="0" relativeHeight="251703296" behindDoc="0" locked="0" layoutInCell="1" allowOverlap="1" wp14:anchorId="7FA011DB" wp14:editId="29554484">
+              <wp:anchor distT="0" distB="0" distL="114300" distR="114300" simplePos="0" relativeHeight="251703296" behindDoc="0" locked="0" layoutInCell="1" allowOverlap="1" wp14:anchorId="7FA011DB" wp14:editId="0F00D311">
                 <wp:simplePos x="0" y="0"/>
                 <wp:positionH relativeFrom="margin">
                   <wp:align>left</wp:align>
@@ -140,7 +140,7 @@
           </mc:Choice>
           <mc:Fallback>
             <w:pict>
-              <v:line w14:anchorId="26EF87A6" id="Line 2" o:spid="_x0000_s1026" style="position:absolute;flip:x;z-index:251703296;visibility:visible;mso-wrap-style:square;mso-width-percent:0;mso-height-percent:0;mso-wrap-distance-left:9pt;mso-wrap-distance-top:0;mso-wrap-distance-right:9pt;mso-wrap-distance-bottom:0;mso-position-horizontal:left;mso-position-horizontal-relative:margin;mso-position-vertical:top;mso-position-vertical-relative:margin;mso-width-percent:0;mso-height-percent:0;mso-width-relative:page;mso-height-relative:page" from="0,0" to="0,698.4pt" o:gfxdata="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" strokecolor="#2f5897 [3215]" strokeweight="5.25pt">
+              <v:line w14:anchorId="56709378" id="Line 2" o:spid="_x0000_s1026" style="position:absolute;flip:x;z-index:251703296;visibility:visible;mso-wrap-style:square;mso-width-percent:0;mso-height-percent:0;mso-wrap-distance-left:9pt;mso-wrap-distance-top:0;mso-wrap-distance-right:9pt;mso-wrap-distance-bottom:0;mso-position-horizontal:left;mso-position-horizontal-relative:margin;mso-position-vertical:top;mso-position-vertical-relative:margin;mso-width-percent:0;mso-height-percent:0;mso-width-relative:page;mso-height-relative:page" from="0,0" to="0,698.4pt" o:gfxdata="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" strokecolor="#2f5897 [3215]" strokeweight="5.25pt">
                 <w10:wrap anchorx="margin" anchory="margin"/>
               </v:line>
             </w:pict>
@@ -371,7 +371,7 @@
           <w:sz w:val="24"/>
           <w:szCs w:val="24"/>
         </w:rPr>
-        <w:t>192</w:t>
+        <w:t>1403</w:t>
       </w:r>
       <w:r>
         <w:rPr>
@@ -395,7 +395,16 @@
           <w:sz w:val="24"/>
           <w:szCs w:val="24"/>
         </w:rPr>
-        <w:t>Peptech City</w:t>
+        <w:t xml:space="preserve">Tower KM </w:t>
+      </w:r>
+      <w:proofErr w:type="gramStart"/>
+      <w:r>
+        <w:rPr>
+          <w:rFonts w:asciiTheme="majorHAnsi" w:eastAsia="MS Mincho" w:hAnsiTheme="majorHAnsi"/>
+          <w:sz w:val="24"/>
+          <w:szCs w:val="24"/>
+        </w:rPr>
+        <w:t>3</w:t>
       </w:r>
       <w:r>
         <w:rPr>
@@ -419,7 +428,16 @@
           <w:sz w:val="24"/>
           <w:szCs w:val="24"/>
         </w:rPr>
-        <w:t xml:space="preserve">    </w:t>
+        <w:t xml:space="preserve"> </w:t>
+      </w:r>
+      <w:proofErr w:type="gramEnd"/>
+      <w:r>
+        <w:rPr>
+          <w:rFonts w:asciiTheme="majorHAnsi" w:eastAsia="MS Mincho" w:hAnsiTheme="majorHAnsi"/>
+          <w:sz w:val="24"/>
+          <w:szCs w:val="24"/>
+        </w:rPr>
+        <w:t xml:space="preserve">   </w:t>
       </w:r>
       <w:r>
         <w:rPr>
@@ -552,8 +570,18 @@
           <w:sz w:val="24"/>
           <w:szCs w:val="24"/>
         </w:rPr>
-        <w:t>Sohawal</w:t>
-      </w:r>
+        <w:t xml:space="preserve">Jaypee </w:t>
+      </w:r>
+      <w:proofErr w:type="spellStart"/>
+      <w:r>
+        <w:rPr>
+          <w:rFonts w:asciiTheme="majorHAnsi" w:eastAsia="MS Mincho" w:hAnsiTheme="majorHAnsi"/>
+          <w:sz w:val="24"/>
+          <w:szCs w:val="24"/>
+        </w:rPr>
+        <w:t>Kosmos</w:t>
+      </w:r>
+      <w:proofErr w:type="spellEnd"/>
       <w:r>
         <w:rPr>
           <w:rFonts w:asciiTheme="majorHAnsi" w:eastAsia="MS Mincho" w:hAnsiTheme="majorHAnsi"/>
@@ -568,15 +596,7 @@
           <w:sz w:val="24"/>
           <w:szCs w:val="24"/>
         </w:rPr>
-        <w:t xml:space="preserve"> </w:t>
-      </w:r>
-      <w:r>
-        <w:rPr>
-          <w:rFonts w:asciiTheme="majorHAnsi" w:eastAsia="MS Mincho" w:hAnsiTheme="majorHAnsi"/>
-          <w:sz w:val="24"/>
-          <w:szCs w:val="24"/>
-        </w:rPr>
-        <w:t>Satna</w:t>
+        <w:t xml:space="preserve"> Noida</w:t>
       </w:r>
       <w:r>
         <w:rPr>
@@ -682,6 +702,7 @@
         </w:rPr>
         <w:t xml:space="preserve">      </w:t>
       </w:r>
+      <w:proofErr w:type="gramStart"/>
       <w:r>
         <w:rPr>
           <w:rFonts w:asciiTheme="majorHAnsi" w:eastAsia="MS Mincho" w:hAnsiTheme="majorHAnsi"/>
@@ -698,6 +719,7 @@
         </w:rPr>
         <w:t xml:space="preserve">  </w:t>
       </w:r>
+      <w:proofErr w:type="gramEnd"/>
       <w:r>
         <w:rPr>
           <w:rFonts w:asciiTheme="majorHAnsi" w:eastAsia="MS Mincho" w:hAnsiTheme="majorHAnsi"/>
@@ -806,23 +828,7 @@
           <w:sz w:val="24"/>
           <w:szCs w:val="24"/>
         </w:rPr>
-        <w:t>4854</w:t>
-      </w:r>
-      <w:r>
-        <w:rPr>
-          <w:rFonts w:asciiTheme="majorHAnsi" w:eastAsia="MS Mincho" w:hAnsiTheme="majorHAnsi"/>
-          <w:sz w:val="24"/>
-          <w:szCs w:val="24"/>
-        </w:rPr>
-        <w:t>4</w:t>
-      </w:r>
-      <w:r>
-        <w:rPr>
-          <w:rFonts w:asciiTheme="majorHAnsi" w:eastAsia="MS Mincho" w:hAnsiTheme="majorHAnsi"/>
-          <w:sz w:val="24"/>
-          <w:szCs w:val="24"/>
-        </w:rPr>
-        <w:t>1</w:t>
+        <w:t>201305</w:t>
       </w:r>
       <w:r>
         <w:rPr>
@@ -1187,15 +1193,47 @@
           <w:sz w:val="24"/>
           <w:szCs w:val="24"/>
         </w:rPr>
-        <w:t xml:space="preserve">             </w:t>
-      </w:r>
-      <w:r>
-        <w:rPr>
-          <w:rFonts w:asciiTheme="majorHAnsi" w:eastAsia="MS Mincho" w:hAnsiTheme="majorHAnsi"/>
-          <w:sz w:val="24"/>
-          <w:szCs w:val="24"/>
-        </w:rPr>
-        <w:t>Nov’17-Feb’19</w:t>
+        <w:tab/>
+      </w:r>
+      <w:r>
+        <w:rPr>
+          <w:rFonts w:asciiTheme="majorHAnsi" w:eastAsia="MS Mincho" w:hAnsiTheme="majorHAnsi"/>
+          <w:sz w:val="24"/>
+          <w:szCs w:val="24"/>
+        </w:rPr>
+        <w:tab/>
+      </w:r>
+      <w:r>
+        <w:rPr>
+          <w:rFonts w:asciiTheme="majorHAnsi" w:eastAsia="MS Mincho" w:hAnsiTheme="majorHAnsi"/>
+          <w:sz w:val="24"/>
+          <w:szCs w:val="24"/>
+        </w:rPr>
+        <w:tab/>
+      </w:r>
+      <w:r>
+        <w:rPr>
+          <w:rFonts w:asciiTheme="majorHAnsi" w:eastAsia="MS Mincho" w:hAnsiTheme="majorHAnsi"/>
+          <w:sz w:val="24"/>
+          <w:szCs w:val="24"/>
+        </w:rPr>
+        <w:t xml:space="preserve">1y </w:t>
+      </w:r>
+      <w:r>
+        <w:rPr>
+          <w:rFonts w:asciiTheme="majorHAnsi" w:eastAsia="MS Mincho" w:hAnsiTheme="majorHAnsi"/>
+          <w:sz w:val="24"/>
+          <w:szCs w:val="24"/>
+        </w:rPr>
+        <w:t>4</w:t>
+      </w:r>
+      <w:r>
+        <w:rPr>
+          <w:rFonts w:asciiTheme="majorHAnsi" w:eastAsia="MS Mincho" w:hAnsiTheme="majorHAnsi"/>
+          <w:sz w:val="24"/>
+          <w:szCs w:val="24"/>
+        </w:rPr>
+        <w:t>m</w:t>
       </w:r>
       <w:r>
         <w:rPr>
@@ -1260,16 +1298,43 @@
           <w:sz w:val="24"/>
           <w:szCs w:val="24"/>
         </w:rPr>
-        <w:t xml:space="preserve">Frontend Developer, but my role </w:t>
-      </w:r>
-      <w:r>
-        <w:rPr>
-          <w:rFonts w:eastAsia="MS Mincho"/>
-          <w:b w:val="0"/>
-          <w:sz w:val="24"/>
-          <w:szCs w:val="24"/>
-        </w:rPr>
-        <w:t>eventually</w:t>
+        <w:t xml:space="preserve">Frontend Developer, </w:t>
+      </w:r>
+      <w:r>
+        <w:rPr>
+          <w:rFonts w:eastAsia="MS Mincho"/>
+          <w:b w:val="0"/>
+          <w:sz w:val="24"/>
+          <w:szCs w:val="24"/>
+        </w:rPr>
+        <w:t xml:space="preserve">with </w:t>
+      </w:r>
+      <w:r>
+        <w:rPr>
+          <w:rFonts w:eastAsia="MS Mincho"/>
+          <w:b w:val="0"/>
+          <w:sz w:val="24"/>
+          <w:szCs w:val="24"/>
+        </w:rPr>
+        <w:t>my</w:t>
+      </w:r>
+      <w:r>
+        <w:rPr>
+          <w:rFonts w:eastAsia="MS Mincho"/>
+          <w:b w:val="0"/>
+          <w:sz w:val="24"/>
+          <w:szCs w:val="24"/>
+        </w:rPr>
+        <w:t xml:space="preserve"> eventual</w:t>
+      </w:r>
+      <w:r>
+        <w:rPr>
+          <w:rFonts w:eastAsia="MS Mincho"/>
+          <w:b w:val="0"/>
+          <w:sz w:val="24"/>
+          <w:szCs w:val="24"/>
+        </w:rPr>
+        <w:t xml:space="preserve"> role</w:t>
       </w:r>
       <w:r>
         <w:rPr>
@@ -1287,34 +1352,7 @@
           <w:sz w:val="24"/>
           <w:szCs w:val="24"/>
         </w:rPr>
-        <w:t>morphed in</w:t>
-      </w:r>
-      <w:r>
-        <w:rPr>
-          <w:rFonts w:eastAsia="MS Mincho"/>
-          <w:b w:val="0"/>
-          <w:sz w:val="24"/>
-          <w:szCs w:val="24"/>
-        </w:rPr>
-        <w:t xml:space="preserve">to </w:t>
-      </w:r>
-      <w:r>
-        <w:rPr>
-          <w:rFonts w:eastAsia="MS Mincho"/>
-          <w:b w:val="0"/>
-          <w:sz w:val="24"/>
-          <w:szCs w:val="24"/>
-        </w:rPr>
-        <w:t>business</w:t>
-      </w:r>
-      <w:r>
-        <w:rPr>
-          <w:rFonts w:eastAsia="MS Mincho"/>
-          <w:b w:val="0"/>
-          <w:sz w:val="24"/>
-          <w:szCs w:val="24"/>
-        </w:rPr>
-        <w:t xml:space="preserve"> unit</w:t>
+        <w:t>being</w:t>
       </w:r>
       <w:r>
         <w:rPr>
@@ -1332,16 +1370,16 @@
           <w:sz w:val="24"/>
           <w:szCs w:val="24"/>
         </w:rPr>
-        <w:t>tech strategy</w:t>
-      </w:r>
-      <w:r>
-        <w:rPr>
-          <w:rFonts w:eastAsia="MS Mincho"/>
-          <w:b w:val="0"/>
-          <w:sz w:val="24"/>
-          <w:szCs w:val="24"/>
-        </w:rPr>
-        <w:t xml:space="preserve"> supervision</w:t>
+        <w:t xml:space="preserve">     cross-</w:t>
+      </w:r>
+      <w:r>
+        <w:rPr>
+          <w:rFonts w:eastAsia="MS Mincho"/>
+          <w:b w:val="0"/>
+          <w:sz w:val="24"/>
+          <w:szCs w:val="24"/>
+        </w:rPr>
+        <w:t>domain</w:t>
       </w:r>
       <w:r>
         <w:rPr>
@@ -1359,16 +1397,16 @@
           <w:sz w:val="24"/>
           <w:szCs w:val="24"/>
         </w:rPr>
-        <w:t>through</w:t>
-      </w:r>
-      <w:r>
-        <w:rPr>
-          <w:rFonts w:eastAsia="MS Mincho"/>
-          <w:b w:val="0"/>
-          <w:sz w:val="24"/>
-          <w:szCs w:val="24"/>
-        </w:rPr>
-        <w:t xml:space="preserve"> proof of concept</w:t>
+        <w:t>tech</w:t>
+      </w:r>
+      <w:r>
+        <w:rPr>
+          <w:rFonts w:eastAsia="MS Mincho"/>
+          <w:b w:val="0"/>
+          <w:sz w:val="24"/>
+          <w:szCs w:val="24"/>
+        </w:rPr>
+        <w:t xml:space="preserve"> orchestration</w:t>
       </w:r>
       <w:r>
         <w:rPr>
@@ -1386,16 +1424,16 @@
           <w:sz w:val="24"/>
           <w:szCs w:val="24"/>
         </w:rPr>
-        <w:t>demonstration</w:t>
-      </w:r>
-      <w:r>
-        <w:rPr>
-          <w:rFonts w:eastAsia="MS Mincho"/>
-          <w:b w:val="0"/>
-          <w:sz w:val="24"/>
-          <w:szCs w:val="24"/>
-        </w:rPr>
-        <w:t>s</w:t>
+        <w:t xml:space="preserve">by </w:t>
+      </w:r>
+      <w:r>
+        <w:rPr>
+          <w:rFonts w:eastAsia="MS Mincho"/>
+          <w:b w:val="0"/>
+          <w:sz w:val="24"/>
+          <w:szCs w:val="24"/>
+        </w:rPr>
+        <w:t>engraving</w:t>
       </w:r>
       <w:r>
         <w:rPr>
@@ -1413,7 +1451,25 @@
           <w:sz w:val="24"/>
           <w:szCs w:val="24"/>
         </w:rPr>
-        <w:t>engraving</w:t>
+        <w:t>cutting-edge</w:t>
+      </w:r>
+      <w:r>
+        <w:rPr>
+          <w:rFonts w:eastAsia="MS Mincho"/>
+          <w:b w:val="0"/>
+          <w:sz w:val="24"/>
+          <w:szCs w:val="24"/>
+        </w:rPr>
+        <w:t xml:space="preserve"> technologies</w:t>
+      </w:r>
+      <w:r>
+        <w:rPr>
+          <w:rFonts w:eastAsia="MS Mincho"/>
+          <w:b w:val="0"/>
+          <w:sz w:val="24"/>
+          <w:szCs w:val="24"/>
+        </w:rPr>
+        <w:t xml:space="preserve"> such as</w:t>
       </w:r>
       <w:r>
         <w:rPr>
@@ -1431,25 +1487,7 @@
           <w:sz w:val="24"/>
           <w:szCs w:val="24"/>
         </w:rPr>
-        <w:t>cutting-edge</w:t>
-      </w:r>
-      <w:r>
-        <w:rPr>
-          <w:rFonts w:eastAsia="MS Mincho"/>
-          <w:b w:val="0"/>
-          <w:sz w:val="24"/>
-          <w:szCs w:val="24"/>
-        </w:rPr>
-        <w:t xml:space="preserve"> technologies</w:t>
-      </w:r>
-      <w:r>
-        <w:rPr>
-          <w:rFonts w:eastAsia="MS Mincho"/>
-          <w:b w:val="0"/>
-          <w:sz w:val="24"/>
-          <w:szCs w:val="24"/>
-        </w:rPr>
-        <w:t xml:space="preserve"> such as </w:t>
+        <w:t xml:space="preserve">            </w:t>
       </w:r>
       <w:hyperlink r:id="rId11" w:history="1">
         <w:r>
@@ -1465,14 +1503,25 @@
       </w:hyperlink>
       <w:r>
         <w:rPr>
-          <w:rFonts w:eastAsia="MS Mincho"/>
-          <w:b w:val="0"/>
-          <w:sz w:val="24"/>
-          <w:szCs w:val="24"/>
-        </w:rPr>
-        <w:t xml:space="preserve">, </w:t>
+          <w:rStyle w:val="Hyperlink"/>
+          <w:rFonts w:eastAsia="MS Mincho"/>
+          <w:b w:val="0"/>
+          <w:sz w:val="24"/>
+          <w:szCs w:val="24"/>
+        </w:rPr>
+        <w:t xml:space="preserve"> </w:t>
+      </w:r>
+      <w:r>
+        <w:rPr>
+          <w:rFonts w:eastAsia="MS Mincho"/>
+          <w:b w:val="0"/>
+          <w:sz w:val="24"/>
+          <w:szCs w:val="24"/>
+        </w:rPr>
+        <w:t xml:space="preserve">(React), </w:t>
       </w:r>
       <w:hyperlink r:id="rId12" w:history="1">
+        <w:proofErr w:type="spellStart"/>
         <w:r>
           <w:rPr>
             <w:rStyle w:val="Hyperlink"/>
@@ -1483,15 +1532,53 @@
           </w:rPr>
           <w:t>LoopBack</w:t>
         </w:r>
+        <w:proofErr w:type="spellEnd"/>
       </w:hyperlink>
       <w:r>
         <w:rPr>
-          <w:rFonts w:eastAsia="MS Mincho"/>
-          <w:b w:val="0"/>
-          <w:sz w:val="24"/>
-          <w:szCs w:val="24"/>
-        </w:rPr>
-        <w:t xml:space="preserve">, and </w:t>
+          <w:rStyle w:val="Hyperlink"/>
+          <w:rFonts w:eastAsia="MS Mincho"/>
+          <w:b w:val="0"/>
+          <w:sz w:val="24"/>
+          <w:szCs w:val="24"/>
+        </w:rPr>
+        <w:t xml:space="preserve"> </w:t>
+      </w:r>
+      <w:r>
+        <w:rPr>
+          <w:rFonts w:eastAsia="MS Mincho"/>
+          <w:b w:val="0"/>
+          <w:sz w:val="24"/>
+          <w:szCs w:val="24"/>
+        </w:rPr>
+        <w:t>(Node</w:t>
+      </w:r>
+      <w:r>
+        <w:rPr>
+          <w:rFonts w:eastAsia="MS Mincho"/>
+          <w:b w:val="0"/>
+          <w:sz w:val="24"/>
+          <w:szCs w:val="24"/>
+        </w:rPr>
+        <w:t>.</w:t>
+      </w:r>
+      <w:r>
+        <w:rPr>
+          <w:rFonts w:eastAsia="MS Mincho"/>
+          <w:b w:val="0"/>
+          <w:sz w:val="24"/>
+          <w:szCs w:val="24"/>
+        </w:rPr>
+        <w:t>js),</w:t>
+      </w:r>
+      <w:r>
+        <w:rPr>
+          <w:rFonts w:eastAsia="MS Mincho"/>
+          <w:b w:val="0"/>
+          <w:sz w:val="24"/>
+          <w:szCs w:val="24"/>
+        </w:rPr>
+        <w:t xml:space="preserve"> and </w:t>
       </w:r>
       <w:hyperlink r:id="rId13" w:history="1">
         <w:r>
@@ -1548,7 +1635,7 @@
           <w:sz w:val="24"/>
           <w:szCs w:val="24"/>
         </w:rPr>
-        <w:t>arbitrage</w:t>
+        <w:t>performance</w:t>
       </w:r>
       <w:r>
         <w:rPr>
@@ -1566,15 +1653,6 @@
           <w:sz w:val="24"/>
           <w:szCs w:val="24"/>
         </w:rPr>
-        <w:t xml:space="preserve">value </w:t>
-      </w:r>
-      <w:r>
-        <w:rPr>
-          <w:rFonts w:eastAsia="MS Mincho"/>
-          <w:b w:val="0"/>
-          <w:sz w:val="24"/>
-          <w:szCs w:val="24"/>
-        </w:rPr>
         <w:t>injection</w:t>
       </w:r>
       <w:r>
@@ -1629,7 +1707,7 @@
           <w:sz w:val="24"/>
           <w:szCs w:val="24"/>
         </w:rPr>
-        <w:t>with</w:t>
+        <w:t>through</w:t>
       </w:r>
       <w:r>
         <w:rPr>
@@ -1649,6 +1727,7 @@
         </w:rPr>
         <w:t xml:space="preserve">PWAs, </w:t>
       </w:r>
+      <w:proofErr w:type="spellStart"/>
       <w:r>
         <w:rPr>
           <w:rFonts w:eastAsia="MS Mincho"/>
@@ -1665,7 +1744,17 @@
           <w:sz w:val="24"/>
           <w:szCs w:val="24"/>
         </w:rPr>
-        <w:t xml:space="preserve">treamable </w:t>
+        <w:t>treamable</w:t>
+      </w:r>
+      <w:proofErr w:type="spellEnd"/>
+      <w:r>
+        <w:rPr>
+          <w:rFonts w:eastAsia="MS Mincho"/>
+          <w:b w:val="0"/>
+          <w:sz w:val="24"/>
+          <w:szCs w:val="24"/>
+        </w:rPr>
+        <w:t xml:space="preserve"> </w:t>
       </w:r>
       <w:r>
         <w:rPr>
@@ -1721,15 +1810,7 @@
         </w:rPr>
         <w:t xml:space="preserve"> </w:t>
       </w:r>
-      <w:r>
-        <w:rPr>
-          <w:rFonts w:eastAsia="MS Mincho"/>
-          <w:b w:val="0"/>
-          <w:sz w:val="24"/>
-          <w:szCs w:val="24"/>
-        </w:rPr>
-        <w:br/>
-      </w:r>
+      <w:proofErr w:type="spellStart"/>
       <w:r>
         <w:rPr>
           <w:rFonts w:eastAsia="MS Mincho"/>
@@ -1755,7 +1836,35 @@
           <w:sz w:val="24"/>
           <w:szCs w:val="24"/>
         </w:rPr>
-        <w:t>phQL API Gateway,</w:t>
+        <w:t>phQL</w:t>
+      </w:r>
+      <w:proofErr w:type="spellEnd"/>
+      <w:r>
+        <w:rPr>
+          <w:rFonts w:eastAsia="MS Mincho"/>
+          <w:b w:val="0"/>
+          <w:sz w:val="24"/>
+          <w:szCs w:val="24"/>
+        </w:rPr>
+        <w:t xml:space="preserve"> API Gateway</w:t>
+      </w:r>
+      <w:r>
+        <w:rPr>
+          <w:rFonts w:eastAsia="MS Mincho"/>
+          <w:b w:val="0"/>
+          <w:sz w:val="24"/>
+          <w:szCs w:val="24"/>
+        </w:rPr>
+        <w:t>s</w:t>
+      </w:r>
+      <w:r>
+        <w:rPr>
+          <w:rFonts w:eastAsia="MS Mincho"/>
+          <w:b w:val="0"/>
+          <w:sz w:val="24"/>
+          <w:szCs w:val="24"/>
+        </w:rPr>
+        <w:t>,</w:t>
       </w:r>
       <w:r>
         <w:rPr>
@@ -1773,6 +1882,15 @@
           <w:sz w:val="24"/>
           <w:szCs w:val="24"/>
         </w:rPr>
+        <w:t xml:space="preserve">and </w:t>
+      </w:r>
+      <w:r>
+        <w:rPr>
+          <w:rFonts w:eastAsia="MS Mincho"/>
+          <w:b w:val="0"/>
+          <w:sz w:val="24"/>
+          <w:szCs w:val="24"/>
+        </w:rPr>
         <w:t>M</w:t>
       </w:r>
       <w:r>
@@ -1782,33 +1900,6 @@
           <w:sz w:val="24"/>
           <w:szCs w:val="24"/>
         </w:rPr>
-        <w:t>icro-CMSs</w:t>
-      </w:r>
-      <w:r>
-        <w:rPr>
-          <w:rFonts w:eastAsia="MS Mincho"/>
-          <w:b w:val="0"/>
-          <w:sz w:val="24"/>
-          <w:szCs w:val="24"/>
-        </w:rPr>
-        <w:t xml:space="preserve">, and </w:t>
-      </w:r>
-      <w:r>
-        <w:rPr>
-          <w:rFonts w:eastAsia="MS Mincho"/>
-          <w:b w:val="0"/>
-          <w:sz w:val="24"/>
-          <w:szCs w:val="24"/>
-        </w:rPr>
-        <w:t>M</w:t>
-      </w:r>
-      <w:r>
-        <w:rPr>
-          <w:rFonts w:eastAsia="MS Mincho"/>
-          <w:b w:val="0"/>
-          <w:sz w:val="24"/>
-          <w:szCs w:val="24"/>
-        </w:rPr>
         <w:t>ulti-</w:t>
       </w:r>
       <w:r>
@@ -1854,25 +1945,16 @@
           <w:sz w:val="24"/>
           <w:szCs w:val="24"/>
         </w:rPr>
-        <w:t xml:space="preserve">ipeline </w:t>
-      </w:r>
-      <w:r>
-        <w:rPr>
-          <w:rFonts w:eastAsia="MS Mincho"/>
-          <w:b w:val="0"/>
-          <w:sz w:val="24"/>
-          <w:szCs w:val="24"/>
-        </w:rPr>
-        <w:t>D</w:t>
-      </w:r>
-      <w:r>
-        <w:rPr>
-          <w:rFonts w:eastAsia="MS Mincho"/>
-          <w:b w:val="0"/>
-          <w:sz w:val="24"/>
-          <w:szCs w:val="24"/>
-        </w:rPr>
-        <w:t>esign</w:t>
+        <w:t>ipeline</w:t>
+      </w:r>
+      <w:r>
+        <w:rPr>
+          <w:rFonts w:eastAsia="MS Mincho"/>
+          <w:b w:val="0"/>
+          <w:sz w:val="24"/>
+          <w:szCs w:val="24"/>
+        </w:rPr>
+        <w:t>s</w:t>
       </w:r>
       <w:r>
         <w:rPr>
@@ -1944,6 +2026,7 @@
           <w:szCs w:val="24"/>
         </w:rPr>
       </w:pPr>
+      <w:proofErr w:type="spellStart"/>
       <w:r>
         <w:rPr>
           <w:rFonts w:asciiTheme="majorHAnsi" w:eastAsia="MS Mincho" w:hAnsiTheme="majorHAnsi"/>
@@ -1958,8 +2041,17 @@
           <w:sz w:val="24"/>
           <w:szCs w:val="24"/>
         </w:rPr>
-        <w:t>onsert</w:t>
-      </w:r>
+        <w:t>onser</w:t>
+      </w:r>
+      <w:r>
+        <w:rPr>
+          <w:rFonts w:asciiTheme="majorHAnsi" w:eastAsia="MS Mincho" w:hAnsiTheme="majorHAnsi"/>
+          <w:sz w:val="24"/>
+          <w:szCs w:val="24"/>
+        </w:rPr>
+        <w:t>t</w:t>
+      </w:r>
+      <w:proofErr w:type="spellEnd"/>
       <w:r>
         <w:rPr>
           <w:rFonts w:asciiTheme="majorHAnsi" w:eastAsia="MS Mincho" w:hAnsiTheme="majorHAnsi"/>
@@ -2031,7 +2123,6 @@
           <w:szCs w:val="24"/>
         </w:rPr>
         <w:tab/>
-        <w:t>Aug’16-Oct’17</w:t>
       </w:r>
       <w:r>
         <w:rPr>
@@ -2040,6 +2131,38 @@
           <w:szCs w:val="24"/>
         </w:rPr>
         <w:tab/>
+      </w:r>
+      <w:r>
+        <w:rPr>
+          <w:rFonts w:asciiTheme="majorHAnsi" w:eastAsia="MS Mincho" w:hAnsiTheme="majorHAnsi"/>
+          <w:sz w:val="24"/>
+          <w:szCs w:val="24"/>
+        </w:rPr>
+        <w:tab/>
+      </w:r>
+      <w:r>
+        <w:rPr>
+          <w:rFonts w:asciiTheme="majorHAnsi" w:eastAsia="MS Mincho" w:hAnsiTheme="majorHAnsi"/>
+          <w:sz w:val="24"/>
+          <w:szCs w:val="24"/>
+        </w:rPr>
+        <w:t xml:space="preserve">1y </w:t>
+      </w:r>
+      <w:r>
+        <w:rPr>
+          <w:rFonts w:asciiTheme="majorHAnsi" w:eastAsia="MS Mincho" w:hAnsiTheme="majorHAnsi"/>
+          <w:sz w:val="24"/>
+          <w:szCs w:val="24"/>
+        </w:rPr>
+        <w:t>5</w:t>
+      </w:r>
+      <w:r>
+        <w:rPr>
+          <w:rFonts w:asciiTheme="majorHAnsi" w:eastAsia="MS Mincho" w:hAnsiTheme="majorHAnsi"/>
+          <w:sz w:val="24"/>
+          <w:szCs w:val="24"/>
+        </w:rPr>
+        <w:t>m</w:t>
       </w:r>
     </w:p>
     <w:p>
@@ -2336,6 +2459,7 @@
         </w:rPr>
         <w:t xml:space="preserve">pollo, </w:t>
       </w:r>
+      <w:proofErr w:type="spellStart"/>
       <w:r>
         <w:rPr>
           <w:rFonts w:eastAsia="MS Mincho" w:cs="Calibri"/>
@@ -2370,8 +2494,9 @@
           <w:sz w:val="24"/>
           <w:szCs w:val="24"/>
         </w:rPr>
-        <w:t xml:space="preserve">ack, </w:t>
-      </w:r>
+        <w:t>ack</w:t>
+      </w:r>
+      <w:proofErr w:type="spellEnd"/>
       <w:r>
         <w:rPr>
           <w:rFonts w:eastAsia="MS Mincho" w:cs="Calibri"/>
@@ -2379,6 +2504,16 @@
           <w:sz w:val="24"/>
           <w:szCs w:val="24"/>
         </w:rPr>
+        <w:t xml:space="preserve">, </w:t>
+      </w:r>
+      <w:proofErr w:type="spellStart"/>
+      <w:r>
+        <w:rPr>
+          <w:rFonts w:eastAsia="MS Mincho" w:cs="Calibri"/>
+          <w:b w:val="0"/>
+          <w:sz w:val="24"/>
+          <w:szCs w:val="24"/>
+        </w:rPr>
         <w:t>R</w:t>
       </w:r>
       <w:r>
@@ -2399,6 +2534,7 @@
         </w:rPr>
         <w:t>JS</w:t>
       </w:r>
+      <w:proofErr w:type="spellEnd"/>
       <w:r>
         <w:rPr>
           <w:rFonts w:eastAsia="MS Mincho" w:cs="Calibri"/>
@@ -2408,6 +2544,7 @@
         </w:rPr>
         <w:t xml:space="preserve">, </w:t>
       </w:r>
+      <w:proofErr w:type="spellStart"/>
       <w:r>
         <w:rPr>
           <w:rFonts w:eastAsia="MS Mincho" w:cs="Calibri"/>
@@ -2426,6 +2563,7 @@
         </w:rPr>
         <w:t>odash</w:t>
       </w:r>
+      <w:proofErr w:type="spellEnd"/>
       <w:r>
         <w:rPr>
           <w:rFonts w:eastAsia="MS Mincho" w:cs="Calibri"/>
@@ -2453,6 +2591,7 @@
         </w:rPr>
         <w:t xml:space="preserve">MongoDB, </w:t>
       </w:r>
+      <w:proofErr w:type="spellStart"/>
       <w:r>
         <w:rPr>
           <w:rFonts w:eastAsia="MS Mincho" w:cs="Calibri"/>
@@ -2462,6 +2601,7 @@
         </w:rPr>
         <w:t>Recombee</w:t>
       </w:r>
+      <w:proofErr w:type="spellEnd"/>
       <w:r>
         <w:rPr>
           <w:rFonts w:eastAsia="MS Mincho" w:cs="Calibri"/>
@@ -2624,8 +2764,6 @@
         </w:rPr>
         <w:t>elevant</w:t>
       </w:r>
-      <w:bookmarkStart w:id="0" w:name="_GoBack"/>
-      <w:bookmarkEnd w:id="0"/>
       <w:r>
         <w:rPr>
           <w:rFonts w:eastAsia="MS Mincho" w:cs="Calibri"/>
@@ -2707,7 +2845,7 @@
         </w:rPr>
         <w:t xml:space="preserve">edux, </w:t>
       </w:r>
-      <w:bookmarkStart w:id="1" w:name="_Hlk17066952"/>
+      <w:bookmarkStart w:id="0" w:name="_Hlk17066952"/>
       <w:r>
         <w:rPr>
           <w:rFonts w:eastAsia="MS Mincho" w:cs="Calibri"/>
@@ -2725,14 +2863,6 @@
           <w:szCs w:val="24"/>
         </w:rPr>
         <w:instrText xml:space="preserve"> HYPERLINK "https://github.com/prateekrastogi/feathers-authentication" </w:instrText>
-      </w:r>
-      <w:r>
-        <w:rPr>
-          <w:rFonts w:eastAsia="MS Mincho" w:cs="Calibri"/>
-          <w:b w:val="0"/>
-          <w:sz w:val="24"/>
-          <w:szCs w:val="24"/>
-        </w:rPr>
       </w:r>
       <w:r>
         <w:rPr>
@@ -2753,7 +2883,7 @@
         </w:rPr>
         <w:t>Feathers</w:t>
       </w:r>
-      <w:bookmarkEnd w:id="1"/>
+      <w:bookmarkEnd w:id="0"/>
       <w:r>
         <w:rPr>
           <w:rFonts w:eastAsia="MS Mincho" w:cs="Calibri"/>
@@ -2875,6 +3005,8 @@
           <w:t>https://github.com/prateekrastogi/bakendi</w:t>
         </w:r>
       </w:hyperlink>
+      <w:bookmarkStart w:id="1" w:name="_GoBack"/>
+      <w:bookmarkEnd w:id="1"/>
     </w:p>
     <w:p>
       <w:pPr>
@@ -2906,7 +3038,15 @@
           <w:sz w:val="24"/>
           <w:szCs w:val="24"/>
         </w:rPr>
-        <w:t>FICO</w:t>
+        <w:t>FIC</w:t>
+      </w:r>
+      <w:r>
+        <w:rPr>
+          <w:rFonts w:asciiTheme="majorHAnsi" w:eastAsia="MS Mincho" w:hAnsiTheme="majorHAnsi"/>
+          <w:sz w:val="24"/>
+          <w:szCs w:val="24"/>
+        </w:rPr>
+        <w:t xml:space="preserve">O   </w:t>
       </w:r>
       <w:r>
         <w:rPr>
@@ -2979,7 +3119,31 @@
           <w:szCs w:val="24"/>
         </w:rPr>
         <w:tab/>
-        <w:t>Jun’14-Jul’16</w:t>
+      </w:r>
+      <w:r>
+        <w:rPr>
+          <w:rFonts w:asciiTheme="majorHAnsi" w:eastAsia="MS Mincho" w:hAnsiTheme="majorHAnsi"/>
+          <w:sz w:val="24"/>
+          <w:szCs w:val="24"/>
+        </w:rPr>
+        <w:tab/>
+      </w:r>
+      <w:r>
+        <w:rPr>
+          <w:rFonts w:asciiTheme="majorHAnsi" w:eastAsia="MS Mincho" w:hAnsiTheme="majorHAnsi"/>
+          <w:sz w:val="24"/>
+          <w:szCs w:val="24"/>
+        </w:rPr>
+        <w:tab/>
+        <w:t>2</w:t>
+      </w:r>
+      <w:r>
+        <w:rPr>
+          <w:rFonts w:asciiTheme="majorHAnsi" w:eastAsia="MS Mincho" w:hAnsiTheme="majorHAnsi"/>
+          <w:sz w:val="24"/>
+          <w:szCs w:val="24"/>
+        </w:rPr>
+        <w:t>y 2m</w:t>
       </w:r>
     </w:p>
     <w:p>
@@ -3474,6 +3638,7 @@
           <w:szCs w:val="24"/>
         </w:rPr>
       </w:pPr>
+      <w:proofErr w:type="gramStart"/>
       <w:r>
         <w:rPr>
           <w:rFonts w:asciiTheme="majorHAnsi" w:eastAsia="MS Mincho" w:hAnsiTheme="majorHAnsi"/>
@@ -3488,8 +3653,17 @@
           <w:sz w:val="24"/>
           <w:szCs w:val="24"/>
         </w:rPr>
+        <w:t xml:space="preserve">  </w:t>
+      </w:r>
+      <w:r>
+        <w:rPr>
+          <w:rFonts w:asciiTheme="majorHAnsi" w:eastAsia="MS Mincho" w:hAnsiTheme="majorHAnsi"/>
+          <w:sz w:val="24"/>
+          <w:szCs w:val="24"/>
+        </w:rPr>
         <w:tab/>
       </w:r>
+      <w:proofErr w:type="gramEnd"/>
       <w:r>
         <w:rPr>
           <w:rFonts w:asciiTheme="majorHAnsi" w:eastAsia="MS Mincho" w:hAnsiTheme="majorHAnsi"/>
@@ -3560,7 +3734,24 @@
           <w:sz w:val="24"/>
           <w:szCs w:val="24"/>
         </w:rPr>
-        <w:t>May’13-Jul’13</w:t>
+        <w:tab/>
+      </w:r>
+      <w:r>
+        <w:rPr>
+          <w:rFonts w:asciiTheme="majorHAnsi" w:eastAsia="MS Mincho" w:hAnsiTheme="majorHAnsi"/>
+          <w:sz w:val="24"/>
+          <w:szCs w:val="24"/>
+        </w:rPr>
+        <w:tab/>
+        <w:t xml:space="preserve">      </w:t>
+      </w:r>
+      <w:r>
+        <w:rPr>
+          <w:rFonts w:asciiTheme="majorHAnsi" w:eastAsia="MS Mincho" w:hAnsiTheme="majorHAnsi"/>
+          <w:sz w:val="24"/>
+          <w:szCs w:val="24"/>
+        </w:rPr>
+        <w:t>3m</w:t>
       </w:r>
     </w:p>
     <w:p>
@@ -3751,11 +3942,9 @@
         <w:pStyle w:val="JobTitlebold"/>
         <w:ind w:left="1080"/>
         <w:rPr>
-          <w:rFonts w:eastAsia="MS Mincho"/>
-          <w:b w:val="0"/>
-          <w:sz w:val="24"/>
-          <w:szCs w:val="24"/>
-          <w:u w:val="single"/>
+          <w:rFonts w:asciiTheme="minorHAnsi" w:eastAsia="MS Mincho" w:hAnsiTheme="minorHAnsi"/>
+          <w:sz w:val="24"/>
+          <w:szCs w:val="24"/>
         </w:rPr>
       </w:pPr>
       <w:hyperlink r:id="rId18" w:history="1">
@@ -3770,38 +3959,213 @@
           <w:t>https://github.com/prateekrastogi/Evolution-of-R</w:t>
         </w:r>
       </w:hyperlink>
+      <w:r>
+        <w:rPr>
+          <w:rFonts w:asciiTheme="minorHAnsi" w:eastAsia="MS Mincho" w:hAnsiTheme="minorHAnsi"/>
+          <w:b w:val="0"/>
+          <w:sz w:val="24"/>
+          <w:szCs w:val="24"/>
+        </w:rPr>
+        <w:tab/>
+      </w:r>
+      <w:r>
+        <w:rPr>
+          <w:rFonts w:asciiTheme="minorHAnsi" w:eastAsia="MS Mincho" w:hAnsiTheme="minorHAnsi"/>
+          <w:b w:val="0"/>
+          <w:sz w:val="24"/>
+          <w:szCs w:val="24"/>
+        </w:rPr>
+        <w:tab/>
+      </w:r>
+      <w:r>
+        <w:rPr>
+          <w:rFonts w:asciiTheme="minorHAnsi" w:eastAsia="MS Mincho" w:hAnsiTheme="minorHAnsi"/>
+          <w:b w:val="0"/>
+          <w:sz w:val="24"/>
+          <w:szCs w:val="24"/>
+        </w:rPr>
+        <w:tab/>
+      </w:r>
     </w:p>
     <w:p>
       <w:pPr>
-        <w:pStyle w:val="JobTitlebold"/>
-        <w:rPr>
-          <w:rFonts w:asciiTheme="minorHAnsi" w:eastAsia="MS Mincho" w:hAnsiTheme="minorHAnsi"/>
-          <w:sz w:val="24"/>
-          <w:szCs w:val="24"/>
-        </w:rPr>
-      </w:pPr>
-      <w:r>
-        <w:rPr>
-          <w:rFonts w:asciiTheme="minorHAnsi" w:eastAsia="MS Mincho" w:hAnsiTheme="minorHAnsi"/>
-          <w:b w:val="0"/>
-          <w:sz w:val="24"/>
-          <w:szCs w:val="24"/>
-        </w:rPr>
-        <w:tab/>
-      </w:r>
-      <w:r>
-        <w:rPr>
-          <w:rFonts w:asciiTheme="minorHAnsi" w:eastAsia="MS Mincho" w:hAnsiTheme="minorHAnsi"/>
-          <w:b w:val="0"/>
-          <w:sz w:val="24"/>
-          <w:szCs w:val="24"/>
-        </w:rPr>
-        <w:tab/>
-      </w:r>
-      <w:r>
-        <w:rPr>
-          <w:rFonts w:asciiTheme="minorHAnsi" w:eastAsia="MS Mincho" w:hAnsiTheme="minorHAnsi"/>
-          <w:b w:val="0"/>
+        <w:pStyle w:val="ResumeHeadings"/>
+        <w:rPr>
+          <w:b w:val="0"/>
+          <w:sz w:val="32"/>
+          <w:szCs w:val="32"/>
+        </w:rPr>
+      </w:pPr>
+      <w:r>
+        <w:rPr>
+          <w:rFonts w:asciiTheme="majorHAnsi" w:hAnsiTheme="majorHAnsi"/>
+          <w:sz w:val="32"/>
+          <w:szCs w:val="32"/>
+        </w:rPr>
+        <w:lastRenderedPageBreak/>
+        <w:t>Education</w:t>
+      </w:r>
+    </w:p>
+    <w:p>
+      <w:pPr>
+        <w:pStyle w:val="BulletPoints"/>
+        <w:numPr>
+          <w:ilvl w:val="0"/>
+          <w:numId w:val="0"/>
+        </w:numPr>
+        <w:ind w:left="360"/>
+      </w:pPr>
+    </w:p>
+    <w:p>
+      <w:pPr>
+        <w:pStyle w:val="BulletPoints"/>
+        <w:numPr>
+          <w:ilvl w:val="0"/>
+          <w:numId w:val="30"/>
+        </w:numPr>
+        <w:rPr>
+          <w:sz w:val="24"/>
+          <w:szCs w:val="24"/>
+        </w:rPr>
+      </w:pPr>
+      <w:r>
+        <w:rPr>
+          <w:sz w:val="24"/>
+          <w:szCs w:val="24"/>
+        </w:rPr>
+        <w:t xml:space="preserve">Conferred </w:t>
+      </w:r>
+      <w:r>
+        <w:rPr>
+          <w:sz w:val="24"/>
+          <w:szCs w:val="24"/>
+        </w:rPr>
+        <w:t>Bachelor of Technology in Compu</w:t>
+      </w:r>
+      <w:r>
+        <w:rPr>
+          <w:sz w:val="24"/>
+          <w:szCs w:val="24"/>
+        </w:rPr>
+        <w:t xml:space="preserve">ter Science and Engineering </w:t>
+      </w:r>
+      <w:r>
+        <w:rPr>
+          <w:sz w:val="24"/>
+          <w:szCs w:val="24"/>
+        </w:rPr>
+        <w:t>by</w:t>
+      </w:r>
+      <w:r>
+        <w:rPr>
+          <w:sz w:val="24"/>
+          <w:szCs w:val="24"/>
+        </w:rPr>
+        <w:t xml:space="preserve"> IIT Guwahati </w:t>
+      </w:r>
+    </w:p>
+    <w:p>
+      <w:pPr>
+        <w:pStyle w:val="BulletPoints"/>
+        <w:numPr>
+          <w:ilvl w:val="0"/>
+          <w:numId w:val="0"/>
+        </w:numPr>
+        <w:ind w:left="1080"/>
+        <w:rPr>
+          <w:sz w:val="24"/>
+          <w:szCs w:val="24"/>
+        </w:rPr>
+      </w:pPr>
+      <w:r>
+        <w:rPr>
+          <w:sz w:val="24"/>
+          <w:szCs w:val="24"/>
+        </w:rPr>
+        <w:t>(</w:t>
+      </w:r>
+      <w:r>
+        <w:rPr>
+          <w:sz w:val="24"/>
+          <w:szCs w:val="24"/>
+        </w:rPr>
+        <w:t>Indian Institute of Technology Guwahati)</w:t>
+      </w:r>
+      <w:r>
+        <w:rPr>
+          <w:sz w:val="24"/>
+          <w:szCs w:val="24"/>
+        </w:rPr>
+        <w:t>.</w:t>
+      </w:r>
+    </w:p>
+    <w:p>
+      <w:pPr>
+        <w:pStyle w:val="BulletPoints"/>
+        <w:numPr>
+          <w:ilvl w:val="0"/>
+          <w:numId w:val="0"/>
+        </w:numPr>
+        <w:tabs>
+          <w:tab w:val="center" w:pos="5670"/>
+        </w:tabs>
+        <w:ind w:left="720" w:firstLine="360"/>
+        <w:rPr>
+          <w:rFonts w:asciiTheme="majorHAnsi" w:hAnsiTheme="majorHAnsi"/>
+          <w:b/>
+          <w:sz w:val="24"/>
+          <w:szCs w:val="24"/>
+        </w:rPr>
+      </w:pPr>
+      <w:r>
+        <w:rPr>
+          <w:rFonts w:asciiTheme="majorHAnsi" w:hAnsiTheme="majorHAnsi"/>
+          <w:b/>
+          <w:sz w:val="24"/>
+          <w:szCs w:val="24"/>
+        </w:rPr>
+        <w:t>2010</w:t>
+      </w:r>
+      <w:r>
+        <w:rPr>
+          <w:rFonts w:asciiTheme="majorHAnsi" w:hAnsiTheme="majorHAnsi"/>
+          <w:b/>
+          <w:sz w:val="24"/>
+          <w:szCs w:val="24"/>
+        </w:rPr>
+        <w:t xml:space="preserve"> </w:t>
+      </w:r>
+      <w:r>
+        <w:rPr>
+          <w:rFonts w:asciiTheme="majorHAnsi" w:hAnsiTheme="majorHAnsi"/>
+          <w:b/>
+          <w:sz w:val="24"/>
+          <w:szCs w:val="24"/>
+        </w:rPr>
+        <w:t>–</w:t>
+      </w:r>
+      <w:r>
+        <w:rPr>
+          <w:rFonts w:asciiTheme="majorHAnsi" w:hAnsiTheme="majorHAnsi"/>
+          <w:b/>
+          <w:sz w:val="24"/>
+          <w:szCs w:val="24"/>
+        </w:rPr>
+        <w:t xml:space="preserve"> </w:t>
+      </w:r>
+      <w:r>
+        <w:rPr>
+          <w:rFonts w:asciiTheme="majorHAnsi" w:hAnsiTheme="majorHAnsi"/>
+          <w:b/>
+          <w:sz w:val="24"/>
+          <w:szCs w:val="24"/>
+        </w:rPr>
+        <w:t>2014</w:t>
+      </w:r>
+      <w:r>
+        <w:rPr>
+          <w:rFonts w:asciiTheme="majorHAnsi" w:hAnsiTheme="majorHAnsi"/>
+          <w:b/>
           <w:sz w:val="24"/>
           <w:szCs w:val="24"/>
         </w:rPr>
@@ -3826,11 +4190,10 @@
           <w:szCs w:val="32"/>
           <w:lang w:val="en-IN" w:eastAsia="en-IN"/>
         </w:rPr>
-        <w:lastRenderedPageBreak/>
         <mc:AlternateContent>
           <mc:Choice Requires="wps">
             <w:drawing>
-              <wp:anchor distT="0" distB="0" distL="114300" distR="114300" simplePos="0" relativeHeight="251707392" behindDoc="0" locked="0" layoutInCell="1" allowOverlap="1" wp14:anchorId="7FA011E5" wp14:editId="6FBB0CC1">
+              <wp:anchor distT="0" distB="0" distL="114300" distR="114300" simplePos="0" relativeHeight="251707392" behindDoc="0" locked="0" layoutInCell="1" allowOverlap="1" wp14:anchorId="7FA011E5" wp14:editId="53AE63E4">
                 <wp:simplePos x="0" y="0"/>
                 <wp:positionH relativeFrom="margin">
                   <wp:align>left</wp:align>
@@ -3894,7 +4257,7 @@
           </mc:Choice>
           <mc:Fallback>
             <w:pict>
-              <v:line w14:anchorId="35C6F417" id="Line 2" o:spid="_x0000_s1026" style="position:absolute;flip:x;z-index:251707392;visibility:visible;mso-wrap-style:square;mso-width-percent:0;mso-height-percent:0;mso-wrap-distance-left:9pt;mso-wrap-distance-top:0;mso-wrap-distance-right:9pt;mso-wrap-distance-bottom:0;mso-position-horizontal:left;mso-position-horizontal-relative:margin;mso-position-vertical:center;mso-position-vertical-relative:margin;mso-width-percent:0;mso-height-percent:0;mso-width-relative:page;mso-height-relative:page" from="0,0" to="0,698.4pt" o:gfxdata="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" strokecolor="#2f5897 [3215]" strokeweight="5.25pt">
+              <v:line w14:anchorId="7125444A" id="Line 2" o:spid="_x0000_s1026" style="position:absolute;flip:x;z-index:251707392;visibility:visible;mso-wrap-style:square;mso-width-percent:0;mso-height-percent:0;mso-wrap-distance-left:9pt;mso-wrap-distance-top:0;mso-wrap-distance-right:9pt;mso-wrap-distance-bottom:0;mso-position-horizontal:left;mso-position-horizontal-relative:margin;mso-position-vertical:center;mso-position-vertical-relative:margin;mso-width-percent:0;mso-height-percent:0;mso-width-relative:page;mso-height-relative:page" from="0,0" to="0,698.4pt" o:gfxdata="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" strokecolor="#2f5897 [3215]" strokeweight="5.25pt">
                 <w10:wrap anchorx="margin" anchory="margin"/>
               </v:line>
             </w:pict>
@@ -4289,6 +4652,7 @@
           <w:szCs w:val="24"/>
         </w:rPr>
       </w:pPr>
+      <w:proofErr w:type="spellStart"/>
       <w:r>
         <w:rPr>
           <w:rFonts w:eastAsia="MS Mincho"/>
@@ -4314,7 +4678,17 @@
           <w:sz w:val="24"/>
           <w:szCs w:val="24"/>
         </w:rPr>
-        <w:t xml:space="preserve">ack, </w:t>
+        <w:t>ack</w:t>
+      </w:r>
+      <w:proofErr w:type="spellEnd"/>
+      <w:r>
+        <w:rPr>
+          <w:rFonts w:eastAsia="MS Mincho"/>
+          <w:b w:val="0"/>
+          <w:sz w:val="24"/>
+          <w:szCs w:val="24"/>
+        </w:rPr>
+        <w:t xml:space="preserve">, </w:t>
       </w:r>
       <w:r>
         <w:rPr>
@@ -4393,6 +4767,7 @@
           <w:szCs w:val="24"/>
         </w:rPr>
       </w:pPr>
+      <w:proofErr w:type="spellStart"/>
       <w:r>
         <w:rPr>
           <w:rFonts w:eastAsia="MS Mincho"/>
@@ -4411,6 +4786,7 @@
         </w:rPr>
         <w:t>JS</w:t>
       </w:r>
+      <w:proofErr w:type="spellEnd"/>
       <w:r>
         <w:rPr>
           <w:rFonts w:eastAsia="MS Mincho"/>
@@ -4427,8 +4803,29 @@
           <w:sz w:val="24"/>
           <w:szCs w:val="24"/>
         </w:rPr>
-        <w:t xml:space="preserve"> Ramda, </w:t>
-      </w:r>
+        <w:t xml:space="preserve"> </w:t>
+      </w:r>
+      <w:proofErr w:type="spellStart"/>
+      <w:r>
+        <w:rPr>
+          <w:rFonts w:eastAsia="MS Mincho"/>
+          <w:b w:val="0"/>
+          <w:sz w:val="24"/>
+          <w:szCs w:val="24"/>
+        </w:rPr>
+        <w:t>Ramda</w:t>
+      </w:r>
+      <w:proofErr w:type="spellEnd"/>
+      <w:r>
+        <w:rPr>
+          <w:rFonts w:eastAsia="MS Mincho"/>
+          <w:b w:val="0"/>
+          <w:sz w:val="24"/>
+          <w:szCs w:val="24"/>
+        </w:rPr>
+        <w:t xml:space="preserve">, </w:t>
+      </w:r>
+      <w:proofErr w:type="spellStart"/>
       <w:r>
         <w:rPr>
           <w:rFonts w:eastAsia="MS Mincho"/>
@@ -4447,6 +4844,7 @@
         </w:rPr>
         <w:t>odash</w:t>
       </w:r>
+      <w:proofErr w:type="spellEnd"/>
       <w:r>
         <w:rPr>
           <w:rFonts w:eastAsia="MS Mincho"/>
@@ -4474,6 +4872,7 @@
         </w:rPr>
         <w:t xml:space="preserve">, </w:t>
       </w:r>
+      <w:proofErr w:type="spellStart"/>
       <w:r>
         <w:rPr>
           <w:rFonts w:eastAsia="MS Mincho"/>
@@ -4501,15 +4900,27 @@
         </w:rPr>
         <w:t>JS</w:t>
       </w:r>
-      <w:r>
-        <w:rPr>
-          <w:rFonts w:eastAsia="MS Mincho"/>
-          <w:b w:val="0"/>
-          <w:sz w:val="24"/>
-          <w:szCs w:val="24"/>
-        </w:rPr>
-        <w:t>, TSLint</w:t>
-      </w:r>
+      <w:proofErr w:type="spellEnd"/>
+      <w:r>
+        <w:rPr>
+          <w:rFonts w:eastAsia="MS Mincho"/>
+          <w:b w:val="0"/>
+          <w:sz w:val="24"/>
+          <w:szCs w:val="24"/>
+        </w:rPr>
+        <w:t xml:space="preserve">, </w:t>
+      </w:r>
+      <w:proofErr w:type="spellStart"/>
+      <w:r>
+        <w:rPr>
+          <w:rFonts w:eastAsia="MS Mincho"/>
+          <w:b w:val="0"/>
+          <w:sz w:val="24"/>
+          <w:szCs w:val="24"/>
+        </w:rPr>
+        <w:t>TSLint</w:t>
+      </w:r>
+      <w:proofErr w:type="spellEnd"/>
       <w:r>
         <w:rPr>
           <w:rFonts w:eastAsia="MS Mincho"/>
@@ -4680,7 +5091,27 @@
           <w:sz w:val="24"/>
           <w:szCs w:val="24"/>
         </w:rPr>
-        <w:t>ebpack, Babel, Gulp, and npm.</w:t>
+        <w:t xml:space="preserve">ebpack, Babel, Gulp, and </w:t>
+      </w:r>
+      <w:proofErr w:type="spellStart"/>
+      <w:r>
+        <w:rPr>
+          <w:rFonts w:eastAsia="MS Mincho"/>
+          <w:b w:val="0"/>
+          <w:sz w:val="24"/>
+          <w:szCs w:val="24"/>
+        </w:rPr>
+        <w:t>npm</w:t>
+      </w:r>
+      <w:proofErr w:type="spellEnd"/>
+      <w:r>
+        <w:rPr>
+          <w:rFonts w:eastAsia="MS Mincho"/>
+          <w:b w:val="0"/>
+          <w:sz w:val="24"/>
+          <w:szCs w:val="24"/>
+        </w:rPr>
+        <w:t>.</w:t>
       </w:r>
     </w:p>
     <w:p>
@@ -4827,6 +5258,7 @@
         </w:rPr>
         <w:t xml:space="preserve">, </w:t>
       </w:r>
+      <w:proofErr w:type="spellStart"/>
       <w:r>
         <w:rPr>
           <w:rFonts w:eastAsia="MS Mincho"/>
@@ -4845,6 +5277,7 @@
         </w:rPr>
         <w:t>DB</w:t>
       </w:r>
+      <w:proofErr w:type="spellEnd"/>
       <w:r>
         <w:rPr>
           <w:rFonts w:eastAsia="MS Mincho"/>
@@ -4948,7 +5381,47 @@
           <w:sz w:val="24"/>
           <w:szCs w:val="24"/>
         </w:rPr>
-        <w:t>Helm, Knative, Kubernetes, Istio, Docker Compose, Docker, and Vagrant.</w:t>
+        <w:t xml:space="preserve">Helm, </w:t>
+      </w:r>
+      <w:proofErr w:type="spellStart"/>
+      <w:r>
+        <w:rPr>
+          <w:rFonts w:eastAsia="MS Mincho"/>
+          <w:b w:val="0"/>
+          <w:sz w:val="24"/>
+          <w:szCs w:val="24"/>
+        </w:rPr>
+        <w:t>Knative</w:t>
+      </w:r>
+      <w:proofErr w:type="spellEnd"/>
+      <w:r>
+        <w:rPr>
+          <w:rFonts w:eastAsia="MS Mincho"/>
+          <w:b w:val="0"/>
+          <w:sz w:val="24"/>
+          <w:szCs w:val="24"/>
+        </w:rPr>
+        <w:t xml:space="preserve">, Kubernetes, </w:t>
+      </w:r>
+      <w:proofErr w:type="spellStart"/>
+      <w:r>
+        <w:rPr>
+          <w:rFonts w:eastAsia="MS Mincho"/>
+          <w:b w:val="0"/>
+          <w:sz w:val="24"/>
+          <w:szCs w:val="24"/>
+        </w:rPr>
+        <w:t>Istio</w:t>
+      </w:r>
+      <w:proofErr w:type="spellEnd"/>
+      <w:r>
+        <w:rPr>
+          <w:rFonts w:eastAsia="MS Mincho"/>
+          <w:b w:val="0"/>
+          <w:sz w:val="24"/>
+          <w:szCs w:val="24"/>
+        </w:rPr>
+        <w:t>, Docker Compose, Docker, and Vagrant.</w:t>
       </w:r>
     </w:p>
     <w:p>
@@ -5176,7 +5649,27 @@
           <w:sz w:val="24"/>
           <w:szCs w:val="24"/>
         </w:rPr>
-        <w:t xml:space="preserve"> Chrome DevTools, </w:t>
+        <w:t xml:space="preserve"> Chrome </w:t>
+      </w:r>
+      <w:proofErr w:type="spellStart"/>
+      <w:r>
+        <w:rPr>
+          <w:rFonts w:eastAsia="MS Mincho"/>
+          <w:b w:val="0"/>
+          <w:sz w:val="24"/>
+          <w:szCs w:val="24"/>
+        </w:rPr>
+        <w:t>DevTools</w:t>
+      </w:r>
+      <w:proofErr w:type="spellEnd"/>
+      <w:r>
+        <w:rPr>
+          <w:rFonts w:eastAsia="MS Mincho"/>
+          <w:b w:val="0"/>
+          <w:sz w:val="24"/>
+          <w:szCs w:val="24"/>
+        </w:rPr>
+        <w:t xml:space="preserve">, </w:t>
       </w:r>
       <w:r>
         <w:rPr>
@@ -5311,7 +5804,17 @@
           <w:sz w:val="24"/>
           <w:szCs w:val="24"/>
         </w:rPr>
-        <w:t xml:space="preserve"> Visual Studio, and Code</w:t>
+        <w:t xml:space="preserve"> Visual Studio, and </w:t>
+      </w:r>
+      <w:proofErr w:type="gramStart"/>
+      <w:r>
+        <w:rPr>
+          <w:rFonts w:eastAsia="MS Mincho"/>
+          <w:b w:val="0"/>
+          <w:sz w:val="24"/>
+          <w:szCs w:val="24"/>
+        </w:rPr>
+        <w:t>Code</w:t>
       </w:r>
       <w:r>
         <w:rPr>
@@ -5322,6 +5825,7 @@
         </w:rPr>
         <w:t>::</w:t>
       </w:r>
+      <w:proofErr w:type="gramEnd"/>
       <w:r>
         <w:rPr>
           <w:rFonts w:eastAsia="MS Mincho"/>
@@ -5330,243 +5834,6 @@
           <w:szCs w:val="24"/>
         </w:rPr>
         <w:t>Blocks.</w:t>
-      </w:r>
-    </w:p>
-    <w:p>
-      <w:pPr>
-        <w:pStyle w:val="ResumeHeadings"/>
-        <w:rPr>
-          <w:b w:val="0"/>
-          <w:sz w:val="32"/>
-          <w:szCs w:val="32"/>
-        </w:rPr>
-      </w:pPr>
-      <w:r>
-        <w:rPr>
-          <w:rFonts w:asciiTheme="majorHAnsi" w:hAnsiTheme="majorHAnsi"/>
-          <w:sz w:val="32"/>
-          <w:szCs w:val="32"/>
-        </w:rPr>
-        <w:t>Education</w:t>
-      </w:r>
-    </w:p>
-    <w:p>
-      <w:pPr>
-        <w:pStyle w:val="BulletPoints"/>
-        <w:numPr>
-          <w:ilvl w:val="0"/>
-          <w:numId w:val="0"/>
-        </w:numPr>
-        <w:ind w:left="360"/>
-      </w:pPr>
-    </w:p>
-    <w:p>
-      <w:pPr>
-        <w:pStyle w:val="BulletPoints"/>
-        <w:numPr>
-          <w:ilvl w:val="0"/>
-          <w:numId w:val="30"/>
-        </w:numPr>
-        <w:rPr>
-          <w:sz w:val="24"/>
-          <w:szCs w:val="24"/>
-        </w:rPr>
-      </w:pPr>
-      <w:r>
-        <w:rPr>
-          <w:sz w:val="24"/>
-          <w:szCs w:val="24"/>
-        </w:rPr>
-        <w:t>C</w:t>
-      </w:r>
-      <w:r>
-        <w:rPr>
-          <w:sz w:val="24"/>
-          <w:szCs w:val="24"/>
-        </w:rPr>
-        <w:t>onferred</w:t>
-      </w:r>
-      <w:r>
-        <w:rPr>
-          <w:sz w:val="24"/>
-          <w:szCs w:val="24"/>
-        </w:rPr>
-        <w:t xml:space="preserve"> </w:t>
-      </w:r>
-      <w:r>
-        <w:rPr>
-          <w:sz w:val="24"/>
-          <w:szCs w:val="24"/>
-        </w:rPr>
-        <w:t xml:space="preserve">Bachelor of </w:t>
-      </w:r>
-      <w:r>
-        <w:rPr>
-          <w:sz w:val="24"/>
-          <w:szCs w:val="24"/>
-        </w:rPr>
-        <w:t>Tech</w:t>
-      </w:r>
-      <w:r>
-        <w:rPr>
-          <w:sz w:val="24"/>
-          <w:szCs w:val="24"/>
-        </w:rPr>
-        <w:t>nology</w:t>
-      </w:r>
-      <w:r>
-        <w:rPr>
-          <w:sz w:val="24"/>
-          <w:szCs w:val="24"/>
-        </w:rPr>
-        <w:t xml:space="preserve"> in Compu</w:t>
-      </w:r>
-      <w:r>
-        <w:rPr>
-          <w:sz w:val="24"/>
-          <w:szCs w:val="24"/>
-        </w:rPr>
-        <w:t>ter Science and Engineering by</w:t>
-      </w:r>
-      <w:r>
-        <w:rPr>
-          <w:sz w:val="24"/>
-          <w:szCs w:val="24"/>
-        </w:rPr>
-        <w:t xml:space="preserve"> </w:t>
-      </w:r>
-      <w:r>
-        <w:rPr>
-          <w:sz w:val="24"/>
-          <w:szCs w:val="24"/>
-        </w:rPr>
-        <w:t xml:space="preserve">IIT Guwahati </w:t>
-      </w:r>
-      <w:r>
-        <w:rPr>
-          <w:sz w:val="24"/>
-          <w:szCs w:val="24"/>
-        </w:rPr>
-        <w:t>(</w:t>
-      </w:r>
-      <w:r>
-        <w:rPr>
-          <w:sz w:val="24"/>
-          <w:szCs w:val="24"/>
-        </w:rPr>
-        <w:t>I</w:t>
-      </w:r>
-      <w:r>
-        <w:rPr>
-          <w:sz w:val="24"/>
-          <w:szCs w:val="24"/>
-        </w:rPr>
-        <w:t xml:space="preserve">ndian </w:t>
-      </w:r>
-      <w:r>
-        <w:rPr>
-          <w:sz w:val="24"/>
-          <w:szCs w:val="24"/>
-        </w:rPr>
-        <w:t>I</w:t>
-      </w:r>
-      <w:r>
-        <w:rPr>
-          <w:sz w:val="24"/>
-          <w:szCs w:val="24"/>
-        </w:rPr>
-        <w:t>nstitute of Technology</w:t>
-      </w:r>
-      <w:r>
-        <w:rPr>
-          <w:sz w:val="24"/>
-          <w:szCs w:val="24"/>
-        </w:rPr>
-        <w:t xml:space="preserve"> Guwahati</w:t>
-      </w:r>
-      <w:r>
-        <w:rPr>
-          <w:sz w:val="24"/>
-          <w:szCs w:val="24"/>
-        </w:rPr>
-        <w:t>)</w:t>
-      </w:r>
-      <w:r>
-        <w:rPr>
-          <w:sz w:val="24"/>
-          <w:szCs w:val="24"/>
-        </w:rPr>
-        <w:t>.</w:t>
-      </w:r>
-    </w:p>
-    <w:p>
-      <w:pPr>
-        <w:pStyle w:val="BulletPoints"/>
-        <w:numPr>
-          <w:ilvl w:val="0"/>
-          <w:numId w:val="0"/>
-        </w:numPr>
-        <w:ind w:left="720" w:firstLine="360"/>
-        <w:rPr>
-          <w:rFonts w:asciiTheme="majorHAnsi" w:hAnsiTheme="majorHAnsi"/>
-          <w:b/>
-          <w:sz w:val="24"/>
-          <w:szCs w:val="24"/>
-        </w:rPr>
-      </w:pPr>
-      <w:r>
-        <w:rPr>
-          <w:rFonts w:asciiTheme="majorHAnsi" w:hAnsiTheme="majorHAnsi"/>
-          <w:b/>
-          <w:sz w:val="24"/>
-          <w:szCs w:val="24"/>
-        </w:rPr>
-        <w:t>Duration</w:t>
-      </w:r>
-      <w:r>
-        <w:rPr>
-          <w:rFonts w:asciiTheme="majorHAnsi" w:hAnsiTheme="majorHAnsi"/>
-          <w:b/>
-          <w:sz w:val="24"/>
-          <w:szCs w:val="24"/>
-        </w:rPr>
-        <w:t>: 2010</w:t>
-      </w:r>
-      <w:r>
-        <w:rPr>
-          <w:rFonts w:asciiTheme="majorHAnsi" w:hAnsiTheme="majorHAnsi"/>
-          <w:b/>
-          <w:sz w:val="24"/>
-          <w:szCs w:val="24"/>
-        </w:rPr>
-        <w:t xml:space="preserve"> </w:t>
-      </w:r>
-      <w:r>
-        <w:rPr>
-          <w:rFonts w:asciiTheme="majorHAnsi" w:hAnsiTheme="majorHAnsi"/>
-          <w:b/>
-          <w:sz w:val="24"/>
-          <w:szCs w:val="24"/>
-        </w:rPr>
-        <w:t>–</w:t>
-      </w:r>
-      <w:r>
-        <w:rPr>
-          <w:rFonts w:asciiTheme="majorHAnsi" w:hAnsiTheme="majorHAnsi"/>
-          <w:b/>
-          <w:sz w:val="24"/>
-          <w:szCs w:val="24"/>
-        </w:rPr>
-        <w:t xml:space="preserve"> </w:t>
-      </w:r>
-      <w:r>
-        <w:rPr>
-          <w:rFonts w:asciiTheme="majorHAnsi" w:hAnsiTheme="majorHAnsi"/>
-          <w:b/>
-          <w:sz w:val="24"/>
-          <w:szCs w:val="24"/>
-        </w:rPr>
-        <w:t>2014</w:t>
       </w:r>
     </w:p>
     <w:p>
@@ -5858,6 +6125,7 @@
         <w:t xml:space="preserve"> at </w:t>
       </w:r>
       <w:hyperlink r:id="rId21" w:history="1">
+        <w:proofErr w:type="spellStart"/>
         <w:r>
           <w:rPr>
             <w:rStyle w:val="Hyperlink"/>
@@ -5867,6 +6135,7 @@
           </w:rPr>
           <w:t>npm</w:t>
         </w:r>
+        <w:proofErr w:type="spellEnd"/>
       </w:hyperlink>
       <w:r>
         <w:rPr>
@@ -5909,6 +6178,7 @@
         <w:t xml:space="preserve"> </w:t>
       </w:r>
       <w:hyperlink r:id="rId22" w:history="1">
+        <w:proofErr w:type="spellStart"/>
         <w:r>
           <w:rPr>
             <w:rStyle w:val="Hyperlink"/>
@@ -5916,8 +6186,29 @@
             <w:sz w:val="24"/>
             <w:szCs w:val="24"/>
           </w:rPr>
-          <w:t>videojs-landscape-fullscreen</w:t>
+          <w:t>videojs</w:t>
         </w:r>
+        <w:proofErr w:type="spellEnd"/>
+        <w:r>
+          <w:rPr>
+            <w:rStyle w:val="Hyperlink"/>
+            <w:rFonts w:eastAsia="MS Mincho"/>
+            <w:sz w:val="24"/>
+            <w:szCs w:val="24"/>
+          </w:rPr>
+          <w:t>-landscape-</w:t>
+        </w:r>
+        <w:proofErr w:type="spellStart"/>
+        <w:r>
+          <w:rPr>
+            <w:rStyle w:val="Hyperlink"/>
+            <w:rFonts w:eastAsia="MS Mincho"/>
+            <w:sz w:val="24"/>
+            <w:szCs w:val="24"/>
+          </w:rPr>
+          <w:t>fullscreen</w:t>
+        </w:r>
+        <w:proofErr w:type="spellEnd"/>
       </w:hyperlink>
       <w:r>
         <w:rPr>
@@ -6047,56 +6338,56 @@
         <v:path o:extrusionok="f" gradientshapeok="t" o:connecttype="rect"/>
         <o:lock v:ext="edit" aspectratio="t"/>
       </v:shapetype>
-      <v:shape id="_x0000_i1098" type="#_x0000_t75" style="width:11.4pt;height:11.4pt" o:bullet="t">
+      <v:shape id="_x0000_i1434" type="#_x0000_t75" style="width:11.4pt;height:11.4pt" o:bullet="t">
         <v:imagedata r:id="rId1" o:title="BD14578_"/>
       </v:shape>
     </w:pict>
   </w:numPicBullet>
   <w:numPicBullet w:numPicBulletId="1">
     <w:pict>
-      <v:shape id="_x0000_i1099" type="#_x0000_t75" style="width:11.4pt;height:11.4pt" o:bullet="t">
+      <v:shape id="_x0000_i1435" type="#_x0000_t75" style="width:11.4pt;height:11.4pt" o:bullet="t">
         <v:imagedata r:id="rId2" o:title="BD21375_"/>
       </v:shape>
     </w:pict>
   </w:numPicBullet>
   <w:numPicBullet w:numPicBulletId="2">
     <w:pict>
-      <v:shape id="_x0000_i1100" type="#_x0000_t75" style="width:10.8pt;height:10.8pt" o:bullet="t">
+      <v:shape id="_x0000_i1436" type="#_x0000_t75" style="width:10.8pt;height:10.8pt" o:bullet="t">
         <v:imagedata r:id="rId3" o:title="BD21297_"/>
       </v:shape>
     </w:pict>
   </w:numPicBullet>
   <w:numPicBullet w:numPicBulletId="3">
     <w:pict>
-      <v:shape id="_x0000_i1101" type="#_x0000_t75" style="width:11.4pt;height:11.4pt" o:bullet="t">
+      <v:shape id="_x0000_i1437" type="#_x0000_t75" style="width:11.4pt;height:11.4pt" o:bullet="t">
         <v:imagedata r:id="rId4" o:title="BD14753_"/>
       </v:shape>
     </w:pict>
   </w:numPicBullet>
   <w:numPicBullet w:numPicBulletId="4">
     <w:pict>
-      <v:shape id="_x0000_i1102" type="#_x0000_t75" style="width:10.8pt;height:10.8pt" o:bullet="t">
+      <v:shape id="_x0000_i1438" type="#_x0000_t75" style="width:10.8pt;height:10.8pt" o:bullet="t">
         <v:imagedata r:id="rId5" o:title="BD21504_"/>
       </v:shape>
     </w:pict>
   </w:numPicBullet>
   <w:numPicBullet w:numPicBulletId="5">
     <w:pict>
-      <v:shape id="_x0000_i1103" type="#_x0000_t75" style="width:11.4pt;height:8.4pt" o:bullet="t">
+      <v:shape id="_x0000_i1439" type="#_x0000_t75" style="width:11.4pt;height:8.4pt" o:bullet="t">
         <v:imagedata r:id="rId6" o:title="BD21299_"/>
       </v:shape>
     </w:pict>
   </w:numPicBullet>
   <w:numPicBullet w:numPicBulletId="6">
     <w:pict>
-      <v:shape id="_x0000_i1104" type="#_x0000_t75" style="width:33.6pt;height:27pt" o:bullet="t">
+      <v:shape id="_x0000_i1440" type="#_x0000_t75" style="width:33.6pt;height:27pt" o:bullet="t">
         <v:imagedata r:id="rId7" o:title="Capture"/>
       </v:shape>
     </w:pict>
   </w:numPicBullet>
   <w:numPicBullet w:numPicBulletId="7">
     <w:pict>
-      <v:shape id="_x0000_i1105" type="#_x0000_t75" style="width:15pt;height:15pt" o:bullet="t">
+      <v:shape id="_x0000_i1441" type="#_x0000_t75" style="width:15pt;height:15pt" o:bullet="t">
         <v:imagedata r:id="rId8" o:title="Capture"/>
       </v:shape>
     </w:pict>
@@ -12410,15 +12701,6 @@
 </file>
 
 <file path=customXml/item1.xml><?xml version="1.0" encoding="utf-8"?>
-<?mso-contentType ?>
-<FormTemplates xmlns="http://schemas.microsoft.com/sharepoint/v3/contenttype/forms">
-  <Display>DocumentLibraryForm</Display>
-  <Edit>AssetEditForm</Edit>
-  <New>DocumentLibraryForm</New>
-</FormTemplates>
-</file>
-
-<file path=customXml/item2.xml><?xml version="1.0" encoding="utf-8"?>
 <MonsterProperties xmlns:xsi="http://www.w3.org/2001/XMLSchema-instance" xmlns:xsd="http://www.w3.org/2001/XMLSchema" xmlns="http://schemas.monster.com/Monster/Seeker/WordResumeTemplates">
   <AtlasTagging>
     <ResumeUploadSuccessTag>monmon_EZSubmitFinalUpload_1</ResumeUploadSuccessTag>
@@ -12431,19 +12713,20 @@
 </MonsterProperties>
 </file>
 
+<file path=customXml/item2.xml><?xml version="1.0" encoding="utf-8"?>
+<?mso-contentType ?>
+<FormTemplates xmlns="http://schemas.microsoft.com/sharepoint/v3/contenttype/forms">
+  <Display>DocumentLibraryForm</Display>
+  <Edit>AssetEditForm</Edit>
+  <New>DocumentLibraryForm</New>
+</FormTemplates>
+</file>
+
 <file path=customXml/item3.xml><?xml version="1.0" encoding="utf-8"?>
 <b:Sources xmlns:b="http://schemas.openxmlformats.org/officeDocument/2006/bibliography" xmlns="http://schemas.openxmlformats.org/officeDocument/2006/bibliography" SelectedStyle="\APA.XSL" StyleName="APA"/>
 </file>
 
 <file path=customXml/itemProps1.xml><?xml version="1.0" encoding="utf-8"?>
-<ds:datastoreItem xmlns:ds="http://schemas.openxmlformats.org/officeDocument/2006/customXml" ds:itemID="{5DEE6487-3BB8-4831-A84A-EA72C011E7B1}">
-  <ds:schemaRefs>
-    <ds:schemaRef ds:uri="http://schemas.microsoft.com/sharepoint/v3/contenttype/forms"/>
-  </ds:schemaRefs>
-</ds:datastoreItem>
-</file>
-
-<file path=customXml/itemProps2.xml><?xml version="1.0" encoding="utf-8"?>
 <ds:datastoreItem xmlns:ds="http://schemas.openxmlformats.org/officeDocument/2006/customXml" ds:itemID="{6413E27A-9F10-4D79-BB65-07392FAEAA39}">
   <ds:schemaRefs>
     <ds:schemaRef ds:uri="http://www.w3.org/2001/XMLSchema"/>
@@ -12452,8 +12735,16 @@
 </ds:datastoreItem>
 </file>
 
+<file path=customXml/itemProps2.xml><?xml version="1.0" encoding="utf-8"?>
+<ds:datastoreItem xmlns:ds="http://schemas.openxmlformats.org/officeDocument/2006/customXml" ds:itemID="{5DEE6487-3BB8-4831-A84A-EA72C011E7B1}">
+  <ds:schemaRefs>
+    <ds:schemaRef ds:uri="http://schemas.microsoft.com/sharepoint/v3/contenttype/forms"/>
+  </ds:schemaRefs>
+</ds:datastoreItem>
+</file>
+
 <file path=customXml/itemProps3.xml><?xml version="1.0" encoding="utf-8"?>
-<ds:datastoreItem xmlns:ds="http://schemas.openxmlformats.org/officeDocument/2006/customXml" ds:itemID="{A34255A5-1BED-4D8F-BE7F-BE842FB824CE}">
+<ds:datastoreItem xmlns:ds="http://schemas.openxmlformats.org/officeDocument/2006/customXml" ds:itemID="{381F72B7-0DD4-453F-B2BB-2C5B37423A0F}">
   <ds:schemaRefs>
     <ds:schemaRef ds:uri="http://schemas.openxmlformats.org/officeDocument/2006/bibliography"/>
   </ds:schemaRefs>
